--- a/Bao_cao_Assignment1_FER202_LaptopStore_Group6_v2.docx
+++ b/Bao_cao_Assignment1_FER202_LaptopStore_Group6_v2.docx
@@ -4546,24 +4546,238 @@
       <w:pPr>
         <w:pStyle w:val="ListParagraph"/>
         <w:spacing w:line="276" w:lineRule="auto"/>
-      </w:pPr>
-      <w:r>
         <w:rPr>
           <w:sz w:val="24"/>
         </w:rPr>
+      </w:pPr>
+      <w:r>
+        <w:rPr>
+          <w:sz w:val="24"/>
+        </w:rPr>
         <w:t>[x] Không commit db.json đã bị json-server ghi đè khi test</w:t>
       </w:r>
     </w:p>
     <w:p>
       <w:pPr>
+        <w:pStyle w:val="ListParagraph"/>
+        <w:spacing w:line="276" w:lineRule="auto"/>
+        <w:rPr>
+          <w:sz w:val="24"/>
+        </w:rPr>
+      </w:pPr>
+    </w:p>
+    <w:p>
+      <w:pPr>
+        <w:pStyle w:val="ListParagraph"/>
+        <w:spacing w:line="276" w:lineRule="auto"/>
+      </w:pPr>
+      <w:r>
+        <w:lastRenderedPageBreak/>
+        <w:drawing>
+          <wp:inline distT="0" distB="0" distL="0" distR="0" wp14:anchorId="166C8348" wp14:editId="38C82AB1">
+            <wp:extent cx="5943600" cy="6165850"/>
+            <wp:effectExtent l="0" t="0" r="0" b="6350"/>
+            <wp:docPr id="10" name="Picture 10"/>
+            <wp:cNvGraphicFramePr>
+              <a:graphicFrameLocks xmlns:a="http://schemas.openxmlformats.org/drawingml/2006/main" noChangeAspect="1"/>
+            </wp:cNvGraphicFramePr>
+            <a:graphic xmlns:a="http://schemas.openxmlformats.org/drawingml/2006/main">
+              <a:graphicData uri="http://schemas.openxmlformats.org/drawingml/2006/picture">
+                <pic:pic xmlns:pic="http://schemas.openxmlformats.org/drawingml/2006/picture">
+                  <pic:nvPicPr>
+                    <pic:cNvPr id="1" name=""/>
+                    <pic:cNvPicPr/>
+                  </pic:nvPicPr>
+                  <pic:blipFill>
+                    <a:blip r:embed="rId15"/>
+                    <a:stretch>
+                      <a:fillRect/>
+                    </a:stretch>
+                  </pic:blipFill>
+                  <pic:spPr>
+                    <a:xfrm>
+                      <a:off x="0" y="0"/>
+                      <a:ext cx="5943600" cy="6165850"/>
+                    </a:xfrm>
+                    <a:prstGeom prst="rect">
+                      <a:avLst/>
+                    </a:prstGeom>
+                  </pic:spPr>
+                </pic:pic>
+              </a:graphicData>
+            </a:graphic>
+          </wp:inline>
+        </w:drawing>
+      </w:r>
+      <w:r>
+        <w:lastRenderedPageBreak/>
+        <w:drawing>
+          <wp:inline distT="0" distB="0" distL="0" distR="0" wp14:anchorId="6136661A" wp14:editId="5DB31342">
+            <wp:extent cx="5943600" cy="6142990"/>
+            <wp:effectExtent l="0" t="0" r="0" b="0"/>
+            <wp:docPr id="5" name="Picture 5"/>
+            <wp:cNvGraphicFramePr>
+              <a:graphicFrameLocks xmlns:a="http://schemas.openxmlformats.org/drawingml/2006/main" noChangeAspect="1"/>
+            </wp:cNvGraphicFramePr>
+            <a:graphic xmlns:a="http://schemas.openxmlformats.org/drawingml/2006/main">
+              <a:graphicData uri="http://schemas.openxmlformats.org/drawingml/2006/picture">
+                <pic:pic xmlns:pic="http://schemas.openxmlformats.org/drawingml/2006/picture">
+                  <pic:nvPicPr>
+                    <pic:cNvPr id="1" name=""/>
+                    <pic:cNvPicPr/>
+                  </pic:nvPicPr>
+                  <pic:blipFill>
+                    <a:blip r:embed="rId16"/>
+                    <a:stretch>
+                      <a:fillRect/>
+                    </a:stretch>
+                  </pic:blipFill>
+                  <pic:spPr>
+                    <a:xfrm>
+                      <a:off x="0" y="0"/>
+                      <a:ext cx="5943600" cy="6142990"/>
+                    </a:xfrm>
+                    <a:prstGeom prst="rect">
+                      <a:avLst/>
+                    </a:prstGeom>
+                  </pic:spPr>
+                </pic:pic>
+              </a:graphicData>
+            </a:graphic>
+          </wp:inline>
+        </w:drawing>
+      </w:r>
+    </w:p>
+    <w:p>
+      <w:pPr>
         <w:spacing w:before="0" w:after="120" w:line="276" w:lineRule="auto"/>
-      </w:pPr>
-      <w:r>
         <w:rPr>
           <w:i/>
           <w:sz w:val="22"/>
         </w:rPr>
-        <w:t>[Chèn ảnh: đoạn db.json (users/brands/laptops) + kết quả reset-db]</w:t>
+      </w:pPr>
+      <w:r>
+        <w:rPr>
+          <w:i/>
+          <w:sz w:val="22"/>
+        </w:rPr>
+        <w:lastRenderedPageBreak/>
+        <w:drawing>
+          <wp:inline distT="0" distB="0" distL="0" distR="0" wp14:anchorId="65405CF8" wp14:editId="744CC2A3">
+            <wp:extent cx="5943600" cy="5410200"/>
+            <wp:effectExtent l="0" t="0" r="0" b="0"/>
+            <wp:docPr id="9" name="Picture 9"/>
+            <wp:cNvGraphicFramePr>
+              <a:graphicFrameLocks xmlns:a="http://schemas.openxmlformats.org/drawingml/2006/main" noChangeAspect="1"/>
+            </wp:cNvGraphicFramePr>
+            <a:graphic xmlns:a="http://schemas.openxmlformats.org/drawingml/2006/main">
+              <a:graphicData uri="http://schemas.openxmlformats.org/drawingml/2006/picture">
+                <pic:pic xmlns:pic="http://schemas.openxmlformats.org/drawingml/2006/picture">
+                  <pic:nvPicPr>
+                    <pic:cNvPr id="1" name=""/>
+                    <pic:cNvPicPr/>
+                  </pic:nvPicPr>
+                  <pic:blipFill>
+                    <a:blip r:embed="rId17"/>
+                    <a:stretch>
+                      <a:fillRect/>
+                    </a:stretch>
+                  </pic:blipFill>
+                  <pic:spPr>
+                    <a:xfrm>
+                      <a:off x="0" y="0"/>
+                      <a:ext cx="5943600" cy="5410200"/>
+                    </a:xfrm>
+                    <a:prstGeom prst="rect">
+                      <a:avLst/>
+                    </a:prstGeom>
+                  </pic:spPr>
+                </pic:pic>
+              </a:graphicData>
+            </a:graphic>
+          </wp:inline>
+        </w:drawing>
+      </w:r>
+    </w:p>
+    <w:p>
+      <w:pPr>
+        <w:spacing w:before="0" w:after="120" w:line="276" w:lineRule="auto"/>
+        <w:jc w:val="center"/>
+        <w:rPr>
+          <w:i/>
+          <w:sz w:val="22"/>
+        </w:rPr>
+      </w:pPr>
+      <w:r>
+        <w:rPr>
+          <w:i/>
+          <w:sz w:val="22"/>
+        </w:rPr>
+        <w:t>db.json (users/brands/laptops)</w:t>
+      </w:r>
+    </w:p>
+    <w:p>
+      <w:pPr>
+        <w:spacing w:before="0" w:after="120" w:line="276" w:lineRule="auto"/>
+        <w:rPr>
+          <w:i/>
+          <w:sz w:val="22"/>
+        </w:rPr>
+      </w:pPr>
+      <w:r>
+        <w:rPr>
+          <w:i/>
+          <w:sz w:val="22"/>
+        </w:rPr>
+        <w:lastRenderedPageBreak/>
+        <w:drawing>
+          <wp:inline distT="0" distB="0" distL="0" distR="0" wp14:anchorId="7C643ABF" wp14:editId="2244BF82">
+            <wp:extent cx="5943600" cy="2841625"/>
+            <wp:effectExtent l="0" t="0" r="0" b="0"/>
+            <wp:docPr id="11" name="Picture 11"/>
+            <wp:cNvGraphicFramePr>
+              <a:graphicFrameLocks xmlns:a="http://schemas.openxmlformats.org/drawingml/2006/main" noChangeAspect="1"/>
+            </wp:cNvGraphicFramePr>
+            <a:graphic xmlns:a="http://schemas.openxmlformats.org/drawingml/2006/main">
+              <a:graphicData uri="http://schemas.openxmlformats.org/drawingml/2006/picture">
+                <pic:pic xmlns:pic="http://schemas.openxmlformats.org/drawingml/2006/picture">
+                  <pic:nvPicPr>
+                    <pic:cNvPr id="1" name=""/>
+                    <pic:cNvPicPr/>
+                  </pic:nvPicPr>
+                  <pic:blipFill>
+                    <a:blip r:embed="rId18"/>
+                    <a:stretch>
+                      <a:fillRect/>
+                    </a:stretch>
+                  </pic:blipFill>
+                  <pic:spPr>
+                    <a:xfrm>
+                      <a:off x="0" y="0"/>
+                      <a:ext cx="5943600" cy="2841625"/>
+                    </a:xfrm>
+                    <a:prstGeom prst="rect">
+                      <a:avLst/>
+                    </a:prstGeom>
+                  </pic:spPr>
+                </pic:pic>
+              </a:graphicData>
+            </a:graphic>
+          </wp:inline>
+        </w:drawing>
+      </w:r>
+    </w:p>
+    <w:p>
+      <w:pPr>
+        <w:spacing w:before="0" w:after="120" w:line="276" w:lineRule="auto"/>
+        <w:jc w:val="center"/>
+      </w:pPr>
+      <w:r>
+        <w:rPr>
+          <w:i/>
+          <w:sz w:val="22"/>
+        </w:rPr>
+        <w:t>kết quả reset-db</w:t>
       </w:r>
     </w:p>
     <w:p>
@@ -4731,11 +4945,14 @@
     <w:p>
       <w:pPr>
         <w:spacing w:before="0" w:after="120" w:line="276" w:lineRule="auto"/>
-      </w:pPr>
-      <w:r>
         <w:rPr>
           <w:sz w:val="24"/>
         </w:rPr>
+      </w:pPr>
+      <w:r>
+        <w:rPr>
+          <w:sz w:val="24"/>
+        </w:rPr>
         <w:t>Checklist: [x] json-server trả JSON đúng; có header X-Total-Count khi phân trang (dùng cho UI).</w:t>
       </w:r>
     </w:p>
@@ -4744,11 +4961,119 @@
         <w:spacing w:before="0" w:after="120" w:line="276" w:lineRule="auto"/>
       </w:pPr>
       <w:r>
-        <w:rPr>
-          <w:i/>
-          <w:sz w:val="22"/>
-        </w:rPr>
-        <w:t>[Chèn ảnh: Postman / trình duyệt với vài query trên]</w:t>
+        <w:lastRenderedPageBreak/>
+        <w:drawing>
+          <wp:inline distT="0" distB="0" distL="0" distR="0" wp14:anchorId="33BE376B" wp14:editId="573966F9">
+            <wp:extent cx="5943600" cy="3075305"/>
+            <wp:effectExtent l="0" t="0" r="0" b="0"/>
+            <wp:docPr id="12" name="Picture 12"/>
+            <wp:cNvGraphicFramePr>
+              <a:graphicFrameLocks xmlns:a="http://schemas.openxmlformats.org/drawingml/2006/main" noChangeAspect="1"/>
+            </wp:cNvGraphicFramePr>
+            <a:graphic xmlns:a="http://schemas.openxmlformats.org/drawingml/2006/main">
+              <a:graphicData uri="http://schemas.openxmlformats.org/drawingml/2006/picture">
+                <pic:pic xmlns:pic="http://schemas.openxmlformats.org/drawingml/2006/picture">
+                  <pic:nvPicPr>
+                    <pic:cNvPr id="1" name=""/>
+                    <pic:cNvPicPr/>
+                  </pic:nvPicPr>
+                  <pic:blipFill>
+                    <a:blip r:embed="rId19"/>
+                    <a:stretch>
+                      <a:fillRect/>
+                    </a:stretch>
+                  </pic:blipFill>
+                  <pic:spPr>
+                    <a:xfrm>
+                      <a:off x="0" y="0"/>
+                      <a:ext cx="5943600" cy="3075305"/>
+                    </a:xfrm>
+                    <a:prstGeom prst="rect">
+                      <a:avLst/>
+                    </a:prstGeom>
+                  </pic:spPr>
+                </pic:pic>
+              </a:graphicData>
+            </a:graphic>
+          </wp:inline>
+        </w:drawing>
+      </w:r>
+    </w:p>
+    <w:p>
+      <w:pPr>
+        <w:spacing w:before="0" w:after="120" w:line="276" w:lineRule="auto"/>
+        <w:jc w:val="center"/>
+        <w:rPr>
+          <w:sz w:val="18"/>
+          <w:szCs w:val="18"/>
+        </w:rPr>
+      </w:pPr>
+      <w:r>
+        <w:rPr>
+          <w:sz w:val="18"/>
+          <w:szCs w:val="18"/>
+        </w:rPr>
+        <w:t>Hình 2.4.1 – GET /laptops phân trang _page=1&amp;_limit=8</w:t>
+      </w:r>
+    </w:p>
+    <w:p>
+      <w:pPr>
+        <w:spacing w:before="0" w:after="120" w:line="276" w:lineRule="auto"/>
+      </w:pPr>
+      <w:r>
+        <w:drawing>
+          <wp:inline distT="0" distB="0" distL="0" distR="0" wp14:anchorId="34749FB2" wp14:editId="08AAEFD8">
+            <wp:extent cx="5943600" cy="4667885"/>
+            <wp:effectExtent l="0" t="0" r="0" b="0"/>
+            <wp:docPr id="13" name="Picture 13"/>
+            <wp:cNvGraphicFramePr>
+              <a:graphicFrameLocks xmlns:a="http://schemas.openxmlformats.org/drawingml/2006/main" noChangeAspect="1"/>
+            </wp:cNvGraphicFramePr>
+            <a:graphic xmlns:a="http://schemas.openxmlformats.org/drawingml/2006/main">
+              <a:graphicData uri="http://schemas.openxmlformats.org/drawingml/2006/picture">
+                <pic:pic xmlns:pic="http://schemas.openxmlformats.org/drawingml/2006/picture">
+                  <pic:nvPicPr>
+                    <pic:cNvPr id="1" name=""/>
+                    <pic:cNvPicPr/>
+                  </pic:nvPicPr>
+                  <pic:blipFill>
+                    <a:blip r:embed="rId20"/>
+                    <a:stretch>
+                      <a:fillRect/>
+                    </a:stretch>
+                  </pic:blipFill>
+                  <pic:spPr>
+                    <a:xfrm>
+                      <a:off x="0" y="0"/>
+                      <a:ext cx="5943600" cy="4667885"/>
+                    </a:xfrm>
+                    <a:prstGeom prst="rect">
+                      <a:avLst/>
+                    </a:prstGeom>
+                  </pic:spPr>
+                </pic:pic>
+              </a:graphicData>
+            </a:graphic>
+          </wp:inline>
+        </w:drawing>
+      </w:r>
+    </w:p>
+    <w:p>
+      <w:pPr>
+        <w:spacing w:before="0" w:after="120" w:line="276" w:lineRule="auto"/>
+        <w:jc w:val="center"/>
+        <w:rPr>
+          <w:sz w:val="16"/>
+          <w:szCs w:val="16"/>
+        </w:rPr>
+      </w:pPr>
+      <w:r>
+        <w:rPr>
+          <w:sz w:val="16"/>
+          <w:szCs w:val="16"/>
+        </w:rPr>
+        <w:lastRenderedPageBreak/>
+        <w:t>Hình 2.4.2 – Response header X-Total-Count khi phân trang</w:t>
       </w:r>
     </w:p>
     <w:p>
@@ -4828,12 +5153,230 @@
     <w:p>
       <w:pPr>
         <w:spacing w:before="0" w:after="120" w:line="276" w:lineRule="auto"/>
-      </w:pPr>
-      <w:r>
         <w:rPr>
           <w:sz w:val="24"/>
         </w:rPr>
+      </w:pPr>
+      <w:r>
+        <w:rPr>
+          <w:sz w:val="24"/>
+        </w:rPr>
         <w:t>Checklist: [x] formatPrice/formatDate; [x] giá bán &amp; % giảm đúng quy tắc BR-03.</w:t>
+      </w:r>
+    </w:p>
+    <w:p>
+      <w:pPr>
+        <w:spacing w:before="0" w:after="120" w:line="276" w:lineRule="auto"/>
+      </w:pPr>
+      <w:r>
+        <w:rPr>
+          <w:noProof/>
+          <w14:ligatures w14:val="standardContextual"/>
+        </w:rPr>
+        <w:lastRenderedPageBreak/>
+        <w:drawing>
+          <wp:inline distT="0" distB="0" distL="0" distR="0" wp14:anchorId="6CC7E5BC" wp14:editId="645DF47E">
+            <wp:extent cx="5943600" cy="1877695"/>
+            <wp:effectExtent l="0" t="0" r="0" b="8255"/>
+            <wp:docPr id="14" name="Picture 14"/>
+            <wp:cNvGraphicFramePr>
+              <a:graphicFrameLocks xmlns:a="http://schemas.openxmlformats.org/drawingml/2006/main" noChangeAspect="1"/>
+            </wp:cNvGraphicFramePr>
+            <a:graphic xmlns:a="http://schemas.openxmlformats.org/drawingml/2006/main">
+              <a:graphicData uri="http://schemas.openxmlformats.org/drawingml/2006/picture">
+                <pic:pic xmlns:pic="http://schemas.openxmlformats.org/drawingml/2006/picture">
+                  <pic:nvPicPr>
+                    <pic:cNvPr id="1" name=""/>
+                    <pic:cNvPicPr/>
+                  </pic:nvPicPr>
+                  <pic:blipFill>
+                    <a:blip r:embed="rId21"/>
+                    <a:stretch>
+                      <a:fillRect/>
+                    </a:stretch>
+                  </pic:blipFill>
+                  <pic:spPr>
+                    <a:xfrm>
+                      <a:off x="0" y="0"/>
+                      <a:ext cx="5943600" cy="1877695"/>
+                    </a:xfrm>
+                    <a:prstGeom prst="rect">
+                      <a:avLst/>
+                    </a:prstGeom>
+                  </pic:spPr>
+                </pic:pic>
+              </a:graphicData>
+            </a:graphic>
+          </wp:inline>
+        </w:drawing>
+      </w:r>
+      <w:r>
+        <w:rPr>
+          <w:noProof/>
+          <w14:ligatures w14:val="standardContextual"/>
+        </w:rPr>
+        <w:drawing>
+          <wp:inline distT="0" distB="0" distL="0" distR="0" wp14:anchorId="50418DE0" wp14:editId="6726758E">
+            <wp:extent cx="5943600" cy="2835275"/>
+            <wp:effectExtent l="0" t="0" r="0" b="3175"/>
+            <wp:docPr id="15" name="Picture 15"/>
+            <wp:cNvGraphicFramePr>
+              <a:graphicFrameLocks xmlns:a="http://schemas.openxmlformats.org/drawingml/2006/main" noChangeAspect="1"/>
+            </wp:cNvGraphicFramePr>
+            <a:graphic xmlns:a="http://schemas.openxmlformats.org/drawingml/2006/main">
+              <a:graphicData uri="http://schemas.openxmlformats.org/drawingml/2006/picture">
+                <pic:pic xmlns:pic="http://schemas.openxmlformats.org/drawingml/2006/picture">
+                  <pic:nvPicPr>
+                    <pic:cNvPr id="1" name=""/>
+                    <pic:cNvPicPr/>
+                  </pic:nvPicPr>
+                  <pic:blipFill>
+                    <a:blip r:embed="rId22"/>
+                    <a:stretch>
+                      <a:fillRect/>
+                    </a:stretch>
+                  </pic:blipFill>
+                  <pic:spPr>
+                    <a:xfrm>
+                      <a:off x="0" y="0"/>
+                      <a:ext cx="5943600" cy="2835275"/>
+                    </a:xfrm>
+                    <a:prstGeom prst="rect">
+                      <a:avLst/>
+                    </a:prstGeom>
+                  </pic:spPr>
+                </pic:pic>
+              </a:graphicData>
+            </a:graphic>
+          </wp:inline>
+        </w:drawing>
+      </w:r>
+      <w:r>
+        <w:rPr>
+          <w:noProof/>
+          <w14:ligatures w14:val="standardContextual"/>
+        </w:rPr>
+        <w:lastRenderedPageBreak/>
+        <w:drawing>
+          <wp:inline distT="0" distB="0" distL="0" distR="0" wp14:anchorId="741E4A0B" wp14:editId="2DF98B16">
+            <wp:extent cx="5943600" cy="3898265"/>
+            <wp:effectExtent l="0" t="0" r="0" b="6985"/>
+            <wp:docPr id="16" name="Picture 16"/>
+            <wp:cNvGraphicFramePr>
+              <a:graphicFrameLocks xmlns:a="http://schemas.openxmlformats.org/drawingml/2006/main" noChangeAspect="1"/>
+            </wp:cNvGraphicFramePr>
+            <a:graphic xmlns:a="http://schemas.openxmlformats.org/drawingml/2006/main">
+              <a:graphicData uri="http://schemas.openxmlformats.org/drawingml/2006/picture">
+                <pic:pic xmlns:pic="http://schemas.openxmlformats.org/drawingml/2006/picture">
+                  <pic:nvPicPr>
+                    <pic:cNvPr id="1" name=""/>
+                    <pic:cNvPicPr/>
+                  </pic:nvPicPr>
+                  <pic:blipFill>
+                    <a:blip r:embed="rId23"/>
+                    <a:stretch>
+                      <a:fillRect/>
+                    </a:stretch>
+                  </pic:blipFill>
+                  <pic:spPr>
+                    <a:xfrm>
+                      <a:off x="0" y="0"/>
+                      <a:ext cx="5943600" cy="3898265"/>
+                    </a:xfrm>
+                    <a:prstGeom prst="rect">
+                      <a:avLst/>
+                    </a:prstGeom>
+                  </pic:spPr>
+                </pic:pic>
+              </a:graphicData>
+            </a:graphic>
+          </wp:inline>
+        </w:drawing>
+      </w:r>
+    </w:p>
+    <w:p>
+      <w:pPr>
+        <w:spacing w:before="0" w:after="120" w:line="276" w:lineRule="auto"/>
+        <w:jc w:val="center"/>
+        <w:rPr>
+          <w:sz w:val="16"/>
+          <w:szCs w:val="16"/>
+        </w:rPr>
+      </w:pPr>
+      <w:r>
+        <w:rPr>
+          <w:sz w:val="16"/>
+          <w:szCs w:val="16"/>
+        </w:rPr>
+        <w:t>Hình 2.5.1 – src/utils/format.js (formatPrice, formatDate, giá bán &amp; % giảm)</w:t>
+      </w:r>
+    </w:p>
+    <w:p>
+      <w:pPr>
+        <w:spacing w:before="0" w:after="120" w:line="276" w:lineRule="auto"/>
+        <w:rPr>
+          <w:sz w:val="16"/>
+          <w:szCs w:val="16"/>
+        </w:rPr>
+      </w:pPr>
+      <w:r>
+        <w:rPr>
+          <w:sz w:val="16"/>
+          <w:szCs w:val="16"/>
+        </w:rPr>
+        <w:lastRenderedPageBreak/>
+        <w:drawing>
+          <wp:inline distT="0" distB="0" distL="0" distR="0" wp14:anchorId="4C07D41B" wp14:editId="36DB78AC">
+            <wp:extent cx="5943600" cy="4454525"/>
+            <wp:effectExtent l="0" t="0" r="0" b="3175"/>
+            <wp:docPr id="17" name="Picture 17"/>
+            <wp:cNvGraphicFramePr>
+              <a:graphicFrameLocks xmlns:a="http://schemas.openxmlformats.org/drawingml/2006/main" noChangeAspect="1"/>
+            </wp:cNvGraphicFramePr>
+            <a:graphic xmlns:a="http://schemas.openxmlformats.org/drawingml/2006/main">
+              <a:graphicData uri="http://schemas.openxmlformats.org/drawingml/2006/picture">
+                <pic:pic xmlns:pic="http://schemas.openxmlformats.org/drawingml/2006/picture">
+                  <pic:nvPicPr>
+                    <pic:cNvPr id="1" name=""/>
+                    <pic:cNvPicPr/>
+                  </pic:nvPicPr>
+                  <pic:blipFill>
+                    <a:blip r:embed="rId24"/>
+                    <a:stretch>
+                      <a:fillRect/>
+                    </a:stretch>
+                  </pic:blipFill>
+                  <pic:spPr>
+                    <a:xfrm>
+                      <a:off x="0" y="0"/>
+                      <a:ext cx="5943600" cy="4454525"/>
+                    </a:xfrm>
+                    <a:prstGeom prst="rect">
+                      <a:avLst/>
+                    </a:prstGeom>
+                  </pic:spPr>
+                </pic:pic>
+              </a:graphicData>
+            </a:graphic>
+          </wp:inline>
+        </w:drawing>
+      </w:r>
+    </w:p>
+    <w:p>
+      <w:pPr>
+        <w:spacing w:before="0" w:after="120" w:line="276" w:lineRule="auto"/>
+        <w:jc w:val="center"/>
+        <w:rPr>
+          <w:sz w:val="16"/>
+          <w:szCs w:val="16"/>
+        </w:rPr>
+      </w:pPr>
+      <w:r>
+        <w:rPr>
+          <w:sz w:val="16"/>
+          <w:szCs w:val="16"/>
+        </w:rPr>
+        <w:t>Hình 2.5.2 – Hiển thị giá bán theo BR-03 (có/không salePrice)</w:t>
       </w:r>
     </w:p>
     <w:p>
@@ -4902,7 +5445,6 @@
           <w:i/>
           <w:sz w:val="22"/>
         </w:rPr>
-        <w:lastRenderedPageBreak/>
         <w:t>[Chèn ảnh: đoạn code axiosClient.js / Network tab]</w:t>
       </w:r>
     </w:p>
@@ -4993,6 +5535,7 @@
         <w:rPr>
           <w:sz w:val="24"/>
         </w:rPr>
+        <w:lastRenderedPageBreak/>
         <w:t>authApi lấy user theo email/password; AuthContext lưu user + fake token (localStorage); LoginPage validate form; phân role admin/customer.</w:t>
       </w:r>
     </w:p>
@@ -5429,7 +5972,6 @@
         <w:rPr>
           <w:sz w:val="24"/>
         </w:rPr>
-        <w:lastRenderedPageBreak/>
         <w:t>Commit: feat(ui): add toast context with auto hide; feat(ui): add reusable confirm modal.</w:t>
       </w:r>
     </w:p>
@@ -5528,6 +6070,7 @@
           <w:i/>
           <w:sz w:val="22"/>
         </w:rPr>
+        <w:lastRenderedPageBreak/>
         <w:t>[Chèn ảnh: Navbar + lưới laptop + bộ lọc (desktop &amp; mobile 375px)]</w:t>
       </w:r>
     </w:p>
@@ -5959,7 +6502,6 @@
           <w:i/>
           <w:sz w:val="22"/>
         </w:rPr>
-        <w:lastRenderedPageBreak/>
         <w:t>[Chèn ảnh: thêm giỏ / cập nhật / xoá]</w:t>
       </w:r>
     </w:p>
@@ -6044,6 +6586,7 @@
         <w:rPr>
           <w:sz w:val="24"/>
         </w:rPr>
+        <w:lastRenderedPageBreak/>
         <w:t>Checkout tạo order thật; khách xem/huỷ đơn; admin cập nhật trạng thái đơn.</w:t>
       </w:r>
     </w:p>
@@ -6569,7 +7112,6 @@
         <w:rPr>
           <w:sz w:val="24"/>
         </w:rPr>
-        <w:lastRenderedPageBreak/>
         <w:t>Đăng nhập admin / customer; phân quyền đúng</w:t>
       </w:r>
     </w:p>
@@ -6665,6 +7207,7 @@
           <w:i/>
           <w:sz w:val="22"/>
         </w:rPr>
+        <w:lastRenderedPageBreak/>
         <w:t>[Chèn ảnh: vài bước test UI + link video]</w:t>
       </w:r>
     </w:p>
@@ -6908,13 +7451,12 @@
           <w:b/>
           <w:sz w:val="24"/>
         </w:rPr>
-        <w:lastRenderedPageBreak/>
         <w:t>— Hết báo cáo —</w:t>
       </w:r>
     </w:p>
     <w:sectPr>
-      <w:headerReference w:type="default" r:id="rId15"/>
-      <w:footerReference w:type="default" r:id="rId16"/>
+      <w:headerReference w:type="default" r:id="rId25"/>
+      <w:footerReference w:type="default" r:id="rId26"/>
       <w:pgSz w:w="12240" w:h="15840"/>
       <w:pgMar w:top="1440" w:right="1440" w:bottom="1440" w:left="1440" w:header="720" w:footer="720" w:gutter="0"/>
       <w:cols w:space="720"/>

--- a/Bao_cao_Assignment1_FER202_LaptopStore_Group6_v2.docx
+++ b/Bao_cao_Assignment1_FER202_LaptopStore_Group6_v2.docx
@@ -1,6 +1,6 @@
 
 <file path=word/document.xml><?xml version="1.0" encoding="utf-8"?>
-<w:document xmlns:wpc="http://schemas.microsoft.com/office/word/2010/wordprocessingCanvas" xmlns:mc="http://schemas.openxmlformats.org/markup-compatibility/2006" xmlns:o="urn:schemas-microsoft-com:office:office" xmlns:r="http://schemas.openxmlformats.org/officeDocument/2006/relationships" xmlns:m="http://schemas.openxmlformats.org/officeDocument/2006/math" xmlns:v="urn:schemas-microsoft-com:vml" xmlns:wp14="http://schemas.microsoft.com/office/word/2010/wordprocessingDrawing" xmlns:wp="http://schemas.openxmlformats.org/drawingml/2006/wordprocessingDrawing" xmlns:w="http://schemas.openxmlformats.org/wordprocessingml/2006/main" xmlns:w14="http://schemas.microsoft.com/office/word/2010/wordml" xmlns:w10="urn:schemas-microsoft-com:office:word" xmlns:w15="http://schemas.microsoft.com/office/word/2012/wordml" xmlns:wpg="http://schemas.microsoft.com/office/word/2010/wordprocessingGroup" xmlns:wpi="http://schemas.microsoft.com/office/word/2010/wordprocessingInk" xmlns:wne="http://schemas.microsoft.com/office/word/2006/wordml" xmlns:wps="http://schemas.microsoft.com/office/word/2010/wordprocessingShape" xmlns:wpsCustomData="http://www.wps.cn/officeDocument/2013/wpsCustomData" mc:Ignorable="w14 w15 wp14">
+<w:document xmlns:wpc="http://schemas.microsoft.com/office/word/2010/wordprocessingCanvas" xmlns:cx="http://schemas.microsoft.com/office/drawing/2014/chartex" xmlns:cx1="http://schemas.microsoft.com/office/drawing/2015/9/8/chartex" xmlns:cx2="http://schemas.microsoft.com/office/drawing/2015/10/21/chartex" xmlns:cx3="http://schemas.microsoft.com/office/drawing/2016/5/9/chartex" xmlns:cx4="http://schemas.microsoft.com/office/drawing/2016/5/10/chartex" xmlns:cx5="http://schemas.microsoft.com/office/drawing/2016/5/11/chartex" xmlns:cx6="http://schemas.microsoft.com/office/drawing/2016/5/12/chartex" xmlns:cx7="http://schemas.microsoft.com/office/drawing/2016/5/13/chartex" xmlns:cx8="http://schemas.microsoft.com/office/drawing/2016/5/14/chartex" xmlns:mc="http://schemas.openxmlformats.org/markup-compatibility/2006" xmlns:aink="http://schemas.microsoft.com/office/drawing/2016/ink" xmlns:am3d="http://schemas.microsoft.com/office/drawing/2017/model3d" xmlns:o="urn:schemas-microsoft-com:office:office" xmlns:oel="http://schemas.microsoft.com/office/2019/extlst" xmlns:r="http://schemas.openxmlformats.org/officeDocument/2006/relationships" xmlns:m="http://schemas.openxmlformats.org/officeDocument/2006/math" xmlns:v="urn:schemas-microsoft-com:vml" xmlns:wp14="http://schemas.microsoft.com/office/word/2010/wordprocessingDrawing" xmlns:wp="http://schemas.openxmlformats.org/drawingml/2006/wordprocessingDrawing" xmlns:w10="urn:schemas-microsoft-com:office:word" xmlns:w="http://schemas.openxmlformats.org/wordprocessingml/2006/main" xmlns:w14="http://schemas.microsoft.com/office/word/2010/wordml" xmlns:w15="http://schemas.microsoft.com/office/word/2012/wordml" xmlns:w16cex="http://schemas.microsoft.com/office/word/2018/wordml/cex" xmlns:w16cid="http://schemas.microsoft.com/office/word/2016/wordml/cid" xmlns:w16="http://schemas.microsoft.com/office/word/2018/wordml" xmlns:w16sdtdh="http://schemas.microsoft.com/office/word/2020/wordml/sdtdatahash" xmlns:w16se="http://schemas.microsoft.com/office/word/2015/wordml/symex" xmlns:wpg="http://schemas.microsoft.com/office/word/2010/wordprocessingGroup" xmlns:wpi="http://schemas.microsoft.com/office/word/2010/wordprocessingInk" xmlns:wne="http://schemas.microsoft.com/office/word/2006/wordml" xmlns:wps="http://schemas.microsoft.com/office/word/2010/wordprocessingShape" mc:Ignorable="w14 w15 w16se w16cid w16 w16cex w16sdtdh wp14">
   <w:body>
     <w:p>
       <w:pPr>
@@ -78,49 +78,18 @@
     </w:p>
     <w:tbl>
       <w:tblPr>
-        <w:tblStyle w:val="17"/>
+        <w:tblStyle w:val="TableGrid"/>
         <w:tblW w:w="0" w:type="auto"/>
-        <w:tblInd w:w="0" w:type="dxa"/>
-        <w:tblBorders>
-          <w:top w:val="single" w:color="auto" w:sz="4" w:space="0"/>
-          <w:left w:val="single" w:color="auto" w:sz="4" w:space="0"/>
-          <w:bottom w:val="single" w:color="auto" w:sz="4" w:space="0"/>
-          <w:right w:val="single" w:color="auto" w:sz="4" w:space="0"/>
-          <w:insideH w:val="single" w:color="auto" w:sz="4" w:space="0"/>
-          <w:insideV w:val="single" w:color="auto" w:sz="4" w:space="0"/>
-        </w:tblBorders>
-        <w:tblLayout w:type="autofit"/>
-        <w:tblCellMar>
-          <w:top w:w="0" w:type="dxa"/>
-          <w:left w:w="108" w:type="dxa"/>
-          <w:bottom w:w="0" w:type="dxa"/>
-          <w:right w:w="108" w:type="dxa"/>
-        </w:tblCellMar>
+        <w:tblLook w:val="04A0" w:firstRow="1" w:lastRow="0" w:firstColumn="1" w:lastColumn="0" w:noHBand="0" w:noVBand="1"/>
       </w:tblPr>
       <w:tblGrid>
         <w:gridCol w:w="704"/>
         <w:gridCol w:w="2204"/>
         <w:gridCol w:w="1672"/>
-        <w:gridCol w:w="1327"/>
+        <w:gridCol w:w="1123"/>
         <w:gridCol w:w="3647"/>
       </w:tblGrid>
       <w:tr>
-        <w:tblPrEx>
-          <w:tblBorders>
-            <w:top w:val="single" w:color="auto" w:sz="4" w:space="0"/>
-            <w:left w:val="single" w:color="auto" w:sz="4" w:space="0"/>
-            <w:bottom w:val="single" w:color="auto" w:sz="4" w:space="0"/>
-            <w:right w:val="single" w:color="auto" w:sz="4" w:space="0"/>
-            <w:insideH w:val="single" w:color="auto" w:sz="4" w:space="0"/>
-            <w:insideV w:val="single" w:color="auto" w:sz="4" w:space="0"/>
-          </w:tblBorders>
-          <w:tblCellMar>
-            <w:top w:w="0" w:type="dxa"/>
-            <w:left w:w="108" w:type="dxa"/>
-            <w:bottom w:w="0" w:type="dxa"/>
-            <w:right w:w="108" w:type="dxa"/>
-          </w:tblCellMar>
-        </w:tblPrEx>
         <w:tc>
           <w:tcPr>
             <w:tcW w:w="704" w:type="dxa"/>
@@ -205,22 +174,6 @@
         </w:tc>
       </w:tr>
       <w:tr>
-        <w:tblPrEx>
-          <w:tblBorders>
-            <w:top w:val="single" w:color="auto" w:sz="4" w:space="0"/>
-            <w:left w:val="single" w:color="auto" w:sz="4" w:space="0"/>
-            <w:bottom w:val="single" w:color="auto" w:sz="4" w:space="0"/>
-            <w:right w:val="single" w:color="auto" w:sz="4" w:space="0"/>
-            <w:insideH w:val="single" w:color="auto" w:sz="4" w:space="0"/>
-            <w:insideV w:val="single" w:color="auto" w:sz="4" w:space="0"/>
-          </w:tblBorders>
-          <w:tblCellMar>
-            <w:top w:w="0" w:type="dxa"/>
-            <w:left w:w="108" w:type="dxa"/>
-            <w:bottom w:w="0" w:type="dxa"/>
-            <w:right w:w="108" w:type="dxa"/>
-          </w:tblCellMar>
-        </w:tblPrEx>
         <w:tc>
           <w:tcPr>
             <w:tcW w:w="704" w:type="dxa"/>
@@ -260,8 +213,8 @@
           <w:p>
             <w:pPr>
               <w:tabs>
+                <w:tab w:val="clear" w:pos="90"/>
                 <w:tab w:val="left" w:pos="-124"/>
-                <w:tab w:val="clear" w:pos="90"/>
               </w:tabs>
               <w:ind w:firstLine="18"/>
               <w:jc w:val="left"/>
@@ -321,22 +274,6 @@
         </w:tc>
       </w:tr>
       <w:tr>
-        <w:tblPrEx>
-          <w:tblBorders>
-            <w:top w:val="single" w:color="auto" w:sz="4" w:space="0"/>
-            <w:left w:val="single" w:color="auto" w:sz="4" w:space="0"/>
-            <w:bottom w:val="single" w:color="auto" w:sz="4" w:space="0"/>
-            <w:right w:val="single" w:color="auto" w:sz="4" w:space="0"/>
-            <w:insideH w:val="single" w:color="auto" w:sz="4" w:space="0"/>
-            <w:insideV w:val="single" w:color="auto" w:sz="4" w:space="0"/>
-          </w:tblBorders>
-          <w:tblCellMar>
-            <w:top w:w="0" w:type="dxa"/>
-            <w:left w:w="108" w:type="dxa"/>
-            <w:bottom w:w="0" w:type="dxa"/>
-            <w:right w:w="108" w:type="dxa"/>
-          </w:tblCellMar>
-        </w:tblPrEx>
         <w:tc>
           <w:tcPr>
             <w:tcW w:w="704" w:type="dxa"/>
@@ -427,22 +364,6 @@
         </w:tc>
       </w:tr>
       <w:tr>
-        <w:tblPrEx>
-          <w:tblBorders>
-            <w:top w:val="single" w:color="auto" w:sz="4" w:space="0"/>
-            <w:left w:val="single" w:color="auto" w:sz="4" w:space="0"/>
-            <w:bottom w:val="single" w:color="auto" w:sz="4" w:space="0"/>
-            <w:right w:val="single" w:color="auto" w:sz="4" w:space="0"/>
-            <w:insideH w:val="single" w:color="auto" w:sz="4" w:space="0"/>
-            <w:insideV w:val="single" w:color="auto" w:sz="4" w:space="0"/>
-          </w:tblBorders>
-          <w:tblCellMar>
-            <w:top w:w="0" w:type="dxa"/>
-            <w:left w:w="108" w:type="dxa"/>
-            <w:bottom w:w="0" w:type="dxa"/>
-            <w:right w:w="108" w:type="dxa"/>
-          </w:tblCellMar>
-        </w:tblPrEx>
         <w:tc>
           <w:tcPr>
             <w:tcW w:w="704" w:type="dxa"/>
@@ -588,7 +509,7 @@
           <w:i/>
           <w:sz w:val="20"/>
         </w:rPr>
-        <w:br w:type="textWrapping"/>
+        <w:br/>
       </w:r>
     </w:p>
     <w:p>
@@ -614,7 +535,7 @@
     <w:sdt>
       <w:sdtPr>
         <w:rPr>
-          <w:rFonts w:ascii="Times New Roman" w:hAnsi="Times New Roman" w:eastAsia="Times New Roman" w:cs="Times New Roman"/>
+          <w:rFonts w:ascii="Times New Roman" w:eastAsia="Times New Roman" w:hAnsi="Times New Roman" w:cs="Times New Roman"/>
           <w:color w:val="auto"/>
           <w:sz w:val="26"/>
           <w:szCs w:val="24"/>
@@ -628,19 +549,14 @@
       </w:sdtPr>
       <w:sdtEndPr>
         <w:rPr>
-          <w:rFonts w:ascii="Times New Roman" w:hAnsi="Times New Roman" w:eastAsia="Times New Roman" w:cs="Times New Roman"/>
           <w:b/>
           <w:bCs/>
-          <w:color w:val="auto"/>
-          <w:sz w:val="26"/>
-          <w:szCs w:val="24"/>
-          <w:lang w:val="vi"/>
         </w:rPr>
       </w:sdtEndPr>
       <w:sdtContent>
         <w:p>
           <w:pPr>
-            <w:pStyle w:val="67"/>
+            <w:pStyle w:val="TOCHeading1"/>
           </w:pPr>
           <w:r>
             <w:t>Contents</w:t>
@@ -648,12 +564,12 @@
         </w:p>
         <w:p>
           <w:pPr>
-            <w:pStyle w:val="20"/>
+            <w:pStyle w:val="TOC1"/>
             <w:tabs>
               <w:tab w:val="right" w:pos="9350"/>
             </w:tabs>
             <w:rPr>
-              <w:rFonts w:asciiTheme="minorHAnsi" w:hAnsiTheme="minorHAnsi" w:eastAsiaTheme="minorEastAsia" w:cstheme="minorBidi"/>
+              <w:rFonts w:asciiTheme="minorHAnsi" w:eastAsiaTheme="minorEastAsia" w:hAnsiTheme="minorHAnsi" w:cstheme="minorBidi"/>
               <w:sz w:val="22"/>
               <w:szCs w:val="22"/>
               <w:lang w:val="en-US" w:eastAsia="ja-JP"/>
@@ -668,1856 +584,1486 @@
           <w:r>
             <w:fldChar w:fldCharType="separate"/>
           </w:r>
-          <w:r>
-            <w:fldChar w:fldCharType="begin"/>
-          </w:r>
-          <w:r>
-            <w:instrText xml:space="preserve"> HYPERLINK \l "_Toc244045493" </w:instrText>
-          </w:r>
-          <w:r>
-            <w:fldChar w:fldCharType="separate"/>
-          </w:r>
-          <w:r>
-            <w:rPr>
-              <w:rStyle w:val="15"/>
-            </w:rPr>
-            <w:t>1. Giới thiệu dự án</w:t>
-          </w:r>
-          <w:r>
-            <w:tab/>
-          </w:r>
-          <w:r>
-            <w:fldChar w:fldCharType="begin"/>
-          </w:r>
-          <w:r>
-            <w:instrText xml:space="preserve"> PAGEREF _Toc244045493 \h </w:instrText>
-          </w:r>
-          <w:r>
-            <w:fldChar w:fldCharType="separate"/>
-          </w:r>
-          <w:r>
-            <w:t>3</w:t>
-          </w:r>
-          <w:r>
-            <w:fldChar w:fldCharType="end"/>
-          </w:r>
-          <w:r>
-            <w:fldChar w:fldCharType="end"/>
-          </w:r>
+          <w:hyperlink w:anchor="_Toc244045493" w:history="1">
+            <w:r>
+              <w:rPr>
+                <w:rStyle w:val="Hyperlink"/>
+              </w:rPr>
+              <w:t>1. Giới thiệu dự án</w:t>
+            </w:r>
+            <w:r>
+              <w:tab/>
+            </w:r>
+            <w:r>
+              <w:fldChar w:fldCharType="begin"/>
+            </w:r>
+            <w:r>
+              <w:instrText xml:space="preserve"> PAGEREF _Toc244045493 \h </w:instrText>
+            </w:r>
+            <w:r>
+              <w:fldChar w:fldCharType="separate"/>
+            </w:r>
+            <w:r>
+              <w:t>3</w:t>
+            </w:r>
+            <w:r>
+              <w:fldChar w:fldCharType="end"/>
+            </w:r>
+          </w:hyperlink>
         </w:p>
         <w:p>
           <w:pPr>
-            <w:pStyle w:val="20"/>
+            <w:pStyle w:val="TOC1"/>
             <w:tabs>
               <w:tab w:val="right" w:pos="9350"/>
             </w:tabs>
             <w:rPr>
-              <w:rFonts w:asciiTheme="minorHAnsi" w:hAnsiTheme="minorHAnsi" w:eastAsiaTheme="minorEastAsia" w:cstheme="minorBidi"/>
+              <w:rFonts w:asciiTheme="minorHAnsi" w:eastAsiaTheme="minorEastAsia" w:hAnsiTheme="minorHAnsi" w:cstheme="minorBidi"/>
               <w:sz w:val="22"/>
               <w:szCs w:val="22"/>
               <w:lang w:val="en-US" w:eastAsia="ja-JP"/>
             </w:rPr>
           </w:pPr>
-          <w:r>
-            <w:fldChar w:fldCharType="begin"/>
-          </w:r>
-          <w:r>
-            <w:instrText xml:space="preserve"> HYPERLINK \l "_Toc244045494" </w:instrText>
-          </w:r>
-          <w:r>
-            <w:fldChar w:fldCharType="separate"/>
-          </w:r>
-          <w:r>
-            <w:rPr>
-              <w:rStyle w:val="15"/>
-            </w:rPr>
-            <w:t>2. Nền tảng dự án – Phần 0 (TODO 1–3 / 0.1–0.6)</w:t>
-          </w:r>
-          <w:r>
-            <w:tab/>
-          </w:r>
-          <w:r>
-            <w:fldChar w:fldCharType="begin"/>
-          </w:r>
-          <w:r>
-            <w:instrText xml:space="preserve"> PAGEREF _Toc244045494 \h </w:instrText>
-          </w:r>
-          <w:r>
-            <w:fldChar w:fldCharType="separate"/>
-          </w:r>
-          <w:r>
-            <w:t>3</w:t>
-          </w:r>
-          <w:r>
-            <w:fldChar w:fldCharType="end"/>
-          </w:r>
-          <w:r>
-            <w:fldChar w:fldCharType="end"/>
-          </w:r>
+          <w:hyperlink w:anchor="_Toc244045494" w:history="1">
+            <w:r>
+              <w:rPr>
+                <w:rStyle w:val="Hyperlink"/>
+              </w:rPr>
+              <w:t>2. Nền tảng dự án – Phần 0 (TODO 1–3 / 0.1–0.6)</w:t>
+            </w:r>
+            <w:r>
+              <w:tab/>
+            </w:r>
+            <w:r>
+              <w:fldChar w:fldCharType="begin"/>
+            </w:r>
+            <w:r>
+              <w:instrText xml:space="preserve"> PAGEREF _Toc244045494 \h </w:instrText>
+            </w:r>
+            <w:r>
+              <w:fldChar w:fldCharType="separate"/>
+            </w:r>
+            <w:r>
+              <w:t>3</w:t>
+            </w:r>
+            <w:r>
+              <w:fldChar w:fldCharType="end"/>
+            </w:r>
+          </w:hyperlink>
         </w:p>
         <w:p>
           <w:pPr>
-            <w:pStyle w:val="21"/>
+            <w:pStyle w:val="TOC2"/>
             <w:tabs>
               <w:tab w:val="right" w:pos="9350"/>
             </w:tabs>
             <w:rPr>
-              <w:rFonts w:asciiTheme="minorHAnsi" w:hAnsiTheme="minorHAnsi" w:eastAsiaTheme="minorEastAsia" w:cstheme="minorBidi"/>
+              <w:rFonts w:asciiTheme="minorHAnsi" w:eastAsiaTheme="minorEastAsia" w:hAnsiTheme="minorHAnsi" w:cstheme="minorBidi"/>
               <w:sz w:val="22"/>
               <w:szCs w:val="22"/>
               <w:lang w:val="en-US" w:eastAsia="ja-JP"/>
             </w:rPr>
           </w:pPr>
-          <w:r>
-            <w:fldChar w:fldCharType="begin"/>
-          </w:r>
-          <w:r>
-            <w:instrText xml:space="preserve"> HYPERLINK \l "_Toc244045495" </w:instrText>
-          </w:r>
-          <w:r>
-            <w:fldChar w:fldCharType="separate"/>
-          </w:r>
-          <w:r>
-            <w:rPr>
-              <w:rStyle w:val="15"/>
-            </w:rPr>
-            <w:t>2.1. Project setup (0.1, 0.3, 0.6) — Issue GitHub #4</w:t>
-          </w:r>
-          <w:r>
-            <w:tab/>
-          </w:r>
-          <w:r>
-            <w:fldChar w:fldCharType="begin"/>
-          </w:r>
-          <w:r>
-            <w:instrText xml:space="preserve"> PAGEREF _Toc244045495 \h </w:instrText>
-          </w:r>
-          <w:r>
-            <w:fldChar w:fldCharType="separate"/>
-          </w:r>
-          <w:r>
-            <w:t>3</w:t>
-          </w:r>
-          <w:r>
-            <w:fldChar w:fldCharType="end"/>
-          </w:r>
-          <w:r>
-            <w:fldChar w:fldCharType="end"/>
-          </w:r>
+          <w:hyperlink w:anchor="_Toc244045495" w:history="1">
+            <w:r>
+              <w:rPr>
+                <w:rStyle w:val="Hyperlink"/>
+              </w:rPr>
+              <w:t>2.1. Project setup (0.1, 0.3, 0.6) — Issue GitHub #4</w:t>
+            </w:r>
+            <w:r>
+              <w:tab/>
+            </w:r>
+            <w:r>
+              <w:fldChar w:fldCharType="begin"/>
+            </w:r>
+            <w:r>
+              <w:instrText xml:space="preserve"> PAGEREF _Toc244045495 \h </w:instrText>
+            </w:r>
+            <w:r>
+              <w:fldChar w:fldCharType="separate"/>
+            </w:r>
+            <w:r>
+              <w:t>3</w:t>
+            </w:r>
+            <w:r>
+              <w:fldChar w:fldCharType="end"/>
+            </w:r>
+          </w:hyperlink>
         </w:p>
         <w:p>
           <w:pPr>
-            <w:pStyle w:val="21"/>
+            <w:pStyle w:val="TOC2"/>
             <w:tabs>
               <w:tab w:val="right" w:pos="9350"/>
             </w:tabs>
             <w:rPr>
-              <w:rFonts w:asciiTheme="minorHAnsi" w:hAnsiTheme="minorHAnsi" w:eastAsiaTheme="minorEastAsia" w:cstheme="minorBidi"/>
+              <w:rFonts w:asciiTheme="minorHAnsi" w:eastAsiaTheme="minorEastAsia" w:hAnsiTheme="minorHAnsi" w:cstheme="minorBidi"/>
               <w:sz w:val="22"/>
               <w:szCs w:val="22"/>
               <w:lang w:val="en-US" w:eastAsia="ja-JP"/>
             </w:rPr>
           </w:pPr>
-          <w:r>
-            <w:fldChar w:fldCharType="begin"/>
-          </w:r>
-          <w:r>
-            <w:instrText xml:space="preserve"> HYPERLINK \l "_Toc244045496" </w:instrText>
-          </w:r>
-          <w:r>
-            <w:fldChar w:fldCharType="separate"/>
-          </w:r>
-          <w:r>
-            <w:rPr>
-              <w:rStyle w:val="15"/>
-            </w:rPr>
-            <w:t>2.2. TODO 0.2 – Biến môi trường &amp; cấu hình repo (Issue #3, #4)</w:t>
-          </w:r>
-          <w:r>
-            <w:tab/>
-          </w:r>
-          <w:r>
-            <w:fldChar w:fldCharType="begin"/>
-          </w:r>
-          <w:r>
-            <w:instrText xml:space="preserve"> PAGEREF _Toc244045496 \h </w:instrText>
-          </w:r>
-          <w:r>
-            <w:fldChar w:fldCharType="separate"/>
-          </w:r>
-          <w:r>
-            <w:t>6</w:t>
-          </w:r>
-          <w:r>
-            <w:fldChar w:fldCharType="end"/>
-          </w:r>
-          <w:r>
-            <w:fldChar w:fldCharType="end"/>
-          </w:r>
+          <w:hyperlink w:anchor="_Toc244045496" w:history="1">
+            <w:r>
+              <w:rPr>
+                <w:rStyle w:val="Hyperlink"/>
+              </w:rPr>
+              <w:t>2.2. TODO 0.2 – Biến môi trường &amp; cấu hình repo (Issue #3, #4)</w:t>
+            </w:r>
+            <w:r>
+              <w:tab/>
+            </w:r>
+            <w:r>
+              <w:fldChar w:fldCharType="begin"/>
+            </w:r>
+            <w:r>
+              <w:instrText xml:space="preserve"> PAGEREF _Toc244045496 \h </w:instrText>
+            </w:r>
+            <w:r>
+              <w:fldChar w:fldCharType="separate"/>
+            </w:r>
+            <w:r>
+              <w:t>6</w:t>
+            </w:r>
+            <w:r>
+              <w:fldChar w:fldCharType="end"/>
+            </w:r>
+          </w:hyperlink>
         </w:p>
         <w:p>
           <w:pPr>
-            <w:pStyle w:val="21"/>
+            <w:pStyle w:val="TOC2"/>
             <w:tabs>
               <w:tab w:val="right" w:pos="9350"/>
             </w:tabs>
             <w:rPr>
-              <w:rFonts w:asciiTheme="minorHAnsi" w:hAnsiTheme="minorHAnsi" w:eastAsiaTheme="minorEastAsia" w:cstheme="minorBidi"/>
+              <w:rFonts w:asciiTheme="minorHAnsi" w:eastAsiaTheme="minorEastAsia" w:hAnsiTheme="minorHAnsi" w:cstheme="minorBidi"/>
               <w:sz w:val="22"/>
               <w:szCs w:val="22"/>
               <w:lang w:val="en-US" w:eastAsia="ja-JP"/>
             </w:rPr>
           </w:pPr>
-          <w:r>
-            <w:fldChar w:fldCharType="begin"/>
-          </w:r>
-          <w:r>
-            <w:instrText xml:space="preserve"> HYPERLINK \l "_Toc244045497" </w:instrText>
-          </w:r>
-          <w:r>
-            <w:fldChar w:fldCharType="separate"/>
-          </w:r>
-          <w:r>
-            <w:rPr>
-              <w:rStyle w:val="15"/>
-            </w:rPr>
-            <w:t>2.3. TODO 3 / 0.4 – Seed data db.json (Issue #5)</w:t>
-          </w:r>
-          <w:r>
-            <w:tab/>
-          </w:r>
-          <w:r>
-            <w:fldChar w:fldCharType="begin"/>
-          </w:r>
-          <w:r>
-            <w:instrText xml:space="preserve"> PAGEREF _Toc244045497 \h </w:instrText>
-          </w:r>
-          <w:r>
-            <w:fldChar w:fldCharType="separate"/>
-          </w:r>
-          <w:r>
-            <w:t>8</w:t>
-          </w:r>
-          <w:r>
-            <w:fldChar w:fldCharType="end"/>
-          </w:r>
-          <w:r>
-            <w:fldChar w:fldCharType="end"/>
-          </w:r>
+          <w:hyperlink w:anchor="_Toc244045497" w:history="1">
+            <w:r>
+              <w:rPr>
+                <w:rStyle w:val="Hyperlink"/>
+              </w:rPr>
+              <w:t>2.3. TODO 3 / 0.4 – Seed data db.json (Issue #5)</w:t>
+            </w:r>
+            <w:r>
+              <w:tab/>
+            </w:r>
+            <w:r>
+              <w:fldChar w:fldCharType="begin"/>
+            </w:r>
+            <w:r>
+              <w:instrText xml:space="preserve"> PAGEREF _Toc244045497 \h </w:instrText>
+            </w:r>
+            <w:r>
+              <w:fldChar w:fldCharType="separate"/>
+            </w:r>
+            <w:r>
+              <w:t>8</w:t>
+            </w:r>
+            <w:r>
+              <w:fldChar w:fldCharType="end"/>
+            </w:r>
+          </w:hyperlink>
         </w:p>
         <w:p>
           <w:pPr>
-            <w:pStyle w:val="21"/>
+            <w:pStyle w:val="TOC2"/>
             <w:tabs>
               <w:tab w:val="right" w:pos="9350"/>
             </w:tabs>
             <w:rPr>
-              <w:rFonts w:asciiTheme="minorHAnsi" w:hAnsiTheme="minorHAnsi" w:eastAsiaTheme="minorEastAsia" w:cstheme="minorBidi"/>
+              <w:rFonts w:asciiTheme="minorHAnsi" w:eastAsiaTheme="minorEastAsia" w:hAnsiTheme="minorHAnsi" w:cstheme="minorBidi"/>
               <w:sz w:val="22"/>
               <w:szCs w:val="22"/>
               <w:lang w:val="en-US" w:eastAsia="ja-JP"/>
             </w:rPr>
           </w:pPr>
-          <w:r>
-            <w:fldChar w:fldCharType="begin"/>
-          </w:r>
-          <w:r>
-            <w:instrText xml:space="preserve"> HYPERLINK \l "_Toc244045498" </w:instrText>
-          </w:r>
-          <w:r>
-            <w:fldChar w:fldCharType="separate"/>
-          </w:r>
-          <w:r>
-            <w:rPr>
-              <w:rStyle w:val="15"/>
-            </w:rPr>
-            <w:t>2.4. TODO 3.1 / 3.2 – Kiểm thử query json-server (0.5)</w:t>
-          </w:r>
-          <w:r>
-            <w:tab/>
-          </w:r>
-          <w:r>
-            <w:fldChar w:fldCharType="begin"/>
-          </w:r>
-          <w:r>
-            <w:instrText xml:space="preserve"> PAGEREF _Toc244045498 \h </w:instrText>
-          </w:r>
-          <w:r>
-            <w:fldChar w:fldCharType="separate"/>
-          </w:r>
-          <w:r>
-            <w:t>9</w:t>
-          </w:r>
-          <w:r>
-            <w:fldChar w:fldCharType="end"/>
-          </w:r>
-          <w:r>
-            <w:fldChar w:fldCharType="end"/>
-          </w:r>
+          <w:hyperlink w:anchor="_Toc244045498" w:history="1">
+            <w:r>
+              <w:rPr>
+                <w:rStyle w:val="Hyperlink"/>
+              </w:rPr>
+              <w:t>2.4. TODO 3.1 / 3.2 – Kiểm thử query json-server (0.5)</w:t>
+            </w:r>
+            <w:r>
+              <w:tab/>
+            </w:r>
+            <w:r>
+              <w:fldChar w:fldCharType="begin"/>
+            </w:r>
+            <w:r>
+              <w:instrText xml:space="preserve"> PAGEREF _Toc244045498 \h </w:instrText>
+            </w:r>
+            <w:r>
+              <w:fldChar w:fldCharType="separate"/>
+            </w:r>
+            <w:r>
+              <w:t>9</w:t>
+            </w:r>
+            <w:r>
+              <w:fldChar w:fldCharType="end"/>
+            </w:r>
+          </w:hyperlink>
         </w:p>
         <w:p>
           <w:pPr>
-            <w:pStyle w:val="21"/>
+            <w:pStyle w:val="TOC2"/>
             <w:tabs>
               <w:tab w:val="right" w:pos="9350"/>
             </w:tabs>
             <w:rPr>
-              <w:rFonts w:asciiTheme="minorHAnsi" w:hAnsiTheme="minorHAnsi" w:eastAsiaTheme="minorEastAsia" w:cstheme="minorBidi"/>
+              <w:rFonts w:asciiTheme="minorHAnsi" w:eastAsiaTheme="minorEastAsia" w:hAnsiTheme="minorHAnsi" w:cstheme="minorBidi"/>
               <w:sz w:val="22"/>
               <w:szCs w:val="22"/>
               <w:lang w:val="en-US" w:eastAsia="ja-JP"/>
             </w:rPr>
           </w:pPr>
-          <w:r>
-            <w:fldChar w:fldCharType="begin"/>
-          </w:r>
-          <w:r>
-            <w:instrText xml:space="preserve"> HYPERLINK \l "_Toc244045499" </w:instrText>
-          </w:r>
-          <w:r>
-            <w:fldChar w:fldCharType="separate"/>
-          </w:r>
-          <w:r>
-            <w:rPr>
-              <w:rStyle w:val="15"/>
-            </w:rPr>
-            <w:t>2.5. TODO 5 / Phần A3 – Format utils (Issue #6)</w:t>
-          </w:r>
-          <w:r>
-            <w:tab/>
-          </w:r>
-          <w:r>
-            <w:fldChar w:fldCharType="begin"/>
-          </w:r>
-          <w:r>
-            <w:instrText xml:space="preserve"> PAGEREF _Toc244045499 \h </w:instrText>
-          </w:r>
-          <w:r>
-            <w:fldChar w:fldCharType="separate"/>
-          </w:r>
-          <w:r>
-            <w:t>9</w:t>
-          </w:r>
-          <w:r>
-            <w:fldChar w:fldCharType="end"/>
-          </w:r>
-          <w:r>
-            <w:fldChar w:fldCharType="end"/>
-          </w:r>
+          <w:hyperlink w:anchor="_Toc244045499" w:history="1">
+            <w:r>
+              <w:rPr>
+                <w:rStyle w:val="Hyperlink"/>
+              </w:rPr>
+              <w:t>2.5. TODO 5 / Phần A3 – Format utils (Issue #6)</w:t>
+            </w:r>
+            <w:r>
+              <w:tab/>
+            </w:r>
+            <w:r>
+              <w:fldChar w:fldCharType="begin"/>
+            </w:r>
+            <w:r>
+              <w:instrText xml:space="preserve"> PAGEREF _Toc244045499 \h </w:instrText>
+            </w:r>
+            <w:r>
+              <w:fldChar w:fldCharType="separate"/>
+            </w:r>
+            <w:r>
+              <w:t>9</w:t>
+            </w:r>
+            <w:r>
+              <w:fldChar w:fldCharType="end"/>
+            </w:r>
+          </w:hyperlink>
         </w:p>
         <w:p>
           <w:pPr>
-            <w:pStyle w:val="20"/>
+            <w:pStyle w:val="TOC1"/>
             <w:tabs>
               <w:tab w:val="right" w:pos="9350"/>
             </w:tabs>
             <w:rPr>
-              <w:rFonts w:asciiTheme="minorHAnsi" w:hAnsiTheme="minorHAnsi" w:eastAsiaTheme="minorEastAsia" w:cstheme="minorBidi"/>
+              <w:rFonts w:asciiTheme="minorHAnsi" w:eastAsiaTheme="minorEastAsia" w:hAnsiTheme="minorHAnsi" w:cstheme="minorBidi"/>
               <w:sz w:val="22"/>
               <w:szCs w:val="22"/>
               <w:lang w:val="en-US" w:eastAsia="ja-JP"/>
             </w:rPr>
           </w:pPr>
-          <w:r>
-            <w:fldChar w:fldCharType="begin"/>
-          </w:r>
-          <w:r>
-            <w:instrText xml:space="preserve"> HYPERLINK \l "_Toc244045500" </w:instrText>
-          </w:r>
-          <w:r>
-            <w:fldChar w:fldCharType="separate"/>
-          </w:r>
-          <w:r>
-            <w:rPr>
-              <w:rStyle w:val="15"/>
-            </w:rPr>
-            <w:t>3. Phần B – axiosClient, service layer &amp; đăng nhập</w:t>
-          </w:r>
-          <w:r>
-            <w:tab/>
-          </w:r>
-          <w:r>
-            <w:fldChar w:fldCharType="begin"/>
-          </w:r>
-          <w:r>
-            <w:instrText xml:space="preserve"> PAGEREF _Toc244045500 \h </w:instrText>
-          </w:r>
-          <w:r>
-            <w:fldChar w:fldCharType="separate"/>
-          </w:r>
-          <w:r>
-            <w:t>9</w:t>
-          </w:r>
-          <w:r>
-            <w:fldChar w:fldCharType="end"/>
-          </w:r>
-          <w:r>
-            <w:fldChar w:fldCharType="end"/>
-          </w:r>
+          <w:hyperlink w:anchor="_Toc244045500" w:history="1">
+            <w:r>
+              <w:rPr>
+                <w:rStyle w:val="Hyperlink"/>
+              </w:rPr>
+              <w:t>3. Phần B – axiosClient, service layer &amp; đăng nhập</w:t>
+            </w:r>
+            <w:r>
+              <w:tab/>
+            </w:r>
+            <w:r>
+              <w:fldChar w:fldCharType="begin"/>
+            </w:r>
+            <w:r>
+              <w:instrText xml:space="preserve"> PAGEREF _Toc244045500 \h </w:instrText>
+            </w:r>
+            <w:r>
+              <w:fldChar w:fldCharType="separate"/>
+            </w:r>
+            <w:r>
+              <w:t>9</w:t>
+            </w:r>
+            <w:r>
+              <w:fldChar w:fldCharType="end"/>
+            </w:r>
+          </w:hyperlink>
         </w:p>
         <w:p>
           <w:pPr>
-            <w:pStyle w:val="21"/>
+            <w:pStyle w:val="TOC2"/>
             <w:tabs>
               <w:tab w:val="right" w:pos="9350"/>
             </w:tabs>
             <w:rPr>
-              <w:rFonts w:asciiTheme="minorHAnsi" w:hAnsiTheme="minorHAnsi" w:eastAsiaTheme="minorEastAsia" w:cstheme="minorBidi"/>
+              <w:rFonts w:asciiTheme="minorHAnsi" w:eastAsiaTheme="minorEastAsia" w:hAnsiTheme="minorHAnsi" w:cstheme="minorBidi"/>
               <w:sz w:val="22"/>
               <w:szCs w:val="22"/>
               <w:lang w:val="en-US" w:eastAsia="ja-JP"/>
             </w:rPr>
           </w:pPr>
-          <w:r>
-            <w:fldChar w:fldCharType="begin"/>
-          </w:r>
-          <w:r>
-            <w:instrText xml:space="preserve"> HYPERLINK \l "_Toc244045501" </w:instrText>
-          </w:r>
-          <w:r>
-            <w:fldChar w:fldCharType="separate"/>
-          </w:r>
-          <w:r>
-            <w:rPr>
-              <w:rStyle w:val="15"/>
-            </w:rPr>
-            <w:t>3.1. axiosClient &amp; interceptors (B1–B4) — Issue #7</w:t>
-          </w:r>
-          <w:r>
-            <w:tab/>
-          </w:r>
-          <w:r>
-            <w:fldChar w:fldCharType="begin"/>
-          </w:r>
-          <w:r>
-            <w:instrText xml:space="preserve"> PAGEREF _Toc244045501 \h </w:instrText>
-          </w:r>
-          <w:r>
-            <w:fldChar w:fldCharType="separate"/>
-          </w:r>
-          <w:r>
-            <w:t>9</w:t>
-          </w:r>
-          <w:r>
-            <w:fldChar w:fldCharType="end"/>
-          </w:r>
-          <w:r>
-            <w:fldChar w:fldCharType="end"/>
-          </w:r>
+          <w:hyperlink w:anchor="_Toc244045501" w:history="1">
+            <w:r>
+              <w:rPr>
+                <w:rStyle w:val="Hyperlink"/>
+              </w:rPr>
+              <w:t>3.1. axiosClient &amp; interceptors (B1–B4) — Issue #7</w:t>
+            </w:r>
+            <w:r>
+              <w:tab/>
+            </w:r>
+            <w:r>
+              <w:fldChar w:fldCharType="begin"/>
+            </w:r>
+            <w:r>
+              <w:instrText xml:space="preserve"> PAGEREF _Toc244045501 \h </w:instrText>
+            </w:r>
+            <w:r>
+              <w:fldChar w:fldCharType="separate"/>
+            </w:r>
+            <w:r>
+              <w:t>9</w:t>
+            </w:r>
+            <w:r>
+              <w:fldChar w:fldCharType="end"/>
+            </w:r>
+          </w:hyperlink>
         </w:p>
         <w:p>
           <w:pPr>
-            <w:pStyle w:val="21"/>
+            <w:pStyle w:val="TOC2"/>
             <w:tabs>
               <w:tab w:val="right" w:pos="9350"/>
             </w:tabs>
             <w:rPr>
-              <w:rFonts w:asciiTheme="minorHAnsi" w:hAnsiTheme="minorHAnsi" w:eastAsiaTheme="minorEastAsia" w:cstheme="minorBidi"/>
+              <w:rFonts w:asciiTheme="minorHAnsi" w:eastAsiaTheme="minorEastAsia" w:hAnsiTheme="minorHAnsi" w:cstheme="minorBidi"/>
               <w:sz w:val="22"/>
               <w:szCs w:val="22"/>
               <w:lang w:val="en-US" w:eastAsia="ja-JP"/>
             </w:rPr>
           </w:pPr>
-          <w:r>
-            <w:fldChar w:fldCharType="begin"/>
-          </w:r>
-          <w:r>
-            <w:instrText xml:space="preserve"> HYPERLINK \l "_Toc244045502" </w:instrText>
-          </w:r>
-          <w:r>
-            <w:fldChar w:fldCharType="separate"/>
-          </w:r>
-          <w:r>
-            <w:rPr>
-              <w:rStyle w:val="15"/>
-            </w:rPr>
-            <w:t>3.2. Service laptop / catalog / review — Issue #8</w:t>
-          </w:r>
-          <w:r>
-            <w:tab/>
-          </w:r>
-          <w:r>
-            <w:fldChar w:fldCharType="begin"/>
-          </w:r>
-          <w:r>
-            <w:instrText xml:space="preserve"> PAGEREF _Toc244045502 \h </w:instrText>
-          </w:r>
-          <w:r>
-            <w:fldChar w:fldCharType="separate"/>
-          </w:r>
-          <w:r>
-            <w:t>10</w:t>
-          </w:r>
-          <w:r>
-            <w:fldChar w:fldCharType="end"/>
-          </w:r>
-          <w:r>
-            <w:fldChar w:fldCharType="end"/>
-          </w:r>
+          <w:hyperlink w:anchor="_Toc244045502" w:history="1">
+            <w:r>
+              <w:rPr>
+                <w:rStyle w:val="Hyperlink"/>
+              </w:rPr>
+              <w:t>3.2. Service laptop / catalog / review — Issue #8</w:t>
+            </w:r>
+            <w:r>
+              <w:tab/>
+            </w:r>
+            <w:r>
+              <w:fldChar w:fldCharType="begin"/>
+            </w:r>
+            <w:r>
+              <w:instrText xml:space="preserve"> PAGEREF _Toc244045502 \h </w:instrText>
+            </w:r>
+            <w:r>
+              <w:fldChar w:fldCharType="separate"/>
+            </w:r>
+            <w:r>
+              <w:t>10</w:t>
+            </w:r>
+            <w:r>
+              <w:fldChar w:fldCharType="end"/>
+            </w:r>
+          </w:hyperlink>
         </w:p>
         <w:p>
           <w:pPr>
-            <w:pStyle w:val="21"/>
+            <w:pStyle w:val="TOC2"/>
             <w:tabs>
               <w:tab w:val="right" w:pos="9350"/>
             </w:tabs>
             <w:rPr>
-              <w:rFonts w:asciiTheme="minorHAnsi" w:hAnsiTheme="minorHAnsi" w:eastAsiaTheme="minorEastAsia" w:cstheme="minorBidi"/>
+              <w:rFonts w:asciiTheme="minorHAnsi" w:eastAsiaTheme="minorEastAsia" w:hAnsiTheme="minorHAnsi" w:cstheme="minorBidi"/>
               <w:sz w:val="22"/>
               <w:szCs w:val="22"/>
               <w:lang w:val="en-US" w:eastAsia="ja-JP"/>
             </w:rPr>
           </w:pPr>
-          <w:r>
-            <w:fldChar w:fldCharType="begin"/>
-          </w:r>
-          <w:r>
-            <w:instrText xml:space="preserve"> HYPERLINK \l "_Toc244045503" </w:instrText>
-          </w:r>
-          <w:r>
-            <w:fldChar w:fldCharType="separate"/>
-          </w:r>
-          <w:r>
-            <w:rPr>
-              <w:rStyle w:val="15"/>
-            </w:rPr>
-            <w:t>3.3. Service cart / order — Issue #9</w:t>
-          </w:r>
-          <w:r>
-            <w:tab/>
-          </w:r>
-          <w:r>
-            <w:fldChar w:fldCharType="begin"/>
-          </w:r>
-          <w:r>
-            <w:instrText xml:space="preserve"> PAGEREF _Toc244045503 \h </w:instrText>
-          </w:r>
-          <w:r>
-            <w:fldChar w:fldCharType="separate"/>
-          </w:r>
-          <w:r>
-            <w:t>10</w:t>
-          </w:r>
-          <w:r>
-            <w:fldChar w:fldCharType="end"/>
-          </w:r>
-          <w:r>
-            <w:fldChar w:fldCharType="end"/>
-          </w:r>
+          <w:hyperlink w:anchor="_Toc244045503" w:history="1">
+            <w:r>
+              <w:rPr>
+                <w:rStyle w:val="Hyperlink"/>
+              </w:rPr>
+              <w:t>3.3. Service cart / order — Issue #9</w:t>
+            </w:r>
+            <w:r>
+              <w:tab/>
+            </w:r>
+            <w:r>
+              <w:fldChar w:fldCharType="begin"/>
+            </w:r>
+            <w:r>
+              <w:instrText xml:space="preserve"> PAGEREF _Toc244045503 \h </w:instrText>
+            </w:r>
+            <w:r>
+              <w:fldChar w:fldCharType="separate"/>
+            </w:r>
+            <w:r>
+              <w:t>10</w:t>
+            </w:r>
+            <w:r>
+              <w:fldChar w:fldCharType="end"/>
+            </w:r>
+          </w:hyperlink>
         </w:p>
         <w:p>
           <w:pPr>
-            <w:pStyle w:val="21"/>
+            <w:pStyle w:val="TOC2"/>
             <w:tabs>
               <w:tab w:val="right" w:pos="9350"/>
             </w:tabs>
             <w:rPr>
-              <w:rFonts w:asciiTheme="minorHAnsi" w:hAnsiTheme="minorHAnsi" w:eastAsiaTheme="minorEastAsia" w:cstheme="minorBidi"/>
+              <w:rFonts w:asciiTheme="minorHAnsi" w:eastAsiaTheme="minorEastAsia" w:hAnsiTheme="minorHAnsi" w:cstheme="minorBidi"/>
               <w:sz w:val="22"/>
               <w:szCs w:val="22"/>
               <w:lang w:val="en-US" w:eastAsia="ja-JP"/>
             </w:rPr>
           </w:pPr>
-          <w:r>
-            <w:fldChar w:fldCharType="begin"/>
-          </w:r>
-          <w:r>
-            <w:instrText xml:space="preserve"> HYPERLINK \l "_Toc244045504" </w:instrText>
-          </w:r>
-          <w:r>
-            <w:fldChar w:fldCharType="separate"/>
-          </w:r>
-          <w:r>
-            <w:rPr>
-              <w:rStyle w:val="15"/>
-            </w:rPr>
-            <w:t>3.4. Fake login &amp; AuthContext (B6) — Issue #10</w:t>
-          </w:r>
-          <w:r>
-            <w:tab/>
-          </w:r>
-          <w:r>
-            <w:fldChar w:fldCharType="begin"/>
-          </w:r>
-          <w:r>
-            <w:instrText xml:space="preserve"> PAGEREF _Toc244045504 \h </w:instrText>
-          </w:r>
-          <w:r>
-            <w:fldChar w:fldCharType="separate"/>
-          </w:r>
-          <w:r>
-            <w:t>10</w:t>
-          </w:r>
-          <w:r>
-            <w:fldChar w:fldCharType="end"/>
-          </w:r>
-          <w:r>
-            <w:fldChar w:fldCharType="end"/>
-          </w:r>
+          <w:hyperlink w:anchor="_Toc244045504" w:history="1">
+            <w:r>
+              <w:rPr>
+                <w:rStyle w:val="Hyperlink"/>
+              </w:rPr>
+              <w:t>3.4. Fake login &amp; AuthContext (B6) — Issue #10</w:t>
+            </w:r>
+            <w:r>
+              <w:tab/>
+            </w:r>
+            <w:r>
+              <w:fldChar w:fldCharType="begin"/>
+            </w:r>
+            <w:r>
+              <w:instrText xml:space="preserve"> PAGEREF _Toc244045504 \h </w:instrText>
+            </w:r>
+            <w:r>
+              <w:fldChar w:fldCharType="separate"/>
+            </w:r>
+            <w:r>
+              <w:t>10</w:t>
+            </w:r>
+            <w:r>
+              <w:fldChar w:fldCharType="end"/>
+            </w:r>
+          </w:hyperlink>
         </w:p>
         <w:p>
           <w:pPr>
-            <w:pStyle w:val="20"/>
+            <w:pStyle w:val="TOC1"/>
             <w:tabs>
               <w:tab w:val="right" w:pos="9350"/>
             </w:tabs>
             <w:rPr>
-              <w:rFonts w:asciiTheme="minorHAnsi" w:hAnsiTheme="minorHAnsi" w:eastAsiaTheme="minorEastAsia" w:cstheme="minorBidi"/>
+              <w:rFonts w:asciiTheme="minorHAnsi" w:eastAsiaTheme="minorEastAsia" w:hAnsiTheme="minorHAnsi" w:cstheme="minorBidi"/>
               <w:sz w:val="22"/>
               <w:szCs w:val="22"/>
               <w:lang w:val="en-US" w:eastAsia="ja-JP"/>
             </w:rPr>
           </w:pPr>
-          <w:r>
-            <w:fldChar w:fldCharType="begin"/>
-          </w:r>
-          <w:r>
-            <w:instrText xml:space="preserve"> HYPERLINK \l "_Toc244045505" </w:instrText>
-          </w:r>
-          <w:r>
-            <w:fldChar w:fldCharType="separate"/>
-          </w:r>
-          <w:r>
-            <w:rPr>
-              <w:rStyle w:val="15"/>
-            </w:rPr>
-            <w:t>4. Phần C &amp; D – Promise.all / allSettled &amp; hủy request</w:t>
-          </w:r>
-          <w:r>
-            <w:tab/>
-          </w:r>
-          <w:r>
-            <w:fldChar w:fldCharType="begin"/>
-          </w:r>
-          <w:r>
-            <w:instrText xml:space="preserve"> PAGEREF _Toc244045505 \h </w:instrText>
-          </w:r>
-          <w:r>
-            <w:fldChar w:fldCharType="separate"/>
-          </w:r>
-          <w:r>
-            <w:t>10</w:t>
-          </w:r>
-          <w:r>
-            <w:fldChar w:fldCharType="end"/>
-          </w:r>
-          <w:r>
-            <w:fldChar w:fldCharType="end"/>
-          </w:r>
+          <w:hyperlink w:anchor="_Toc244045505" w:history="1">
+            <w:r>
+              <w:rPr>
+                <w:rStyle w:val="Hyperlink"/>
+              </w:rPr>
+              <w:t>4. Phần C &amp; D – Promise.all / allSettled &amp; hủy request</w:t>
+            </w:r>
+            <w:r>
+              <w:tab/>
+            </w:r>
+            <w:r>
+              <w:fldChar w:fldCharType="begin"/>
+            </w:r>
+            <w:r>
+              <w:instrText xml:space="preserve"> PAGEREF _Toc244045505 \h </w:instrText>
+            </w:r>
+            <w:r>
+              <w:fldChar w:fldCharType="separate"/>
+            </w:r>
+            <w:r>
+              <w:t>10</w:t>
+            </w:r>
+            <w:r>
+              <w:fldChar w:fldCharType="end"/>
+            </w:r>
+          </w:hyperlink>
         </w:p>
         <w:p>
           <w:pPr>
-            <w:pStyle w:val="21"/>
+            <w:pStyle w:val="TOC2"/>
             <w:tabs>
               <w:tab w:val="right" w:pos="9350"/>
             </w:tabs>
             <w:rPr>
-              <w:rFonts w:asciiTheme="minorHAnsi" w:hAnsiTheme="minorHAnsi" w:eastAsiaTheme="minorEastAsia" w:cstheme="minorBidi"/>
+              <w:rFonts w:asciiTheme="minorHAnsi" w:eastAsiaTheme="minorEastAsia" w:hAnsiTheme="minorHAnsi" w:cstheme="minorBidi"/>
               <w:sz w:val="22"/>
               <w:szCs w:val="22"/>
               <w:lang w:val="en-US" w:eastAsia="ja-JP"/>
             </w:rPr>
           </w:pPr>
-          <w:r>
-            <w:fldChar w:fldCharType="begin"/>
-          </w:r>
-          <w:r>
-            <w:instrText xml:space="preserve"> HYPERLINK \l "_Toc244045506" </w:instrText>
-          </w:r>
-          <w:r>
-            <w:fldChar w:fldCharType="separate"/>
-          </w:r>
-          <w:r>
-            <w:rPr>
-              <w:rStyle w:val="15"/>
-            </w:rPr>
-            <w:t>4.1. Promise.all &amp; đo thời gian (C1, C2) — Home (Issue #18)</w:t>
-          </w:r>
-          <w:r>
-            <w:tab/>
-          </w:r>
-          <w:r>
-            <w:fldChar w:fldCharType="begin"/>
-          </w:r>
-          <w:r>
-            <w:instrText xml:space="preserve"> PAGEREF _Toc244045506 \h </w:instrText>
-          </w:r>
-          <w:r>
-            <w:fldChar w:fldCharType="separate"/>
-          </w:r>
-          <w:r>
-            <w:t>10</w:t>
-          </w:r>
-          <w:r>
-            <w:fldChar w:fldCharType="end"/>
-          </w:r>
-          <w:r>
-            <w:fldChar w:fldCharType="end"/>
-          </w:r>
+          <w:hyperlink w:anchor="_Toc244045506" w:history="1">
+            <w:r>
+              <w:rPr>
+                <w:rStyle w:val="Hyperlink"/>
+              </w:rPr>
+              <w:t>4.1. Promise.all &amp; đo thời gian (C1, C2) — Home (Issue #18)</w:t>
+            </w:r>
+            <w:r>
+              <w:tab/>
+            </w:r>
+            <w:r>
+              <w:fldChar w:fldCharType="begin"/>
+            </w:r>
+            <w:r>
+              <w:instrText xml:space="preserve"> PAGEREF _Toc244045506 \h </w:instrText>
+            </w:r>
+            <w:r>
+              <w:fldChar w:fldCharType="separate"/>
+            </w:r>
+            <w:r>
+              <w:t>10</w:t>
+            </w:r>
+            <w:r>
+              <w:fldChar w:fldCharType="end"/>
+            </w:r>
+          </w:hyperlink>
         </w:p>
         <w:p>
           <w:pPr>
-            <w:pStyle w:val="21"/>
+            <w:pStyle w:val="TOC2"/>
             <w:tabs>
               <w:tab w:val="right" w:pos="9350"/>
             </w:tabs>
             <w:rPr>
-              <w:rFonts w:asciiTheme="minorHAnsi" w:hAnsiTheme="minorHAnsi" w:eastAsiaTheme="minorEastAsia" w:cstheme="minorBidi"/>
+              <w:rFonts w:asciiTheme="minorHAnsi" w:eastAsiaTheme="minorEastAsia" w:hAnsiTheme="minorHAnsi" w:cstheme="minorBidi"/>
               <w:sz w:val="22"/>
               <w:szCs w:val="22"/>
               <w:lang w:val="en-US" w:eastAsia="ja-JP"/>
             </w:rPr>
           </w:pPr>
-          <w:r>
-            <w:fldChar w:fldCharType="begin"/>
-          </w:r>
-          <w:r>
-            <w:instrText xml:space="preserve"> HYPERLINK \l "_Toc244045507" </w:instrText>
-          </w:r>
-          <w:r>
-            <w:fldChar w:fldCharType="separate"/>
-          </w:r>
-          <w:r>
-            <w:rPr>
-              <w:rStyle w:val="15"/>
-            </w:rPr>
-            <w:t>4.2. Promise.allSettled (C3, H3) — Detail &amp; Bulk delete</w:t>
-          </w:r>
-          <w:r>
-            <w:tab/>
-          </w:r>
-          <w:r>
-            <w:fldChar w:fldCharType="begin"/>
-          </w:r>
-          <w:r>
-            <w:instrText xml:space="preserve"> PAGEREF _Toc244045507 \h </w:instrText>
-          </w:r>
-          <w:r>
-            <w:fldChar w:fldCharType="separate"/>
-          </w:r>
-          <w:r>
-            <w:t>10</w:t>
-          </w:r>
-          <w:r>
-            <w:fldChar w:fldCharType="end"/>
-          </w:r>
-          <w:r>
-            <w:fldChar w:fldCharType="end"/>
-          </w:r>
+          <w:hyperlink w:anchor="_Toc244045507" w:history="1">
+            <w:r>
+              <w:rPr>
+                <w:rStyle w:val="Hyperlink"/>
+              </w:rPr>
+              <w:t>4.2. Promise.allSettled (C3, H3) — Detail &amp; Bulk delete</w:t>
+            </w:r>
+            <w:r>
+              <w:tab/>
+            </w:r>
+            <w:r>
+              <w:fldChar w:fldCharType="begin"/>
+            </w:r>
+            <w:r>
+              <w:instrText xml:space="preserve"> PAGEREF _Toc244045507 \h </w:instrText>
+            </w:r>
+            <w:r>
+              <w:fldChar w:fldCharType="separate"/>
+            </w:r>
+            <w:r>
+              <w:t>10</w:t>
+            </w:r>
+            <w:r>
+              <w:fldChar w:fldCharType="end"/>
+            </w:r>
+          </w:hyperlink>
         </w:p>
         <w:p>
           <w:pPr>
-            <w:pStyle w:val="21"/>
+            <w:pStyle w:val="TOC2"/>
             <w:tabs>
               <w:tab w:val="right" w:pos="9350"/>
             </w:tabs>
             <w:rPr>
-              <w:rFonts w:asciiTheme="minorHAnsi" w:hAnsiTheme="minorHAnsi" w:eastAsiaTheme="minorEastAsia" w:cstheme="minorBidi"/>
+              <w:rFonts w:asciiTheme="minorHAnsi" w:eastAsiaTheme="minorEastAsia" w:hAnsiTheme="minorHAnsi" w:cstheme="minorBidi"/>
               <w:sz w:val="22"/>
               <w:szCs w:val="22"/>
               <w:lang w:val="en-US" w:eastAsia="ja-JP"/>
             </w:rPr>
           </w:pPr>
-          <w:r>
-            <w:fldChar w:fldCharType="begin"/>
-          </w:r>
-          <w:r>
-            <w:instrText xml:space="preserve"> HYPERLINK \l "_Toc244045508" </w:instrText>
-          </w:r>
-          <w:r>
-            <w:fldChar w:fldCharType="separate"/>
-          </w:r>
-          <w:r>
-            <w:rPr>
-              <w:rStyle w:val="15"/>
-            </w:rPr>
-            <w:t>4.3. AbortController (D1–D3) — List, Detail, Search</w:t>
-          </w:r>
-          <w:r>
-            <w:tab/>
-          </w:r>
-          <w:r>
-            <w:fldChar w:fldCharType="begin"/>
-          </w:r>
-          <w:r>
-            <w:instrText xml:space="preserve"> PAGEREF _Toc244045508 \h </w:instrText>
-          </w:r>
-          <w:r>
-            <w:fldChar w:fldCharType="separate"/>
-          </w:r>
-          <w:r>
-            <w:t>10</w:t>
-          </w:r>
-          <w:r>
-            <w:fldChar w:fldCharType="end"/>
-          </w:r>
-          <w:r>
-            <w:fldChar w:fldCharType="end"/>
-          </w:r>
+          <w:hyperlink w:anchor="_Toc244045508" w:history="1">
+            <w:r>
+              <w:rPr>
+                <w:rStyle w:val="Hyperlink"/>
+              </w:rPr>
+              <w:t>4.3. AbortController (D1–D3) — List, Detail, Search</w:t>
+            </w:r>
+            <w:r>
+              <w:tab/>
+            </w:r>
+            <w:r>
+              <w:fldChar w:fldCharType="begin"/>
+            </w:r>
+            <w:r>
+              <w:instrText xml:space="preserve"> PAGEREF _Toc244045508 \h </w:instrText>
+            </w:r>
+            <w:r>
+              <w:fldChar w:fldCharType="separate"/>
+            </w:r>
+            <w:r>
+              <w:t>10</w:t>
+            </w:r>
+            <w:r>
+              <w:fldChar w:fldCharType="end"/>
+            </w:r>
+          </w:hyperlink>
         </w:p>
         <w:p>
           <w:pPr>
-            <w:pStyle w:val="20"/>
+            <w:pStyle w:val="TOC1"/>
             <w:tabs>
               <w:tab w:val="right" w:pos="9350"/>
             </w:tabs>
             <w:rPr>
-              <w:rFonts w:asciiTheme="minorHAnsi" w:hAnsiTheme="minorHAnsi" w:eastAsiaTheme="minorEastAsia" w:cstheme="minorBidi"/>
+              <w:rFonts w:asciiTheme="minorHAnsi" w:eastAsiaTheme="minorEastAsia" w:hAnsiTheme="minorHAnsi" w:cstheme="minorBidi"/>
               <w:sz w:val="22"/>
               <w:szCs w:val="22"/>
               <w:lang w:val="en-US" w:eastAsia="ja-JP"/>
             </w:rPr>
           </w:pPr>
-          <w:r>
-            <w:fldChar w:fldCharType="begin"/>
-          </w:r>
-          <w:r>
-            <w:instrText xml:space="preserve"> HYPERLINK \l "_Toc244045509" </w:instrText>
-          </w:r>
-          <w:r>
-            <w:fldChar w:fldCharType="separate"/>
-          </w:r>
-          <w:r>
-            <w:rPr>
-              <w:rStyle w:val="15"/>
-            </w:rPr>
-            <w:t>5. Phần E – Giao diện react-bootstrap</w:t>
-          </w:r>
-          <w:r>
-            <w:tab/>
-          </w:r>
-          <w:r>
-            <w:fldChar w:fldCharType="begin"/>
-          </w:r>
-          <w:r>
-            <w:instrText xml:space="preserve"> PAGEREF _Toc244045509 \h </w:instrText>
-          </w:r>
-          <w:r>
-            <w:fldChar w:fldCharType="separate"/>
-          </w:r>
-          <w:r>
-            <w:t>10</w:t>
-          </w:r>
-          <w:r>
-            <w:fldChar w:fldCharType="end"/>
-          </w:r>
-          <w:r>
-            <w:fldChar w:fldCharType="end"/>
-          </w:r>
+          <w:hyperlink w:anchor="_Toc244045509" w:history="1">
+            <w:r>
+              <w:rPr>
+                <w:rStyle w:val="Hyperlink"/>
+              </w:rPr>
+              <w:t>5. Phần E – Giao diện react-bootstrap</w:t>
+            </w:r>
+            <w:r>
+              <w:tab/>
+            </w:r>
+            <w:r>
+              <w:fldChar w:fldCharType="begin"/>
+            </w:r>
+            <w:r>
+              <w:instrText xml:space="preserve"> PAGEREF _Toc244045509 \h </w:instrText>
+            </w:r>
+            <w:r>
+              <w:fldChar w:fldCharType="separate"/>
+            </w:r>
+            <w:r>
+              <w:t>10</w:t>
+            </w:r>
+            <w:r>
+              <w:fldChar w:fldCharType="end"/>
+            </w:r>
+          </w:hyperlink>
         </w:p>
         <w:p>
           <w:pPr>
-            <w:pStyle w:val="21"/>
+            <w:pStyle w:val="TOC2"/>
             <w:tabs>
               <w:tab w:val="right" w:pos="9350"/>
             </w:tabs>
             <w:rPr>
-              <w:rFonts w:asciiTheme="minorHAnsi" w:hAnsiTheme="minorHAnsi" w:eastAsiaTheme="minorEastAsia" w:cstheme="minorBidi"/>
+              <w:rFonts w:asciiTheme="minorHAnsi" w:eastAsiaTheme="minorEastAsia" w:hAnsiTheme="minorHAnsi" w:cstheme="minorBidi"/>
               <w:sz w:val="22"/>
               <w:szCs w:val="22"/>
               <w:lang w:val="en-US" w:eastAsia="ja-JP"/>
             </w:rPr>
           </w:pPr>
-          <w:r>
-            <w:fldChar w:fldCharType="begin"/>
-          </w:r>
-          <w:r>
-            <w:instrText xml:space="preserve"> HYPERLINK \l "_Toc244045510" </w:instrText>
-          </w:r>
-          <w:r>
-            <w:fldChar w:fldCharType="separate"/>
-          </w:r>
-          <w:r>
-            <w:rPr>
-              <w:rStyle w:val="15"/>
-            </w:rPr>
-            <w:t>5.1. Common components — Issue #13</w:t>
-          </w:r>
-          <w:r>
-            <w:tab/>
-          </w:r>
-          <w:r>
-            <w:fldChar w:fldCharType="begin"/>
-          </w:r>
-          <w:r>
-            <w:instrText xml:space="preserve"> PAGEREF _Toc244045510 \h </w:instrText>
-          </w:r>
-          <w:r>
-            <w:fldChar w:fldCharType="separate"/>
-          </w:r>
-          <w:r>
-            <w:t>10</w:t>
-          </w:r>
-          <w:r>
-            <w:fldChar w:fldCharType="end"/>
-          </w:r>
-          <w:r>
-            <w:fldChar w:fldCharType="end"/>
-          </w:r>
+          <w:hyperlink w:anchor="_Toc244045510" w:history="1">
+            <w:r>
+              <w:rPr>
+                <w:rStyle w:val="Hyperlink"/>
+              </w:rPr>
+              <w:t>5.1. Common components — Issue #13</w:t>
+            </w:r>
+            <w:r>
+              <w:tab/>
+            </w:r>
+            <w:r>
+              <w:fldChar w:fldCharType="begin"/>
+            </w:r>
+            <w:r>
+              <w:instrText xml:space="preserve"> PAGEREF _Toc244045510 \h </w:instrText>
+            </w:r>
+            <w:r>
+              <w:fldChar w:fldCharType="separate"/>
+            </w:r>
+            <w:r>
+              <w:t>10</w:t>
+            </w:r>
+            <w:r>
+              <w:fldChar w:fldCharType="end"/>
+            </w:r>
+          </w:hyperlink>
         </w:p>
         <w:p>
           <w:pPr>
-            <w:pStyle w:val="21"/>
+            <w:pStyle w:val="TOC2"/>
             <w:tabs>
               <w:tab w:val="right" w:pos="9350"/>
             </w:tabs>
             <w:rPr>
-              <w:rFonts w:asciiTheme="minorHAnsi" w:hAnsiTheme="minorHAnsi" w:eastAsiaTheme="minorEastAsia" w:cstheme="minorBidi"/>
+              <w:rFonts w:asciiTheme="minorHAnsi" w:eastAsiaTheme="minorEastAsia" w:hAnsiTheme="minorHAnsi" w:cstheme="minorBidi"/>
               <w:sz w:val="22"/>
               <w:szCs w:val="22"/>
               <w:lang w:val="en-US" w:eastAsia="ja-JP"/>
             </w:rPr>
           </w:pPr>
-          <w:r>
-            <w:fldChar w:fldCharType="begin"/>
-          </w:r>
-          <w:r>
-            <w:instrText xml:space="preserve"> HYPERLINK \l "_Toc244045511" </w:instrText>
-          </w:r>
-          <w:r>
-            <w:fldChar w:fldCharType="separate"/>
-          </w:r>
-          <w:r>
-            <w:rPr>
-              <w:rStyle w:val="15"/>
-            </w:rPr>
-            <w:t>5.2. Toast &amp; ConfirmModal — Issue #14</w:t>
-          </w:r>
-          <w:r>
-            <w:tab/>
-          </w:r>
-          <w:r>
-            <w:fldChar w:fldCharType="begin"/>
-          </w:r>
-          <w:r>
-            <w:instrText xml:space="preserve"> PAGEREF _Toc244045511 \h </w:instrText>
-          </w:r>
-          <w:r>
-            <w:fldChar w:fldCharType="separate"/>
-          </w:r>
-          <w:r>
-            <w:t>10</w:t>
-          </w:r>
-          <w:r>
-            <w:fldChar w:fldCharType="end"/>
-          </w:r>
-          <w:r>
-            <w:fldChar w:fldCharType="end"/>
-          </w:r>
+          <w:hyperlink w:anchor="_Toc244045511" w:history="1">
+            <w:r>
+              <w:rPr>
+                <w:rStyle w:val="Hyperlink"/>
+              </w:rPr>
+              <w:t>5.2. Toast &amp; ConfirmModal — Issue #14</w:t>
+            </w:r>
+            <w:r>
+              <w:tab/>
+            </w:r>
+            <w:r>
+              <w:fldChar w:fldCharType="begin"/>
+            </w:r>
+            <w:r>
+              <w:instrText xml:space="preserve"> PAGEREF _Toc244045511 \h </w:instrText>
+            </w:r>
+            <w:r>
+              <w:fldChar w:fldCharType="separate"/>
+            </w:r>
+            <w:r>
+              <w:t>10</w:t>
+            </w:r>
+            <w:r>
+              <w:fldChar w:fldCharType="end"/>
+            </w:r>
+          </w:hyperlink>
         </w:p>
         <w:p>
           <w:pPr>
-            <w:pStyle w:val="21"/>
+            <w:pStyle w:val="TOC2"/>
             <w:tabs>
               <w:tab w:val="right" w:pos="9350"/>
             </w:tabs>
             <w:rPr>
-              <w:rFonts w:asciiTheme="minorHAnsi" w:hAnsiTheme="minorHAnsi" w:eastAsiaTheme="minorEastAsia" w:cstheme="minorBidi"/>
+              <w:rFonts w:asciiTheme="minorHAnsi" w:eastAsiaTheme="minorEastAsia" w:hAnsiTheme="minorHAnsi" w:cstheme="minorBidi"/>
               <w:sz w:val="22"/>
               <w:szCs w:val="22"/>
               <w:lang w:val="en-US" w:eastAsia="ja-JP"/>
             </w:rPr>
           </w:pPr>
-          <w:r>
-            <w:fldChar w:fldCharType="begin"/>
-          </w:r>
-          <w:r>
-            <w:instrText xml:space="preserve"> HYPERLINK \l "_Toc244045512" </w:instrText>
-          </w:r>
-          <w:r>
-            <w:fldChar w:fldCharType="separate"/>
-          </w:r>
-          <w:r>
-            <w:rPr>
-              <w:rStyle w:val="15"/>
-            </w:rPr>
-            <w:t>5.3. Navbar, Footer, LaptopCard/Grid, Filter — Issue #16, #17, #20</w:t>
-          </w:r>
-          <w:r>
-            <w:tab/>
-          </w:r>
-          <w:r>
-            <w:fldChar w:fldCharType="begin"/>
-          </w:r>
-          <w:r>
-            <w:instrText xml:space="preserve"> PAGEREF _Toc244045512 \h </w:instrText>
-          </w:r>
-          <w:r>
-            <w:fldChar w:fldCharType="separate"/>
-          </w:r>
-          <w:r>
-            <w:t>11</w:t>
-          </w:r>
-          <w:r>
-            <w:fldChar w:fldCharType="end"/>
-          </w:r>
-          <w:r>
-            <w:fldChar w:fldCharType="end"/>
-          </w:r>
+          <w:hyperlink w:anchor="_Toc244045512" w:history="1">
+            <w:r>
+              <w:rPr>
+                <w:rStyle w:val="Hyperlink"/>
+              </w:rPr>
+              <w:t>5.3. Navbar, Footer, LaptopCard/Grid, Filter — Issue #16, #17, #20</w:t>
+            </w:r>
+            <w:r>
+              <w:tab/>
+            </w:r>
+            <w:r>
+              <w:fldChar w:fldCharType="begin"/>
+            </w:r>
+            <w:r>
+              <w:instrText xml:space="preserve"> PAGEREF _Toc244045512 \h </w:instrText>
+            </w:r>
+            <w:r>
+              <w:fldChar w:fldCharType="separate"/>
+            </w:r>
+            <w:r>
+              <w:t>11</w:t>
+            </w:r>
+            <w:r>
+              <w:fldChar w:fldCharType="end"/>
+            </w:r>
+          </w:hyperlink>
         </w:p>
         <w:p>
           <w:pPr>
-            <w:pStyle w:val="20"/>
+            <w:pStyle w:val="TOC1"/>
             <w:tabs>
               <w:tab w:val="right" w:pos="9350"/>
             </w:tabs>
             <w:rPr>
-              <w:rFonts w:asciiTheme="minorHAnsi" w:hAnsiTheme="minorHAnsi" w:eastAsiaTheme="minorEastAsia" w:cstheme="minorBidi"/>
+              <w:rFonts w:asciiTheme="minorHAnsi" w:eastAsiaTheme="minorEastAsia" w:hAnsiTheme="minorHAnsi" w:cstheme="minorBidi"/>
               <w:sz w:val="22"/>
               <w:szCs w:val="22"/>
               <w:lang w:val="en-US" w:eastAsia="ja-JP"/>
             </w:rPr>
           </w:pPr>
-          <w:r>
-            <w:fldChar w:fldCharType="begin"/>
-          </w:r>
-          <w:r>
-            <w:instrText xml:space="preserve"> HYPERLINK \l "_Toc244045513" </w:instrText>
-          </w:r>
-          <w:r>
-            <w:fldChar w:fldCharType="separate"/>
-          </w:r>
-          <w:r>
-            <w:rPr>
-              <w:rStyle w:val="15"/>
-            </w:rPr>
-            <w:t xml:space="preserve">6. Phần F – Routing (F1 </w:t>
-          </w:r>
-          <w:r>
-            <w:rPr>
-              <w:rStyle w:val="15"/>
-              <w:rFonts w:hint="eastAsia"/>
-            </w:rPr>
-            <w:t>→</w:t>
-          </w:r>
-          <w:r>
-            <w:rPr>
-              <w:rStyle w:val="15"/>
-            </w:rPr>
-            <w:t xml:space="preserve"> F7)</w:t>
-          </w:r>
-          <w:r>
-            <w:tab/>
-          </w:r>
-          <w:r>
-            <w:fldChar w:fldCharType="begin"/>
-          </w:r>
-          <w:r>
-            <w:instrText xml:space="preserve"> PAGEREF _Toc244045513 \h </w:instrText>
-          </w:r>
-          <w:r>
-            <w:fldChar w:fldCharType="separate"/>
-          </w:r>
-          <w:r>
-            <w:t>11</w:t>
-          </w:r>
-          <w:r>
-            <w:fldChar w:fldCharType="end"/>
-          </w:r>
-          <w:r>
-            <w:fldChar w:fldCharType="end"/>
-          </w:r>
+          <w:hyperlink w:anchor="_Toc244045513" w:history="1">
+            <w:r>
+              <w:rPr>
+                <w:rStyle w:val="Hyperlink"/>
+              </w:rPr>
+              <w:t xml:space="preserve">6. Phần F – Routing (F1 </w:t>
+            </w:r>
+            <w:r>
+              <w:rPr>
+                <w:rStyle w:val="Hyperlink"/>
+                <w:rFonts w:hint="eastAsia"/>
+              </w:rPr>
+              <w:t>→</w:t>
+            </w:r>
+            <w:r>
+              <w:rPr>
+                <w:rStyle w:val="Hyperlink"/>
+              </w:rPr>
+              <w:t xml:space="preserve"> F7)</w:t>
+            </w:r>
+            <w:r>
+              <w:tab/>
+            </w:r>
+            <w:r>
+              <w:fldChar w:fldCharType="begin"/>
+            </w:r>
+            <w:r>
+              <w:instrText xml:space="preserve"> PAGEREF _Toc244045513 \h </w:instrText>
+            </w:r>
+            <w:r>
+              <w:fldChar w:fldCharType="separate"/>
+            </w:r>
+            <w:r>
+              <w:t>11</w:t>
+            </w:r>
+            <w:r>
+              <w:fldChar w:fldCharType="end"/>
+            </w:r>
+          </w:hyperlink>
         </w:p>
         <w:p>
           <w:pPr>
-            <w:pStyle w:val="21"/>
+            <w:pStyle w:val="TOC2"/>
             <w:tabs>
               <w:tab w:val="right" w:pos="9350"/>
             </w:tabs>
             <w:rPr>
-              <w:rFonts w:asciiTheme="minorHAnsi" w:hAnsiTheme="minorHAnsi" w:eastAsiaTheme="minorEastAsia" w:cstheme="minorBidi"/>
+              <w:rFonts w:asciiTheme="minorHAnsi" w:eastAsiaTheme="minorEastAsia" w:hAnsiTheme="minorHAnsi" w:cstheme="minorBidi"/>
               <w:sz w:val="22"/>
               <w:szCs w:val="22"/>
               <w:lang w:val="en-US" w:eastAsia="ja-JP"/>
             </w:rPr>
           </w:pPr>
-          <w:r>
-            <w:fldChar w:fldCharType="begin"/>
-          </w:r>
-          <w:r>
-            <w:instrText xml:space="preserve"> HYPERLINK \l "_Toc244045514" </w:instrText>
-          </w:r>
-          <w:r>
-            <w:fldChar w:fldCharType="separate"/>
-          </w:r>
-          <w:r>
-            <w:rPr>
-              <w:rStyle w:val="15"/>
-            </w:rPr>
-            <w:t>6.1. F1 – Layout lồng nhau — Issue #11</w:t>
-          </w:r>
-          <w:r>
-            <w:tab/>
-          </w:r>
-          <w:r>
-            <w:fldChar w:fldCharType="begin"/>
-          </w:r>
-          <w:r>
-            <w:instrText xml:space="preserve"> PAGEREF _Toc244045514 \h </w:instrText>
-          </w:r>
-          <w:r>
-            <w:fldChar w:fldCharType="separate"/>
-          </w:r>
-          <w:r>
-            <w:t>11</w:t>
-          </w:r>
-          <w:r>
-            <w:fldChar w:fldCharType="end"/>
-          </w:r>
-          <w:r>
-            <w:fldChar w:fldCharType="end"/>
-          </w:r>
+          <w:hyperlink w:anchor="_Toc244045514" w:history="1">
+            <w:r>
+              <w:rPr>
+                <w:rStyle w:val="Hyperlink"/>
+              </w:rPr>
+              <w:t>6.1. F1 – Layout lồng nhau — Issue #11</w:t>
+            </w:r>
+            <w:r>
+              <w:tab/>
+            </w:r>
+            <w:r>
+              <w:fldChar w:fldCharType="begin"/>
+            </w:r>
+            <w:r>
+              <w:instrText xml:space="preserve"> PAGEREF _Toc244045514 \h </w:instrText>
+            </w:r>
+            <w:r>
+              <w:fldChar w:fldCharType="separate"/>
+            </w:r>
+            <w:r>
+              <w:t>11</w:t>
+            </w:r>
+            <w:r>
+              <w:fldChar w:fldCharType="end"/>
+            </w:r>
+          </w:hyperlink>
         </w:p>
         <w:p>
           <w:pPr>
-            <w:pStyle w:val="21"/>
+            <w:pStyle w:val="TOC2"/>
             <w:tabs>
               <w:tab w:val="right" w:pos="9350"/>
             </w:tabs>
             <w:rPr>
-              <w:rFonts w:asciiTheme="minorHAnsi" w:hAnsiTheme="minorHAnsi" w:eastAsiaTheme="minorEastAsia" w:cstheme="minorBidi"/>
+              <w:rFonts w:asciiTheme="minorHAnsi" w:eastAsiaTheme="minorEastAsia" w:hAnsiTheme="minorHAnsi" w:cstheme="minorBidi"/>
               <w:sz w:val="22"/>
               <w:szCs w:val="22"/>
               <w:lang w:val="en-US" w:eastAsia="ja-JP"/>
             </w:rPr>
           </w:pPr>
-          <w:r>
-            <w:fldChar w:fldCharType="begin"/>
-          </w:r>
-          <w:r>
-            <w:instrText xml:space="preserve"> HYPERLINK \l "_Toc244045515" </w:instrText>
-          </w:r>
-          <w:r>
-            <w:fldChar w:fldCharType="separate"/>
-          </w:r>
-          <w:r>
-            <w:rPr>
-              <w:rStyle w:val="15"/>
-            </w:rPr>
-            <w:t>6.2. F2 – ProtectedRoute theo role — Issue #12</w:t>
-          </w:r>
-          <w:r>
-            <w:tab/>
-          </w:r>
-          <w:r>
-            <w:fldChar w:fldCharType="begin"/>
-          </w:r>
-          <w:r>
-            <w:instrText xml:space="preserve"> PAGEREF _Toc244045515 \h </w:instrText>
-          </w:r>
-          <w:r>
-            <w:fldChar w:fldCharType="separate"/>
-          </w:r>
-          <w:r>
-            <w:t>11</w:t>
-          </w:r>
-          <w:r>
-            <w:fldChar w:fldCharType="end"/>
-          </w:r>
-          <w:r>
-            <w:fldChar w:fldCharType="end"/>
-          </w:r>
+          <w:hyperlink w:anchor="_Toc244045515" w:history="1">
+            <w:r>
+              <w:rPr>
+                <w:rStyle w:val="Hyperlink"/>
+              </w:rPr>
+              <w:t>6.2. F2 – ProtectedRoute theo role — Issue #12</w:t>
+            </w:r>
+            <w:r>
+              <w:tab/>
+            </w:r>
+            <w:r>
+              <w:fldChar w:fldCharType="begin"/>
+            </w:r>
+            <w:r>
+              <w:instrText xml:space="preserve"> PAGEREF _Toc244045515 \h </w:instrText>
+            </w:r>
+            <w:r>
+              <w:fldChar w:fldCharType="separate"/>
+            </w:r>
+            <w:r>
+              <w:t>11</w:t>
+            </w:r>
+            <w:r>
+              <w:fldChar w:fldCharType="end"/>
+            </w:r>
+          </w:hyperlink>
         </w:p>
         <w:p>
           <w:pPr>
-            <w:pStyle w:val="21"/>
+            <w:pStyle w:val="TOC2"/>
             <w:tabs>
               <w:tab w:val="right" w:pos="9350"/>
             </w:tabs>
             <w:rPr>
-              <w:rFonts w:asciiTheme="minorHAnsi" w:hAnsiTheme="minorHAnsi" w:eastAsiaTheme="minorEastAsia" w:cstheme="minorBidi"/>
+              <w:rFonts w:asciiTheme="minorHAnsi" w:eastAsiaTheme="minorEastAsia" w:hAnsiTheme="minorHAnsi" w:cstheme="minorBidi"/>
               <w:sz w:val="22"/>
               <w:szCs w:val="22"/>
               <w:lang w:val="en-US" w:eastAsia="ja-JP"/>
             </w:rPr>
           </w:pPr>
-          <w:r>
-            <w:fldChar w:fldCharType="begin"/>
-          </w:r>
-          <w:r>
-            <w:instrText xml:space="preserve"> HYPERLINK \l "_Toc244045516" </w:instrText>
-          </w:r>
-          <w:r>
-            <w:fldChar w:fldCharType="separate"/>
-          </w:r>
-          <w:r>
-            <w:rPr>
-              <w:rStyle w:val="15"/>
-            </w:rPr>
-            <w:t>6.3. F3 – useSearchParams (danh sách) — Issue #19</w:t>
-          </w:r>
-          <w:r>
-            <w:tab/>
-          </w:r>
-          <w:r>
-            <w:fldChar w:fldCharType="begin"/>
-          </w:r>
-          <w:r>
-            <w:instrText xml:space="preserve"> PAGEREF _Toc244045516 \h </w:instrText>
-          </w:r>
-          <w:r>
-            <w:fldChar w:fldCharType="separate"/>
-          </w:r>
-          <w:r>
-            <w:t>11</w:t>
-          </w:r>
-          <w:r>
-            <w:fldChar w:fldCharType="end"/>
-          </w:r>
-          <w:r>
-            <w:fldChar w:fldCharType="end"/>
-          </w:r>
+          <w:hyperlink w:anchor="_Toc244045516" w:history="1">
+            <w:r>
+              <w:rPr>
+                <w:rStyle w:val="Hyperlink"/>
+              </w:rPr>
+              <w:t>6.3. F3 – useSearchParams (danh sách) — Issue #19</w:t>
+            </w:r>
+            <w:r>
+              <w:tab/>
+            </w:r>
+            <w:r>
+              <w:fldChar w:fldCharType="begin"/>
+            </w:r>
+            <w:r>
+              <w:instrText xml:space="preserve"> PAGEREF _Toc244045516 \h </w:instrText>
+            </w:r>
+            <w:r>
+              <w:fldChar w:fldCharType="separate"/>
+            </w:r>
+            <w:r>
+              <w:t>11</w:t>
+            </w:r>
+            <w:r>
+              <w:fldChar w:fldCharType="end"/>
+            </w:r>
+          </w:hyperlink>
         </w:p>
         <w:p>
           <w:pPr>
-            <w:pStyle w:val="21"/>
+            <w:pStyle w:val="TOC2"/>
             <w:tabs>
               <w:tab w:val="right" w:pos="9350"/>
             </w:tabs>
             <w:rPr>
-              <w:rFonts w:asciiTheme="minorHAnsi" w:hAnsiTheme="minorHAnsi" w:eastAsiaTheme="minorEastAsia" w:cstheme="minorBidi"/>
+              <w:rFonts w:asciiTheme="minorHAnsi" w:eastAsiaTheme="minorEastAsia" w:hAnsiTheme="minorHAnsi" w:cstheme="minorBidi"/>
               <w:sz w:val="22"/>
               <w:szCs w:val="22"/>
               <w:lang w:val="en-US" w:eastAsia="ja-JP"/>
             </w:rPr>
           </w:pPr>
-          <w:r>
-            <w:fldChar w:fldCharType="begin"/>
-          </w:r>
-          <w:r>
-            <w:instrText xml:space="preserve"> HYPERLINK \l "_Toc244045517" </w:instrText>
-          </w:r>
-          <w:r>
-            <w:fldChar w:fldCharType="separate"/>
-          </w:r>
-          <w:r>
-            <w:rPr>
-              <w:rStyle w:val="15"/>
-            </w:rPr>
-            <w:t>6.4. F4–F5 – Form dùng chung create/edit — Issue #29 (admin form)</w:t>
-          </w:r>
-          <w:r>
-            <w:tab/>
-          </w:r>
-          <w:r>
-            <w:fldChar w:fldCharType="begin"/>
-          </w:r>
-          <w:r>
-            <w:instrText xml:space="preserve"> PAGEREF _Toc244045517 \h </w:instrText>
-          </w:r>
-          <w:r>
-            <w:fldChar w:fldCharType="separate"/>
-          </w:r>
-          <w:r>
-            <w:t>11</w:t>
-          </w:r>
-          <w:r>
-            <w:fldChar w:fldCharType="end"/>
-          </w:r>
-          <w:r>
-            <w:fldChar w:fldCharType="end"/>
-          </w:r>
+          <w:hyperlink w:anchor="_Toc244045517" w:history="1">
+            <w:r>
+              <w:rPr>
+                <w:rStyle w:val="Hyperlink"/>
+              </w:rPr>
+              <w:t>6.4. F4–F5 – Form dùng chung create/edit — Issue #29 (admin form)</w:t>
+            </w:r>
+            <w:r>
+              <w:tab/>
+            </w:r>
+            <w:r>
+              <w:fldChar w:fldCharType="begin"/>
+            </w:r>
+            <w:r>
+              <w:instrText xml:space="preserve"> PAGEREF _Toc244045517 \h </w:instrText>
+            </w:r>
+            <w:r>
+              <w:fldChar w:fldCharType="separate"/>
+            </w:r>
+            <w:r>
+              <w:t>11</w:t>
+            </w:r>
+            <w:r>
+              <w:fldChar w:fldCharType="end"/>
+            </w:r>
+          </w:hyperlink>
         </w:p>
         <w:p>
           <w:pPr>
-            <w:pStyle w:val="21"/>
+            <w:pStyle w:val="TOC2"/>
             <w:tabs>
               <w:tab w:val="right" w:pos="9350"/>
             </w:tabs>
             <w:rPr>
-              <w:rFonts w:asciiTheme="minorHAnsi" w:hAnsiTheme="minorHAnsi" w:eastAsiaTheme="minorEastAsia" w:cstheme="minorBidi"/>
+              <w:rFonts w:asciiTheme="minorHAnsi" w:eastAsiaTheme="minorEastAsia" w:hAnsiTheme="minorHAnsi" w:cstheme="minorBidi"/>
               <w:sz w:val="22"/>
               <w:szCs w:val="22"/>
               <w:lang w:val="en-US" w:eastAsia="ja-JP"/>
             </w:rPr>
           </w:pPr>
-          <w:r>
-            <w:fldChar w:fldCharType="begin"/>
-          </w:r>
-          <w:r>
-            <w:instrText xml:space="preserve"> HYPERLINK \l "_Toc244045518" </w:instrText>
-          </w:r>
-          <w:r>
-            <w:fldChar w:fldCharType="separate"/>
-          </w:r>
-          <w:r>
-            <w:rPr>
-              <w:rStyle w:val="15"/>
-            </w:rPr>
-            <w:t>6.5. F6–F7 – Khai báo route &amp; 404 — Issue #11</w:t>
-          </w:r>
-          <w:r>
-            <w:tab/>
-          </w:r>
-          <w:r>
-            <w:fldChar w:fldCharType="begin"/>
-          </w:r>
-          <w:r>
-            <w:instrText xml:space="preserve"> PAGEREF _Toc244045518 \h </w:instrText>
-          </w:r>
-          <w:r>
-            <w:fldChar w:fldCharType="separate"/>
-          </w:r>
-          <w:r>
-            <w:t>11</w:t>
-          </w:r>
-          <w:r>
-            <w:fldChar w:fldCharType="end"/>
-          </w:r>
-          <w:r>
-            <w:fldChar w:fldCharType="end"/>
-          </w:r>
+          <w:hyperlink w:anchor="_Toc244045518" w:history="1">
+            <w:r>
+              <w:rPr>
+                <w:rStyle w:val="Hyperlink"/>
+              </w:rPr>
+              <w:t>6.5. F6–F7 – Khai báo route &amp; 404 — Issue #11</w:t>
+            </w:r>
+            <w:r>
+              <w:tab/>
+            </w:r>
+            <w:r>
+              <w:fldChar w:fldCharType="begin"/>
+            </w:r>
+            <w:r>
+              <w:instrText xml:space="preserve"> PAGEREF _Toc244045518 \h </w:instrText>
+            </w:r>
+            <w:r>
+              <w:fldChar w:fldCharType="separate"/>
+            </w:r>
+            <w:r>
+              <w:t>11</w:t>
+            </w:r>
+            <w:r>
+              <w:fldChar w:fldCharType="end"/>
+            </w:r>
+          </w:hyperlink>
         </w:p>
         <w:p>
           <w:pPr>
-            <w:pStyle w:val="20"/>
+            <w:pStyle w:val="TOC1"/>
             <w:tabs>
               <w:tab w:val="right" w:pos="9350"/>
             </w:tabs>
             <w:rPr>
-              <w:rFonts w:asciiTheme="minorHAnsi" w:hAnsiTheme="minorHAnsi" w:eastAsiaTheme="minorEastAsia" w:cstheme="minorBidi"/>
+              <w:rFonts w:asciiTheme="minorHAnsi" w:eastAsiaTheme="minorEastAsia" w:hAnsiTheme="minorHAnsi" w:cstheme="minorBidi"/>
               <w:sz w:val="22"/>
               <w:szCs w:val="22"/>
               <w:lang w:val="en-US" w:eastAsia="ja-JP"/>
             </w:rPr>
           </w:pPr>
-          <w:r>
-            <w:fldChar w:fldCharType="begin"/>
-          </w:r>
-          <w:r>
-            <w:instrText xml:space="preserve"> HYPERLINK \l "_Toc244045519" </w:instrText>
-          </w:r>
-          <w:r>
-            <w:fldChar w:fldCharType="separate"/>
-          </w:r>
-          <w:r>
-            <w:rPr>
-              <w:rStyle w:val="15"/>
-            </w:rPr>
-            <w:t>7. Phần G – Giỏ hàng, đánh giá, CRUD, đơn hàng</w:t>
-          </w:r>
-          <w:r>
-            <w:tab/>
-          </w:r>
-          <w:r>
-            <w:fldChar w:fldCharType="begin"/>
-          </w:r>
-          <w:r>
-            <w:instrText xml:space="preserve"> PAGEREF _Toc244045519 \h </w:instrText>
-          </w:r>
-          <w:r>
-            <w:fldChar w:fldCharType="separate"/>
-          </w:r>
-          <w:r>
-            <w:t>11</w:t>
-          </w:r>
-          <w:r>
-            <w:fldChar w:fldCharType="end"/>
-          </w:r>
-          <w:r>
-            <w:fldChar w:fldCharType="end"/>
-          </w:r>
+          <w:hyperlink w:anchor="_Toc244045519" w:history="1">
+            <w:r>
+              <w:rPr>
+                <w:rStyle w:val="Hyperlink"/>
+              </w:rPr>
+              <w:t>7. Phần G – Giỏ hàng, đánh giá, CRUD, đơn hàng</w:t>
+            </w:r>
+            <w:r>
+              <w:tab/>
+            </w:r>
+            <w:r>
+              <w:fldChar w:fldCharType="begin"/>
+            </w:r>
+            <w:r>
+              <w:instrText xml:space="preserve"> PAGEREF _Toc244045519 \h </w:instrText>
+            </w:r>
+            <w:r>
+              <w:fldChar w:fldCharType="separate"/>
+            </w:r>
+            <w:r>
+              <w:t>11</w:t>
+            </w:r>
+            <w:r>
+              <w:fldChar w:fldCharType="end"/>
+            </w:r>
+          </w:hyperlink>
         </w:p>
         <w:p>
           <w:pPr>
-            <w:pStyle w:val="21"/>
+            <w:pStyle w:val="TOC2"/>
             <w:tabs>
               <w:tab w:val="right" w:pos="9350"/>
             </w:tabs>
             <w:rPr>
-              <w:rFonts w:asciiTheme="minorHAnsi" w:hAnsiTheme="minorHAnsi" w:eastAsiaTheme="minorEastAsia" w:cstheme="minorBidi"/>
+              <w:rFonts w:asciiTheme="minorHAnsi" w:eastAsiaTheme="minorEastAsia" w:hAnsiTheme="minorHAnsi" w:cstheme="minorBidi"/>
               <w:sz w:val="22"/>
               <w:szCs w:val="22"/>
               <w:lang w:val="en-US" w:eastAsia="ja-JP"/>
             </w:rPr>
           </w:pPr>
-          <w:r>
-            <w:fldChar w:fldCharType="begin"/>
-          </w:r>
-          <w:r>
-            <w:instrText xml:space="preserve"> HYPERLINK \l "_Toc244045520" </w:instrText>
-          </w:r>
-          <w:r>
-            <w:fldChar w:fldCharType="separate"/>
-          </w:r>
-          <w:r>
-            <w:rPr>
-              <w:rStyle w:val="15"/>
-            </w:rPr>
-            <w:t>7.1. G1 – CartContext &amp; trang giỏ (Issue #24, #25)</w:t>
-          </w:r>
-          <w:r>
-            <w:tab/>
-          </w:r>
-          <w:r>
-            <w:fldChar w:fldCharType="begin"/>
-          </w:r>
-          <w:r>
-            <w:instrText xml:space="preserve"> PAGEREF _Toc244045520 \h </w:instrText>
-          </w:r>
-          <w:r>
-            <w:fldChar w:fldCharType="separate"/>
-          </w:r>
-          <w:r>
-            <w:t>11</w:t>
-          </w:r>
-          <w:r>
-            <w:fldChar w:fldCharType="end"/>
-          </w:r>
-          <w:r>
-            <w:fldChar w:fldCharType="end"/>
-          </w:r>
+          <w:hyperlink w:anchor="_Toc244045520" w:history="1">
+            <w:r>
+              <w:rPr>
+                <w:rStyle w:val="Hyperlink"/>
+              </w:rPr>
+              <w:t>7.1. G1 – CartContext &amp; trang giỏ (Issue #24, #25)</w:t>
+            </w:r>
+            <w:r>
+              <w:tab/>
+            </w:r>
+            <w:r>
+              <w:fldChar w:fldCharType="begin"/>
+            </w:r>
+            <w:r>
+              <w:instrText xml:space="preserve"> PAGEREF _Toc244045520 \h </w:instrText>
+            </w:r>
+            <w:r>
+              <w:fldChar w:fldCharType="separate"/>
+            </w:r>
+            <w:r>
+              <w:t>11</w:t>
+            </w:r>
+            <w:r>
+              <w:fldChar w:fldCharType="end"/>
+            </w:r>
+          </w:hyperlink>
         </w:p>
         <w:p>
           <w:pPr>
-            <w:pStyle w:val="21"/>
+            <w:pStyle w:val="TOC2"/>
             <w:tabs>
               <w:tab w:val="right" w:pos="9350"/>
             </w:tabs>
             <w:rPr>
-              <w:rFonts w:asciiTheme="minorHAnsi" w:hAnsiTheme="minorHAnsi" w:eastAsiaTheme="minorEastAsia" w:cstheme="minorBidi"/>
+              <w:rFonts w:asciiTheme="minorHAnsi" w:eastAsiaTheme="minorEastAsia" w:hAnsiTheme="minorHAnsi" w:cstheme="minorBidi"/>
               <w:sz w:val="22"/>
               <w:szCs w:val="22"/>
               <w:lang w:val="en-US" w:eastAsia="ja-JP"/>
             </w:rPr>
           </w:pPr>
-          <w:r>
-            <w:fldChar w:fldCharType="begin"/>
-          </w:r>
-          <w:r>
-            <w:instrText xml:space="preserve"> HYPERLINK \l "_Toc244045521" </w:instrText>
-          </w:r>
-          <w:r>
-            <w:fldChar w:fldCharType="separate"/>
-          </w:r>
-          <w:r>
-            <w:rPr>
-              <w:rStyle w:val="15"/>
-            </w:rPr>
-            <w:t>7.2. G2 – Review list &amp; form (Issue #23)</w:t>
-          </w:r>
-          <w:r>
-            <w:tab/>
-          </w:r>
-          <w:r>
-            <w:fldChar w:fldCharType="begin"/>
-          </w:r>
-          <w:r>
-            <w:instrText xml:space="preserve"> PAGEREF _Toc244045521 \h </w:instrText>
-          </w:r>
-          <w:r>
-            <w:fldChar w:fldCharType="separate"/>
-          </w:r>
-          <w:r>
-            <w:t>12</w:t>
-          </w:r>
-          <w:r>
-            <w:fldChar w:fldCharType="end"/>
-          </w:r>
-          <w:r>
-            <w:fldChar w:fldCharType="end"/>
-          </w:r>
+          <w:hyperlink w:anchor="_Toc244045521" w:history="1">
+            <w:r>
+              <w:rPr>
+                <w:rStyle w:val="Hyperlink"/>
+              </w:rPr>
+              <w:t>7.2. G2 – Review list &amp; form (Issue #23)</w:t>
+            </w:r>
+            <w:r>
+              <w:tab/>
+            </w:r>
+            <w:r>
+              <w:fldChar w:fldCharType="begin"/>
+            </w:r>
+            <w:r>
+              <w:instrText xml:space="preserve"> PAGEREF _Toc244045521 \h </w:instrText>
+            </w:r>
+            <w:r>
+              <w:fldChar w:fldCharType="separate"/>
+            </w:r>
+            <w:r>
+              <w:t>12</w:t>
+            </w:r>
+            <w:r>
+              <w:fldChar w:fldCharType="end"/>
+            </w:r>
+          </w:hyperlink>
         </w:p>
         <w:p>
           <w:pPr>
-            <w:pStyle w:val="21"/>
+            <w:pStyle w:val="TOC2"/>
             <w:tabs>
               <w:tab w:val="right" w:pos="9350"/>
             </w:tabs>
             <w:rPr>
-              <w:rFonts w:asciiTheme="minorHAnsi" w:hAnsiTheme="minorHAnsi" w:eastAsiaTheme="minorEastAsia" w:cstheme="minorBidi"/>
+              <w:rFonts w:asciiTheme="minorHAnsi" w:eastAsiaTheme="minorEastAsia" w:hAnsiTheme="minorHAnsi" w:cstheme="minorBidi"/>
               <w:sz w:val="22"/>
               <w:szCs w:val="22"/>
               <w:lang w:val="en-US" w:eastAsia="ja-JP"/>
             </w:rPr>
           </w:pPr>
-          <w:r>
-            <w:fldChar w:fldCharType="begin"/>
-          </w:r>
-          <w:r>
-            <w:instrText xml:space="preserve"> HYPERLINK \l "_Toc244045522" </w:instrText>
-          </w:r>
-          <w:r>
-            <w:fldChar w:fldCharType="separate"/>
-          </w:r>
-          <w:r>
-            <w:rPr>
-              <w:rStyle w:val="15"/>
-            </w:rPr>
-            <w:t>7.3. G3 – Admin CRUD laptop (Issue #28, #29)</w:t>
-          </w:r>
-          <w:r>
-            <w:tab/>
-          </w:r>
-          <w:r>
-            <w:fldChar w:fldCharType="begin"/>
-          </w:r>
-          <w:r>
-            <w:instrText xml:space="preserve"> PAGEREF _Toc244045522 \h </w:instrText>
-          </w:r>
-          <w:r>
-            <w:fldChar w:fldCharType="separate"/>
-          </w:r>
-          <w:r>
-            <w:t>12</w:t>
-          </w:r>
-          <w:r>
-            <w:fldChar w:fldCharType="end"/>
-          </w:r>
-          <w:r>
-            <w:fldChar w:fldCharType="end"/>
-          </w:r>
+          <w:hyperlink w:anchor="_Toc244045522" w:history="1">
+            <w:r>
+              <w:rPr>
+                <w:rStyle w:val="Hyperlink"/>
+              </w:rPr>
+              <w:t>7.3. G3 – Admin CRUD laptop (Issue #28, #29)</w:t>
+            </w:r>
+            <w:r>
+              <w:tab/>
+            </w:r>
+            <w:r>
+              <w:fldChar w:fldCharType="begin"/>
+            </w:r>
+            <w:r>
+              <w:instrText xml:space="preserve"> PAGEREF _Toc244045522 \h </w:instrText>
+            </w:r>
+            <w:r>
+              <w:fldChar w:fldCharType="separate"/>
+            </w:r>
+            <w:r>
+              <w:t>12</w:t>
+            </w:r>
+            <w:r>
+              <w:fldChar w:fldCharType="end"/>
+            </w:r>
+          </w:hyperlink>
         </w:p>
         <w:p>
           <w:pPr>
-            <w:pStyle w:val="21"/>
+            <w:pStyle w:val="TOC2"/>
             <w:tabs>
               <w:tab w:val="right" w:pos="9350"/>
             </w:tabs>
             <w:rPr>
-              <w:rFonts w:asciiTheme="minorHAnsi" w:hAnsiTheme="minorHAnsi" w:eastAsiaTheme="minorEastAsia" w:cstheme="minorBidi"/>
+              <w:rFonts w:asciiTheme="minorHAnsi" w:eastAsiaTheme="minorEastAsia" w:hAnsiTheme="minorHAnsi" w:cstheme="minorBidi"/>
               <w:sz w:val="22"/>
               <w:szCs w:val="22"/>
               <w:lang w:val="en-US" w:eastAsia="ja-JP"/>
             </w:rPr>
           </w:pPr>
-          <w:r>
-            <w:fldChar w:fldCharType="begin"/>
-          </w:r>
-          <w:r>
-            <w:instrText xml:space="preserve"> HYPERLINK \l "_Toc244045523" </w:instrText>
-          </w:r>
-          <w:r>
-            <w:fldChar w:fldCharType="separate"/>
-          </w:r>
-          <w:r>
-            <w:rPr>
-              <w:rStyle w:val="15"/>
-            </w:rPr>
-            <w:t>7.4. G4 / C4 – Checkout, My orders, Admin orders (Issue #26, #27, #30)</w:t>
-          </w:r>
-          <w:r>
-            <w:tab/>
-          </w:r>
-          <w:r>
-            <w:fldChar w:fldCharType="begin"/>
-          </w:r>
-          <w:r>
-            <w:instrText xml:space="preserve"> PAGEREF _Toc244045523 \h </w:instrText>
-          </w:r>
-          <w:r>
-            <w:fldChar w:fldCharType="separate"/>
-          </w:r>
-          <w:r>
-            <w:t>12</w:t>
-          </w:r>
-          <w:r>
-            <w:fldChar w:fldCharType="end"/>
-          </w:r>
-          <w:r>
-            <w:fldChar w:fldCharType="end"/>
-          </w:r>
+          <w:hyperlink w:anchor="_Toc244045523" w:history="1">
+            <w:r>
+              <w:rPr>
+                <w:rStyle w:val="Hyperlink"/>
+              </w:rPr>
+              <w:t>7.4. G4 / C4 – Checkout, My orders, Admin orders (Issue #26, #27, #30)</w:t>
+            </w:r>
+            <w:r>
+              <w:tab/>
+            </w:r>
+            <w:r>
+              <w:fldChar w:fldCharType="begin"/>
+            </w:r>
+            <w:r>
+              <w:instrText xml:space="preserve"> PAGEREF _Toc244045523 \h </w:instrText>
+            </w:r>
+            <w:r>
+              <w:fldChar w:fldCharType="separate"/>
+            </w:r>
+            <w:r>
+              <w:t>12</w:t>
+            </w:r>
+            <w:r>
+              <w:fldChar w:fldCharType="end"/>
+            </w:r>
+          </w:hyperlink>
         </w:p>
         <w:p>
           <w:pPr>
-            <w:pStyle w:val="20"/>
+            <w:pStyle w:val="TOC1"/>
             <w:tabs>
               <w:tab w:val="right" w:pos="9350"/>
             </w:tabs>
             <w:rPr>
-              <w:rFonts w:asciiTheme="minorHAnsi" w:hAnsiTheme="minorHAnsi" w:eastAsiaTheme="minorEastAsia" w:cstheme="minorBidi"/>
+              <w:rFonts w:asciiTheme="minorHAnsi" w:eastAsiaTheme="minorEastAsia" w:hAnsiTheme="minorHAnsi" w:cstheme="minorBidi"/>
               <w:sz w:val="22"/>
               <w:szCs w:val="22"/>
               <w:lang w:val="en-US" w:eastAsia="ja-JP"/>
             </w:rPr>
           </w:pPr>
-          <w:r>
-            <w:fldChar w:fldCharType="begin"/>
-          </w:r>
-          <w:r>
-            <w:instrText xml:space="preserve"> HYPERLINK \l "_Toc244045524" </w:instrText>
-          </w:r>
-          <w:r>
-            <w:fldChar w:fldCharType="separate"/>
-          </w:r>
-          <w:r>
-            <w:rPr>
-              <w:rStyle w:val="15"/>
-            </w:rPr>
-            <w:t>8. Phần H – Custom hooks &amp; tối ưu</w:t>
-          </w:r>
-          <w:r>
-            <w:tab/>
-          </w:r>
-          <w:r>
-            <w:fldChar w:fldCharType="begin"/>
-          </w:r>
-          <w:r>
-            <w:instrText xml:space="preserve"> PAGEREF _Toc244045524 \h </w:instrText>
-          </w:r>
-          <w:r>
-            <w:fldChar w:fldCharType="separate"/>
-          </w:r>
-          <w:r>
-            <w:t>12</w:t>
-          </w:r>
-          <w:r>
-            <w:fldChar w:fldCharType="end"/>
-          </w:r>
-          <w:r>
-            <w:fldChar w:fldCharType="end"/>
-          </w:r>
+          <w:hyperlink w:anchor="_Toc244045524" w:history="1">
+            <w:r>
+              <w:rPr>
+                <w:rStyle w:val="Hyperlink"/>
+              </w:rPr>
+              <w:t>8. Phần H – Custom hooks &amp; tối ưu</w:t>
+            </w:r>
+            <w:r>
+              <w:tab/>
+            </w:r>
+            <w:r>
+              <w:fldChar w:fldCharType="begin"/>
+            </w:r>
+            <w:r>
+              <w:instrText xml:space="preserve"> PAGEREF _Toc244045524 \h </w:instrText>
+            </w:r>
+            <w:r>
+              <w:fldChar w:fldCharType="separate"/>
+            </w:r>
+            <w:r>
+              <w:t>12</w:t>
+            </w:r>
+            <w:r>
+              <w:fldChar w:fldCharType="end"/>
+            </w:r>
+          </w:hyperlink>
         </w:p>
         <w:p>
           <w:pPr>
-            <w:pStyle w:val="20"/>
+            <w:pStyle w:val="TOC1"/>
             <w:tabs>
               <w:tab w:val="right" w:pos="9350"/>
             </w:tabs>
             <w:rPr>
-              <w:rFonts w:asciiTheme="minorHAnsi" w:hAnsiTheme="minorHAnsi" w:eastAsiaTheme="minorEastAsia" w:cstheme="minorBidi"/>
+              <w:rFonts w:asciiTheme="minorHAnsi" w:eastAsiaTheme="minorEastAsia" w:hAnsiTheme="minorHAnsi" w:cstheme="minorBidi"/>
               <w:sz w:val="22"/>
               <w:szCs w:val="22"/>
               <w:lang w:val="en-US" w:eastAsia="ja-JP"/>
             </w:rPr>
           </w:pPr>
-          <w:r>
-            <w:fldChar w:fldCharType="begin"/>
-          </w:r>
-          <w:r>
-            <w:instrText xml:space="preserve"> HYPERLINK \l "_Toc244045525" </w:instrText>
-          </w:r>
-          <w:r>
-            <w:fldChar w:fldCharType="separate"/>
-          </w:r>
-          <w:r>
-            <w:rPr>
-              <w:rStyle w:val="15"/>
-            </w:rPr>
-            <w:t>9. Kiểm thử API (Postman / trình duyệt) &amp; Test report</w:t>
-          </w:r>
-          <w:r>
-            <w:tab/>
-          </w:r>
-          <w:r>
-            <w:fldChar w:fldCharType="begin"/>
-          </w:r>
-          <w:r>
-            <w:instrText xml:space="preserve"> PAGEREF _Toc244045525 \h </w:instrText>
-          </w:r>
-          <w:r>
-            <w:fldChar w:fldCharType="separate"/>
-          </w:r>
-          <w:r>
-            <w:t>12</w:t>
-          </w:r>
-          <w:r>
-            <w:fldChar w:fldCharType="end"/>
-          </w:r>
-          <w:r>
-            <w:fldChar w:fldCharType="end"/>
-          </w:r>
+          <w:hyperlink w:anchor="_Toc244045525" w:history="1">
+            <w:r>
+              <w:rPr>
+                <w:rStyle w:val="Hyperlink"/>
+              </w:rPr>
+              <w:t>9. Kiểm thử API (Postman / trình duyệt) &amp; Test report</w:t>
+            </w:r>
+            <w:r>
+              <w:tab/>
+            </w:r>
+            <w:r>
+              <w:fldChar w:fldCharType="begin"/>
+            </w:r>
+            <w:r>
+              <w:instrText xml:space="preserve"> PAGEREF _Toc244045525 \h </w:instrText>
+            </w:r>
+            <w:r>
+              <w:fldChar w:fldCharType="separate"/>
+            </w:r>
+            <w:r>
+              <w:t>12</w:t>
+            </w:r>
+            <w:r>
+              <w:fldChar w:fldCharType="end"/>
+            </w:r>
+          </w:hyperlink>
         </w:p>
         <w:p>
           <w:pPr>
-            <w:pStyle w:val="21"/>
+            <w:pStyle w:val="TOC2"/>
             <w:tabs>
               <w:tab w:val="right" w:pos="9350"/>
             </w:tabs>
             <w:rPr>
-              <w:rFonts w:asciiTheme="minorHAnsi" w:hAnsiTheme="minorHAnsi" w:eastAsiaTheme="minorEastAsia" w:cstheme="minorBidi"/>
+              <w:rFonts w:asciiTheme="minorHAnsi" w:eastAsiaTheme="minorEastAsia" w:hAnsiTheme="minorHAnsi" w:cstheme="minorBidi"/>
               <w:sz w:val="22"/>
               <w:szCs w:val="22"/>
               <w:lang w:val="en-US" w:eastAsia="ja-JP"/>
             </w:rPr>
           </w:pPr>
-          <w:r>
-            <w:fldChar w:fldCharType="begin"/>
-          </w:r>
-          <w:r>
-            <w:instrText xml:space="preserve"> HYPERLINK \l "_Toc244045526" </w:instrText>
-          </w:r>
-          <w:r>
-            <w:fldChar w:fldCharType="separate"/>
-          </w:r>
-          <w:r>
-            <w:rPr>
-              <w:rStyle w:val="15"/>
-              <w:lang w:val="fr-FR"/>
-            </w:rPr>
-            <w:t>9.1. Bộ request API gợi ý</w:t>
-          </w:r>
-          <w:r>
-            <w:tab/>
-          </w:r>
-          <w:r>
-            <w:fldChar w:fldCharType="begin"/>
-          </w:r>
-          <w:r>
-            <w:instrText xml:space="preserve"> PAGEREF _Toc244045526 \h </w:instrText>
-          </w:r>
-          <w:r>
-            <w:fldChar w:fldCharType="separate"/>
-          </w:r>
-          <w:r>
-            <w:t>12</w:t>
-          </w:r>
-          <w:r>
-            <w:fldChar w:fldCharType="end"/>
-          </w:r>
-          <w:r>
-            <w:fldChar w:fldCharType="end"/>
-          </w:r>
+          <w:hyperlink w:anchor="_Toc244045526" w:history="1">
+            <w:r>
+              <w:rPr>
+                <w:rStyle w:val="Hyperlink"/>
+                <w:lang w:val="fr-FR"/>
+              </w:rPr>
+              <w:t>9.1. Bộ request API gợi ý</w:t>
+            </w:r>
+            <w:r>
+              <w:tab/>
+            </w:r>
+            <w:r>
+              <w:fldChar w:fldCharType="begin"/>
+            </w:r>
+            <w:r>
+              <w:instrText xml:space="preserve"> PAGEREF _Toc244045526 \h </w:instrText>
+            </w:r>
+            <w:r>
+              <w:fldChar w:fldCharType="separate"/>
+            </w:r>
+            <w:r>
+              <w:t>12</w:t>
+            </w:r>
+            <w:r>
+              <w:fldChar w:fldCharType="end"/>
+            </w:r>
+          </w:hyperlink>
         </w:p>
         <w:p>
           <w:pPr>
-            <w:pStyle w:val="21"/>
+            <w:pStyle w:val="TOC2"/>
             <w:tabs>
               <w:tab w:val="right" w:pos="9350"/>
             </w:tabs>
             <w:rPr>
-              <w:rFonts w:asciiTheme="minorHAnsi" w:hAnsiTheme="minorHAnsi" w:eastAsiaTheme="minorEastAsia" w:cstheme="minorBidi"/>
+              <w:rFonts w:asciiTheme="minorHAnsi" w:eastAsiaTheme="minorEastAsia" w:hAnsiTheme="minorHAnsi" w:cstheme="minorBidi"/>
               <w:sz w:val="22"/>
               <w:szCs w:val="22"/>
               <w:lang w:val="en-US" w:eastAsia="ja-JP"/>
             </w:rPr>
           </w:pPr>
-          <w:r>
-            <w:fldChar w:fldCharType="begin"/>
-          </w:r>
-          <w:r>
-            <w:instrText xml:space="preserve"> HYPERLINK \l "_Toc244045527" </w:instrText>
-          </w:r>
-          <w:r>
-            <w:fldChar w:fldCharType="separate"/>
-          </w:r>
-          <w:r>
-            <w:rPr>
-              <w:rStyle w:val="15"/>
-            </w:rPr>
-            <w:t>9.2. Kịch bản UI (tóm tắt)</w:t>
-          </w:r>
-          <w:r>
-            <w:tab/>
-          </w:r>
-          <w:r>
-            <w:fldChar w:fldCharType="begin"/>
-          </w:r>
-          <w:r>
-            <w:instrText xml:space="preserve"> PAGEREF _Toc244045527 \h </w:instrText>
-          </w:r>
-          <w:r>
-            <w:fldChar w:fldCharType="separate"/>
-          </w:r>
-          <w:r>
-            <w:t>12</w:t>
-          </w:r>
-          <w:r>
-            <w:fldChar w:fldCharType="end"/>
-          </w:r>
-          <w:r>
-            <w:fldChar w:fldCharType="end"/>
-          </w:r>
+          <w:hyperlink w:anchor="_Toc244045527" w:history="1">
+            <w:r>
+              <w:rPr>
+                <w:rStyle w:val="Hyperlink"/>
+              </w:rPr>
+              <w:t>9.2. Kịch bản UI (tóm tắt)</w:t>
+            </w:r>
+            <w:r>
+              <w:tab/>
+            </w:r>
+            <w:r>
+              <w:fldChar w:fldCharType="begin"/>
+            </w:r>
+            <w:r>
+              <w:instrText xml:space="preserve"> PAGEREF _Toc244045527 \h </w:instrText>
+            </w:r>
+            <w:r>
+              <w:fldChar w:fldCharType="separate"/>
+            </w:r>
+            <w:r>
+              <w:t>12</w:t>
+            </w:r>
+            <w:r>
+              <w:fldChar w:fldCharType="end"/>
+            </w:r>
+          </w:hyperlink>
         </w:p>
         <w:p>
           <w:pPr>
-            <w:pStyle w:val="20"/>
+            <w:pStyle w:val="TOC1"/>
             <w:tabs>
               <w:tab w:val="right" w:pos="9350"/>
             </w:tabs>
             <w:rPr>
-              <w:rFonts w:asciiTheme="minorHAnsi" w:hAnsiTheme="minorHAnsi" w:eastAsiaTheme="minorEastAsia" w:cstheme="minorBidi"/>
+              <w:rFonts w:asciiTheme="minorHAnsi" w:eastAsiaTheme="minorEastAsia" w:hAnsiTheme="minorHAnsi" w:cstheme="minorBidi"/>
               <w:sz w:val="22"/>
               <w:szCs w:val="22"/>
               <w:lang w:val="en-US" w:eastAsia="ja-JP"/>
             </w:rPr>
           </w:pPr>
-          <w:r>
-            <w:fldChar w:fldCharType="begin"/>
-          </w:r>
-          <w:r>
-            <w:instrText xml:space="preserve"> HYPERLINK \l "_Toc244045528" </w:instrText>
-          </w:r>
-          <w:r>
-            <w:fldChar w:fldCharType="separate"/>
-          </w:r>
-          <w:r>
-            <w:rPr>
-              <w:rStyle w:val="15"/>
-            </w:rPr>
-            <w:t>10. Quy trình làm việc nhóm trên GitHub</w:t>
-          </w:r>
-          <w:r>
-            <w:tab/>
-          </w:r>
-          <w:r>
-            <w:fldChar w:fldCharType="begin"/>
-          </w:r>
-          <w:r>
-            <w:instrText xml:space="preserve"> PAGEREF _Toc244045528 \h </w:instrText>
-          </w:r>
-          <w:r>
-            <w:fldChar w:fldCharType="separate"/>
-          </w:r>
-          <w:r>
-            <w:t>13</w:t>
-          </w:r>
-          <w:r>
-            <w:fldChar w:fldCharType="end"/>
-          </w:r>
-          <w:r>
-            <w:fldChar w:fldCharType="end"/>
-          </w:r>
+          <w:hyperlink w:anchor="_Toc244045528" w:history="1">
+            <w:r>
+              <w:rPr>
+                <w:rStyle w:val="Hyperlink"/>
+              </w:rPr>
+              <w:t>10. Quy trình làm việc nhóm trên GitHub</w:t>
+            </w:r>
+            <w:r>
+              <w:tab/>
+            </w:r>
+            <w:r>
+              <w:fldChar w:fldCharType="begin"/>
+            </w:r>
+            <w:r>
+              <w:instrText xml:space="preserve"> PAGEREF _Toc244045528 \h </w:instrText>
+            </w:r>
+            <w:r>
+              <w:fldChar w:fldCharType="separate"/>
+            </w:r>
+            <w:r>
+              <w:t>13</w:t>
+            </w:r>
+            <w:r>
+              <w:fldChar w:fldCharType="end"/>
+            </w:r>
+          </w:hyperlink>
         </w:p>
         <w:p>
           <w:pPr>
-            <w:pStyle w:val="20"/>
+            <w:pStyle w:val="TOC1"/>
             <w:tabs>
               <w:tab w:val="right" w:pos="9350"/>
             </w:tabs>
             <w:rPr>
-              <w:rFonts w:asciiTheme="minorHAnsi" w:hAnsiTheme="minorHAnsi" w:eastAsiaTheme="minorEastAsia" w:cstheme="minorBidi"/>
+              <w:rFonts w:asciiTheme="minorHAnsi" w:eastAsiaTheme="minorEastAsia" w:hAnsiTheme="minorHAnsi" w:cstheme="minorBidi"/>
               <w:sz w:val="22"/>
               <w:szCs w:val="22"/>
               <w:lang w:val="en-US" w:eastAsia="ja-JP"/>
             </w:rPr>
           </w:pPr>
-          <w:r>
-            <w:fldChar w:fldCharType="begin"/>
-          </w:r>
-          <w:r>
-            <w:instrText xml:space="preserve"> HYPERLINK \l "_Toc244045529" </w:instrText>
-          </w:r>
-          <w:r>
-            <w:fldChar w:fldCharType="separate"/>
-          </w:r>
-          <w:r>
-            <w:rPr>
-              <w:rStyle w:val="15"/>
-            </w:rPr>
-            <w:t>11. Kết luận</w:t>
-          </w:r>
-          <w:r>
-            <w:tab/>
-          </w:r>
-          <w:r>
-            <w:fldChar w:fldCharType="begin"/>
-          </w:r>
-          <w:r>
-            <w:instrText xml:space="preserve"> PAGEREF _Toc244045529 \h </w:instrText>
-          </w:r>
-          <w:r>
-            <w:fldChar w:fldCharType="separate"/>
-          </w:r>
-          <w:r>
-            <w:t>13</w:t>
-          </w:r>
-          <w:r>
-            <w:fldChar w:fldCharType="end"/>
-          </w:r>
-          <w:r>
-            <w:fldChar w:fldCharType="end"/>
-          </w:r>
+          <w:hyperlink w:anchor="_Toc244045529" w:history="1">
+            <w:r>
+              <w:rPr>
+                <w:rStyle w:val="Hyperlink"/>
+              </w:rPr>
+              <w:t>11. Kết luận</w:t>
+            </w:r>
+            <w:r>
+              <w:tab/>
+            </w:r>
+            <w:r>
+              <w:fldChar w:fldCharType="begin"/>
+            </w:r>
+            <w:r>
+              <w:instrText xml:space="preserve"> PAGEREF _Toc244045529 \h </w:instrText>
+            </w:r>
+            <w:r>
+              <w:fldChar w:fldCharType="separate"/>
+            </w:r>
+            <w:r>
+              <w:t>13</w:t>
+            </w:r>
+            <w:r>
+              <w:fldChar w:fldCharType="end"/>
+            </w:r>
+          </w:hyperlink>
         </w:p>
         <w:p>
           <w:r>
@@ -2552,7 +2098,7 @@
     </w:p>
     <w:p>
       <w:pPr>
-        <w:pStyle w:val="2"/>
+        <w:pStyle w:val="Heading1"/>
         <w:rPr>
           <w:lang w:val="vi"/>
         </w:rPr>
@@ -2564,6 +2110,7 @@
           <w:sz w:val="32"/>
           <w:lang w:val="vi"/>
         </w:rPr>
+        <w:lastRenderedPageBreak/>
         <w:t>1. Giới thiệu dự án</w:t>
       </w:r>
       <w:bookmarkEnd w:id="0"/>
@@ -2593,7 +2140,7 @@
     </w:p>
     <w:p>
       <w:pPr>
-        <w:pStyle w:val="44"/>
+        <w:pStyle w:val="ListParagraph"/>
         <w:spacing w:line="276" w:lineRule="auto"/>
       </w:pPr>
       <w:r>
@@ -2605,7 +2152,7 @@
     </w:p>
     <w:p>
       <w:pPr>
-        <w:pStyle w:val="44"/>
+        <w:pStyle w:val="ListParagraph"/>
         <w:spacing w:line="276" w:lineRule="auto"/>
       </w:pPr>
       <w:r>
@@ -2617,7 +2164,7 @@
     </w:p>
     <w:p>
       <w:pPr>
-        <w:pStyle w:val="44"/>
+        <w:pStyle w:val="ListParagraph"/>
         <w:spacing w:line="276" w:lineRule="auto"/>
       </w:pPr>
       <w:r>
@@ -2629,7 +2176,7 @@
     </w:p>
     <w:p>
       <w:pPr>
-        <w:pStyle w:val="44"/>
+        <w:pStyle w:val="ListParagraph"/>
         <w:spacing w:line="276" w:lineRule="auto"/>
       </w:pPr>
       <w:r>
@@ -2653,7 +2200,7 @@
     </w:p>
     <w:p>
       <w:pPr>
-        <w:pStyle w:val="44"/>
+        <w:pStyle w:val="ListParagraph"/>
         <w:spacing w:line="276" w:lineRule="auto"/>
       </w:pPr>
       <w:r>
@@ -2665,7 +2212,7 @@
     </w:p>
     <w:p>
       <w:pPr>
-        <w:pStyle w:val="44"/>
+        <w:pStyle w:val="ListParagraph"/>
         <w:spacing w:line="276" w:lineRule="auto"/>
       </w:pPr>
       <w:r>
@@ -2677,7 +2224,7 @@
     </w:p>
     <w:p>
       <w:pPr>
-        <w:pStyle w:val="2"/>
+        <w:pStyle w:val="Heading1"/>
       </w:pPr>
       <w:bookmarkStart w:id="1" w:name="_Toc244045494"/>
       <w:r>
@@ -2685,13 +2232,93 @@
           <w:rFonts w:eastAsia="Times New Roman"/>
           <w:sz w:val="32"/>
         </w:rPr>
-        <w:t>2. Nền tảng dự án – Phần 0 (TODO 1–3 / 0.1–0.6)</w:t>
+        <w:t xml:space="preserve">2. </w:t>
+      </w:r>
+      <w:proofErr w:type="spellStart"/>
+      <w:r>
+        <w:rPr>
+          <w:rFonts w:eastAsia="Times New Roman"/>
+          <w:sz w:val="32"/>
+        </w:rPr>
+        <w:t>Nền</w:t>
+      </w:r>
+      <w:proofErr w:type="spellEnd"/>
+      <w:r>
+        <w:rPr>
+          <w:rFonts w:eastAsia="Times New Roman"/>
+          <w:sz w:val="32"/>
+        </w:rPr>
+        <w:t xml:space="preserve"> </w:t>
+      </w:r>
+      <w:proofErr w:type="spellStart"/>
+      <w:r>
+        <w:rPr>
+          <w:rFonts w:eastAsia="Times New Roman"/>
+          <w:sz w:val="32"/>
+        </w:rPr>
+        <w:t>tảng</w:t>
+      </w:r>
+      <w:proofErr w:type="spellEnd"/>
+      <w:r>
+        <w:rPr>
+          <w:rFonts w:eastAsia="Times New Roman"/>
+          <w:sz w:val="32"/>
+        </w:rPr>
+        <w:t xml:space="preserve"> </w:t>
+      </w:r>
+      <w:proofErr w:type="spellStart"/>
+      <w:r>
+        <w:rPr>
+          <w:rFonts w:eastAsia="Times New Roman"/>
+          <w:sz w:val="32"/>
+        </w:rPr>
+        <w:t>dự</w:t>
+      </w:r>
+      <w:proofErr w:type="spellEnd"/>
+      <w:r>
+        <w:rPr>
+          <w:rFonts w:eastAsia="Times New Roman"/>
+          <w:sz w:val="32"/>
+        </w:rPr>
+        <w:t xml:space="preserve"> </w:t>
+      </w:r>
+      <w:proofErr w:type="spellStart"/>
+      <w:r>
+        <w:rPr>
+          <w:rFonts w:eastAsia="Times New Roman"/>
+          <w:sz w:val="32"/>
+        </w:rPr>
+        <w:t>án</w:t>
+      </w:r>
+      <w:proofErr w:type="spellEnd"/>
+      <w:r>
+        <w:rPr>
+          <w:rFonts w:eastAsia="Times New Roman"/>
+          <w:sz w:val="32"/>
+        </w:rPr>
+        <w:t xml:space="preserve"> – </w:t>
+      </w:r>
+      <w:proofErr w:type="spellStart"/>
+      <w:r>
+        <w:rPr>
+          <w:rFonts w:eastAsia="Times New Roman"/>
+          <w:sz w:val="32"/>
+        </w:rPr>
+        <w:t>Phần</w:t>
+      </w:r>
+      <w:proofErr w:type="spellEnd"/>
+      <w:r>
+        <w:rPr>
+          <w:rFonts w:eastAsia="Times New Roman"/>
+          <w:sz w:val="32"/>
+        </w:rPr>
+        <w:t xml:space="preserve"> 0 (TODO 1–3 / 0.1–0.6)</w:t>
       </w:r>
       <w:bookmarkEnd w:id="1"/>
     </w:p>
     <w:p>
       <w:pPr>
-        <w:pStyle w:val="3"/>
+        <w:pStyle w:val="Heading2"/>
       </w:pPr>
       <w:bookmarkStart w:id="2" w:name="_Toc244045495"/>
       <w:r>
@@ -2731,7 +2358,7 @@
       </w:pPr>
       <w:r>
         <w:rPr>
-          <w:rFonts w:ascii="Consolas" w:hAnsi="Consolas" w:eastAsia="Consolas"/>
+          <w:rFonts w:ascii="Consolas" w:eastAsia="Consolas" w:hAnsi="Consolas"/>
           <w:sz w:val="20"/>
         </w:rPr>
         <w:t>src/</w:t>
@@ -2743,7 +2370,7 @@
       </w:pPr>
       <w:r>
         <w:rPr>
-          <w:rFonts w:ascii="Consolas" w:hAnsi="Consolas" w:eastAsia="Consolas"/>
+          <w:rFonts w:ascii="Consolas" w:eastAsia="Consolas" w:hAnsi="Consolas"/>
           <w:sz w:val="20"/>
         </w:rPr>
         <w:t xml:space="preserve">  api/          axiosClient, auth, laptop, catalog, review, cart, order</w:t>
@@ -2755,7 +2382,7 @@
       </w:pPr>
       <w:r>
         <w:rPr>
-          <w:rFonts w:ascii="Consolas" w:hAnsi="Consolas" w:eastAsia="Consolas"/>
+          <w:rFonts w:ascii="Consolas" w:eastAsia="Consolas" w:hAnsi="Consolas"/>
           <w:sz w:val="20"/>
         </w:rPr>
         <w:t xml:space="preserve">  components/   common/, laptop/, layout/</w:t>
@@ -2767,7 +2394,7 @@
       </w:pPr>
       <w:r>
         <w:rPr>
-          <w:rFonts w:ascii="Consolas" w:hAnsi="Consolas" w:eastAsia="Consolas"/>
+          <w:rFonts w:ascii="Consolas" w:eastAsia="Consolas" w:hAnsi="Consolas"/>
           <w:sz w:val="20"/>
         </w:rPr>
         <w:t xml:space="preserve">  contexts/     AuthContext, ToastContext</w:t>
@@ -2779,7 +2406,7 @@
       </w:pPr>
       <w:r>
         <w:rPr>
-          <w:rFonts w:ascii="Consolas" w:hAnsi="Consolas" w:eastAsia="Consolas"/>
+          <w:rFonts w:ascii="Consolas" w:eastAsia="Consolas" w:hAnsi="Consolas"/>
           <w:sz w:val="20"/>
         </w:rPr>
         <w:t xml:space="preserve">  hooks/        useAxios, useDebounce, usePageTitle, ...</w:t>
@@ -2791,7 +2418,7 @@
       </w:pPr>
       <w:r>
         <w:rPr>
-          <w:rFonts w:ascii="Consolas" w:hAnsi="Consolas" w:eastAsia="Consolas"/>
+          <w:rFonts w:ascii="Consolas" w:eastAsia="Consolas" w:hAnsi="Consolas"/>
           <w:sz w:val="20"/>
         </w:rPr>
         <w:t xml:space="preserve">  pages/        Home, List, Detail, Cart, Checkout, Orders, Login, admin/</w:t>
@@ -2803,7 +2430,7 @@
       </w:pPr>
       <w:r>
         <w:rPr>
-          <w:rFonts w:ascii="Consolas" w:hAnsi="Consolas" w:eastAsia="Consolas"/>
+          <w:rFonts w:ascii="Consolas" w:eastAsia="Consolas" w:hAnsi="Consolas"/>
           <w:sz w:val="20"/>
         </w:rPr>
         <w:t xml:space="preserve">  utils/        format.js, image.js</w:t>
@@ -2815,7 +2442,7 @@
       </w:pPr>
       <w:r>
         <w:rPr>
-          <w:rFonts w:ascii="Consolas" w:hAnsi="Consolas" w:eastAsia="Consolas"/>
+          <w:rFonts w:ascii="Consolas" w:eastAsia="Consolas" w:hAnsi="Consolas"/>
           <w:sz w:val="20"/>
         </w:rPr>
         <w:t>db.json, db.backup.json, scripts/reset-db.js</w:t>
@@ -2827,7 +2454,7 @@
       </w:pPr>
       <w:r>
         <w:rPr>
-          <w:rFonts w:ascii="Consolas" w:hAnsi="Consolas" w:eastAsia="Consolas"/>
+          <w:rFonts w:ascii="Consolas" w:eastAsia="Consolas" w:hAnsi="Consolas"/>
           <w:sz w:val="20"/>
         </w:rPr>
         <w:t>.env.example  →  VITE_API_URL, VITE_API_TIMEOUT</w:t>
@@ -2847,7 +2474,7 @@
     </w:p>
     <w:p>
       <w:pPr>
-        <w:pStyle w:val="44"/>
+        <w:pStyle w:val="ListParagraph"/>
         <w:spacing w:line="276" w:lineRule="auto"/>
       </w:pPr>
       <w:r>
@@ -2859,7 +2486,7 @@
     </w:p>
     <w:p>
       <w:pPr>
-        <w:pStyle w:val="44"/>
+        <w:pStyle w:val="ListParagraph"/>
         <w:spacing w:line="276" w:lineRule="auto"/>
       </w:pPr>
       <w:r>
@@ -2871,7 +2498,7 @@
     </w:p>
     <w:p>
       <w:pPr>
-        <w:pStyle w:val="44"/>
+        <w:pStyle w:val="ListParagraph"/>
         <w:spacing w:line="276" w:lineRule="auto"/>
       </w:pPr>
       <w:r>
@@ -2883,7 +2510,7 @@
     </w:p>
     <w:p>
       <w:pPr>
-        <w:pStyle w:val="44"/>
+        <w:pStyle w:val="ListParagraph"/>
         <w:spacing w:line="276" w:lineRule="auto"/>
       </w:pPr>
       <w:r>
@@ -2895,7 +2522,7 @@
     </w:p>
     <w:p>
       <w:pPr>
-        <w:pStyle w:val="44"/>
+        <w:pStyle w:val="ListParagraph"/>
         <w:spacing w:line="276" w:lineRule="auto"/>
       </w:pPr>
       <w:r>
@@ -2919,7 +2546,7 @@
     </w:p>
     <w:p>
       <w:pPr>
-        <w:pStyle w:val="44"/>
+        <w:pStyle w:val="ListParagraph"/>
         <w:spacing w:line="276" w:lineRule="auto"/>
       </w:pPr>
       <w:r>
@@ -2931,7 +2558,7 @@
     </w:p>
     <w:p>
       <w:pPr>
-        <w:pStyle w:val="44"/>
+        <w:pStyle w:val="ListParagraph"/>
         <w:spacing w:line="276" w:lineRule="auto"/>
       </w:pPr>
       <w:r>
@@ -2943,7 +2570,7 @@
     </w:p>
     <w:p>
       <w:pPr>
-        <w:pStyle w:val="44"/>
+        <w:pStyle w:val="ListParagraph"/>
         <w:spacing w:line="276" w:lineRule="auto"/>
       </w:pPr>
       <w:r>
@@ -2955,19 +2582,20 @@
     </w:p>
     <w:p>
       <w:pPr>
-        <w:pStyle w:val="44"/>
+        <w:pStyle w:val="ListParagraph"/>
         <w:spacing w:line="276" w:lineRule="auto"/>
       </w:pPr>
       <w:r>
         <w:rPr>
           <w:sz w:val="24"/>
         </w:rPr>
+        <w:lastRenderedPageBreak/>
         <w:t>[x] Đủ thư mục api, hooks, contexts, components/{layout,common,laptop}, pages/admin, utils</w:t>
       </w:r>
     </w:p>
     <w:p>
       <w:pPr>
-        <w:pStyle w:val="44"/>
+        <w:pStyle w:val="ListParagraph"/>
         <w:spacing w:line="276" w:lineRule="auto"/>
         <w:rPr>
           <w:sz w:val="24"/>
@@ -2983,7 +2611,7 @@
     </w:p>
     <w:p>
       <w:pPr>
-        <w:pStyle w:val="44"/>
+        <w:pStyle w:val="ListParagraph"/>
         <w:spacing w:line="276" w:lineRule="auto"/>
         <w:rPr>
           <w:lang w:val="vi-VN"/>
@@ -2991,10 +2619,11 @@
       </w:pPr>
       <w:r>
         <w:rPr>
+          <w:noProof/>
           <w:lang w:val="vi-VN"/>
         </w:rPr>
         <w:drawing>
-          <wp:inline distT="0" distB="0" distL="0" distR="0">
+          <wp:inline distT="0" distB="0" distL="0" distR="0" wp14:anchorId="56239DDD" wp14:editId="2F6C156E">
             <wp:extent cx="4410075" cy="6258560"/>
             <wp:effectExtent l="0" t="0" r="9525" b="0"/>
             <wp:docPr id="1" name="Picture 1"/>
@@ -3060,10 +2689,12 @@
       <w:r>
         <w:rPr>
           <w:i/>
+          <w:noProof/>
           <w:sz w:val="22"/>
         </w:rPr>
+        <w:lastRenderedPageBreak/>
         <w:drawing>
-          <wp:inline distT="0" distB="0" distL="0" distR="0">
+          <wp:inline distT="0" distB="0" distL="0" distR="0" wp14:anchorId="607EF73F" wp14:editId="01E0275F">
             <wp:extent cx="5943600" cy="4822825"/>
             <wp:effectExtent l="0" t="0" r="0" b="0"/>
             <wp:docPr id="2" name="Picture 2"/>
@@ -3147,10 +2778,12 @@
       <w:r>
         <w:rPr>
           <w:i/>
+          <w:noProof/>
           <w:sz w:val="22"/>
         </w:rPr>
+        <w:lastRenderedPageBreak/>
         <w:drawing>
-          <wp:inline distT="0" distB="0" distL="0" distR="0">
+          <wp:inline distT="0" distB="0" distL="0" distR="0" wp14:anchorId="0F53282E" wp14:editId="043916D4">
             <wp:extent cx="5943600" cy="3331845"/>
             <wp:effectExtent l="0" t="0" r="0" b="1905"/>
             <wp:docPr id="3" name="Picture 3"/>
@@ -3203,7 +2836,7 @@
     </w:p>
     <w:p>
       <w:pPr>
-        <w:pStyle w:val="3"/>
+        <w:pStyle w:val="Heading2"/>
         <w:rPr>
           <w:lang w:val="vi"/>
         </w:rPr>
@@ -3243,7 +2876,7 @@
     </w:p>
     <w:p>
       <w:pPr>
-        <w:pStyle w:val="44"/>
+        <w:pStyle w:val="ListParagraph"/>
         <w:spacing w:line="276" w:lineRule="auto"/>
       </w:pPr>
       <w:r>
@@ -3255,7 +2888,7 @@
     </w:p>
     <w:p>
       <w:pPr>
-        <w:pStyle w:val="44"/>
+        <w:pStyle w:val="ListParagraph"/>
         <w:spacing w:line="276" w:lineRule="auto"/>
       </w:pPr>
       <w:r>
@@ -3267,7 +2900,7 @@
     </w:p>
     <w:p>
       <w:pPr>
-        <w:pStyle w:val="44"/>
+        <w:pStyle w:val="ListParagraph"/>
         <w:spacing w:line="276" w:lineRule="auto"/>
       </w:pPr>
       <w:r>
@@ -3291,7 +2924,7 @@
     </w:p>
     <w:p>
       <w:pPr>
-        <w:pStyle w:val="44"/>
+        <w:pStyle w:val="ListParagraph"/>
         <w:spacing w:line="276" w:lineRule="auto"/>
       </w:pPr>
       <w:r>
@@ -3303,7 +2936,7 @@
     </w:p>
     <w:p>
       <w:pPr>
-        <w:pStyle w:val="44"/>
+        <w:pStyle w:val="ListParagraph"/>
         <w:spacing w:line="276" w:lineRule="auto"/>
       </w:pPr>
       <w:r>
@@ -3315,7 +2948,7 @@
     </w:p>
     <w:p>
       <w:pPr>
-        <w:pStyle w:val="44"/>
+        <w:pStyle w:val="ListParagraph"/>
         <w:spacing w:line="276" w:lineRule="auto"/>
       </w:pPr>
       <w:r>
@@ -3327,7 +2960,7 @@
     </w:p>
     <w:p>
       <w:pPr>
-        <w:pStyle w:val="44"/>
+        <w:pStyle w:val="ListParagraph"/>
         <w:spacing w:line="276" w:lineRule="auto"/>
         <w:rPr>
           <w:sz w:val="24"/>
@@ -3342,7 +2975,7 @@
     </w:p>
     <w:p>
       <w:pPr>
-        <w:pStyle w:val="44"/>
+        <w:pStyle w:val="ListParagraph"/>
         <w:spacing w:line="276" w:lineRule="auto"/>
         <w:rPr>
           <w:sz w:val="24"/>
@@ -3351,12 +2984,16 @@
     </w:p>
     <w:p>
       <w:pPr>
-        <w:pStyle w:val="44"/>
+        <w:pStyle w:val="ListParagraph"/>
         <w:spacing w:line="276" w:lineRule="auto"/>
       </w:pPr>
       <w:r>
+        <w:rPr>
+          <w:noProof/>
+        </w:rPr>
+        <w:lastRenderedPageBreak/>
         <w:drawing>
-          <wp:inline distT="0" distB="0" distL="0" distR="0">
+          <wp:inline distT="0" distB="0" distL="0" distR="0" wp14:anchorId="1D2D6A48" wp14:editId="72530686">
             <wp:extent cx="5943600" cy="1557655"/>
             <wp:effectExtent l="0" t="0" r="0" b="4445"/>
             <wp:docPr id="4" name="Picture 4"/>
@@ -3421,10 +3058,11 @@
       </w:pPr>
       <w:r>
         <w:rPr>
+          <w:noProof/>
           <w14:ligatures w14:val="standardContextual"/>
         </w:rPr>
         <w:drawing>
-          <wp:inline distT="0" distB="0" distL="0" distR="0">
+          <wp:inline distT="0" distB="0" distL="0" distR="0" wp14:anchorId="762E2F9F" wp14:editId="64E5EB28">
             <wp:extent cx="5943600" cy="5739130"/>
             <wp:effectExtent l="0" t="0" r="0" b="0"/>
             <wp:docPr id="7" name="Picture 7"/>
@@ -3481,10 +3119,12 @@
       </w:pPr>
       <w:r>
         <w:rPr>
+          <w:noProof/>
           <w14:ligatures w14:val="standardContextual"/>
         </w:rPr>
+        <w:lastRenderedPageBreak/>
         <w:drawing>
-          <wp:inline distT="0" distB="0" distL="0" distR="0">
+          <wp:inline distT="0" distB="0" distL="0" distR="0" wp14:anchorId="637B5C3C" wp14:editId="0E8E498F">
             <wp:extent cx="5943600" cy="4114800"/>
             <wp:effectExtent l="0" t="0" r="0" b="0"/>
             <wp:docPr id="6" name="Picture 6"/>
@@ -3559,10 +3199,11 @@
       <w:r>
         <w:rPr>
           <w:i/>
+          <w:noProof/>
           <w:sz w:val="22"/>
         </w:rPr>
         <w:drawing>
-          <wp:inline distT="0" distB="0" distL="0" distR="0">
+          <wp:inline distT="0" distB="0" distL="0" distR="0" wp14:anchorId="03A8ABAD" wp14:editId="78CEAC37">
             <wp:extent cx="5943600" cy="2899410"/>
             <wp:effectExtent l="0" t="0" r="0" b="0"/>
             <wp:docPr id="8" name="Picture 8"/>
@@ -3615,14 +3256,30 @@
     </w:p>
     <w:p>
       <w:pPr>
-        <w:pStyle w:val="3"/>
+        <w:pStyle w:val="Heading2"/>
       </w:pPr>
       <w:bookmarkStart w:id="4" w:name="_Toc244045497"/>
       <w:r>
         <w:rPr>
           <w:sz w:val="28"/>
         </w:rPr>
-        <w:t>2.3. TODO 3 / 0.4 – Seed data db.json (Issue #5)</w:t>
+        <w:t xml:space="preserve">2.3. TODO 3 / 0.4 – Seed data </w:t>
+      </w:r>
+      <w:proofErr w:type="spellStart"/>
+      <w:proofErr w:type="gramStart"/>
+      <w:r>
+        <w:rPr>
+          <w:sz w:val="28"/>
+        </w:rPr>
+        <w:t>db.json</w:t>
+      </w:r>
+      <w:proofErr w:type="spellEnd"/>
+      <w:proofErr w:type="gramEnd"/>
+      <w:r>
+        <w:rPr>
+          <w:sz w:val="28"/>
+        </w:rPr>
+        <w:t xml:space="preserve"> (Issue #5)</w:t>
       </w:r>
       <w:bookmarkEnd w:id="4"/>
     </w:p>
@@ -3634,6 +3291,7 @@
         <w:rPr>
           <w:sz w:val="24"/>
         </w:rPr>
+        <w:lastRenderedPageBreak/>
         <w:t>Dữ liệu mẫu đủ cho phân trang, lọc, sắp xếp và các kịch bản kiểm thử. Thống kê hiện tại: 2 users (1 admin, 1 customer), 6 brands, 4 categories, 20 laptops, 12 reviews, cartItems=[], orders=[]. Có laptop hết hàng (stock=0), sắp hết (stock&lt;5), có/không salePrice; RAM 8/16/32; giá trải từ dưới 15 triệu đến trên 40 triệu. Kiểu số đúng cho price, salePrice, ram, storage, weight, stock, sold, brandId, categoryId.</w:t>
       </w:r>
     </w:p>
@@ -3651,7 +3309,7 @@
     </w:p>
     <w:p>
       <w:pPr>
-        <w:pStyle w:val="44"/>
+        <w:pStyle w:val="ListParagraph"/>
         <w:spacing w:line="276" w:lineRule="auto"/>
       </w:pPr>
       <w:r>
@@ -3675,7 +3333,7 @@
     </w:p>
     <w:p>
       <w:pPr>
-        <w:pStyle w:val="44"/>
+        <w:pStyle w:val="ListParagraph"/>
         <w:spacing w:line="276" w:lineRule="auto"/>
       </w:pPr>
       <w:r>
@@ -3687,7 +3345,7 @@
     </w:p>
     <w:p>
       <w:pPr>
-        <w:pStyle w:val="44"/>
+        <w:pStyle w:val="ListParagraph"/>
         <w:spacing w:line="276" w:lineRule="auto"/>
       </w:pPr>
       <w:r>
@@ -3699,7 +3357,7 @@
     </w:p>
     <w:p>
       <w:pPr>
-        <w:pStyle w:val="44"/>
+        <w:pStyle w:val="ListParagraph"/>
         <w:spacing w:line="276" w:lineRule="auto"/>
       </w:pPr>
       <w:r>
@@ -3723,14 +3381,56 @@
     </w:p>
     <w:p>
       <w:pPr>
-        <w:pStyle w:val="3"/>
+        <w:pStyle w:val="Heading2"/>
       </w:pPr>
       <w:bookmarkStart w:id="5" w:name="_Toc244045498"/>
       <w:r>
         <w:rPr>
           <w:sz w:val="28"/>
         </w:rPr>
-        <w:t>2.4. TODO 3.1 / 3.2 – Kiểm thử query json-server (0.5)</w:t>
+        <w:t xml:space="preserve">2.4. TODO 3.1 / 3.2 – </w:t>
+      </w:r>
+      <w:proofErr w:type="spellStart"/>
+      <w:r>
+        <w:rPr>
+          <w:sz w:val="28"/>
+        </w:rPr>
+        <w:t>Kiểm</w:t>
+      </w:r>
+      <w:proofErr w:type="spellEnd"/>
+      <w:r>
+        <w:rPr>
+          <w:sz w:val="28"/>
+        </w:rPr>
+        <w:t xml:space="preserve"> </w:t>
+      </w:r>
+      <w:proofErr w:type="spellStart"/>
+      <w:r>
+        <w:rPr>
+          <w:sz w:val="28"/>
+        </w:rPr>
+        <w:t>thử</w:t>
+      </w:r>
+      <w:proofErr w:type="spellEnd"/>
+      <w:r>
+        <w:rPr>
+          <w:sz w:val="28"/>
+        </w:rPr>
+        <w:t xml:space="preserve"> query </w:t>
+      </w:r>
+      <w:proofErr w:type="spellStart"/>
+      <w:r>
+        <w:rPr>
+          <w:sz w:val="28"/>
+        </w:rPr>
+        <w:t>json</w:t>
+      </w:r>
+      <w:proofErr w:type="spellEnd"/>
+      <w:r>
+        <w:rPr>
+          <w:sz w:val="28"/>
+        </w:rPr>
+        <w:t>-server (0.5)</w:t>
       </w:r>
       <w:bookmarkEnd w:id="5"/>
     </w:p>
@@ -3751,7 +3451,7 @@
       </w:pPr>
       <w:r>
         <w:rPr>
-          <w:rFonts w:ascii="Consolas" w:hAnsi="Consolas" w:eastAsia="Consolas"/>
+          <w:rFonts w:ascii="Consolas" w:eastAsia="Consolas" w:hAnsi="Consolas"/>
           <w:sz w:val="20"/>
         </w:rPr>
         <w:t>GET /laptops?_page=1&amp;_limit=8&amp;_sort=price&amp;_order=asc</w:t>
@@ -3763,7 +3463,7 @@
       </w:pPr>
       <w:r>
         <w:rPr>
-          <w:rFonts w:ascii="Consolas" w:hAnsi="Consolas" w:eastAsia="Consolas"/>
+          <w:rFonts w:ascii="Consolas" w:eastAsia="Consolas" w:hAnsi="Consolas"/>
           <w:sz w:val="20"/>
         </w:rPr>
         <w:t>GET /laptops?brandId=1&amp;categoryId=2&amp;ram=16</w:t>
@@ -3775,7 +3475,7 @@
       </w:pPr>
       <w:r>
         <w:rPr>
-          <w:rFonts w:ascii="Consolas" w:hAnsi="Consolas" w:eastAsia="Consolas"/>
+          <w:rFonts w:ascii="Consolas" w:eastAsia="Consolas" w:hAnsi="Consolas"/>
           <w:sz w:val="20"/>
         </w:rPr>
         <w:t>GET /laptops?q=Dell</w:t>
@@ -3787,7 +3487,7 @@
       </w:pPr>
       <w:r>
         <w:rPr>
-          <w:rFonts w:ascii="Consolas" w:hAnsi="Consolas" w:eastAsia="Consolas"/>
+          <w:rFonts w:ascii="Consolas" w:eastAsia="Consolas" w:hAnsi="Consolas"/>
           <w:sz w:val="20"/>
         </w:rPr>
         <w:t>GET /laptops?price_gte=15000000&amp;price_lte=40000000</w:t>
@@ -3799,7 +3499,7 @@
       </w:pPr>
       <w:r>
         <w:rPr>
-          <w:rFonts w:ascii="Consolas" w:hAnsi="Consolas" w:eastAsia="Consolas"/>
+          <w:rFonts w:ascii="Consolas" w:eastAsia="Consolas" w:hAnsi="Consolas"/>
           <w:sz w:val="20"/>
         </w:rPr>
         <w:t>GET /brands</w:t>
@@ -3811,7 +3511,7 @@
       </w:pPr>
       <w:r>
         <w:rPr>
-          <w:rFonts w:ascii="Consolas" w:hAnsi="Consolas" w:eastAsia="Consolas"/>
+          <w:rFonts w:ascii="Consolas" w:eastAsia="Consolas" w:hAnsi="Consolas"/>
           <w:sz w:val="20"/>
         </w:rPr>
         <w:t>GET /categories</w:t>
@@ -3823,7 +3523,7 @@
       </w:pPr>
       <w:r>
         <w:rPr>
-          <w:rFonts w:ascii="Consolas" w:hAnsi="Consolas" w:eastAsia="Consolas"/>
+          <w:rFonts w:ascii="Consolas" w:eastAsia="Consolas" w:hAnsi="Consolas"/>
           <w:sz w:val="20"/>
         </w:rPr>
         <w:t>GET /reviews?laptopId=1</w:t>
@@ -3835,7 +3535,7 @@
       </w:pPr>
       <w:r>
         <w:rPr>
-          <w:rFonts w:ascii="Consolas" w:hAnsi="Consolas" w:eastAsia="Consolas"/>
+          <w:rFonts w:ascii="Consolas" w:eastAsia="Consolas" w:hAnsi="Consolas"/>
           <w:sz w:val="20"/>
         </w:rPr>
         <w:t>GET /users?email=admin@laptopstore.vn&amp;password=123456</w:t>
@@ -3844,6 +3544,9 @@
     <w:p>
       <w:pPr>
         <w:spacing w:before="0" w:after="120" w:line="276" w:lineRule="auto"/>
+        <w:rPr>
+          <w:sz w:val="24"/>
+        </w:rPr>
       </w:pPr>
       <w:r>
         <w:rPr>
@@ -3857,23 +3560,152 @@
         <w:spacing w:before="0" w:after="120" w:line="276" w:lineRule="auto"/>
       </w:pPr>
       <w:r>
-        <w:rPr>
-          <w:i/>
-          <w:sz w:val="22"/>
-        </w:rPr>
-        <w:t>[Chèn ảnh: Postman / trình duyệt với vài query trên]</w:t>
-      </w:r>
-    </w:p>
-    <w:p>
-      <w:pPr>
-        <w:pStyle w:val="3"/>
+        <w:lastRenderedPageBreak/>
+        <w:drawing>
+          <wp:inline distT="0" distB="0" distL="0" distR="0" wp14:anchorId="53E05B30" wp14:editId="12691361">
+            <wp:extent cx="5943600" cy="3865880"/>
+            <wp:effectExtent l="0" t="0" r="0" b="1270"/>
+            <wp:docPr id="15" name="Picture 15"/>
+            <wp:cNvGraphicFramePr>
+              <a:graphicFrameLocks xmlns:a="http://schemas.openxmlformats.org/drawingml/2006/main" noChangeAspect="1"/>
+            </wp:cNvGraphicFramePr>
+            <a:graphic xmlns:a="http://schemas.openxmlformats.org/drawingml/2006/main">
+              <a:graphicData uri="http://schemas.openxmlformats.org/drawingml/2006/picture">
+                <pic:pic xmlns:pic="http://schemas.openxmlformats.org/drawingml/2006/picture">
+                  <pic:nvPicPr>
+                    <pic:cNvPr id="1" name=""/>
+                    <pic:cNvPicPr/>
+                  </pic:nvPicPr>
+                  <pic:blipFill>
+                    <a:blip r:embed="rId15"/>
+                    <a:stretch>
+                      <a:fillRect/>
+                    </a:stretch>
+                  </pic:blipFill>
+                  <pic:spPr>
+                    <a:xfrm>
+                      <a:off x="0" y="0"/>
+                      <a:ext cx="5943600" cy="3865880"/>
+                    </a:xfrm>
+                    <a:prstGeom prst="rect">
+                      <a:avLst/>
+                    </a:prstGeom>
+                  </pic:spPr>
+                </pic:pic>
+              </a:graphicData>
+            </a:graphic>
+          </wp:inline>
+        </w:drawing>
+      </w:r>
+    </w:p>
+    <w:p>
+      <w:pPr>
+        <w:spacing w:before="0" w:after="120" w:line="276" w:lineRule="auto"/>
+        <w:jc w:val="center"/>
+        <w:rPr>
+          <w:sz w:val="16"/>
+          <w:szCs w:val="16"/>
+        </w:rPr>
+      </w:pPr>
+      <w:r>
+        <w:rPr>
+          <w:sz w:val="16"/>
+          <w:szCs w:val="16"/>
+        </w:rPr>
+        <w:t>Hình 2.4.1 – GET /laptops phân trang _page=1&amp;_limit=</w:t>
+      </w:r>
+    </w:p>
+    <w:p>
+      <w:pPr>
+        <w:spacing w:before="0" w:after="120" w:line="276" w:lineRule="auto"/>
+        <w:rPr>
+          <w:sz w:val="16"/>
+          <w:szCs w:val="16"/>
+        </w:rPr>
+      </w:pPr>
+      <w:r>
+        <w:rPr>
+          <w:noProof/>
+        </w:rPr>
+        <w:lastRenderedPageBreak/>
+        <w:drawing>
+          <wp:inline distT="0" distB="0" distL="0" distR="0" wp14:anchorId="7FBC53AD" wp14:editId="401BF486">
+            <wp:extent cx="5943600" cy="4667250"/>
+            <wp:effectExtent l="0" t="0" r="0" b="0"/>
+            <wp:docPr id="16" name="Picture 16"/>
+            <wp:cNvGraphicFramePr>
+              <a:graphicFrameLocks xmlns:a="http://schemas.openxmlformats.org/drawingml/2006/main" noChangeAspect="1"/>
+            </wp:cNvGraphicFramePr>
+            <a:graphic xmlns:a="http://schemas.openxmlformats.org/drawingml/2006/main">
+              <a:graphicData uri="http://schemas.openxmlformats.org/drawingml/2006/picture">
+                <pic:pic xmlns:pic="http://schemas.openxmlformats.org/drawingml/2006/picture">
+                  <pic:nvPicPr>
+                    <pic:cNvPr id="1" name=""/>
+                    <pic:cNvPicPr/>
+                  </pic:nvPicPr>
+                  <pic:blipFill>
+                    <a:blip r:embed="rId16"/>
+                    <a:stretch>
+                      <a:fillRect/>
+                    </a:stretch>
+                  </pic:blipFill>
+                  <pic:spPr>
+                    <a:xfrm>
+                      <a:off x="0" y="0"/>
+                      <a:ext cx="5943600" cy="4667250"/>
+                    </a:xfrm>
+                    <a:prstGeom prst="rect">
+                      <a:avLst/>
+                    </a:prstGeom>
+                  </pic:spPr>
+                </pic:pic>
+              </a:graphicData>
+            </a:graphic>
+          </wp:inline>
+        </w:drawing>
+      </w:r>
+    </w:p>
+    <w:p>
+      <w:pPr>
+        <w:spacing w:before="0" w:after="120" w:line="276" w:lineRule="auto"/>
+        <w:jc w:val="center"/>
+        <w:rPr>
+          <w:sz w:val="16"/>
+          <w:szCs w:val="16"/>
+        </w:rPr>
+      </w:pPr>
+      <w:r>
+        <w:rPr>
+          <w:sz w:val="16"/>
+          <w:szCs w:val="16"/>
+        </w:rPr>
+        <w:t>Hình 2.4.1 – Response header X-Total-Count khi phân trang</w:t>
+      </w:r>
+    </w:p>
+    <w:p>
+      <w:pPr>
+        <w:pStyle w:val="Heading2"/>
       </w:pPr>
       <w:bookmarkStart w:id="6" w:name="_Toc244045499"/>
       <w:r>
         <w:rPr>
           <w:sz w:val="28"/>
         </w:rPr>
-        <w:t>2.5. TODO 5 / Phần A3 – Format utils (Issue #6)</w:t>
+        <w:t xml:space="preserve">2.5. TODO 5 / </w:t>
+      </w:r>
+      <w:proofErr w:type="spellStart"/>
+      <w:r>
+        <w:rPr>
+          <w:sz w:val="28"/>
+        </w:rPr>
+        <w:t>Phần</w:t>
+      </w:r>
+      <w:proofErr w:type="spellEnd"/>
+      <w:r>
+        <w:rPr>
+          <w:sz w:val="28"/>
+        </w:rPr>
+        <w:t xml:space="preserve"> A3 – Format utils (Issue #6)</w:t>
       </w:r>
       <w:bookmarkEnd w:id="6"/>
     </w:p>
@@ -3902,7 +3734,7 @@
     </w:p>
     <w:p>
       <w:pPr>
-        <w:pStyle w:val="44"/>
+        <w:pStyle w:val="ListParagraph"/>
         <w:spacing w:line="276" w:lineRule="auto"/>
       </w:pPr>
       <w:r>
@@ -3914,7 +3746,7 @@
     </w:p>
     <w:p>
       <w:pPr>
-        <w:pStyle w:val="44"/>
+        <w:pStyle w:val="ListParagraph"/>
         <w:spacing w:line="276" w:lineRule="auto"/>
       </w:pPr>
       <w:r>
@@ -3946,8 +3778,12 @@
         </w:rPr>
       </w:pPr>
       <w:r>
+        <w:rPr>
+          <w:noProof/>
+        </w:rPr>
+        <w:lastRenderedPageBreak/>
         <w:drawing>
-          <wp:inline distT="0" distB="0" distL="114300" distR="114300">
+          <wp:inline distT="0" distB="0" distL="114300" distR="114300" wp14:anchorId="2BB1A5CE" wp14:editId="593291FF">
             <wp:extent cx="5941060" cy="4061460"/>
             <wp:effectExtent l="0" t="0" r="2540" b="7620"/>
             <wp:docPr id="5" name="Picture 1"/>
@@ -3964,7 +3800,7 @@
                     </pic:cNvPicPr>
                   </pic:nvPicPr>
                   <pic:blipFill>
-                    <a:blip r:embed="rId15"/>
+                    <a:blip r:embed="rId17"/>
                     <a:stretch>
                       <a:fillRect/>
                     </a:stretch>
@@ -3991,7 +3827,7 @@
     </w:p>
     <w:p>
       <w:pPr>
-        <w:pStyle w:val="2"/>
+        <w:pStyle w:val="Heading1"/>
         <w:rPr>
           <w:lang w:val="vi"/>
         </w:rPr>
@@ -4009,7 +3845,7 @@
     </w:p>
     <w:p>
       <w:pPr>
-        <w:pStyle w:val="3"/>
+        <w:pStyle w:val="Heading2"/>
         <w:rPr>
           <w:lang w:val="vi"/>
         </w:rPr>
@@ -4055,6 +3891,7 @@
           <w:i/>
           <w:sz w:val="22"/>
         </w:rPr>
+        <w:lastRenderedPageBreak/>
         <w:t>[Chèn ảnh: đoạn code axiosClient.js / Network tab]</w:t>
       </w:r>
       <w:r>
@@ -4062,11 +3899,14 @@
           <w:i/>
           <w:sz w:val="22"/>
         </w:rPr>
-        <w:br w:type="textWrapping"/>
-      </w:r>
-      <w:r>
+        <w:br/>
+      </w:r>
+      <w:r>
+        <w:rPr>
+          <w:noProof/>
+        </w:rPr>
         <w:drawing>
-          <wp:inline distT="0" distB="0" distL="114300" distR="114300">
+          <wp:inline distT="0" distB="0" distL="114300" distR="114300" wp14:anchorId="0417CC64" wp14:editId="2008C942">
             <wp:extent cx="5941060" cy="6076315"/>
             <wp:effectExtent l="0" t="0" r="2540" b="4445"/>
             <wp:docPr id="9" name="Picture 2"/>
@@ -4083,7 +3923,7 @@
                     </pic:cNvPicPr>
                   </pic:nvPicPr>
                   <pic:blipFill>
-                    <a:blip r:embed="rId16"/>
+                    <a:blip r:embed="rId18"/>
                     <a:stretch>
                       <a:fillRect/>
                     </a:stretch>
@@ -4110,7 +3950,7 @@
     </w:p>
     <w:p>
       <w:pPr>
-        <w:pStyle w:val="3"/>
+        <w:pStyle w:val="Heading2"/>
       </w:pPr>
       <w:bookmarkStart w:id="9" w:name="_Toc244045502"/>
       <w:r>
@@ -4151,8 +3991,12 @@
         </w:rPr>
       </w:pPr>
       <w:r>
+        <w:rPr>
+          <w:noProof/>
+        </w:rPr>
+        <w:lastRenderedPageBreak/>
         <w:drawing>
-          <wp:inline distT="0" distB="0" distL="114300" distR="114300">
+          <wp:inline distT="0" distB="0" distL="114300" distR="114300" wp14:anchorId="0C1DB3E9" wp14:editId="6A8B9755">
             <wp:extent cx="5937250" cy="1850390"/>
             <wp:effectExtent l="0" t="0" r="6350" b="8890"/>
             <wp:docPr id="11" name="Picture 4"/>
@@ -4169,7 +4013,7 @@
                     </pic:cNvPicPr>
                   </pic:nvPicPr>
                   <pic:blipFill>
-                    <a:blip r:embed="rId17"/>
+                    <a:blip r:embed="rId19"/>
                     <a:stretch>
                       <a:fillRect/>
                     </a:stretch>
@@ -4196,7 +4040,7 @@
     </w:p>
     <w:p>
       <w:pPr>
-        <w:pStyle w:val="3"/>
+        <w:pStyle w:val="Heading2"/>
         <w:rPr>
           <w:lang w:val="vi"/>
         </w:rPr>
@@ -4215,7 +4059,6 @@
       <w:pPr>
         <w:spacing w:before="0" w:after="120" w:line="276" w:lineRule="auto"/>
         <w:rPr>
-          <w:rFonts w:hint="default"/>
           <w:sz w:val="24"/>
           <w:lang w:val="en-US"/>
         </w:rPr>
@@ -4228,7 +4071,6 @@
       </w:r>
       <w:r>
         <w:rPr>
-          <w:rFonts w:hint="default"/>
           <w:sz w:val="24"/>
           <w:lang w:val="en-US"/>
         </w:rPr>
@@ -4240,8 +4082,11 @@
         <w:spacing w:before="0" w:after="120" w:line="276" w:lineRule="auto"/>
       </w:pPr>
       <w:r>
+        <w:rPr>
+          <w:noProof/>
+        </w:rPr>
         <w:drawing>
-          <wp:inline distT="0" distB="0" distL="114300" distR="114300">
+          <wp:inline distT="0" distB="0" distL="114300" distR="114300" wp14:anchorId="08397FBC" wp14:editId="20E5F955">
             <wp:extent cx="5941695" cy="4924425"/>
             <wp:effectExtent l="0" t="0" r="1905" b="13335"/>
             <wp:docPr id="12" name="Picture 5"/>
@@ -4258,7 +4103,7 @@
                     </pic:cNvPicPr>
                   </pic:nvPicPr>
                   <pic:blipFill>
-                    <a:blip r:embed="rId18"/>
+                    <a:blip r:embed="rId20"/>
                     <a:stretch>
                       <a:fillRect/>
                     </a:stretch>
@@ -4287,21 +4132,34 @@
       <w:pPr>
         <w:spacing w:before="0" w:after="120" w:line="276" w:lineRule="auto"/>
         <w:rPr>
-          <w:rFonts w:hint="default"/>
           <w:lang w:val="en-US"/>
         </w:rPr>
       </w:pPr>
     </w:p>
     <w:p>
       <w:pPr>
-        <w:pStyle w:val="3"/>
+        <w:pStyle w:val="Heading2"/>
       </w:pPr>
       <w:bookmarkStart w:id="11" w:name="_Toc244045504"/>
       <w:r>
         <w:rPr>
           <w:sz w:val="28"/>
         </w:rPr>
-        <w:t>3.4. Fake login &amp; AuthContext (B6) — Issue #10</w:t>
+        <w:t xml:space="preserve">3.4. Fake login &amp; </w:t>
+      </w:r>
+      <w:proofErr w:type="spellStart"/>
+      <w:r>
+        <w:rPr>
+          <w:sz w:val="28"/>
+        </w:rPr>
+        <w:t>AuthContext</w:t>
+      </w:r>
+      <w:proofErr w:type="spellEnd"/>
+      <w:r>
+        <w:rPr>
+          <w:sz w:val="28"/>
+        </w:rPr>
+        <w:t xml:space="preserve"> (B6) — Issue #10</w:t>
       </w:r>
       <w:bookmarkEnd w:id="11"/>
     </w:p>
@@ -4313,6 +4171,7 @@
         <w:rPr>
           <w:sz w:val="24"/>
         </w:rPr>
+        <w:lastRenderedPageBreak/>
         <w:t>authApi lấy user theo email/password; AuthContext lưu user + fake token (localStorage); LoginPage validate form; phân role admin/customer.</w:t>
       </w:r>
     </w:p>
@@ -4330,7 +4189,7 @@
     </w:p>
     <w:p>
       <w:pPr>
-        <w:pStyle w:val="44"/>
+        <w:pStyle w:val="ListParagraph"/>
         <w:spacing w:line="276" w:lineRule="auto"/>
       </w:pPr>
       <w:r>
@@ -4342,7 +4201,7 @@
     </w:p>
     <w:p>
       <w:pPr>
-        <w:pStyle w:val="44"/>
+        <w:pStyle w:val="ListParagraph"/>
         <w:spacing w:line="276" w:lineRule="auto"/>
       </w:pPr>
       <w:r>
@@ -4354,7 +4213,7 @@
     </w:p>
     <w:p>
       <w:pPr>
-        <w:pStyle w:val="44"/>
+        <w:pStyle w:val="ListParagraph"/>
         <w:spacing w:line="276" w:lineRule="auto"/>
       </w:pPr>
       <w:r>
@@ -4380,11 +4239,14 @@
           <w:i/>
           <w:sz w:val="22"/>
         </w:rPr>
-        <w:br w:type="textWrapping"/>
-      </w:r>
-      <w:r>
+        <w:br/>
+      </w:r>
+      <w:r>
+        <w:rPr>
+          <w:noProof/>
+        </w:rPr>
         <w:drawing>
-          <wp:inline distT="0" distB="0" distL="114300" distR="114300">
+          <wp:inline distT="0" distB="0" distL="114300" distR="114300" wp14:anchorId="319B07E6" wp14:editId="238ACA1D">
             <wp:extent cx="5935980" cy="2948940"/>
             <wp:effectExtent l="0" t="0" r="7620" b="7620"/>
             <wp:docPr id="10" name="Picture 3"/>
@@ -4401,7 +4263,7 @@
                     </pic:cNvPicPr>
                   </pic:nvPicPr>
                   <pic:blipFill>
-                    <a:blip r:embed="rId19"/>
+                    <a:blip r:embed="rId21"/>
                     <a:stretch>
                       <a:fillRect/>
                     </a:stretch>
@@ -4428,7 +4290,7 @@
     </w:p>
     <w:p>
       <w:pPr>
-        <w:pStyle w:val="2"/>
+        <w:pStyle w:val="Heading1"/>
       </w:pPr>
       <w:bookmarkStart w:id="12" w:name="_Toc244045505"/>
       <w:r>
@@ -4436,20 +4298,140 @@
           <w:rFonts w:eastAsia="Times New Roman"/>
           <w:sz w:val="32"/>
         </w:rPr>
-        <w:t>4. Phần C &amp; D – Promise.all / allSettled &amp; hủy request</w:t>
+        <w:t xml:space="preserve">4. </w:t>
+      </w:r>
+      <w:proofErr w:type="spellStart"/>
+      <w:r>
+        <w:rPr>
+          <w:rFonts w:eastAsia="Times New Roman"/>
+          <w:sz w:val="32"/>
+        </w:rPr>
+        <w:t>Phần</w:t>
+      </w:r>
+      <w:proofErr w:type="spellEnd"/>
+      <w:r>
+        <w:rPr>
+          <w:rFonts w:eastAsia="Times New Roman"/>
+          <w:sz w:val="32"/>
+        </w:rPr>
+        <w:t xml:space="preserve"> C &amp; D – </w:t>
+      </w:r>
+      <w:proofErr w:type="spellStart"/>
+      <w:r>
+        <w:rPr>
+          <w:rFonts w:eastAsia="Times New Roman"/>
+          <w:sz w:val="32"/>
+        </w:rPr>
+        <w:t>Promise.all</w:t>
+      </w:r>
+      <w:proofErr w:type="spellEnd"/>
+      <w:r>
+        <w:rPr>
+          <w:rFonts w:eastAsia="Times New Roman"/>
+          <w:sz w:val="32"/>
+        </w:rPr>
+        <w:t xml:space="preserve"> / </w:t>
+      </w:r>
+      <w:proofErr w:type="spellStart"/>
+      <w:r>
+        <w:rPr>
+          <w:rFonts w:eastAsia="Times New Roman"/>
+          <w:sz w:val="32"/>
+        </w:rPr>
+        <w:t>allSettled</w:t>
+      </w:r>
+      <w:proofErr w:type="spellEnd"/>
+      <w:r>
+        <w:rPr>
+          <w:rFonts w:eastAsia="Times New Roman"/>
+          <w:sz w:val="32"/>
+        </w:rPr>
+        <w:t xml:space="preserve"> &amp; </w:t>
+      </w:r>
+      <w:proofErr w:type="spellStart"/>
+      <w:r>
+        <w:rPr>
+          <w:rFonts w:eastAsia="Times New Roman"/>
+          <w:sz w:val="32"/>
+        </w:rPr>
+        <w:t>hủy</w:t>
+      </w:r>
+      <w:proofErr w:type="spellEnd"/>
+      <w:r>
+        <w:rPr>
+          <w:rFonts w:eastAsia="Times New Roman"/>
+          <w:sz w:val="32"/>
+        </w:rPr>
+        <w:t xml:space="preserve"> request</w:t>
       </w:r>
       <w:bookmarkEnd w:id="12"/>
     </w:p>
     <w:p>
       <w:pPr>
-        <w:pStyle w:val="3"/>
+        <w:pStyle w:val="Heading2"/>
       </w:pPr>
       <w:bookmarkStart w:id="13" w:name="_Toc244045506"/>
       <w:r>
         <w:rPr>
           <w:sz w:val="28"/>
         </w:rPr>
-        <w:t>4.1. Promise.all &amp; đo thời gian (C1, C2) — Home (Issue #18)</w:t>
+        <w:t xml:space="preserve">4.1. </w:t>
+      </w:r>
+      <w:proofErr w:type="spellStart"/>
+      <w:r>
+        <w:rPr>
+          <w:sz w:val="28"/>
+        </w:rPr>
+        <w:t>Promise.all</w:t>
+      </w:r>
+      <w:proofErr w:type="spellEnd"/>
+      <w:r>
+        <w:rPr>
+          <w:sz w:val="28"/>
+        </w:rPr>
+        <w:t xml:space="preserve"> &amp; </w:t>
+      </w:r>
+      <w:proofErr w:type="spellStart"/>
+      <w:r>
+        <w:rPr>
+          <w:sz w:val="28"/>
+        </w:rPr>
+        <w:t>đo</w:t>
+      </w:r>
+      <w:proofErr w:type="spellEnd"/>
+      <w:r>
+        <w:rPr>
+          <w:sz w:val="28"/>
+        </w:rPr>
+        <w:t xml:space="preserve"> </w:t>
+      </w:r>
+      <w:proofErr w:type="spellStart"/>
+      <w:r>
+        <w:rPr>
+          <w:sz w:val="28"/>
+        </w:rPr>
+        <w:t>thời</w:t>
+      </w:r>
+      <w:proofErr w:type="spellEnd"/>
+      <w:r>
+        <w:rPr>
+          <w:sz w:val="28"/>
+        </w:rPr>
+        <w:t xml:space="preserve"> </w:t>
+      </w:r>
+      <w:proofErr w:type="spellStart"/>
+      <w:r>
+        <w:rPr>
+          <w:sz w:val="28"/>
+        </w:rPr>
+        <w:t>gian</w:t>
+      </w:r>
+      <w:proofErr w:type="spellEnd"/>
+      <w:r>
+        <w:rPr>
+          <w:sz w:val="28"/>
+        </w:rPr>
+        <w:t xml:space="preserve"> (C1, C2) — Home (Issue #18)</w:t>
       </w:r>
       <w:bookmarkEnd w:id="13"/>
     </w:p>
@@ -4484,15 +4466,18 @@
       <w:pPr>
         <w:spacing w:before="0" w:after="120" w:line="276" w:lineRule="auto"/>
         <w:rPr>
-          <w:rFonts w:hint="default"/>
           <w:i/>
           <w:sz w:val="22"/>
           <w:lang w:val="en-US"/>
         </w:rPr>
       </w:pPr>
       <w:r>
+        <w:rPr>
+          <w:noProof/>
+        </w:rPr>
+        <w:lastRenderedPageBreak/>
         <w:drawing>
-          <wp:inline distT="0" distB="0" distL="114300" distR="114300">
+          <wp:inline distT="0" distB="0" distL="114300" distR="114300" wp14:anchorId="1E787FEC" wp14:editId="0FD03BDB">
             <wp:extent cx="5934710" cy="2872105"/>
             <wp:effectExtent l="0" t="0" r="8890" b="8255"/>
             <wp:docPr id="13" name="Picture 6"/>
@@ -4509,7 +4494,7 @@
                     </pic:cNvPicPr>
                   </pic:nvPicPr>
                   <pic:blipFill>
-                    <a:blip r:embed="rId20"/>
+                    <a:blip r:embed="rId22"/>
                     <a:stretch>
                       <a:fillRect/>
                     </a:stretch>
@@ -4536,14 +4521,28 @@
     </w:p>
     <w:p>
       <w:pPr>
-        <w:pStyle w:val="3"/>
+        <w:pStyle w:val="Heading2"/>
       </w:pPr>
       <w:bookmarkStart w:id="14" w:name="_Toc244045507"/>
       <w:r>
         <w:rPr>
           <w:sz w:val="28"/>
         </w:rPr>
-        <w:t>4.2. Promise.allSettled (C3, H3) — Detail &amp; Bulk delete</w:t>
+        <w:t xml:space="preserve">4.2. </w:t>
+      </w:r>
+      <w:proofErr w:type="spellStart"/>
+      <w:r>
+        <w:rPr>
+          <w:sz w:val="28"/>
+        </w:rPr>
+        <w:t>Promise.allSettled</w:t>
+      </w:r>
+      <w:proofErr w:type="spellEnd"/>
+      <w:r>
+        <w:rPr>
+          <w:sz w:val="28"/>
+        </w:rPr>
+        <w:t xml:space="preserve"> (C3, H3) — Detail &amp; Bulk delete</w:t>
       </w:r>
       <w:bookmarkEnd w:id="14"/>
     </w:p>
@@ -4569,8 +4568,12 @@
         </w:rPr>
       </w:pPr>
       <w:r>
+        <w:rPr>
+          <w:noProof/>
+        </w:rPr>
+        <w:lastRenderedPageBreak/>
         <w:drawing>
-          <wp:inline distT="0" distB="0" distL="114300" distR="114300">
+          <wp:inline distT="0" distB="0" distL="114300" distR="114300" wp14:anchorId="42950019" wp14:editId="69319A1E">
             <wp:extent cx="5942965" cy="4565015"/>
             <wp:effectExtent l="0" t="0" r="635" b="6985"/>
             <wp:docPr id="14" name="Picture 7"/>
@@ -4587,7 +4590,7 @@
                     </pic:cNvPicPr>
                   </pic:nvPicPr>
                   <pic:blipFill>
-                    <a:blip r:embed="rId21"/>
+                    <a:blip r:embed="rId23"/>
                     <a:stretch>
                       <a:fillRect/>
                     </a:stretch>
@@ -4614,14 +4617,28 @@
     </w:p>
     <w:p>
       <w:pPr>
-        <w:pStyle w:val="3"/>
+        <w:pStyle w:val="Heading2"/>
       </w:pPr>
       <w:bookmarkStart w:id="15" w:name="_Toc244045508"/>
       <w:r>
         <w:rPr>
           <w:sz w:val="28"/>
         </w:rPr>
-        <w:t>4.3. AbortController (D1–D3) — List, Detail, Search</w:t>
+        <w:t xml:space="preserve">4.3. </w:t>
+      </w:r>
+      <w:proofErr w:type="spellStart"/>
+      <w:r>
+        <w:rPr>
+          <w:sz w:val="28"/>
+        </w:rPr>
+        <w:t>AbortController</w:t>
+      </w:r>
+      <w:proofErr w:type="spellEnd"/>
+      <w:r>
+        <w:rPr>
+          <w:sz w:val="28"/>
+        </w:rPr>
+        <w:t xml:space="preserve"> (D1–D3) — List, Detail, Search</w:t>
       </w:r>
       <w:bookmarkEnd w:id="15"/>
     </w:p>
@@ -4640,7 +4657,6 @@
       <w:pPr>
         <w:spacing w:before="0" w:after="120" w:line="276" w:lineRule="auto"/>
         <w:rPr>
-          <w:rFonts w:hint="default"/>
           <w:sz w:val="24"/>
           <w:lang w:val="en-US"/>
         </w:rPr>
@@ -4649,19 +4665,10 @@
         <w:rPr>
           <w:sz w:val="24"/>
         </w:rPr>
-        <w:t xml:space="preserve">Commit hooks (Issue #15): feat(hooks): add useDebounce hook; feat(hooks): add </w:t>
-      </w:r>
-      <w:bookmarkStart w:id="37" w:name="_GoBack"/>
-      <w:bookmarkEnd w:id="37"/>
-      <w:r>
-        <w:rPr>
-          <w:sz w:val="24"/>
-        </w:rPr>
-        <w:t>useAxios with abort, refetch and setData.</w:t>
-      </w:r>
-      <w:r>
-        <w:rPr>
-          <w:rFonts w:hint="default"/>
+        <w:t>Commit hooks (Issue #15): feat(hooks): add useDebounce hook; feat(hooks): add useAxios with abort, refetch and setData.</w:t>
+      </w:r>
+      <w:r>
+        <w:rPr>
           <w:sz w:val="24"/>
           <w:lang w:val="en-US"/>
         </w:rPr>
@@ -4672,7 +4679,6 @@
       <w:pPr>
         <w:spacing w:before="0" w:after="120" w:line="276" w:lineRule="auto"/>
         <w:rPr>
-          <w:rFonts w:hint="default"/>
           <w:sz w:val="24"/>
           <w:lang w:val="en-US"/>
         </w:rPr>
@@ -4680,7 +4686,7 @@
     </w:p>
     <w:p>
       <w:pPr>
-        <w:pStyle w:val="2"/>
+        <w:pStyle w:val="Heading1"/>
       </w:pPr>
       <w:bookmarkStart w:id="16" w:name="_Toc244045509"/>
       <w:r>
@@ -4688,13 +4694,45 @@
           <w:rFonts w:eastAsia="Times New Roman"/>
           <w:sz w:val="32"/>
         </w:rPr>
-        <w:t>5. Phần E – Giao diện react-bootstrap</w:t>
+        <w:t xml:space="preserve">5. </w:t>
+      </w:r>
+      <w:proofErr w:type="spellStart"/>
+      <w:r>
+        <w:rPr>
+          <w:rFonts w:eastAsia="Times New Roman"/>
+          <w:sz w:val="32"/>
+        </w:rPr>
+        <w:t>Phần</w:t>
+      </w:r>
+      <w:proofErr w:type="spellEnd"/>
+      <w:r>
+        <w:rPr>
+          <w:rFonts w:eastAsia="Times New Roman"/>
+          <w:sz w:val="32"/>
+        </w:rPr>
+        <w:t xml:space="preserve"> E – Giao </w:t>
+      </w:r>
+      <w:proofErr w:type="spellStart"/>
+      <w:r>
+        <w:rPr>
+          <w:rFonts w:eastAsia="Times New Roman"/>
+          <w:sz w:val="32"/>
+        </w:rPr>
+        <w:t>diện</w:t>
+      </w:r>
+      <w:proofErr w:type="spellEnd"/>
+      <w:r>
+        <w:rPr>
+          <w:rFonts w:eastAsia="Times New Roman"/>
+          <w:sz w:val="32"/>
+        </w:rPr>
+        <w:t xml:space="preserve"> react-bootstrap</w:t>
       </w:r>
       <w:bookmarkEnd w:id="16"/>
     </w:p>
     <w:p>
       <w:pPr>
-        <w:pStyle w:val="3"/>
+        <w:pStyle w:val="Heading2"/>
       </w:pPr>
       <w:bookmarkStart w:id="17" w:name="_Toc244045510"/>
       <w:r>
@@ -4718,14 +4756,28 @@
     </w:p>
     <w:p>
       <w:pPr>
-        <w:pStyle w:val="3"/>
+        <w:pStyle w:val="Heading2"/>
       </w:pPr>
       <w:bookmarkStart w:id="18" w:name="_Toc244045511"/>
       <w:r>
         <w:rPr>
           <w:sz w:val="28"/>
         </w:rPr>
-        <w:t>5.2. Toast &amp; ConfirmModal — Issue #14</w:t>
+        <w:t xml:space="preserve">5.2. Toast &amp; </w:t>
+      </w:r>
+      <w:proofErr w:type="spellStart"/>
+      <w:r>
+        <w:rPr>
+          <w:sz w:val="28"/>
+        </w:rPr>
+        <w:t>ConfirmModal</w:t>
+      </w:r>
+      <w:proofErr w:type="spellEnd"/>
+      <w:r>
+        <w:rPr>
+          <w:sz w:val="28"/>
+        </w:rPr>
+        <w:t xml:space="preserve"> — Issue #14</w:t>
       </w:r>
       <w:bookmarkEnd w:id="18"/>
     </w:p>
@@ -4753,14 +4805,29 @@
     </w:p>
     <w:p>
       <w:pPr>
-        <w:pStyle w:val="3"/>
+        <w:pStyle w:val="Heading2"/>
       </w:pPr>
       <w:bookmarkStart w:id="19" w:name="_Toc244045512"/>
       <w:r>
         <w:rPr>
           <w:sz w:val="28"/>
         </w:rPr>
-        <w:t>5.3. Navbar, Footer, LaptopCard/Grid, Filter — Issue #16, #17, #20</w:t>
+        <w:lastRenderedPageBreak/>
+        <w:t xml:space="preserve">5.3. Navbar, Footer, </w:t>
+      </w:r>
+      <w:proofErr w:type="spellStart"/>
+      <w:r>
+        <w:rPr>
+          <w:sz w:val="28"/>
+        </w:rPr>
+        <w:t>LaptopCard</w:t>
+      </w:r>
+      <w:proofErr w:type="spellEnd"/>
+      <w:r>
+        <w:rPr>
+          <w:sz w:val="28"/>
+        </w:rPr>
+        <w:t>/Grid, Filter — Issue #16, #17, #20</w:t>
       </w:r>
       <w:bookmarkEnd w:id="19"/>
     </w:p>
@@ -4789,7 +4856,7 @@
     </w:p>
     <w:p>
       <w:pPr>
-        <w:pStyle w:val="44"/>
+        <w:pStyle w:val="ListParagraph"/>
         <w:spacing w:line="276" w:lineRule="auto"/>
       </w:pPr>
       <w:r>
@@ -4801,7 +4868,7 @@
     </w:p>
     <w:p>
       <w:pPr>
-        <w:pStyle w:val="44"/>
+        <w:pStyle w:val="ListParagraph"/>
         <w:spacing w:line="276" w:lineRule="auto"/>
       </w:pPr>
       <w:r>
@@ -4813,7 +4880,7 @@
     </w:p>
     <w:p>
       <w:pPr>
-        <w:pStyle w:val="44"/>
+        <w:pStyle w:val="ListParagraph"/>
         <w:spacing w:line="276" w:lineRule="auto"/>
       </w:pPr>
       <w:r>
@@ -4837,7 +4904,7 @@
     </w:p>
     <w:p>
       <w:pPr>
-        <w:pStyle w:val="2"/>
+        <w:pStyle w:val="Heading1"/>
       </w:pPr>
       <w:bookmarkStart w:id="20" w:name="_Toc244045513"/>
       <w:r>
@@ -4845,20 +4912,64 @@
           <w:rFonts w:eastAsia="Times New Roman"/>
           <w:sz w:val="32"/>
         </w:rPr>
-        <w:t>6. Phần F – Routing (F1 → F7)</w:t>
+        <w:t xml:space="preserve">6. </w:t>
+      </w:r>
+      <w:proofErr w:type="spellStart"/>
+      <w:r>
+        <w:rPr>
+          <w:rFonts w:eastAsia="Times New Roman"/>
+          <w:sz w:val="32"/>
+        </w:rPr>
+        <w:t>Phần</w:t>
+      </w:r>
+      <w:proofErr w:type="spellEnd"/>
+      <w:r>
+        <w:rPr>
+          <w:rFonts w:eastAsia="Times New Roman"/>
+          <w:sz w:val="32"/>
+        </w:rPr>
+        <w:t xml:space="preserve"> F – Routing (F1 → F7)</w:t>
       </w:r>
       <w:bookmarkEnd w:id="20"/>
     </w:p>
     <w:p>
       <w:pPr>
-        <w:pStyle w:val="3"/>
+        <w:pStyle w:val="Heading2"/>
       </w:pPr>
       <w:bookmarkStart w:id="21" w:name="_Toc244045514"/>
       <w:r>
         <w:rPr>
           <w:sz w:val="28"/>
         </w:rPr>
-        <w:t>6.1. F1 – Layout lồng nhau — Issue #11</w:t>
+        <w:t xml:space="preserve">6.1. F1 – Layout </w:t>
+      </w:r>
+      <w:proofErr w:type="spellStart"/>
+      <w:r>
+        <w:rPr>
+          <w:sz w:val="28"/>
+        </w:rPr>
+        <w:t>lồng</w:t>
+      </w:r>
+      <w:proofErr w:type="spellEnd"/>
+      <w:r>
+        <w:rPr>
+          <w:sz w:val="28"/>
+        </w:rPr>
+        <w:t xml:space="preserve"> </w:t>
+      </w:r>
+      <w:proofErr w:type="spellStart"/>
+      <w:r>
+        <w:rPr>
+          <w:sz w:val="28"/>
+        </w:rPr>
+        <w:t>nhau</w:t>
+      </w:r>
+      <w:proofErr w:type="spellEnd"/>
+      <w:r>
+        <w:rPr>
+          <w:sz w:val="28"/>
+        </w:rPr>
+        <w:t xml:space="preserve"> — Issue #11</w:t>
       </w:r>
       <w:bookmarkEnd w:id="21"/>
     </w:p>
@@ -4886,14 +4997,42 @@
     </w:p>
     <w:p>
       <w:pPr>
-        <w:pStyle w:val="3"/>
+        <w:pStyle w:val="Heading2"/>
       </w:pPr>
       <w:bookmarkStart w:id="22" w:name="_Toc244045515"/>
       <w:r>
         <w:rPr>
           <w:sz w:val="28"/>
         </w:rPr>
-        <w:t>6.2. F2 – ProtectedRoute theo role — Issue #12</w:t>
+        <w:t xml:space="preserve">6.2. F2 – </w:t>
+      </w:r>
+      <w:proofErr w:type="spellStart"/>
+      <w:r>
+        <w:rPr>
+          <w:sz w:val="28"/>
+        </w:rPr>
+        <w:t>ProtectedRoute</w:t>
+      </w:r>
+      <w:proofErr w:type="spellEnd"/>
+      <w:r>
+        <w:rPr>
+          <w:sz w:val="28"/>
+        </w:rPr>
+        <w:t xml:space="preserve"> </w:t>
+      </w:r>
+      <w:proofErr w:type="spellStart"/>
+      <w:r>
+        <w:rPr>
+          <w:sz w:val="28"/>
+        </w:rPr>
+        <w:t>theo</w:t>
+      </w:r>
+      <w:proofErr w:type="spellEnd"/>
+      <w:r>
+        <w:rPr>
+          <w:sz w:val="28"/>
+        </w:rPr>
+        <w:t xml:space="preserve"> role — Issue #12</w:t>
       </w:r>
       <w:bookmarkEnd w:id="22"/>
     </w:p>
@@ -4921,14 +5060,56 @@
     </w:p>
     <w:p>
       <w:pPr>
-        <w:pStyle w:val="3"/>
+        <w:pStyle w:val="Heading2"/>
       </w:pPr>
       <w:bookmarkStart w:id="23" w:name="_Toc244045516"/>
       <w:r>
         <w:rPr>
           <w:sz w:val="28"/>
         </w:rPr>
-        <w:t>6.3. F3 – useSearchParams (danh sách) — Issue #19</w:t>
+        <w:t xml:space="preserve">6.3. F3 – </w:t>
+      </w:r>
+      <w:proofErr w:type="spellStart"/>
+      <w:r>
+        <w:rPr>
+          <w:sz w:val="28"/>
+        </w:rPr>
+        <w:t>useSearchParams</w:t>
+      </w:r>
+      <w:proofErr w:type="spellEnd"/>
+      <w:r>
+        <w:rPr>
+          <w:sz w:val="28"/>
+        </w:rPr>
+        <w:t xml:space="preserve"> (</w:t>
+      </w:r>
+      <w:proofErr w:type="spellStart"/>
+      <w:r>
+        <w:rPr>
+          <w:sz w:val="28"/>
+        </w:rPr>
+        <w:t>danh</w:t>
+      </w:r>
+      <w:proofErr w:type="spellEnd"/>
+      <w:r>
+        <w:rPr>
+          <w:sz w:val="28"/>
+        </w:rPr>
+        <w:t xml:space="preserve"> </w:t>
+      </w:r>
+      <w:proofErr w:type="spellStart"/>
+      <w:r>
+        <w:rPr>
+          <w:sz w:val="28"/>
+        </w:rPr>
+        <w:t>sách</w:t>
+      </w:r>
+      <w:proofErr w:type="spellEnd"/>
+      <w:r>
+        <w:rPr>
+          <w:sz w:val="28"/>
+        </w:rPr>
+        <w:t>) — Issue #19</w:t>
       </w:r>
       <w:bookmarkEnd w:id="23"/>
     </w:p>
@@ -4945,14 +5126,42 @@
     </w:p>
     <w:p>
       <w:pPr>
-        <w:pStyle w:val="3"/>
+        <w:pStyle w:val="Heading2"/>
       </w:pPr>
       <w:bookmarkStart w:id="24" w:name="_Toc244045517"/>
       <w:r>
         <w:rPr>
           <w:sz w:val="28"/>
         </w:rPr>
-        <w:t>6.4. F4–F5 – Form dùng chung create/edit — Issue #29 (admin form)</w:t>
+        <w:t xml:space="preserve">6.4. F4–F5 – Form </w:t>
+      </w:r>
+      <w:proofErr w:type="spellStart"/>
+      <w:r>
+        <w:rPr>
+          <w:sz w:val="28"/>
+        </w:rPr>
+        <w:t>dùng</w:t>
+      </w:r>
+      <w:proofErr w:type="spellEnd"/>
+      <w:r>
+        <w:rPr>
+          <w:sz w:val="28"/>
+        </w:rPr>
+        <w:t xml:space="preserve"> </w:t>
+      </w:r>
+      <w:proofErr w:type="spellStart"/>
+      <w:r>
+        <w:rPr>
+          <w:sz w:val="28"/>
+        </w:rPr>
+        <w:t>chung</w:t>
+      </w:r>
+      <w:proofErr w:type="spellEnd"/>
+      <w:r>
+        <w:rPr>
+          <w:sz w:val="28"/>
+        </w:rPr>
+        <w:t xml:space="preserve"> create/edit — Issue #29 (admin form)</w:t>
       </w:r>
       <w:bookmarkEnd w:id="24"/>
     </w:p>
@@ -4969,14 +5178,28 @@
     </w:p>
     <w:p>
       <w:pPr>
-        <w:pStyle w:val="3"/>
+        <w:pStyle w:val="Heading2"/>
       </w:pPr>
       <w:bookmarkStart w:id="25" w:name="_Toc244045518"/>
       <w:r>
         <w:rPr>
           <w:sz w:val="28"/>
         </w:rPr>
-        <w:t>6.5. F6–F7 – Khai báo route &amp; 404 — Issue #11</w:t>
+        <w:t xml:space="preserve">6.5. F6–F7 – Khai </w:t>
+      </w:r>
+      <w:proofErr w:type="spellStart"/>
+      <w:r>
+        <w:rPr>
+          <w:sz w:val="28"/>
+        </w:rPr>
+        <w:t>báo</w:t>
+      </w:r>
+      <w:proofErr w:type="spellEnd"/>
+      <w:r>
+        <w:rPr>
+          <w:sz w:val="28"/>
+        </w:rPr>
+        <w:t xml:space="preserve"> route &amp; 404 — Issue #11</w:t>
       </w:r>
       <w:bookmarkEnd w:id="25"/>
     </w:p>
@@ -5016,7 +5239,7 @@
     </w:p>
     <w:p>
       <w:pPr>
-        <w:pStyle w:val="2"/>
+        <w:pStyle w:val="Heading1"/>
         <w:rPr>
           <w:lang w:val="vi"/>
         </w:rPr>
@@ -5034,14 +5257,56 @@
     </w:p>
     <w:p>
       <w:pPr>
-        <w:pStyle w:val="3"/>
+        <w:pStyle w:val="Heading2"/>
       </w:pPr>
       <w:bookmarkStart w:id="27" w:name="_Toc244045520"/>
       <w:r>
         <w:rPr>
           <w:sz w:val="28"/>
         </w:rPr>
-        <w:t>7.1. G1 – CartContext &amp; trang giỏ (Issue #24, #25)</w:t>
+        <w:t xml:space="preserve">7.1. G1 – </w:t>
+      </w:r>
+      <w:proofErr w:type="spellStart"/>
+      <w:r>
+        <w:rPr>
+          <w:sz w:val="28"/>
+        </w:rPr>
+        <w:t>CartContext</w:t>
+      </w:r>
+      <w:proofErr w:type="spellEnd"/>
+      <w:r>
+        <w:rPr>
+          <w:sz w:val="28"/>
+        </w:rPr>
+        <w:t xml:space="preserve"> &amp; </w:t>
+      </w:r>
+      <w:proofErr w:type="spellStart"/>
+      <w:r>
+        <w:rPr>
+          <w:sz w:val="28"/>
+        </w:rPr>
+        <w:t>trang</w:t>
+      </w:r>
+      <w:proofErr w:type="spellEnd"/>
+      <w:r>
+        <w:rPr>
+          <w:sz w:val="28"/>
+        </w:rPr>
+        <w:t xml:space="preserve"> </w:t>
+      </w:r>
+      <w:proofErr w:type="spellStart"/>
+      <w:r>
+        <w:rPr>
+          <w:sz w:val="28"/>
+        </w:rPr>
+        <w:t>giỏ</w:t>
+      </w:r>
+      <w:proofErr w:type="spellEnd"/>
+      <w:r>
+        <w:rPr>
+          <w:sz w:val="28"/>
+        </w:rPr>
+        <w:t xml:space="preserve"> (Issue #24, #25)</w:t>
       </w:r>
       <w:bookmarkEnd w:id="27"/>
     </w:p>
@@ -5070,7 +5335,7 @@
     </w:p>
     <w:p>
       <w:pPr>
-        <w:pStyle w:val="3"/>
+        <w:pStyle w:val="Heading2"/>
         <w:rPr>
           <w:sz w:val="28"/>
         </w:rPr>
@@ -5080,6 +5345,7 @@
         <w:rPr>
           <w:sz w:val="28"/>
         </w:rPr>
+        <w:lastRenderedPageBreak/>
         <w:t>7.2. G2 – Review list &amp; form (Issue #23)</w:t>
       </w:r>
       <w:bookmarkEnd w:id="28"/>
@@ -5108,7 +5374,7 @@
     </w:p>
     <w:p>
       <w:pPr>
-        <w:pStyle w:val="3"/>
+        <w:pStyle w:val="Heading2"/>
       </w:pPr>
       <w:bookmarkStart w:id="29" w:name="_Toc244045522"/>
       <w:r>
@@ -5144,7 +5410,7 @@
     </w:p>
     <w:p>
       <w:pPr>
-        <w:pStyle w:val="3"/>
+        <w:pStyle w:val="Heading2"/>
       </w:pPr>
       <w:bookmarkStart w:id="30" w:name="_Toc244045523"/>
       <w:r>
@@ -5180,7 +5446,7 @@
     </w:p>
     <w:p>
       <w:pPr>
-        <w:pStyle w:val="2"/>
+        <w:pStyle w:val="Heading1"/>
       </w:pPr>
       <w:bookmarkStart w:id="31" w:name="_Toc244045524"/>
       <w:r>
@@ -5188,13 +5454,54 @@
           <w:rFonts w:eastAsia="Times New Roman"/>
           <w:sz w:val="32"/>
         </w:rPr>
-        <w:t>8. Phần H – Custom hooks &amp; tối ưu</w:t>
+        <w:t xml:space="preserve">8. </w:t>
+      </w:r>
+      <w:proofErr w:type="spellStart"/>
+      <w:r>
+        <w:rPr>
+          <w:rFonts w:eastAsia="Times New Roman"/>
+          <w:sz w:val="32"/>
+        </w:rPr>
+        <w:t>Phần</w:t>
+      </w:r>
+      <w:proofErr w:type="spellEnd"/>
+      <w:r>
+        <w:rPr>
+          <w:rFonts w:eastAsia="Times New Roman"/>
+          <w:sz w:val="32"/>
+        </w:rPr>
+        <w:t xml:space="preserve"> H – Custom hooks &amp; </w:t>
+      </w:r>
+      <w:proofErr w:type="spellStart"/>
+      <w:r>
+        <w:rPr>
+          <w:rFonts w:eastAsia="Times New Roman"/>
+          <w:sz w:val="32"/>
+        </w:rPr>
+        <w:t>tối</w:t>
+      </w:r>
+      <w:proofErr w:type="spellEnd"/>
+      <w:r>
+        <w:rPr>
+          <w:rFonts w:eastAsia="Times New Roman"/>
+          <w:sz w:val="32"/>
+        </w:rPr>
+        <w:t xml:space="preserve"> </w:t>
+      </w:r>
+      <w:proofErr w:type="spellStart"/>
+      <w:r>
+        <w:rPr>
+          <w:rFonts w:eastAsia="Times New Roman"/>
+          <w:sz w:val="32"/>
+        </w:rPr>
+        <w:t>ưu</w:t>
       </w:r>
       <w:bookmarkEnd w:id="31"/>
-    </w:p>
-    <w:p>
-      <w:pPr>
-        <w:pStyle w:val="44"/>
+      <w:proofErr w:type="spellEnd"/>
+    </w:p>
+    <w:p>
+      <w:pPr>
+        <w:pStyle w:val="ListParagraph"/>
         <w:spacing w:line="276" w:lineRule="auto"/>
       </w:pPr>
       <w:r>
@@ -5206,7 +5513,7 @@
     </w:p>
     <w:p>
       <w:pPr>
-        <w:pStyle w:val="44"/>
+        <w:pStyle w:val="ListParagraph"/>
         <w:spacing w:line="276" w:lineRule="auto"/>
       </w:pPr>
       <w:r>
@@ -5218,7 +5525,7 @@
     </w:p>
     <w:p>
       <w:pPr>
-        <w:pStyle w:val="44"/>
+        <w:pStyle w:val="ListParagraph"/>
         <w:spacing w:line="276" w:lineRule="auto"/>
       </w:pPr>
       <w:r>
@@ -5230,7 +5537,7 @@
     </w:p>
     <w:p>
       <w:pPr>
-        <w:pStyle w:val="44"/>
+        <w:pStyle w:val="ListParagraph"/>
         <w:spacing w:line="276" w:lineRule="auto"/>
       </w:pPr>
       <w:r>
@@ -5254,7 +5561,7 @@
     </w:p>
     <w:p>
       <w:pPr>
-        <w:pStyle w:val="2"/>
+        <w:pStyle w:val="Heading1"/>
       </w:pPr>
       <w:bookmarkStart w:id="32" w:name="_Toc244045525"/>
       <w:r>
@@ -5262,7 +5569,71 @@
           <w:rFonts w:eastAsia="Times New Roman"/>
           <w:sz w:val="32"/>
         </w:rPr>
-        <w:t>9. Kiểm thử API (Postman / trình duyệt) &amp; Test report</w:t>
+        <w:t xml:space="preserve">9. </w:t>
+      </w:r>
+      <w:proofErr w:type="spellStart"/>
+      <w:r>
+        <w:rPr>
+          <w:rFonts w:eastAsia="Times New Roman"/>
+          <w:sz w:val="32"/>
+        </w:rPr>
+        <w:t>Kiểm</w:t>
+      </w:r>
+      <w:proofErr w:type="spellEnd"/>
+      <w:r>
+        <w:rPr>
+          <w:rFonts w:eastAsia="Times New Roman"/>
+          <w:sz w:val="32"/>
+        </w:rPr>
+        <w:t xml:space="preserve"> </w:t>
+      </w:r>
+      <w:proofErr w:type="spellStart"/>
+      <w:r>
+        <w:rPr>
+          <w:rFonts w:eastAsia="Times New Roman"/>
+          <w:sz w:val="32"/>
+        </w:rPr>
+        <w:t>thử</w:t>
+      </w:r>
+      <w:proofErr w:type="spellEnd"/>
+      <w:r>
+        <w:rPr>
+          <w:rFonts w:eastAsia="Times New Roman"/>
+          <w:sz w:val="32"/>
+        </w:rPr>
+        <w:t xml:space="preserve"> API (Postman / </w:t>
+      </w:r>
+      <w:proofErr w:type="spellStart"/>
+      <w:r>
+        <w:rPr>
+          <w:rFonts w:eastAsia="Times New Roman"/>
+          <w:sz w:val="32"/>
+        </w:rPr>
+        <w:t>trình</w:t>
+      </w:r>
+      <w:proofErr w:type="spellEnd"/>
+      <w:r>
+        <w:rPr>
+          <w:rFonts w:eastAsia="Times New Roman"/>
+          <w:sz w:val="32"/>
+        </w:rPr>
+        <w:t xml:space="preserve"> </w:t>
+      </w:r>
+      <w:proofErr w:type="spellStart"/>
+      <w:r>
+        <w:rPr>
+          <w:rFonts w:eastAsia="Times New Roman"/>
+          <w:sz w:val="32"/>
+        </w:rPr>
+        <w:t>duyệt</w:t>
+      </w:r>
+      <w:proofErr w:type="spellEnd"/>
+      <w:r>
+        <w:rPr>
+          <w:rFonts w:eastAsia="Times New Roman"/>
+          <w:sz w:val="32"/>
+        </w:rPr>
+        <w:t>) &amp; Test report</w:t>
       </w:r>
       <w:bookmarkEnd w:id="32"/>
     </w:p>
@@ -5279,7 +5650,7 @@
     </w:p>
     <w:p>
       <w:pPr>
-        <w:pStyle w:val="3"/>
+        <w:pStyle w:val="Heading2"/>
         <w:rPr>
           <w:lang w:val="fr-FR"/>
         </w:rPr>
@@ -5290,7 +5661,55 @@
           <w:sz w:val="28"/>
           <w:lang w:val="fr-FR"/>
         </w:rPr>
-        <w:t>9.1. Bộ request API gợi ý</w:t>
+        <w:t xml:space="preserve">9.1. </w:t>
+      </w:r>
+      <w:proofErr w:type="spellStart"/>
+      <w:r>
+        <w:rPr>
+          <w:sz w:val="28"/>
+          <w:lang w:val="fr-FR"/>
+        </w:rPr>
+        <w:t>Bộ</w:t>
+      </w:r>
+      <w:proofErr w:type="spellEnd"/>
+      <w:r>
+        <w:rPr>
+          <w:sz w:val="28"/>
+          <w:lang w:val="fr-FR"/>
+        </w:rPr>
+        <w:t xml:space="preserve"> </w:t>
+      </w:r>
+      <w:proofErr w:type="spellStart"/>
+      <w:r>
+        <w:rPr>
+          <w:sz w:val="28"/>
+          <w:lang w:val="fr-FR"/>
+        </w:rPr>
+        <w:t>request</w:t>
+      </w:r>
+      <w:proofErr w:type="spellEnd"/>
+      <w:r>
+        <w:rPr>
+          <w:sz w:val="28"/>
+          <w:lang w:val="fr-FR"/>
+        </w:rPr>
+        <w:t xml:space="preserve"> API </w:t>
+      </w:r>
+      <w:proofErr w:type="spellStart"/>
+      <w:r>
+        <w:rPr>
+          <w:sz w:val="28"/>
+          <w:lang w:val="fr-FR"/>
+        </w:rPr>
+        <w:t>gợi</w:t>
+      </w:r>
+      <w:proofErr w:type="spellEnd"/>
+      <w:r>
+        <w:rPr>
+          <w:sz w:val="28"/>
+          <w:lang w:val="fr-FR"/>
+        </w:rPr>
+        <w:t xml:space="preserve"> ý</w:t>
       </w:r>
       <w:bookmarkEnd w:id="33"/>
     </w:p>
@@ -5300,7 +5719,7 @@
       </w:pPr>
       <w:r>
         <w:rPr>
-          <w:rFonts w:ascii="Consolas" w:hAnsi="Consolas" w:eastAsia="Consolas"/>
+          <w:rFonts w:ascii="Consolas" w:eastAsia="Consolas" w:hAnsi="Consolas"/>
           <w:sz w:val="20"/>
         </w:rPr>
         <w:t># Catalog</w:t>
@@ -5312,7 +5731,7 @@
       </w:pPr>
       <w:r>
         <w:rPr>
-          <w:rFonts w:ascii="Consolas" w:hAnsi="Consolas" w:eastAsia="Consolas"/>
+          <w:rFonts w:ascii="Consolas" w:eastAsia="Consolas" w:hAnsi="Consolas"/>
           <w:sz w:val="20"/>
         </w:rPr>
         <w:t>GET    {{base}}/laptops?_page=1&amp;_limit=8</w:t>
@@ -5324,7 +5743,7 @@
       </w:pPr>
       <w:r>
         <w:rPr>
-          <w:rFonts w:ascii="Consolas" w:hAnsi="Consolas" w:eastAsia="Consolas"/>
+          <w:rFonts w:ascii="Consolas" w:eastAsia="Consolas" w:hAnsi="Consolas"/>
           <w:sz w:val="20"/>
         </w:rPr>
         <w:t>GET    {{base}}/laptops/1</w:t>
@@ -5336,7 +5755,7 @@
       </w:pPr>
       <w:r>
         <w:rPr>
-          <w:rFonts w:ascii="Consolas" w:hAnsi="Consolas" w:eastAsia="Consolas"/>
+          <w:rFonts w:ascii="Consolas" w:eastAsia="Consolas" w:hAnsi="Consolas"/>
           <w:sz w:val="20"/>
         </w:rPr>
         <w:t>POST   {{base}}/laptops          (body JSON laptop)</w:t>
@@ -5348,7 +5767,7 @@
       </w:pPr>
       <w:r>
         <w:rPr>
-          <w:rFonts w:ascii="Consolas" w:hAnsi="Consolas" w:eastAsia="Consolas"/>
+          <w:rFonts w:ascii="Consolas" w:eastAsia="Consolas" w:hAnsi="Consolas"/>
           <w:sz w:val="20"/>
         </w:rPr>
         <w:t>PATCH  {{base}}/laptops/1        (vd. {"stock": 5})</w:t>
@@ -5360,7 +5779,7 @@
       </w:pPr>
       <w:r>
         <w:rPr>
-          <w:rFonts w:ascii="Consolas" w:hAnsi="Consolas" w:eastAsia="Consolas"/>
+          <w:rFonts w:ascii="Consolas" w:eastAsia="Consolas" w:hAnsi="Consolas"/>
           <w:sz w:val="20"/>
         </w:rPr>
         <w:t>DELETE {{base}}/laptops/1</w:t>
@@ -5372,7 +5791,7 @@
       </w:pPr>
       <w:r>
         <w:rPr>
-          <w:rFonts w:ascii="Consolas" w:hAnsi="Consolas" w:eastAsia="Consolas"/>
+          <w:rFonts w:ascii="Consolas" w:eastAsia="Consolas" w:hAnsi="Consolas"/>
           <w:sz w:val="20"/>
         </w:rPr>
         <w:t xml:space="preserve"> </w:t>
@@ -5384,7 +5803,7 @@
       </w:pPr>
       <w:r>
         <w:rPr>
-          <w:rFonts w:ascii="Consolas" w:hAnsi="Consolas" w:eastAsia="Consolas"/>
+          <w:rFonts w:ascii="Consolas" w:eastAsia="Consolas" w:hAnsi="Consolas"/>
           <w:sz w:val="20"/>
         </w:rPr>
         <w:t># Auth (fake)</w:t>
@@ -5396,7 +5815,7 @@
       </w:pPr>
       <w:r>
         <w:rPr>
-          <w:rFonts w:ascii="Consolas" w:hAnsi="Consolas" w:eastAsia="Consolas"/>
+          <w:rFonts w:ascii="Consolas" w:eastAsia="Consolas" w:hAnsi="Consolas"/>
           <w:sz w:val="20"/>
         </w:rPr>
         <w:t>GET    {{base}}/users?email=...&amp;password=...</w:t>
@@ -5408,7 +5827,7 @@
       </w:pPr>
       <w:r>
         <w:rPr>
-          <w:rFonts w:ascii="Consolas" w:hAnsi="Consolas" w:eastAsia="Consolas"/>
+          <w:rFonts w:ascii="Consolas" w:eastAsia="Consolas" w:hAnsi="Consolas"/>
           <w:sz w:val="20"/>
         </w:rPr>
         <w:t xml:space="preserve"> </w:t>
@@ -5420,7 +5839,7 @@
       </w:pPr>
       <w:r>
         <w:rPr>
-          <w:rFonts w:ascii="Consolas" w:hAnsi="Consolas" w:eastAsia="Consolas"/>
+          <w:rFonts w:ascii="Consolas" w:eastAsia="Consolas" w:hAnsi="Consolas"/>
           <w:sz w:val="20"/>
         </w:rPr>
         <w:t># Cart &amp; Order</w:t>
@@ -5432,7 +5851,7 @@
       </w:pPr>
       <w:r>
         <w:rPr>
-          <w:rFonts w:ascii="Consolas" w:hAnsi="Consolas" w:eastAsia="Consolas"/>
+          <w:rFonts w:ascii="Consolas" w:eastAsia="Consolas" w:hAnsi="Consolas"/>
           <w:sz w:val="20"/>
         </w:rPr>
         <w:t>GET/POST/PATCH/DELETE {{base}}/cartItems</w:t>
@@ -5444,7 +5863,7 @@
       </w:pPr>
       <w:r>
         <w:rPr>
-          <w:rFonts w:ascii="Consolas" w:hAnsi="Consolas" w:eastAsia="Consolas"/>
+          <w:rFonts w:ascii="Consolas" w:eastAsia="Consolas" w:hAnsi="Consolas"/>
           <w:sz w:val="20"/>
         </w:rPr>
         <w:t>GET/POST/PATCH        {{base}}/orders</w:t>
@@ -5456,7 +5875,7 @@
       </w:pPr>
       <w:r>
         <w:rPr>
-          <w:rFonts w:ascii="Consolas" w:hAnsi="Consolas" w:eastAsia="Consolas"/>
+          <w:rFonts w:ascii="Consolas" w:eastAsia="Consolas" w:hAnsi="Consolas"/>
           <w:sz w:val="20"/>
         </w:rPr>
         <w:t xml:space="preserve"> </w:t>
@@ -5468,7 +5887,7 @@
       </w:pPr>
       <w:r>
         <w:rPr>
-          <w:rFonts w:ascii="Consolas" w:hAnsi="Consolas" w:eastAsia="Consolas"/>
+          <w:rFonts w:ascii="Consolas" w:eastAsia="Consolas" w:hAnsi="Consolas"/>
           <w:sz w:val="20"/>
         </w:rPr>
         <w:t># Reviews</w:t>
@@ -5480,7 +5899,7 @@
       </w:pPr>
       <w:r>
         <w:rPr>
-          <w:rFonts w:ascii="Consolas" w:hAnsi="Consolas" w:eastAsia="Consolas"/>
+          <w:rFonts w:ascii="Consolas" w:eastAsia="Consolas" w:hAnsi="Consolas"/>
           <w:sz w:val="20"/>
         </w:rPr>
         <w:t>GET/POST {{base}}/reviews</w:t>
@@ -5511,7 +5930,7 @@
     </w:p>
     <w:p>
       <w:pPr>
-        <w:pStyle w:val="3"/>
+        <w:pStyle w:val="Heading2"/>
         <w:rPr>
           <w:lang w:val="vi"/>
         </w:rPr>
@@ -5528,19 +5947,20 @@
     </w:p>
     <w:p>
       <w:pPr>
-        <w:pStyle w:val="44"/>
+        <w:pStyle w:val="ListParagraph"/>
         <w:spacing w:line="276" w:lineRule="auto"/>
       </w:pPr>
       <w:r>
         <w:rPr>
           <w:sz w:val="24"/>
         </w:rPr>
+        <w:lastRenderedPageBreak/>
         <w:t>Đăng nhập admin / customer; phân quyền đúng</w:t>
       </w:r>
     </w:p>
     <w:p>
       <w:pPr>
-        <w:pStyle w:val="44"/>
+        <w:pStyle w:val="ListParagraph"/>
         <w:spacing w:line="276" w:lineRule="auto"/>
       </w:pPr>
       <w:r>
@@ -5552,7 +5972,7 @@
     </w:p>
     <w:p>
       <w:pPr>
-        <w:pStyle w:val="44"/>
+        <w:pStyle w:val="ListParagraph"/>
         <w:spacing w:line="276" w:lineRule="auto"/>
       </w:pPr>
       <w:r>
@@ -5564,7 +5984,7 @@
     </w:p>
     <w:p>
       <w:pPr>
-        <w:pStyle w:val="44"/>
+        <w:pStyle w:val="ListParagraph"/>
         <w:spacing w:line="276" w:lineRule="auto"/>
       </w:pPr>
       <w:r>
@@ -5576,7 +5996,7 @@
     </w:p>
     <w:p>
       <w:pPr>
-        <w:pStyle w:val="44"/>
+        <w:pStyle w:val="ListParagraph"/>
         <w:spacing w:line="276" w:lineRule="auto"/>
       </w:pPr>
       <w:r>
@@ -5588,7 +6008,7 @@
     </w:p>
     <w:p>
       <w:pPr>
-        <w:pStyle w:val="44"/>
+        <w:pStyle w:val="ListParagraph"/>
         <w:spacing w:line="276" w:lineRule="auto"/>
       </w:pPr>
       <w:r>
@@ -5600,7 +6020,7 @@
     </w:p>
     <w:p>
       <w:pPr>
-        <w:pStyle w:val="44"/>
+        <w:pStyle w:val="ListParagraph"/>
         <w:spacing w:line="276" w:lineRule="auto"/>
       </w:pPr>
       <w:r>
@@ -5635,7 +6055,7 @@
     </w:p>
     <w:p>
       <w:pPr>
-        <w:pStyle w:val="2"/>
+        <w:pStyle w:val="Heading1"/>
         <w:rPr>
           <w:lang w:val="vi"/>
         </w:rPr>
@@ -5687,7 +6107,7 @@
     </w:p>
     <w:p>
       <w:pPr>
-        <w:pStyle w:val="44"/>
+        <w:pStyle w:val="ListParagraph"/>
         <w:spacing w:line="276" w:lineRule="auto"/>
       </w:pPr>
       <w:r>
@@ -5699,7 +6119,7 @@
     </w:p>
     <w:p>
       <w:pPr>
-        <w:pStyle w:val="44"/>
+        <w:pStyle w:val="ListParagraph"/>
         <w:spacing w:line="276" w:lineRule="auto"/>
       </w:pPr>
       <w:r>
@@ -5711,7 +6131,7 @@
     </w:p>
     <w:p>
       <w:pPr>
-        <w:pStyle w:val="44"/>
+        <w:pStyle w:val="ListParagraph"/>
         <w:spacing w:line="276" w:lineRule="auto"/>
       </w:pPr>
       <w:r>
@@ -5723,7 +6143,7 @@
     </w:p>
     <w:p>
       <w:pPr>
-        <w:pStyle w:val="44"/>
+        <w:pStyle w:val="ListParagraph"/>
         <w:spacing w:line="276" w:lineRule="auto"/>
       </w:pPr>
       <w:r>
@@ -5747,7 +6167,7 @@
     </w:p>
     <w:p>
       <w:pPr>
-        <w:pStyle w:val="2"/>
+        <w:pStyle w:val="Heading1"/>
         <w:rPr>
           <w:lang w:val="vi"/>
         </w:rPr>
@@ -5792,7 +6212,7 @@
       </w:pPr>
       <w:r>
         <w:rPr>
-          <w:rFonts w:ascii="Consolas" w:hAnsi="Consolas" w:eastAsia="Consolas"/>
+          <w:rFonts w:ascii="Consolas" w:eastAsia="Consolas" w:hAnsi="Consolas"/>
           <w:sz w:val="20"/>
         </w:rPr>
         <w:t>git clone https://github.com/phuocvanday/laptop-store-group6.git</w:t>
@@ -5804,7 +6224,7 @@
       </w:pPr>
       <w:r>
         <w:rPr>
-          <w:rFonts w:ascii="Consolas" w:hAnsi="Consolas" w:eastAsia="Consolas"/>
+          <w:rFonts w:ascii="Consolas" w:eastAsia="Consolas" w:hAnsi="Consolas"/>
           <w:sz w:val="20"/>
         </w:rPr>
         <w:t>cd laptop-store-group6</w:t>
@@ -5816,7 +6236,7 @@
       </w:pPr>
       <w:r>
         <w:rPr>
-          <w:rFonts w:ascii="Consolas" w:hAnsi="Consolas" w:eastAsia="Consolas"/>
+          <w:rFonts w:ascii="Consolas" w:eastAsia="Consolas" w:hAnsi="Consolas"/>
           <w:sz w:val="20"/>
         </w:rPr>
         <w:t>git switch develop</w:t>
@@ -5828,7 +6248,7 @@
       </w:pPr>
       <w:r>
         <w:rPr>
-          <w:rFonts w:ascii="Consolas" w:hAnsi="Consolas" w:eastAsia="Consolas"/>
+          <w:rFonts w:ascii="Consolas" w:eastAsia="Consolas" w:hAnsi="Consolas"/>
           <w:sz w:val="20"/>
         </w:rPr>
         <w:t>npm install</w:t>
@@ -5840,7 +6260,7 @@
       </w:pPr>
       <w:r>
         <w:rPr>
-          <w:rFonts w:ascii="Consolas" w:hAnsi="Consolas" w:eastAsia="Consolas"/>
+          <w:rFonts w:ascii="Consolas" w:eastAsia="Consolas" w:hAnsi="Consolas"/>
           <w:sz w:val="20"/>
         </w:rPr>
         <w:t>cp .env.example .env          # Windows: copy .env.example .env</w:t>
@@ -5852,7 +6272,7 @@
       </w:pPr>
       <w:r>
         <w:rPr>
-          <w:rFonts w:ascii="Consolas" w:hAnsi="Consolas" w:eastAsia="Consolas"/>
+          <w:rFonts w:ascii="Consolas" w:eastAsia="Consolas" w:hAnsi="Consolas"/>
           <w:sz w:val="20"/>
         </w:rPr>
         <w:t>npm start                     # API :3001 + Web :5173</w:t>
@@ -5873,24 +6293,25 @@
           <w:b/>
           <w:sz w:val="24"/>
         </w:rPr>
+        <w:lastRenderedPageBreak/>
         <w:t>— Hết báo cáo —</w:t>
       </w:r>
     </w:p>
     <w:sectPr>
-      <w:headerReference r:id="rId5" w:type="default"/>
-      <w:footerReference r:id="rId6" w:type="default"/>
+      <w:headerReference w:type="default" r:id="rId24"/>
+      <w:footerReference w:type="default" r:id="rId25"/>
       <w:pgSz w:w="12240" w:h="15840"/>
       <w:pgMar w:top="1440" w:right="1440" w:bottom="1440" w:left="1440" w:header="720" w:footer="720" w:gutter="0"/>
-      <w:cols w:space="720" w:num="1"/>
-      <w:docGrid w:linePitch="360" w:charSpace="0"/>
+      <w:cols w:space="720"/>
+      <w:docGrid w:linePitch="360"/>
     </w:sectPr>
   </w:body>
 </w:document>
 </file>
 
 <file path=word/endnotes.xml><?xml version="1.0" encoding="utf-8"?>
-<w:endnotes xmlns:wpc="http://schemas.microsoft.com/office/word/2010/wordprocessingCanvas" xmlns:mc="http://schemas.openxmlformats.org/markup-compatibility/2006" xmlns:o="urn:schemas-microsoft-com:office:office" xmlns:r="http://schemas.openxmlformats.org/officeDocument/2006/relationships" xmlns:m="http://schemas.openxmlformats.org/officeDocument/2006/math" xmlns:v="urn:schemas-microsoft-com:vml" xmlns:wp14="http://schemas.microsoft.com/office/word/2010/wordprocessingDrawing" xmlns:wp="http://schemas.openxmlformats.org/drawingml/2006/wordprocessingDrawing" xmlns:w="http://schemas.openxmlformats.org/wordprocessingml/2006/main" xmlns:w14="http://schemas.microsoft.com/office/word/2010/wordml" xmlns:w15="http://schemas.microsoft.com/office/word/2012/wordml" xmlns:w10="urn:schemas-microsoft-com:office:word" xmlns:wpg="http://schemas.microsoft.com/office/word/2010/wordprocessingGroup" xmlns:wpi="http://schemas.microsoft.com/office/word/2010/wordprocessingInk" xmlns:wne="http://schemas.microsoft.com/office/word/2006/wordml" xmlns:wps="http://schemas.microsoft.com/office/word/2010/wordprocessingShape" xmlns:wpsCustomData="http://www.wps.cn/officeDocument/2013/wpsCustomData" mc:Ignorable="w14 w15 wp14">
-  <w:endnote w:type="separator" w:id="0">
+<w:endnotes xmlns:wpc="http://schemas.microsoft.com/office/word/2010/wordprocessingCanvas" xmlns:cx="http://schemas.microsoft.com/office/drawing/2014/chartex" xmlns:cx1="http://schemas.microsoft.com/office/drawing/2015/9/8/chartex" xmlns:cx2="http://schemas.microsoft.com/office/drawing/2015/10/21/chartex" xmlns:cx3="http://schemas.microsoft.com/office/drawing/2016/5/9/chartex" xmlns:cx4="http://schemas.microsoft.com/office/drawing/2016/5/10/chartex" xmlns:cx5="http://schemas.microsoft.com/office/drawing/2016/5/11/chartex" xmlns:cx6="http://schemas.microsoft.com/office/drawing/2016/5/12/chartex" xmlns:cx7="http://schemas.microsoft.com/office/drawing/2016/5/13/chartex" xmlns:cx8="http://schemas.microsoft.com/office/drawing/2016/5/14/chartex" xmlns:mc="http://schemas.openxmlformats.org/markup-compatibility/2006" xmlns:aink="http://schemas.microsoft.com/office/drawing/2016/ink" xmlns:am3d="http://schemas.microsoft.com/office/drawing/2017/model3d" xmlns:o="urn:schemas-microsoft-com:office:office" xmlns:oel="http://schemas.microsoft.com/office/2019/extlst" xmlns:r="http://schemas.openxmlformats.org/officeDocument/2006/relationships" xmlns:m="http://schemas.openxmlformats.org/officeDocument/2006/math" xmlns:v="urn:schemas-microsoft-com:vml" xmlns:wp14="http://schemas.microsoft.com/office/word/2010/wordprocessingDrawing" xmlns:wp="http://schemas.openxmlformats.org/drawingml/2006/wordprocessingDrawing" xmlns:w10="urn:schemas-microsoft-com:office:word" xmlns:w="http://schemas.openxmlformats.org/wordprocessingml/2006/main" xmlns:w14="http://schemas.microsoft.com/office/word/2010/wordml" xmlns:w15="http://schemas.microsoft.com/office/word/2012/wordml" xmlns:w16cex="http://schemas.microsoft.com/office/word/2018/wordml/cex" xmlns:w16cid="http://schemas.microsoft.com/office/word/2016/wordml/cid" xmlns:w16="http://schemas.microsoft.com/office/word/2018/wordml" xmlns:w16sdtdh="http://schemas.microsoft.com/office/word/2020/wordml/sdtdatahash" xmlns:w16se="http://schemas.microsoft.com/office/word/2015/wordml/symex" xmlns:wpg="http://schemas.microsoft.com/office/word/2010/wordprocessingGroup" xmlns:wpi="http://schemas.microsoft.com/office/word/2010/wordprocessingInk" xmlns:wne="http://schemas.microsoft.com/office/word/2006/wordml" xmlns:wps="http://schemas.microsoft.com/office/word/2010/wordprocessingShape" mc:Ignorable="w14 w15 w16se w16cid w16 w16cex w16sdtdh wp14">
+  <w:endnote w:type="separator" w:id="-1">
     <w:p>
       <w:pPr>
         <w:spacing w:line="240" w:lineRule="auto"/>
@@ -5900,7 +6321,7 @@
       </w:r>
     </w:p>
   </w:endnote>
-  <w:endnote w:type="continuationSeparator" w:id="1">
+  <w:endnote w:type="continuationSeparator" w:id="0">
     <w:p>
       <w:pPr>
         <w:spacing w:line="240" w:lineRule="auto"/>
@@ -5914,23 +6335,31 @@
 </file>
 
 <file path=word/footer1.xml><?xml version="1.0" encoding="utf-8"?>
-<w:ftr xmlns:wpc="http://schemas.microsoft.com/office/word/2010/wordprocessingCanvas" xmlns:mc="http://schemas.openxmlformats.org/markup-compatibility/2006" xmlns:o="urn:schemas-microsoft-com:office:office" xmlns:r="http://schemas.openxmlformats.org/officeDocument/2006/relationships" xmlns:m="http://schemas.openxmlformats.org/officeDocument/2006/math" xmlns:v="urn:schemas-microsoft-com:vml" xmlns:wp14="http://schemas.microsoft.com/office/word/2010/wordprocessingDrawing" xmlns:wp="http://schemas.openxmlformats.org/drawingml/2006/wordprocessingDrawing" xmlns:w10="urn:schemas-microsoft-com:office:word" xmlns:w="http://schemas.openxmlformats.org/wordprocessingml/2006/main" xmlns:w14="http://schemas.microsoft.com/office/word/2010/wordml" xmlns:w15="http://schemas.microsoft.com/office/word/2012/wordml" xmlns:wpg="http://schemas.microsoft.com/office/word/2010/wordprocessingGroup" xmlns:wpi="http://schemas.microsoft.com/office/word/2010/wordprocessingInk" xmlns:wne="http://schemas.microsoft.com/office/word/2006/wordml" xmlns:wps="http://schemas.microsoft.com/office/word/2010/wordprocessingShape" xmlns:wpsCustomData="http://www.wps.cn/officeDocument/2013/wpsCustomData" mc:Ignorable="w14 w15 wp14">
+<w:ftr xmlns:wpc="http://schemas.microsoft.com/office/word/2010/wordprocessingCanvas" xmlns:cx="http://schemas.microsoft.com/office/drawing/2014/chartex" xmlns:cx1="http://schemas.microsoft.com/office/drawing/2015/9/8/chartex" xmlns:cx2="http://schemas.microsoft.com/office/drawing/2015/10/21/chartex" xmlns:cx3="http://schemas.microsoft.com/office/drawing/2016/5/9/chartex" xmlns:cx4="http://schemas.microsoft.com/office/drawing/2016/5/10/chartex" xmlns:cx5="http://schemas.microsoft.com/office/drawing/2016/5/11/chartex" xmlns:cx6="http://schemas.microsoft.com/office/drawing/2016/5/12/chartex" xmlns:cx7="http://schemas.microsoft.com/office/drawing/2016/5/13/chartex" xmlns:cx8="http://schemas.microsoft.com/office/drawing/2016/5/14/chartex" xmlns:mc="http://schemas.openxmlformats.org/markup-compatibility/2006" xmlns:aink="http://schemas.microsoft.com/office/drawing/2016/ink" xmlns:am3d="http://schemas.microsoft.com/office/drawing/2017/model3d" xmlns:o="urn:schemas-microsoft-com:office:office" xmlns:oel="http://schemas.microsoft.com/office/2019/extlst" xmlns:r="http://schemas.openxmlformats.org/officeDocument/2006/relationships" xmlns:m="http://schemas.openxmlformats.org/officeDocument/2006/math" xmlns:v="urn:schemas-microsoft-com:vml" xmlns:wp14="http://schemas.microsoft.com/office/word/2010/wordprocessingDrawing" xmlns:wp="http://schemas.openxmlformats.org/drawingml/2006/wordprocessingDrawing" xmlns:w10="urn:schemas-microsoft-com:office:word" xmlns:w="http://schemas.openxmlformats.org/wordprocessingml/2006/main" xmlns:w14="http://schemas.microsoft.com/office/word/2010/wordml" xmlns:w15="http://schemas.microsoft.com/office/word/2012/wordml" xmlns:w16cex="http://schemas.microsoft.com/office/word/2018/wordml/cex" xmlns:w16cid="http://schemas.microsoft.com/office/word/2016/wordml/cid" xmlns:w16="http://schemas.microsoft.com/office/word/2018/wordml" xmlns:w16sdtdh="http://schemas.microsoft.com/office/word/2020/wordml/sdtdatahash" xmlns:w16se="http://schemas.microsoft.com/office/word/2015/wordml/symex" xmlns:wpg="http://schemas.microsoft.com/office/word/2010/wordprocessingGroup" xmlns:wpi="http://schemas.microsoft.com/office/word/2010/wordprocessingInk" xmlns:wne="http://schemas.microsoft.com/office/word/2006/wordml" xmlns:wps="http://schemas.microsoft.com/office/word/2010/wordprocessingShape" mc:Ignorable="w14 w15 w16se w16cid w16 w16cex w16sdtdh wp14">
   <w:p>
     <w:pPr>
-      <w:pStyle w:val="13"/>
+      <w:pStyle w:val="Footer"/>
       <w:pBdr>
-        <w:top w:val="double" w:color="auto" w:sz="4" w:space="1"/>
+        <w:top w:val="double" w:sz="4" w:space="1" w:color="auto"/>
       </w:pBdr>
       <w:ind w:firstLine="0"/>
       <w:rPr>
         <w:lang w:val="en-US"/>
       </w:rPr>
     </w:pPr>
+    <w:proofErr w:type="spellStart"/>
     <w:r>
       <w:rPr>
         <w:lang w:val="en-US"/>
       </w:rPr>
-      <w:t>Nhóm SV:</w:t>
+      <w:t>Nhóm</w:t>
+    </w:r>
+    <w:proofErr w:type="spellEnd"/>
+    <w:r>
+      <w:rPr>
+        <w:lang w:val="en-US"/>
+      </w:rPr>
+      <w:t xml:space="preserve"> SV:</w:t>
     </w:r>
     <w:r>
       <w:rPr>
@@ -5943,11 +6372,6 @@
         <w:lang w:val="en-US"/>
       </w:rPr>
       <w:tab/>
-    </w:r>
-    <w:r>
-      <w:rPr>
-        <w:lang w:val="en-US"/>
-      </w:rPr>
       <w:t xml:space="preserve">Trang </w:t>
     </w:r>
     <w:r>
@@ -5985,21 +6409,21 @@
 </file>
 
 <file path=word/footnotes.xml><?xml version="1.0" encoding="utf-8"?>
-<w:footnotes xmlns:wpc="http://schemas.microsoft.com/office/word/2010/wordprocessingCanvas" xmlns:mc="http://schemas.openxmlformats.org/markup-compatibility/2006" xmlns:o="urn:schemas-microsoft-com:office:office" xmlns:r="http://schemas.openxmlformats.org/officeDocument/2006/relationships" xmlns:m="http://schemas.openxmlformats.org/officeDocument/2006/math" xmlns:v="urn:schemas-microsoft-com:vml" xmlns:wp14="http://schemas.microsoft.com/office/word/2010/wordprocessingDrawing" xmlns:wp="http://schemas.openxmlformats.org/drawingml/2006/wordprocessingDrawing" xmlns:w="http://schemas.openxmlformats.org/wordprocessingml/2006/main" xmlns:w14="http://schemas.microsoft.com/office/word/2010/wordml" xmlns:w15="http://schemas.microsoft.com/office/word/2012/wordml" xmlns:w10="urn:schemas-microsoft-com:office:word" xmlns:wpg="http://schemas.microsoft.com/office/word/2010/wordprocessingGroup" xmlns:wpi="http://schemas.microsoft.com/office/word/2010/wordprocessingInk" xmlns:wne="http://schemas.microsoft.com/office/word/2006/wordml" xmlns:wps="http://schemas.microsoft.com/office/word/2010/wordprocessingShape" xmlns:wpsCustomData="http://www.wps.cn/officeDocument/2013/wpsCustomData" mc:Ignorable="w14 w15 wp14">
-  <w:footnote w:type="separator" w:id="0">
-    <w:p>
-      <w:pPr>
-        <w:spacing w:before="0" w:after="0" w:line="312" w:lineRule="auto"/>
+<w:footnotes xmlns:wpc="http://schemas.microsoft.com/office/word/2010/wordprocessingCanvas" xmlns:cx="http://schemas.microsoft.com/office/drawing/2014/chartex" xmlns:cx1="http://schemas.microsoft.com/office/drawing/2015/9/8/chartex" xmlns:cx2="http://schemas.microsoft.com/office/drawing/2015/10/21/chartex" xmlns:cx3="http://schemas.microsoft.com/office/drawing/2016/5/9/chartex" xmlns:cx4="http://schemas.microsoft.com/office/drawing/2016/5/10/chartex" xmlns:cx5="http://schemas.microsoft.com/office/drawing/2016/5/11/chartex" xmlns:cx6="http://schemas.microsoft.com/office/drawing/2016/5/12/chartex" xmlns:cx7="http://schemas.microsoft.com/office/drawing/2016/5/13/chartex" xmlns:cx8="http://schemas.microsoft.com/office/drawing/2016/5/14/chartex" xmlns:mc="http://schemas.openxmlformats.org/markup-compatibility/2006" xmlns:aink="http://schemas.microsoft.com/office/drawing/2016/ink" xmlns:am3d="http://schemas.microsoft.com/office/drawing/2017/model3d" xmlns:o="urn:schemas-microsoft-com:office:office" xmlns:oel="http://schemas.microsoft.com/office/2019/extlst" xmlns:r="http://schemas.openxmlformats.org/officeDocument/2006/relationships" xmlns:m="http://schemas.openxmlformats.org/officeDocument/2006/math" xmlns:v="urn:schemas-microsoft-com:vml" xmlns:wp14="http://schemas.microsoft.com/office/word/2010/wordprocessingDrawing" xmlns:wp="http://schemas.openxmlformats.org/drawingml/2006/wordprocessingDrawing" xmlns:w10="urn:schemas-microsoft-com:office:word" xmlns:w="http://schemas.openxmlformats.org/wordprocessingml/2006/main" xmlns:w14="http://schemas.microsoft.com/office/word/2010/wordml" xmlns:w15="http://schemas.microsoft.com/office/word/2012/wordml" xmlns:w16cex="http://schemas.microsoft.com/office/word/2018/wordml/cex" xmlns:w16cid="http://schemas.microsoft.com/office/word/2016/wordml/cid" xmlns:w16="http://schemas.microsoft.com/office/word/2018/wordml" xmlns:w16sdtdh="http://schemas.microsoft.com/office/word/2020/wordml/sdtdatahash" xmlns:w16se="http://schemas.microsoft.com/office/word/2015/wordml/symex" xmlns:wpg="http://schemas.microsoft.com/office/word/2010/wordprocessingGroup" xmlns:wpi="http://schemas.microsoft.com/office/word/2010/wordprocessingInk" xmlns:wne="http://schemas.microsoft.com/office/word/2006/wordml" xmlns:wps="http://schemas.microsoft.com/office/word/2010/wordprocessingShape" mc:Ignorable="w14 w15 w16se w16cid w16 w16cex w16sdtdh wp14">
+  <w:footnote w:type="separator" w:id="-1">
+    <w:p>
+      <w:pPr>
+        <w:spacing w:before="0" w:after="0"/>
       </w:pPr>
       <w:r>
         <w:separator/>
       </w:r>
     </w:p>
   </w:footnote>
-  <w:footnote w:type="continuationSeparator" w:id="1">
-    <w:p>
-      <w:pPr>
-        <w:spacing w:before="0" w:after="0" w:line="312" w:lineRule="auto"/>
+  <w:footnote w:type="continuationSeparator" w:id="0">
+    <w:p>
+      <w:pPr>
+        <w:spacing w:before="0" w:after="0"/>
       </w:pPr>
       <w:r>
         <w:continuationSeparator/>
@@ -6010,12 +6434,12 @@
 </file>
 
 <file path=word/header1.xml><?xml version="1.0" encoding="utf-8"?>
-<w:hdr xmlns:wpc="http://schemas.microsoft.com/office/word/2010/wordprocessingCanvas" xmlns:mc="http://schemas.openxmlformats.org/markup-compatibility/2006" xmlns:o="urn:schemas-microsoft-com:office:office" xmlns:r="http://schemas.openxmlformats.org/officeDocument/2006/relationships" xmlns:m="http://schemas.openxmlformats.org/officeDocument/2006/math" xmlns:v="urn:schemas-microsoft-com:vml" xmlns:wp14="http://schemas.microsoft.com/office/word/2010/wordprocessingDrawing" xmlns:wp="http://schemas.openxmlformats.org/drawingml/2006/wordprocessingDrawing" xmlns:w10="urn:schemas-microsoft-com:office:word" xmlns:w="http://schemas.openxmlformats.org/wordprocessingml/2006/main" xmlns:w14="http://schemas.microsoft.com/office/word/2010/wordml" xmlns:w15="http://schemas.microsoft.com/office/word/2012/wordml" xmlns:wpg="http://schemas.microsoft.com/office/word/2010/wordprocessingGroup" xmlns:wpi="http://schemas.microsoft.com/office/word/2010/wordprocessingInk" xmlns:wne="http://schemas.microsoft.com/office/word/2006/wordml" xmlns:wps="http://schemas.microsoft.com/office/word/2010/wordprocessingShape" xmlns:wpsCustomData="http://www.wps.cn/officeDocument/2013/wpsCustomData" mc:Ignorable="w14 w15 wp14">
+<w:hdr xmlns:wpc="http://schemas.microsoft.com/office/word/2010/wordprocessingCanvas" xmlns:cx="http://schemas.microsoft.com/office/drawing/2014/chartex" xmlns:cx1="http://schemas.microsoft.com/office/drawing/2015/9/8/chartex" xmlns:cx2="http://schemas.microsoft.com/office/drawing/2015/10/21/chartex" xmlns:cx3="http://schemas.microsoft.com/office/drawing/2016/5/9/chartex" xmlns:cx4="http://schemas.microsoft.com/office/drawing/2016/5/10/chartex" xmlns:cx5="http://schemas.microsoft.com/office/drawing/2016/5/11/chartex" xmlns:cx6="http://schemas.microsoft.com/office/drawing/2016/5/12/chartex" xmlns:cx7="http://schemas.microsoft.com/office/drawing/2016/5/13/chartex" xmlns:cx8="http://schemas.microsoft.com/office/drawing/2016/5/14/chartex" xmlns:mc="http://schemas.openxmlformats.org/markup-compatibility/2006" xmlns:aink="http://schemas.microsoft.com/office/drawing/2016/ink" xmlns:am3d="http://schemas.microsoft.com/office/drawing/2017/model3d" xmlns:o="urn:schemas-microsoft-com:office:office" xmlns:oel="http://schemas.microsoft.com/office/2019/extlst" xmlns:r="http://schemas.openxmlformats.org/officeDocument/2006/relationships" xmlns:m="http://schemas.openxmlformats.org/officeDocument/2006/math" xmlns:v="urn:schemas-microsoft-com:vml" xmlns:wp14="http://schemas.microsoft.com/office/word/2010/wordprocessingDrawing" xmlns:wp="http://schemas.openxmlformats.org/drawingml/2006/wordprocessingDrawing" xmlns:w10="urn:schemas-microsoft-com:office:word" xmlns:w="http://schemas.openxmlformats.org/wordprocessingml/2006/main" xmlns:w14="http://schemas.microsoft.com/office/word/2010/wordml" xmlns:w15="http://schemas.microsoft.com/office/word/2012/wordml" xmlns:w16cex="http://schemas.microsoft.com/office/word/2018/wordml/cex" xmlns:w16cid="http://schemas.microsoft.com/office/word/2016/wordml/cid" xmlns:w16="http://schemas.microsoft.com/office/word/2018/wordml" xmlns:w16sdtdh="http://schemas.microsoft.com/office/word/2020/wordml/sdtdatahash" xmlns:w16se="http://schemas.microsoft.com/office/word/2015/wordml/symex" xmlns:wpg="http://schemas.microsoft.com/office/word/2010/wordprocessingGroup" xmlns:wpi="http://schemas.microsoft.com/office/word/2010/wordprocessingInk" xmlns:wne="http://schemas.microsoft.com/office/word/2006/wordml" xmlns:wps="http://schemas.microsoft.com/office/word/2010/wordprocessingShape" mc:Ignorable="w14 w15 w16se w16cid w16 w16cex w16sdtdh wp14">
   <w:p>
     <w:pPr>
-      <w:pStyle w:val="13"/>
+      <w:pStyle w:val="Footer"/>
       <w:pBdr>
-        <w:bottom w:val="double" w:color="auto" w:sz="4" w:space="1"/>
+        <w:bottom w:val="double" w:sz="4" w:space="1" w:color="auto"/>
       </w:pBdr>
       <w:ind w:firstLine="0"/>
       <w:rPr>
@@ -6026,32 +6450,46 @@
       <w:rPr>
         <w:lang w:val="en-US"/>
       </w:rPr>
-      <w:t>Báo cáo Assignment FER202 – FA26</w:t>
+      <w:t xml:space="preserve">Báo </w:t>
+    </w:r>
+    <w:proofErr w:type="spellStart"/>
+    <w:r>
+      <w:rPr>
+        <w:lang w:val="en-US"/>
+      </w:rPr>
+      <w:t>cáo</w:t>
+    </w:r>
+    <w:proofErr w:type="spellEnd"/>
+    <w:r>
+      <w:rPr>
+        <w:lang w:val="en-US"/>
+      </w:rPr>
+      <w:t xml:space="preserve"> Assignment FER202 – FA26</w:t>
     </w:r>
   </w:p>
 </w:hdr>
 </file>
 
 <file path=word/numbering.xml><?xml version="1.0" encoding="utf-8"?>
-<w:numbering xmlns:wpc="http://schemas.microsoft.com/office/word/2010/wordprocessingCanvas" xmlns:mc="http://schemas.openxmlformats.org/markup-compatibility/2006" xmlns:o="urn:schemas-microsoft-com:office:office" xmlns:r="http://schemas.openxmlformats.org/officeDocument/2006/relationships" xmlns:m="http://schemas.openxmlformats.org/officeDocument/2006/math" xmlns:v="urn:schemas-microsoft-com:vml" xmlns:wp14="http://schemas.microsoft.com/office/word/2010/wordprocessingDrawing" xmlns:wp="http://schemas.openxmlformats.org/drawingml/2006/wordprocessingDrawing" xmlns:w10="urn:schemas-microsoft-com:office:word" xmlns:w="http://schemas.openxmlformats.org/wordprocessingml/2006/main" xmlns:w14="http://schemas.microsoft.com/office/word/2010/wordml" xmlns:wpg="http://schemas.microsoft.com/office/word/2010/wordprocessingGroup" xmlns:wpi="http://schemas.microsoft.com/office/word/2010/wordprocessingInk" xmlns:wne="http://schemas.microsoft.com/office/word/2006/wordml" xmlns:wps="http://schemas.microsoft.com/office/word/2010/wordprocessingShape" xmlns:wpsCustomData="http://www.wps.cn/officeDocument/2013/wpsCustomData" mc:Ignorable="w14 wp14">
-  <w:abstractNum w:abstractNumId="0">
+<w:numbering xmlns:wpc="http://schemas.microsoft.com/office/word/2010/wordprocessingCanvas" xmlns:cx="http://schemas.microsoft.com/office/drawing/2014/chartex" xmlns:cx1="http://schemas.microsoft.com/office/drawing/2015/9/8/chartex" xmlns:cx2="http://schemas.microsoft.com/office/drawing/2015/10/21/chartex" xmlns:cx3="http://schemas.microsoft.com/office/drawing/2016/5/9/chartex" xmlns:cx4="http://schemas.microsoft.com/office/drawing/2016/5/10/chartex" xmlns:cx5="http://schemas.microsoft.com/office/drawing/2016/5/11/chartex" xmlns:cx6="http://schemas.microsoft.com/office/drawing/2016/5/12/chartex" xmlns:cx7="http://schemas.microsoft.com/office/drawing/2016/5/13/chartex" xmlns:cx8="http://schemas.microsoft.com/office/drawing/2016/5/14/chartex" xmlns:mc="http://schemas.openxmlformats.org/markup-compatibility/2006" xmlns:aink="http://schemas.microsoft.com/office/drawing/2016/ink" xmlns:am3d="http://schemas.microsoft.com/office/drawing/2017/model3d" xmlns:o="urn:schemas-microsoft-com:office:office" xmlns:oel="http://schemas.microsoft.com/office/2019/extlst" xmlns:r="http://schemas.openxmlformats.org/officeDocument/2006/relationships" xmlns:m="http://schemas.openxmlformats.org/officeDocument/2006/math" xmlns:v="urn:schemas-microsoft-com:vml" xmlns:wp14="http://schemas.microsoft.com/office/word/2010/wordprocessingDrawing" xmlns:wp="http://schemas.openxmlformats.org/drawingml/2006/wordprocessingDrawing" xmlns:w10="urn:schemas-microsoft-com:office:word" xmlns:w="http://schemas.openxmlformats.org/wordprocessingml/2006/main" xmlns:w14="http://schemas.microsoft.com/office/word/2010/wordml" xmlns:w15="http://schemas.microsoft.com/office/word/2012/wordml" xmlns:w16cex="http://schemas.microsoft.com/office/word/2018/wordml/cex" xmlns:w16cid="http://schemas.microsoft.com/office/word/2016/wordml/cid" xmlns:w16="http://schemas.microsoft.com/office/word/2018/wordml" xmlns:w16sdtdh="http://schemas.microsoft.com/office/word/2020/wordml/sdtdatahash" xmlns:w16se="http://schemas.microsoft.com/office/word/2015/wordml/symex" xmlns:wpg="http://schemas.microsoft.com/office/word/2010/wordprocessingGroup" xmlns:wpi="http://schemas.microsoft.com/office/word/2010/wordprocessingInk" xmlns:wne="http://schemas.microsoft.com/office/word/2006/wordml" xmlns:wps="http://schemas.microsoft.com/office/word/2010/wordprocessingShape" mc:Ignorable="w14 w15 w16se w16cid w16 w16cex w16sdtdh wp14">
+  <w:abstractNum w:abstractNumId="0" w15:restartNumberingAfterBreak="0">
     <w:nsid w:val="120A4125"/>
     <w:multiLevelType w:val="multilevel"/>
     <w:tmpl w:val="120A4125"/>
-    <w:lvl w:ilvl="0" w:tentative="0">
+    <w:lvl w:ilvl="0">
       <w:start w:val="1"/>
       <w:numFmt w:val="bullet"/>
-      <w:pStyle w:val="38"/>
+      <w:pStyle w:val="Bullet2"/>
       <w:lvlText w:val="o"/>
       <w:lvlJc w:val="left"/>
       <w:pPr>
         <w:ind w:left="1800" w:hanging="360"/>
       </w:pPr>
       <w:rPr>
-        <w:rFonts w:hint="default" w:ascii="Courier New" w:hAnsi="Courier New" w:cs="Courier New"/>
+        <w:rFonts w:ascii="Courier New" w:hAnsi="Courier New" w:cs="Courier New" w:hint="default"/>
       </w:rPr>
     </w:lvl>
-    <w:lvl w:ilvl="1" w:tentative="0">
+    <w:lvl w:ilvl="1">
       <w:start w:val="1"/>
       <w:numFmt w:val="bullet"/>
       <w:lvlText w:val="o"/>
@@ -6060,10 +6498,10 @@
         <w:ind w:left="2520" w:hanging="360"/>
       </w:pPr>
       <w:rPr>
-        <w:rFonts w:hint="default" w:ascii="Courier New" w:hAnsi="Courier New" w:cs="Courier New"/>
+        <w:rFonts w:ascii="Courier New" w:hAnsi="Courier New" w:cs="Courier New" w:hint="default"/>
       </w:rPr>
     </w:lvl>
-    <w:lvl w:ilvl="2" w:tentative="0">
+    <w:lvl w:ilvl="2">
       <w:start w:val="1"/>
       <w:numFmt w:val="bullet"/>
       <w:lvlText w:val=""/>
@@ -6072,10 +6510,10 @@
         <w:ind w:left="3240" w:hanging="360"/>
       </w:pPr>
       <w:rPr>
-        <w:rFonts w:hint="default" w:ascii="Wingdings" w:hAnsi="Wingdings"/>
+        <w:rFonts w:ascii="Wingdings" w:hAnsi="Wingdings" w:hint="default"/>
       </w:rPr>
     </w:lvl>
-    <w:lvl w:ilvl="3" w:tentative="0">
+    <w:lvl w:ilvl="3">
       <w:start w:val="1"/>
       <w:numFmt w:val="bullet"/>
       <w:lvlText w:val=""/>
@@ -6084,10 +6522,10 @@
         <w:ind w:left="3960" w:hanging="360"/>
       </w:pPr>
       <w:rPr>
-        <w:rFonts w:hint="default" w:ascii="Symbol" w:hAnsi="Symbol"/>
+        <w:rFonts w:ascii="Symbol" w:hAnsi="Symbol" w:hint="default"/>
       </w:rPr>
     </w:lvl>
-    <w:lvl w:ilvl="4" w:tentative="0">
+    <w:lvl w:ilvl="4">
       <w:start w:val="1"/>
       <w:numFmt w:val="bullet"/>
       <w:lvlText w:val="o"/>
@@ -6096,10 +6534,10 @@
         <w:ind w:left="4680" w:hanging="360"/>
       </w:pPr>
       <w:rPr>
-        <w:rFonts w:hint="default" w:ascii="Courier New" w:hAnsi="Courier New" w:cs="Courier New"/>
+        <w:rFonts w:ascii="Courier New" w:hAnsi="Courier New" w:cs="Courier New" w:hint="default"/>
       </w:rPr>
     </w:lvl>
-    <w:lvl w:ilvl="5" w:tentative="0">
+    <w:lvl w:ilvl="5">
       <w:start w:val="1"/>
       <w:numFmt w:val="bullet"/>
       <w:lvlText w:val=""/>
@@ -6108,10 +6546,10 @@
         <w:ind w:left="5400" w:hanging="360"/>
       </w:pPr>
       <w:rPr>
-        <w:rFonts w:hint="default" w:ascii="Wingdings" w:hAnsi="Wingdings"/>
+        <w:rFonts w:ascii="Wingdings" w:hAnsi="Wingdings" w:hint="default"/>
       </w:rPr>
     </w:lvl>
-    <w:lvl w:ilvl="6" w:tentative="0">
+    <w:lvl w:ilvl="6">
       <w:start w:val="1"/>
       <w:numFmt w:val="bullet"/>
       <w:lvlText w:val=""/>
@@ -6120,10 +6558,10 @@
         <w:ind w:left="6120" w:hanging="360"/>
       </w:pPr>
       <w:rPr>
-        <w:rFonts w:hint="default" w:ascii="Symbol" w:hAnsi="Symbol"/>
+        <w:rFonts w:ascii="Symbol" w:hAnsi="Symbol" w:hint="default"/>
       </w:rPr>
     </w:lvl>
-    <w:lvl w:ilvl="7" w:tentative="0">
+    <w:lvl w:ilvl="7">
       <w:start w:val="1"/>
       <w:numFmt w:val="bullet"/>
       <w:lvlText w:val="o"/>
@@ -6132,10 +6570,10 @@
         <w:ind w:left="6840" w:hanging="360"/>
       </w:pPr>
       <w:rPr>
-        <w:rFonts w:hint="default" w:ascii="Courier New" w:hAnsi="Courier New" w:cs="Courier New"/>
+        <w:rFonts w:ascii="Courier New" w:hAnsi="Courier New" w:cs="Courier New" w:hint="default"/>
       </w:rPr>
     </w:lvl>
-    <w:lvl w:ilvl="8" w:tentative="0">
+    <w:lvl w:ilvl="8">
       <w:start w:val="1"/>
       <w:numFmt w:val="bullet"/>
       <w:lvlText w:val=""/>
@@ -6144,28 +6582,28 @@
         <w:ind w:left="7560" w:hanging="360"/>
       </w:pPr>
       <w:rPr>
-        <w:rFonts w:hint="default" w:ascii="Wingdings" w:hAnsi="Wingdings"/>
+        <w:rFonts w:ascii="Wingdings" w:hAnsi="Wingdings" w:hint="default"/>
       </w:rPr>
     </w:lvl>
   </w:abstractNum>
-  <w:abstractNum w:abstractNumId="1">
+  <w:abstractNum w:abstractNumId="1" w15:restartNumberingAfterBreak="0">
     <w:nsid w:val="39B50DE4"/>
     <w:multiLevelType w:val="multilevel"/>
     <w:tmpl w:val="39B50DE4"/>
-    <w:lvl w:ilvl="0" w:tentative="0">
+    <w:lvl w:ilvl="0">
       <w:start w:val="1"/>
       <w:numFmt w:val="bullet"/>
-      <w:pStyle w:val="37"/>
+      <w:pStyle w:val="Bullet1"/>
       <w:lvlText w:val=""/>
       <w:lvlJc w:val="left"/>
       <w:pPr>
         <w:ind w:left="1440" w:hanging="360"/>
       </w:pPr>
       <w:rPr>
-        <w:rFonts w:hint="default" w:ascii="Symbol" w:hAnsi="Symbol"/>
+        <w:rFonts w:ascii="Symbol" w:hAnsi="Symbol" w:hint="default"/>
       </w:rPr>
     </w:lvl>
-    <w:lvl w:ilvl="1" w:tentative="0">
+    <w:lvl w:ilvl="1">
       <w:start w:val="1"/>
       <w:numFmt w:val="bullet"/>
       <w:lvlText w:val="o"/>
@@ -6174,10 +6612,10 @@
         <w:ind w:left="2160" w:hanging="360"/>
       </w:pPr>
       <w:rPr>
-        <w:rFonts w:hint="default" w:ascii="Courier New" w:hAnsi="Courier New" w:cs="Courier New"/>
+        <w:rFonts w:ascii="Courier New" w:hAnsi="Courier New" w:cs="Courier New" w:hint="default"/>
       </w:rPr>
     </w:lvl>
-    <w:lvl w:ilvl="2" w:tentative="0">
+    <w:lvl w:ilvl="2">
       <w:start w:val="1"/>
       <w:numFmt w:val="bullet"/>
       <w:lvlText w:val=""/>
@@ -6186,10 +6624,10 @@
         <w:ind w:left="2880" w:hanging="360"/>
       </w:pPr>
       <w:rPr>
-        <w:rFonts w:hint="default" w:ascii="Wingdings" w:hAnsi="Wingdings"/>
+        <w:rFonts w:ascii="Wingdings" w:hAnsi="Wingdings" w:hint="default"/>
       </w:rPr>
     </w:lvl>
-    <w:lvl w:ilvl="3" w:tentative="0">
+    <w:lvl w:ilvl="3">
       <w:start w:val="1"/>
       <w:numFmt w:val="bullet"/>
       <w:lvlText w:val=""/>
@@ -6198,10 +6636,10 @@
         <w:ind w:left="3600" w:hanging="360"/>
       </w:pPr>
       <w:rPr>
-        <w:rFonts w:hint="default" w:ascii="Symbol" w:hAnsi="Symbol"/>
+        <w:rFonts w:ascii="Symbol" w:hAnsi="Symbol" w:hint="default"/>
       </w:rPr>
     </w:lvl>
-    <w:lvl w:ilvl="4" w:tentative="0">
+    <w:lvl w:ilvl="4">
       <w:start w:val="1"/>
       <w:numFmt w:val="bullet"/>
       <w:lvlText w:val="o"/>
@@ -6210,10 +6648,10 @@
         <w:ind w:left="4320" w:hanging="360"/>
       </w:pPr>
       <w:rPr>
-        <w:rFonts w:hint="default" w:ascii="Courier New" w:hAnsi="Courier New" w:cs="Courier New"/>
+        <w:rFonts w:ascii="Courier New" w:hAnsi="Courier New" w:cs="Courier New" w:hint="default"/>
       </w:rPr>
     </w:lvl>
-    <w:lvl w:ilvl="5" w:tentative="0">
+    <w:lvl w:ilvl="5">
       <w:start w:val="1"/>
       <w:numFmt w:val="bullet"/>
       <w:lvlText w:val=""/>
@@ -6222,10 +6660,10 @@
         <w:ind w:left="5040" w:hanging="360"/>
       </w:pPr>
       <w:rPr>
-        <w:rFonts w:hint="default" w:ascii="Wingdings" w:hAnsi="Wingdings"/>
+        <w:rFonts w:ascii="Wingdings" w:hAnsi="Wingdings" w:hint="default"/>
       </w:rPr>
     </w:lvl>
-    <w:lvl w:ilvl="6" w:tentative="0">
+    <w:lvl w:ilvl="6">
       <w:start w:val="1"/>
       <w:numFmt w:val="bullet"/>
       <w:lvlText w:val=""/>
@@ -6234,10 +6672,10 @@
         <w:ind w:left="5760" w:hanging="360"/>
       </w:pPr>
       <w:rPr>
-        <w:rFonts w:hint="default" w:ascii="Symbol" w:hAnsi="Symbol"/>
+        <w:rFonts w:ascii="Symbol" w:hAnsi="Symbol" w:hint="default"/>
       </w:rPr>
     </w:lvl>
-    <w:lvl w:ilvl="7" w:tentative="0">
+    <w:lvl w:ilvl="7">
       <w:start w:val="1"/>
       <w:numFmt w:val="bullet"/>
       <w:lvlText w:val="o"/>
@@ -6246,10 +6684,10 @@
         <w:ind w:left="6480" w:hanging="360"/>
       </w:pPr>
       <w:rPr>
-        <w:rFonts w:hint="default" w:ascii="Courier New" w:hAnsi="Courier New" w:cs="Courier New"/>
+        <w:rFonts w:ascii="Courier New" w:hAnsi="Courier New" w:cs="Courier New" w:hint="default"/>
       </w:rPr>
     </w:lvl>
-    <w:lvl w:ilvl="8" w:tentative="0">
+    <w:lvl w:ilvl="8">
       <w:start w:val="1"/>
       <w:numFmt w:val="bullet"/>
       <w:lvlText w:val=""/>
@@ -6258,18 +6696,18 @@
         <w:ind w:left="7200" w:hanging="360"/>
       </w:pPr>
       <w:rPr>
-        <w:rFonts w:hint="default" w:ascii="Wingdings" w:hAnsi="Wingdings"/>
+        <w:rFonts w:ascii="Wingdings" w:hAnsi="Wingdings" w:hint="default"/>
       </w:rPr>
     </w:lvl>
   </w:abstractNum>
-  <w:abstractNum w:abstractNumId="2">
+  <w:abstractNum w:abstractNumId="2" w15:restartNumberingAfterBreak="0">
     <w:nsid w:val="468D495F"/>
     <w:multiLevelType w:val="multilevel"/>
     <w:tmpl w:val="468D495F"/>
-    <w:lvl w:ilvl="0" w:tentative="0">
+    <w:lvl w:ilvl="0">
       <w:start w:val="1"/>
       <w:numFmt w:val="decimal"/>
-      <w:pStyle w:val="25"/>
+      <w:pStyle w:val="1-Bulltet"/>
       <w:lvlText w:val="%1."/>
       <w:lvlJc w:val="left"/>
       <w:pPr>
@@ -6279,7 +6717,7 @@
         <w:ind w:left="720" w:hanging="720"/>
       </w:pPr>
     </w:lvl>
-    <w:lvl w:ilvl="1" w:tentative="0">
+    <w:lvl w:ilvl="1">
       <w:start w:val="1"/>
       <w:numFmt w:val="decimal"/>
       <w:lvlText w:val="%2."/>
@@ -6291,7 +6729,7 @@
         <w:ind w:left="1440" w:hanging="720"/>
       </w:pPr>
     </w:lvl>
-    <w:lvl w:ilvl="2" w:tentative="0">
+    <w:lvl w:ilvl="2">
       <w:start w:val="1"/>
       <w:numFmt w:val="decimal"/>
       <w:lvlText w:val="%3."/>
@@ -6303,7 +6741,7 @@
         <w:ind w:left="2160" w:hanging="720"/>
       </w:pPr>
     </w:lvl>
-    <w:lvl w:ilvl="3" w:tentative="0">
+    <w:lvl w:ilvl="3">
       <w:start w:val="1"/>
       <w:numFmt w:val="decimal"/>
       <w:lvlText w:val="%4."/>
@@ -6315,7 +6753,7 @@
         <w:ind w:left="2880" w:hanging="720"/>
       </w:pPr>
     </w:lvl>
-    <w:lvl w:ilvl="4" w:tentative="0">
+    <w:lvl w:ilvl="4">
       <w:start w:val="1"/>
       <w:numFmt w:val="decimal"/>
       <w:lvlText w:val="%5."/>
@@ -6327,7 +6765,7 @@
         <w:ind w:left="3600" w:hanging="720"/>
       </w:pPr>
     </w:lvl>
-    <w:lvl w:ilvl="5" w:tentative="0">
+    <w:lvl w:ilvl="5">
       <w:start w:val="1"/>
       <w:numFmt w:val="decimal"/>
       <w:lvlText w:val="%6."/>
@@ -6339,7 +6777,7 @@
         <w:ind w:left="4320" w:hanging="720"/>
       </w:pPr>
     </w:lvl>
-    <w:lvl w:ilvl="6" w:tentative="0">
+    <w:lvl w:ilvl="6">
       <w:start w:val="1"/>
       <w:numFmt w:val="decimal"/>
       <w:lvlText w:val="%7."/>
@@ -6351,7 +6789,7 @@
         <w:ind w:left="5040" w:hanging="720"/>
       </w:pPr>
     </w:lvl>
-    <w:lvl w:ilvl="7" w:tentative="0">
+    <w:lvl w:ilvl="7">
       <w:start w:val="1"/>
       <w:numFmt w:val="decimal"/>
       <w:lvlText w:val="%8."/>
@@ -6363,7 +6801,7 @@
         <w:ind w:left="5760" w:hanging="720"/>
       </w:pPr>
     </w:lvl>
-    <w:lvl w:ilvl="8" w:tentative="0">
+    <w:lvl w:ilvl="8">
       <w:start w:val="1"/>
       <w:numFmt w:val="decimal"/>
       <w:lvlText w:val="%9."/>
@@ -6376,14 +6814,14 @@
       </w:pPr>
     </w:lvl>
   </w:abstractNum>
-  <w:abstractNum w:abstractNumId="3">
+  <w:abstractNum w:abstractNumId="3" w15:restartNumberingAfterBreak="0">
     <w:nsid w:val="48F22C90"/>
     <w:multiLevelType w:val="multilevel"/>
     <w:tmpl w:val="48F22C90"/>
-    <w:lvl w:ilvl="0" w:tentative="0">
+    <w:lvl w:ilvl="0">
       <w:start w:val="1"/>
       <w:numFmt w:val="decimal"/>
-      <w:pStyle w:val="4"/>
+      <w:pStyle w:val="Heading3"/>
       <w:lvlText w:val="%1."/>
       <w:lvlJc w:val="left"/>
       <w:pPr>
@@ -6393,7 +6831,7 @@
         <w:ind w:left="720" w:hanging="720"/>
       </w:pPr>
     </w:lvl>
-    <w:lvl w:ilvl="1" w:tentative="0">
+    <w:lvl w:ilvl="1">
       <w:start w:val="1"/>
       <w:numFmt w:val="decimal"/>
       <w:lvlText w:val="%2."/>
@@ -6405,7 +6843,7 @@
         <w:ind w:left="1440" w:hanging="720"/>
       </w:pPr>
     </w:lvl>
-    <w:lvl w:ilvl="2" w:tentative="0">
+    <w:lvl w:ilvl="2">
       <w:start w:val="1"/>
       <w:numFmt w:val="decimal"/>
       <w:lvlText w:val="%3."/>
@@ -6417,7 +6855,7 @@
         <w:ind w:left="2160" w:hanging="720"/>
       </w:pPr>
     </w:lvl>
-    <w:lvl w:ilvl="3" w:tentative="0">
+    <w:lvl w:ilvl="3">
       <w:start w:val="1"/>
       <w:numFmt w:val="decimal"/>
       <w:lvlText w:val="%4."/>
@@ -6429,7 +6867,7 @@
         <w:ind w:left="2880" w:hanging="720"/>
       </w:pPr>
     </w:lvl>
-    <w:lvl w:ilvl="4" w:tentative="0">
+    <w:lvl w:ilvl="4">
       <w:start w:val="1"/>
       <w:numFmt w:val="decimal"/>
       <w:lvlText w:val="%5."/>
@@ -6441,7 +6879,7 @@
         <w:ind w:left="3600" w:hanging="720"/>
       </w:pPr>
     </w:lvl>
-    <w:lvl w:ilvl="5" w:tentative="0">
+    <w:lvl w:ilvl="5">
       <w:start w:val="1"/>
       <w:numFmt w:val="decimal"/>
       <w:lvlText w:val="%6."/>
@@ -6453,7 +6891,7 @@
         <w:ind w:left="4320" w:hanging="720"/>
       </w:pPr>
     </w:lvl>
-    <w:lvl w:ilvl="6" w:tentative="0">
+    <w:lvl w:ilvl="6">
       <w:start w:val="1"/>
       <w:numFmt w:val="decimal"/>
       <w:lvlText w:val="%7."/>
@@ -6465,7 +6903,7 @@
         <w:ind w:left="5040" w:hanging="720"/>
       </w:pPr>
     </w:lvl>
-    <w:lvl w:ilvl="7" w:tentative="0">
+    <w:lvl w:ilvl="7">
       <w:start w:val="1"/>
       <w:numFmt w:val="decimal"/>
       <w:lvlText w:val="%8."/>
@@ -6477,7 +6915,7 @@
         <w:ind w:left="5760" w:hanging="720"/>
       </w:pPr>
     </w:lvl>
-    <w:lvl w:ilvl="8" w:tentative="0">
+    <w:lvl w:ilvl="8">
       <w:start w:val="1"/>
       <w:numFmt w:val="decimal"/>
       <w:lvlText w:val="%9."/>
@@ -6490,11 +6928,11 @@
       </w:pPr>
     </w:lvl>
   </w:abstractNum>
-  <w:abstractNum w:abstractNumId="4">
+  <w:abstractNum w:abstractNumId="4" w15:restartNumberingAfterBreak="0">
     <w:nsid w:val="6ECC4922"/>
     <w:multiLevelType w:val="multilevel"/>
     <w:tmpl w:val="6ECC4922"/>
-    <w:lvl w:ilvl="0" w:tentative="0">
+    <w:lvl w:ilvl="0">
       <w:start w:val="1"/>
       <w:numFmt w:val="decimal"/>
       <w:lvlText w:val="%1."/>
@@ -6507,7 +6945,7 @@
         <w:b/>
       </w:rPr>
     </w:lvl>
-    <w:lvl w:ilvl="1" w:tentative="0">
+    <w:lvl w:ilvl="1">
       <w:start w:val="2"/>
       <w:numFmt w:val="decimal"/>
       <w:lvlText w:val="%1.%2."/>
@@ -6520,10 +6958,10 @@
         <w:b/>
       </w:rPr>
     </w:lvl>
-    <w:lvl w:ilvl="2" w:tentative="0">
+    <w:lvl w:ilvl="2">
       <w:start w:val="1"/>
       <w:numFmt w:val="decimal"/>
-      <w:pStyle w:val="43"/>
+      <w:pStyle w:val="TieuDe111"/>
       <w:lvlText w:val="%1.%2.%3."/>
       <w:lvlJc w:val="left"/>
       <w:pPr>
@@ -6534,7 +6972,7 @@
         <w:b/>
       </w:rPr>
     </w:lvl>
-    <w:lvl w:ilvl="3" w:tentative="0">
+    <w:lvl w:ilvl="3">
       <w:start w:val="1"/>
       <w:numFmt w:val="decimal"/>
       <w:lvlText w:val="%1.%2.%3.%4."/>
@@ -6547,7 +6985,7 @@
         <w:b/>
       </w:rPr>
     </w:lvl>
-    <w:lvl w:ilvl="4" w:tentative="0">
+    <w:lvl w:ilvl="4">
       <w:start w:val="1"/>
       <w:numFmt w:val="decimal"/>
       <w:lvlText w:val="%1.%2.%3.%4.%5."/>
@@ -6560,7 +6998,7 @@
         <w:b/>
       </w:rPr>
     </w:lvl>
-    <w:lvl w:ilvl="5" w:tentative="0">
+    <w:lvl w:ilvl="5">
       <w:start w:val="1"/>
       <w:numFmt w:val="decimal"/>
       <w:lvlText w:val="%1.%2.%3.%4.%5.%6."/>
@@ -6573,7 +7011,7 @@
         <w:b/>
       </w:rPr>
     </w:lvl>
-    <w:lvl w:ilvl="6" w:tentative="0">
+    <w:lvl w:ilvl="6">
       <w:start w:val="1"/>
       <w:numFmt w:val="decimal"/>
       <w:lvlText w:val="%1.%2.%3.%4.%5.%6.%7."/>
@@ -6586,7 +7024,7 @@
         <w:b/>
       </w:rPr>
     </w:lvl>
-    <w:lvl w:ilvl="7" w:tentative="0">
+    <w:lvl w:ilvl="7">
       <w:start w:val="1"/>
       <w:numFmt w:val="decimal"/>
       <w:lvlText w:val="%1.%2.%3.%4.%5.%6.%7.%8."/>
@@ -6599,7 +7037,7 @@
         <w:b/>
       </w:rPr>
     </w:lvl>
-    <w:lvl w:ilvl="8" w:tentative="0">
+    <w:lvl w:ilvl="8">
       <w:start w:val="1"/>
       <w:numFmt w:val="decimal"/>
       <w:lvlText w:val="%1.%2.%3.%4.%5.%6.%7.%8.%9."/>
@@ -6613,291 +7051,415 @@
       </w:rPr>
     </w:lvl>
   </w:abstractNum>
-  <w:num w:numId="1">
+  <w:num w:numId="1" w16cid:durableId="735251170">
     <w:abstractNumId w:val="3"/>
   </w:num>
-  <w:num w:numId="2">
+  <w:num w:numId="2" w16cid:durableId="2102406459">
     <w:abstractNumId w:val="2"/>
   </w:num>
-  <w:num w:numId="3">
+  <w:num w:numId="3" w16cid:durableId="2110617736">
     <w:abstractNumId w:val="1"/>
   </w:num>
-  <w:num w:numId="4">
+  <w:num w:numId="4" w16cid:durableId="895242902">
     <w:abstractNumId w:val="0"/>
   </w:num>
-  <w:num w:numId="5">
+  <w:num w:numId="5" w16cid:durableId="2113234075">
     <w:abstractNumId w:val="4"/>
   </w:num>
 </w:numbering>
 </file>
 
 <file path=word/styles.xml><?xml version="1.0" encoding="utf-8"?>
-<w:styles xmlns:mc="http://schemas.openxmlformats.org/markup-compatibility/2006" xmlns:o="urn:schemas-microsoft-com:office:office" xmlns:r="http://schemas.openxmlformats.org/officeDocument/2006/relationships" xmlns:m="http://schemas.openxmlformats.org/officeDocument/2006/math" xmlns:v="urn:schemas-microsoft-com:vml" xmlns:w="http://schemas.openxmlformats.org/wordprocessingml/2006/main" xmlns:w14="http://schemas.microsoft.com/office/word/2010/wordml" xmlns:w10="urn:schemas-microsoft-com:office:word" xmlns:sl="http://schemas.openxmlformats.org/schemaLibrary/2006/main" xmlns:wpsCustomData="http://www.wps.cn/officeDocument/2013/wpsCustomData" mc:Ignorable="w14">
+<w:styles xmlns:mc="http://schemas.openxmlformats.org/markup-compatibility/2006" xmlns:r="http://schemas.openxmlformats.org/officeDocument/2006/relationships" xmlns:w="http://schemas.openxmlformats.org/wordprocessingml/2006/main" xmlns:w14="http://schemas.microsoft.com/office/word/2010/wordml" xmlns:w15="http://schemas.microsoft.com/office/word/2012/wordml" xmlns:w16cex="http://schemas.microsoft.com/office/word/2018/wordml/cex" xmlns:w16cid="http://schemas.microsoft.com/office/word/2016/wordml/cid" xmlns:w16="http://schemas.microsoft.com/office/word/2018/wordml" xmlns:w16sdtdh="http://schemas.microsoft.com/office/word/2020/wordml/sdtdatahash" xmlns:w16se="http://schemas.microsoft.com/office/word/2015/wordml/symex" mc:Ignorable="w14 w15 w16se w16cid w16 w16cex w16sdtdh">
   <w:docDefaults>
     <w:rPrDefault>
       <w:rPr>
-        <w:rFonts w:asciiTheme="minorHAnsi" w:hAnsiTheme="minorHAnsi" w:eastAsia="Times New Roman" w:cstheme="minorBidi"/>
+        <w:rFonts w:asciiTheme="minorHAnsi" w:eastAsia="Times New Roman" w:hAnsiTheme="minorHAnsi" w:cstheme="minorBidi"/>
+        <w:lang w:val="en-US" w:eastAsia="ja-JP" w:bidi="ar-SA"/>
       </w:rPr>
     </w:rPrDefault>
     <w:pPrDefault/>
   </w:docDefaults>
-  <w:latentStyles w:count="260" w:defQFormat="0" w:defUnhideWhenUsed="1" w:defSemiHidden="1" w:defUIPriority="99" w:defLockedState="0">
-    <w:lsdException w:qFormat="1" w:unhideWhenUsed="0" w:uiPriority="0" w:semiHidden="0" w:name="Normal"/>
-    <w:lsdException w:qFormat="1" w:unhideWhenUsed="0" w:uiPriority="9" w:semiHidden="0" w:name="heading 1"/>
-    <w:lsdException w:qFormat="1" w:unhideWhenUsed="0" w:uiPriority="9" w:semiHidden="0" w:name="heading 2"/>
-    <w:lsdException w:qFormat="1" w:uiPriority="9" w:semiHidden="0" w:name="heading 3"/>
-    <w:lsdException w:qFormat="1" w:uiPriority="9" w:name="heading 4"/>
-    <w:lsdException w:qFormat="1" w:uiPriority="9" w:name="heading 5"/>
-    <w:lsdException w:qFormat="1" w:uiPriority="9" w:name="heading 6"/>
-    <w:lsdException w:qFormat="1" w:uiPriority="9" w:name="heading 7"/>
-    <w:lsdException w:qFormat="1" w:uiPriority="9" w:name="heading 8"/>
-    <w:lsdException w:qFormat="1" w:uiPriority="9" w:name="heading 9"/>
-    <w:lsdException w:uiPriority="99" w:name="index 1"/>
-    <w:lsdException w:uiPriority="99" w:name="index 2"/>
-    <w:lsdException w:uiPriority="99" w:name="index 3"/>
-    <w:lsdException w:uiPriority="99" w:name="index 4"/>
-    <w:lsdException w:uiPriority="99" w:name="index 5"/>
-    <w:lsdException w:uiPriority="99" w:name="index 6"/>
-    <w:lsdException w:uiPriority="99" w:name="index 7"/>
-    <w:lsdException w:uiPriority="99" w:name="index 8"/>
-    <w:lsdException w:uiPriority="99" w:name="index 9"/>
-    <w:lsdException w:uiPriority="39" w:semiHidden="0" w:name="toc 1"/>
-    <w:lsdException w:uiPriority="39" w:semiHidden="0" w:name="toc 2"/>
-    <w:lsdException w:uiPriority="39" w:semiHidden="0" w:name="toc 3"/>
-    <w:lsdException w:uiPriority="39" w:name="toc 4"/>
-    <w:lsdException w:uiPriority="39" w:name="toc 5"/>
-    <w:lsdException w:uiPriority="39" w:name="toc 6"/>
-    <w:lsdException w:uiPriority="39" w:name="toc 7"/>
-    <w:lsdException w:uiPriority="39" w:name="toc 8"/>
-    <w:lsdException w:uiPriority="39" w:name="toc 9"/>
-    <w:lsdException w:uiPriority="99" w:name="Normal Indent"/>
-    <w:lsdException w:uiPriority="99" w:name="footnote text"/>
-    <w:lsdException w:uiPriority="99" w:name="annotation text"/>
-    <w:lsdException w:uiPriority="99" w:semiHidden="0" w:name="header"/>
-    <w:lsdException w:uiPriority="99" w:semiHidden="0" w:name="footer"/>
-    <w:lsdException w:uiPriority="99" w:name="index heading"/>
-    <w:lsdException w:qFormat="1" w:uiPriority="35" w:name="caption"/>
-    <w:lsdException w:qFormat="1" w:uiPriority="99" w:semiHidden="0" w:name="table of figures"/>
-    <w:lsdException w:uiPriority="99" w:name="envelope address"/>
-    <w:lsdException w:uiPriority="99" w:name="envelope return"/>
-    <w:lsdException w:uiPriority="99" w:name="footnote reference"/>
-    <w:lsdException w:uiPriority="99" w:name="annotation reference"/>
-    <w:lsdException w:uiPriority="99" w:name="line number"/>
-    <w:lsdException w:uiPriority="99" w:name="page number"/>
-    <w:lsdException w:uiPriority="99" w:name="endnote reference"/>
-    <w:lsdException w:uiPriority="99" w:name="endnote text"/>
-    <w:lsdException w:uiPriority="99" w:name="table of authorities"/>
-    <w:lsdException w:uiPriority="99" w:name="macro"/>
-    <w:lsdException w:uiPriority="99" w:name="toa heading"/>
-    <w:lsdException w:uiPriority="99" w:name="List"/>
-    <w:lsdException w:uiPriority="99" w:name="List Bullet"/>
-    <w:lsdException w:uiPriority="99" w:name="List Number"/>
-    <w:lsdException w:uiPriority="99" w:name="List 2"/>
-    <w:lsdException w:uiPriority="99" w:name="List 3"/>
-    <w:lsdException w:uiPriority="99" w:name="List 4"/>
-    <w:lsdException w:uiPriority="99" w:name="List 5"/>
-    <w:lsdException w:uiPriority="99" w:name="List Bullet 2"/>
-    <w:lsdException w:uiPriority="99" w:name="List Bullet 3"/>
-    <w:lsdException w:uiPriority="99" w:name="List Bullet 4"/>
-    <w:lsdException w:uiPriority="99" w:name="List Bullet 5"/>
-    <w:lsdException w:uiPriority="99" w:name="List Number 2"/>
-    <w:lsdException w:uiPriority="99" w:name="List Number 3"/>
-    <w:lsdException w:uiPriority="99" w:name="List Number 4"/>
-    <w:lsdException w:uiPriority="99" w:name="List Number 5"/>
-    <w:lsdException w:qFormat="1" w:unhideWhenUsed="0" w:uiPriority="10" w:semiHidden="0" w:name="Title"/>
-    <w:lsdException w:uiPriority="99" w:name="Closing"/>
-    <w:lsdException w:uiPriority="99" w:name="Signature"/>
-    <w:lsdException w:uiPriority="1" w:name="Default Paragraph Font"/>
-    <w:lsdException w:uiPriority="99" w:name="Body Text"/>
-    <w:lsdException w:uiPriority="99" w:name="Body Text Indent"/>
-    <w:lsdException w:uiPriority="99" w:name="List Continue"/>
-    <w:lsdException w:uiPriority="99" w:name="List Continue 2"/>
-    <w:lsdException w:uiPriority="99" w:name="List Continue 3"/>
-    <w:lsdException w:uiPriority="99" w:name="List Continue 4"/>
-    <w:lsdException w:uiPriority="99" w:name="List Continue 5"/>
-    <w:lsdException w:uiPriority="99" w:name="Message Header"/>
-    <w:lsdException w:qFormat="1" w:unhideWhenUsed="0" w:uiPriority="11" w:semiHidden="0" w:name="Subtitle"/>
-    <w:lsdException w:uiPriority="99" w:name="Salutation"/>
-    <w:lsdException w:uiPriority="99" w:name="Date"/>
-    <w:lsdException w:uiPriority="99" w:name="Body Text First Indent"/>
-    <w:lsdException w:uiPriority="99" w:name="Body Text First Indent 2"/>
-    <w:lsdException w:uiPriority="99" w:name="Note Heading"/>
-    <w:lsdException w:uiPriority="99" w:name="Body Text 2"/>
-    <w:lsdException w:uiPriority="99" w:name="Body Text 3"/>
-    <w:lsdException w:uiPriority="99" w:name="Body Text Indent 2"/>
-    <w:lsdException w:uiPriority="99" w:name="Body Text Indent 3"/>
-    <w:lsdException w:uiPriority="99" w:name="Block Text"/>
-    <w:lsdException w:uiPriority="99" w:semiHidden="0" w:name="Hyperlink"/>
-    <w:lsdException w:uiPriority="99" w:name="FollowedHyperlink"/>
-    <w:lsdException w:qFormat="1" w:unhideWhenUsed="0" w:uiPriority="22" w:semiHidden="0" w:name="Strong"/>
-    <w:lsdException w:qFormat="1" w:unhideWhenUsed="0" w:uiPriority="20" w:semiHidden="0" w:name="Emphasis"/>
-    <w:lsdException w:uiPriority="99" w:name="Document Map"/>
-    <w:lsdException w:uiPriority="99" w:name="Plain Text"/>
-    <w:lsdException w:uiPriority="99" w:name="E-mail Signature"/>
-    <w:lsdException w:uiPriority="99" w:name="Normal (Web)"/>
-    <w:lsdException w:uiPriority="99" w:name="HTML Acronym"/>
-    <w:lsdException w:uiPriority="99" w:name="HTML Address"/>
-    <w:lsdException w:uiPriority="99" w:name="HTML Cite"/>
-    <w:lsdException w:uiPriority="99" w:name="HTML Code"/>
-    <w:lsdException w:uiPriority="99" w:name="HTML Definition"/>
-    <w:lsdException w:uiPriority="99" w:name="HTML Keyboard"/>
-    <w:lsdException w:uiPriority="99" w:name="HTML Preformatted"/>
-    <w:lsdException w:uiPriority="99" w:name="HTML Sample"/>
-    <w:lsdException w:uiPriority="99" w:name="HTML Typewriter"/>
-    <w:lsdException w:uiPriority="99" w:name="HTML Variable"/>
-    <w:lsdException w:uiPriority="99" w:name="Normal Table"/>
-    <w:lsdException w:uiPriority="99" w:name="annotation subject"/>
-    <w:lsdException w:uiPriority="99" w:name="Table Simple 1"/>
-    <w:lsdException w:uiPriority="99" w:name="Table Simple 2"/>
-    <w:lsdException w:uiPriority="99" w:name="Table Simple 3"/>
-    <w:lsdException w:uiPriority="99" w:name="Table Classic 1"/>
-    <w:lsdException w:uiPriority="99" w:name="Table Classic 2"/>
-    <w:lsdException w:uiPriority="99" w:name="Table Classic 3"/>
-    <w:lsdException w:uiPriority="99" w:name="Table Classic 4"/>
-    <w:lsdException w:uiPriority="99" w:name="Table Colorful 1"/>
-    <w:lsdException w:uiPriority="99" w:name="Table Colorful 2"/>
-    <w:lsdException w:uiPriority="99" w:name="Table Colorful 3"/>
-    <w:lsdException w:uiPriority="99" w:name="Table Columns 1"/>
-    <w:lsdException w:uiPriority="99" w:name="Table Columns 2"/>
-    <w:lsdException w:uiPriority="99" w:name="Table Columns 3"/>
-    <w:lsdException w:uiPriority="99" w:name="Table Columns 4"/>
-    <w:lsdException w:uiPriority="99" w:name="Table Columns 5"/>
-    <w:lsdException w:uiPriority="99" w:name="Table Grid 1"/>
-    <w:lsdException w:uiPriority="99" w:name="Table Grid 2"/>
-    <w:lsdException w:uiPriority="99" w:name="Table Grid 3"/>
-    <w:lsdException w:uiPriority="99" w:name="Table Grid 4"/>
-    <w:lsdException w:uiPriority="99" w:name="Table Grid 5"/>
-    <w:lsdException w:uiPriority="99" w:name="Table Grid 6"/>
-    <w:lsdException w:uiPriority="99" w:name="Table Grid 7"/>
-    <w:lsdException w:uiPriority="99" w:name="Table Grid 8"/>
-    <w:lsdException w:uiPriority="99" w:name="Table List 1"/>
-    <w:lsdException w:uiPriority="99" w:name="Table List 2"/>
-    <w:lsdException w:uiPriority="99" w:name="Table List 3"/>
-    <w:lsdException w:uiPriority="99" w:name="Table List 4"/>
-    <w:lsdException w:uiPriority="99" w:name="Table List 5"/>
-    <w:lsdException w:uiPriority="99" w:name="Table List 6"/>
-    <w:lsdException w:uiPriority="99" w:name="Table List 7"/>
-    <w:lsdException w:uiPriority="99" w:name="Table List 8"/>
-    <w:lsdException w:uiPriority="99" w:name="Table 3D effects 1"/>
-    <w:lsdException w:uiPriority="99" w:name="Table 3D effects 2"/>
-    <w:lsdException w:uiPriority="99" w:name="Table 3D effects 3"/>
-    <w:lsdException w:uiPriority="99" w:name="Table Contemporary"/>
-    <w:lsdException w:uiPriority="99" w:name="Table Elegant"/>
-    <w:lsdException w:uiPriority="99" w:name="Table Professional"/>
-    <w:lsdException w:uiPriority="99" w:name="Table Subtle 1"/>
-    <w:lsdException w:uiPriority="99" w:name="Table Subtle 2"/>
-    <w:lsdException w:uiPriority="99" w:name="Table Web 1"/>
-    <w:lsdException w:uiPriority="99" w:name="Table Web 2"/>
-    <w:lsdException w:uiPriority="99" w:name="Table Web 3"/>
-    <w:lsdException w:uiPriority="99" w:name="Balloon Text"/>
-    <w:lsdException w:unhideWhenUsed="0" w:uiPriority="39" w:semiHidden="0" w:name="Table Grid"/>
-    <w:lsdException w:uiPriority="99" w:name="Table Theme"/>
-    <w:lsdException w:unhideWhenUsed="0" w:uiPriority="60" w:semiHidden="0" w:name="Light Shading"/>
-    <w:lsdException w:unhideWhenUsed="0" w:uiPriority="61" w:semiHidden="0" w:name="Light List"/>
-    <w:lsdException w:unhideWhenUsed="0" w:uiPriority="62" w:semiHidden="0" w:name="Light Grid"/>
-    <w:lsdException w:unhideWhenUsed="0" w:uiPriority="63" w:semiHidden="0" w:name="Medium Shading 1"/>
-    <w:lsdException w:unhideWhenUsed="0" w:uiPriority="64" w:semiHidden="0" w:name="Medium Shading 2"/>
-    <w:lsdException w:unhideWhenUsed="0" w:uiPriority="65" w:semiHidden="0" w:name="Medium List 1"/>
-    <w:lsdException w:unhideWhenUsed="0" w:uiPriority="66" w:semiHidden="0" w:name="Medium List 2"/>
-    <w:lsdException w:unhideWhenUsed="0" w:uiPriority="67" w:semiHidden="0" w:name="Medium Grid 1"/>
-    <w:lsdException w:unhideWhenUsed="0" w:uiPriority="68" w:semiHidden="0" w:name="Medium Grid 2"/>
-    <w:lsdException w:unhideWhenUsed="0" w:uiPriority="69" w:semiHidden="0" w:name="Medium Grid 3"/>
-    <w:lsdException w:unhideWhenUsed="0" w:uiPriority="70" w:semiHidden="0" w:name="Dark List"/>
-    <w:lsdException w:unhideWhenUsed="0" w:uiPriority="71" w:semiHidden="0" w:name="Colorful Shading"/>
-    <w:lsdException w:unhideWhenUsed="0" w:uiPriority="72" w:semiHidden="0" w:name="Colorful List"/>
-    <w:lsdException w:unhideWhenUsed="0" w:uiPriority="73" w:semiHidden="0" w:name="Colorful Grid"/>
-    <w:lsdException w:unhideWhenUsed="0" w:uiPriority="60" w:semiHidden="0" w:name="Light Shading Accent 1"/>
-    <w:lsdException w:unhideWhenUsed="0" w:uiPriority="61" w:semiHidden="0" w:name="Light List Accent 1"/>
-    <w:lsdException w:unhideWhenUsed="0" w:uiPriority="62" w:semiHidden="0" w:name="Light Grid Accent 1"/>
-    <w:lsdException w:unhideWhenUsed="0" w:uiPriority="63" w:semiHidden="0" w:name="Medium Shading 1 Accent 1"/>
-    <w:lsdException w:unhideWhenUsed="0" w:uiPriority="64" w:semiHidden="0" w:name="Medium Shading 2 Accent 1"/>
-    <w:lsdException w:unhideWhenUsed="0" w:uiPriority="65" w:semiHidden="0" w:name="Medium List 1 Accent 1"/>
-    <w:lsdException w:qFormat="1" w:unhideWhenUsed="0" w:uiPriority="34" w:semiHidden="0" w:name="List Paragraph"/>
-    <w:lsdException w:qFormat="1" w:unhideWhenUsed="0" w:uiPriority="29" w:semiHidden="0" w:name="Quote"/>
-    <w:lsdException w:qFormat="1" w:unhideWhenUsed="0" w:uiPriority="30" w:semiHidden="0" w:name="Intense Quote"/>
-    <w:lsdException w:unhideWhenUsed="0" w:uiPriority="66" w:semiHidden="0" w:name="Medium List 2 Accent 1"/>
-    <w:lsdException w:unhideWhenUsed="0" w:uiPriority="67" w:semiHidden="0" w:name="Medium Grid 1 Accent 1"/>
-    <w:lsdException w:unhideWhenUsed="0" w:uiPriority="68" w:semiHidden="0" w:name="Medium Grid 2 Accent 1"/>
-    <w:lsdException w:unhideWhenUsed="0" w:uiPriority="69" w:semiHidden="0" w:name="Medium Grid 3 Accent 1"/>
-    <w:lsdException w:unhideWhenUsed="0" w:uiPriority="70" w:semiHidden="0" w:name="Dark List Accent 1"/>
-    <w:lsdException w:unhideWhenUsed="0" w:uiPriority="71" w:semiHidden="0" w:name="Colorful Shading Accent 1"/>
-    <w:lsdException w:unhideWhenUsed="0" w:uiPriority="72" w:semiHidden="0" w:name="Colorful List Accent 1"/>
-    <w:lsdException w:unhideWhenUsed="0" w:uiPriority="73" w:semiHidden="0" w:name="Colorful Grid Accent 1"/>
-    <w:lsdException w:unhideWhenUsed="0" w:uiPriority="60" w:semiHidden="0" w:name="Light Shading Accent 2"/>
-    <w:lsdException w:unhideWhenUsed="0" w:uiPriority="61" w:semiHidden="0" w:name="Light List Accent 2"/>
-    <w:lsdException w:unhideWhenUsed="0" w:uiPriority="62" w:semiHidden="0" w:name="Light Grid Accent 2"/>
-    <w:lsdException w:unhideWhenUsed="0" w:uiPriority="63" w:semiHidden="0" w:name="Medium Shading 1 Accent 2"/>
-    <w:lsdException w:unhideWhenUsed="0" w:uiPriority="64" w:semiHidden="0" w:name="Medium Shading 2 Accent 2"/>
-    <w:lsdException w:unhideWhenUsed="0" w:uiPriority="65" w:semiHidden="0" w:name="Medium List 1 Accent 2"/>
-    <w:lsdException w:unhideWhenUsed="0" w:uiPriority="66" w:semiHidden="0" w:name="Medium List 2 Accent 2"/>
-    <w:lsdException w:unhideWhenUsed="0" w:uiPriority="67" w:semiHidden="0" w:name="Medium Grid 1 Accent 2"/>
-    <w:lsdException w:unhideWhenUsed="0" w:uiPriority="68" w:semiHidden="0" w:name="Medium Grid 2 Accent 2"/>
-    <w:lsdException w:unhideWhenUsed="0" w:uiPriority="69" w:semiHidden="0" w:name="Medium Grid 3 Accent 2"/>
-    <w:lsdException w:unhideWhenUsed="0" w:uiPriority="70" w:semiHidden="0" w:name="Dark List Accent 2"/>
-    <w:lsdException w:unhideWhenUsed="0" w:uiPriority="71" w:semiHidden="0" w:name="Colorful Shading Accent 2"/>
-    <w:lsdException w:unhideWhenUsed="0" w:uiPriority="72" w:semiHidden="0" w:name="Colorful List Accent 2"/>
-    <w:lsdException w:unhideWhenUsed="0" w:uiPriority="73" w:semiHidden="0" w:name="Colorful Grid Accent 2"/>
-    <w:lsdException w:unhideWhenUsed="0" w:uiPriority="60" w:semiHidden="0" w:name="Light Shading Accent 3"/>
-    <w:lsdException w:unhideWhenUsed="0" w:uiPriority="61" w:semiHidden="0" w:name="Light List Accent 3"/>
-    <w:lsdException w:unhideWhenUsed="0" w:uiPriority="62" w:semiHidden="0" w:name="Light Grid Accent 3"/>
-    <w:lsdException w:unhideWhenUsed="0" w:uiPriority="63" w:semiHidden="0" w:name="Medium Shading 1 Accent 3"/>
-    <w:lsdException w:unhideWhenUsed="0" w:uiPriority="64" w:semiHidden="0" w:name="Medium Shading 2 Accent 3"/>
-    <w:lsdException w:unhideWhenUsed="0" w:uiPriority="65" w:semiHidden="0" w:name="Medium List 1 Accent 3"/>
-    <w:lsdException w:unhideWhenUsed="0" w:uiPriority="66" w:semiHidden="0" w:name="Medium List 2 Accent 3"/>
-    <w:lsdException w:unhideWhenUsed="0" w:uiPriority="67" w:semiHidden="0" w:name="Medium Grid 1 Accent 3"/>
-    <w:lsdException w:unhideWhenUsed="0" w:uiPriority="68" w:semiHidden="0" w:name="Medium Grid 2 Accent 3"/>
-    <w:lsdException w:unhideWhenUsed="0" w:uiPriority="69" w:semiHidden="0" w:name="Medium Grid 3 Accent 3"/>
-    <w:lsdException w:unhideWhenUsed="0" w:uiPriority="70" w:semiHidden="0" w:name="Dark List Accent 3"/>
-    <w:lsdException w:unhideWhenUsed="0" w:uiPriority="71" w:semiHidden="0" w:name="Colorful Shading Accent 3"/>
-    <w:lsdException w:unhideWhenUsed="0" w:uiPriority="72" w:semiHidden="0" w:name="Colorful List Accent 3"/>
-    <w:lsdException w:unhideWhenUsed="0" w:uiPriority="73" w:semiHidden="0" w:name="Colorful Grid Accent 3"/>
-    <w:lsdException w:unhideWhenUsed="0" w:uiPriority="60" w:semiHidden="0" w:name="Light Shading Accent 4"/>
-    <w:lsdException w:unhideWhenUsed="0" w:uiPriority="61" w:semiHidden="0" w:name="Light List Accent 4"/>
-    <w:lsdException w:unhideWhenUsed="0" w:uiPriority="62" w:semiHidden="0" w:name="Light Grid Accent 4"/>
-    <w:lsdException w:unhideWhenUsed="0" w:uiPriority="63" w:semiHidden="0" w:name="Medium Shading 1 Accent 4"/>
-    <w:lsdException w:unhideWhenUsed="0" w:uiPriority="64" w:semiHidden="0" w:name="Medium Shading 2 Accent 4"/>
-    <w:lsdException w:unhideWhenUsed="0" w:uiPriority="65" w:semiHidden="0" w:name="Medium List 1 Accent 4"/>
-    <w:lsdException w:unhideWhenUsed="0" w:uiPriority="66" w:semiHidden="0" w:name="Medium List 2 Accent 4"/>
-    <w:lsdException w:unhideWhenUsed="0" w:uiPriority="67" w:semiHidden="0" w:name="Medium Grid 1 Accent 4"/>
-    <w:lsdException w:unhideWhenUsed="0" w:uiPriority="68" w:semiHidden="0" w:name="Medium Grid 2 Accent 4"/>
-    <w:lsdException w:unhideWhenUsed="0" w:uiPriority="69" w:semiHidden="0" w:name="Medium Grid 3 Accent 4"/>
-    <w:lsdException w:unhideWhenUsed="0" w:uiPriority="70" w:semiHidden="0" w:name="Dark List Accent 4"/>
-    <w:lsdException w:unhideWhenUsed="0" w:uiPriority="71" w:semiHidden="0" w:name="Colorful Shading Accent 4"/>
-    <w:lsdException w:unhideWhenUsed="0" w:uiPriority="72" w:semiHidden="0" w:name="Colorful List Accent 4"/>
-    <w:lsdException w:unhideWhenUsed="0" w:uiPriority="73" w:semiHidden="0" w:name="Colorful Grid Accent 4"/>
-    <w:lsdException w:unhideWhenUsed="0" w:uiPriority="60" w:semiHidden="0" w:name="Light Shading Accent 5"/>
-    <w:lsdException w:unhideWhenUsed="0" w:uiPriority="61" w:semiHidden="0" w:name="Light List Accent 5"/>
-    <w:lsdException w:unhideWhenUsed="0" w:uiPriority="62" w:semiHidden="0" w:name="Light Grid Accent 5"/>
-    <w:lsdException w:unhideWhenUsed="0" w:uiPriority="63" w:semiHidden="0" w:name="Medium Shading 1 Accent 5"/>
-    <w:lsdException w:unhideWhenUsed="0" w:uiPriority="64" w:semiHidden="0" w:name="Medium Shading 2 Accent 5"/>
-    <w:lsdException w:unhideWhenUsed="0" w:uiPriority="65" w:semiHidden="0" w:name="Medium List 1 Accent 5"/>
-    <w:lsdException w:unhideWhenUsed="0" w:uiPriority="66" w:semiHidden="0" w:name="Medium List 2 Accent 5"/>
-    <w:lsdException w:unhideWhenUsed="0" w:uiPriority="67" w:semiHidden="0" w:name="Medium Grid 1 Accent 5"/>
-    <w:lsdException w:unhideWhenUsed="0" w:uiPriority="68" w:semiHidden="0" w:name="Medium Grid 2 Accent 5"/>
-    <w:lsdException w:unhideWhenUsed="0" w:uiPriority="69" w:semiHidden="0" w:name="Medium Grid 3 Accent 5"/>
-    <w:lsdException w:unhideWhenUsed="0" w:uiPriority="70" w:semiHidden="0" w:name="Dark List Accent 5"/>
-    <w:lsdException w:unhideWhenUsed="0" w:uiPriority="71" w:semiHidden="0" w:name="Colorful Shading Accent 5"/>
-    <w:lsdException w:unhideWhenUsed="0" w:uiPriority="72" w:semiHidden="0" w:name="Colorful List Accent 5"/>
-    <w:lsdException w:unhideWhenUsed="0" w:uiPriority="73" w:semiHidden="0" w:name="Colorful Grid Accent 5"/>
-    <w:lsdException w:unhideWhenUsed="0" w:uiPriority="60" w:semiHidden="0" w:name="Light Shading Accent 6"/>
-    <w:lsdException w:unhideWhenUsed="0" w:uiPriority="61" w:semiHidden="0" w:name="Light List Accent 6"/>
-    <w:lsdException w:unhideWhenUsed="0" w:uiPriority="62" w:semiHidden="0" w:name="Light Grid Accent 6"/>
-    <w:lsdException w:unhideWhenUsed="0" w:uiPriority="63" w:semiHidden="0" w:name="Medium Shading 1 Accent 6"/>
-    <w:lsdException w:unhideWhenUsed="0" w:uiPriority="64" w:semiHidden="0" w:name="Medium Shading 2 Accent 6"/>
-    <w:lsdException w:unhideWhenUsed="0" w:uiPriority="65" w:semiHidden="0" w:name="Medium List 1 Accent 6"/>
-    <w:lsdException w:unhideWhenUsed="0" w:uiPriority="66" w:semiHidden="0" w:name="Medium List 2 Accent 6"/>
-    <w:lsdException w:unhideWhenUsed="0" w:uiPriority="67" w:semiHidden="0" w:name="Medium Grid 1 Accent 6"/>
-    <w:lsdException w:unhideWhenUsed="0" w:uiPriority="68" w:semiHidden="0" w:name="Medium Grid 2 Accent 6"/>
-    <w:lsdException w:unhideWhenUsed="0" w:uiPriority="69" w:semiHidden="0" w:name="Medium Grid 3 Accent 6"/>
-    <w:lsdException w:unhideWhenUsed="0" w:uiPriority="70" w:semiHidden="0" w:name="Dark List Accent 6"/>
-    <w:lsdException w:unhideWhenUsed="0" w:uiPriority="71" w:semiHidden="0" w:name="Colorful Shading Accent 6"/>
-    <w:lsdException w:unhideWhenUsed="0" w:uiPriority="72" w:semiHidden="0" w:name="Colorful List Accent 6"/>
-    <w:lsdException w:unhideWhenUsed="0" w:uiPriority="73" w:semiHidden="0" w:name="Colorful Grid Accent 6"/>
+  <w:latentStyles w:defLockedState="0" w:defUIPriority="99" w:defSemiHidden="0" w:defUnhideWhenUsed="0" w:defQFormat="0" w:count="376">
+    <w:lsdException w:name="Normal" w:uiPriority="0" w:qFormat="1"/>
+    <w:lsdException w:name="heading 1" w:uiPriority="9" w:qFormat="1"/>
+    <w:lsdException w:name="heading 2" w:uiPriority="9" w:qFormat="1"/>
+    <w:lsdException w:name="heading 3" w:uiPriority="9" w:unhideWhenUsed="1" w:qFormat="1"/>
+    <w:lsdException w:name="heading 4" w:semiHidden="1" w:uiPriority="9" w:unhideWhenUsed="1" w:qFormat="1"/>
+    <w:lsdException w:name="heading 5" w:semiHidden="1" w:uiPriority="9" w:unhideWhenUsed="1" w:qFormat="1"/>
+    <w:lsdException w:name="heading 6" w:semiHidden="1" w:uiPriority="9" w:unhideWhenUsed="1" w:qFormat="1"/>
+    <w:lsdException w:name="heading 7" w:semiHidden="1" w:uiPriority="9" w:unhideWhenUsed="1" w:qFormat="1"/>
+    <w:lsdException w:name="heading 8" w:semiHidden="1" w:uiPriority="9" w:unhideWhenUsed="1" w:qFormat="1"/>
+    <w:lsdException w:name="heading 9" w:semiHidden="1" w:uiPriority="9" w:unhideWhenUsed="1" w:qFormat="1"/>
+    <w:lsdException w:name="index 1" w:semiHidden="1" w:unhideWhenUsed="1"/>
+    <w:lsdException w:name="index 2" w:semiHidden="1" w:unhideWhenUsed="1"/>
+    <w:lsdException w:name="index 3" w:semiHidden="1" w:unhideWhenUsed="1"/>
+    <w:lsdException w:name="index 4" w:semiHidden="1" w:unhideWhenUsed="1"/>
+    <w:lsdException w:name="index 5" w:semiHidden="1" w:unhideWhenUsed="1"/>
+    <w:lsdException w:name="index 6" w:semiHidden="1" w:unhideWhenUsed="1"/>
+    <w:lsdException w:name="index 7" w:semiHidden="1" w:unhideWhenUsed="1"/>
+    <w:lsdException w:name="index 8" w:semiHidden="1" w:unhideWhenUsed="1"/>
+    <w:lsdException w:name="index 9" w:semiHidden="1" w:unhideWhenUsed="1"/>
+    <w:lsdException w:name="toc 1" w:uiPriority="39" w:unhideWhenUsed="1"/>
+    <w:lsdException w:name="toc 2" w:uiPriority="39" w:unhideWhenUsed="1"/>
+    <w:lsdException w:name="toc 3" w:uiPriority="39" w:unhideWhenUsed="1"/>
+    <w:lsdException w:name="toc 4" w:semiHidden="1" w:uiPriority="39" w:unhideWhenUsed="1"/>
+    <w:lsdException w:name="toc 5" w:semiHidden="1" w:uiPriority="39" w:unhideWhenUsed="1"/>
+    <w:lsdException w:name="toc 6" w:semiHidden="1" w:uiPriority="39" w:unhideWhenUsed="1"/>
+    <w:lsdException w:name="toc 7" w:semiHidden="1" w:uiPriority="39" w:unhideWhenUsed="1"/>
+    <w:lsdException w:name="toc 8" w:semiHidden="1" w:uiPriority="39" w:unhideWhenUsed="1"/>
+    <w:lsdException w:name="toc 9" w:semiHidden="1" w:uiPriority="39" w:unhideWhenUsed="1"/>
+    <w:lsdException w:name="Normal Indent" w:semiHidden="1" w:unhideWhenUsed="1"/>
+    <w:lsdException w:name="footnote text" w:semiHidden="1" w:unhideWhenUsed="1"/>
+    <w:lsdException w:name="annotation text" w:semiHidden="1" w:unhideWhenUsed="1"/>
+    <w:lsdException w:name="header" w:unhideWhenUsed="1"/>
+    <w:lsdException w:name="footer" w:unhideWhenUsed="1"/>
+    <w:lsdException w:name="index heading" w:semiHidden="1" w:unhideWhenUsed="1"/>
+    <w:lsdException w:name="caption" w:semiHidden="1" w:uiPriority="35" w:unhideWhenUsed="1" w:qFormat="1"/>
+    <w:lsdException w:name="table of figures" w:unhideWhenUsed="1" w:qFormat="1"/>
+    <w:lsdException w:name="envelope address" w:semiHidden="1" w:unhideWhenUsed="1"/>
+    <w:lsdException w:name="envelope return" w:semiHidden="1" w:unhideWhenUsed="1"/>
+    <w:lsdException w:name="footnote reference" w:semiHidden="1" w:unhideWhenUsed="1"/>
+    <w:lsdException w:name="annotation reference" w:semiHidden="1" w:unhideWhenUsed="1"/>
+    <w:lsdException w:name="line number" w:semiHidden="1" w:unhideWhenUsed="1"/>
+    <w:lsdException w:name="page number" w:semiHidden="1" w:unhideWhenUsed="1"/>
+    <w:lsdException w:name="endnote reference" w:semiHidden="1" w:unhideWhenUsed="1"/>
+    <w:lsdException w:name="endnote text" w:semiHidden="1" w:unhideWhenUsed="1"/>
+    <w:lsdException w:name="table of authorities" w:semiHidden="1" w:unhideWhenUsed="1"/>
+    <w:lsdException w:name="macro" w:semiHidden="1" w:unhideWhenUsed="1"/>
+    <w:lsdException w:name="toa heading" w:semiHidden="1" w:unhideWhenUsed="1"/>
+    <w:lsdException w:name="List" w:semiHidden="1" w:unhideWhenUsed="1"/>
+    <w:lsdException w:name="List Bullet" w:semiHidden="1" w:unhideWhenUsed="1"/>
+    <w:lsdException w:name="List Number" w:semiHidden="1" w:unhideWhenUsed="1"/>
+    <w:lsdException w:name="List 2" w:semiHidden="1" w:unhideWhenUsed="1"/>
+    <w:lsdException w:name="List 3" w:semiHidden="1" w:unhideWhenUsed="1"/>
+    <w:lsdException w:name="List 4" w:semiHidden="1" w:unhideWhenUsed="1"/>
+    <w:lsdException w:name="List 5" w:semiHidden="1" w:unhideWhenUsed="1"/>
+    <w:lsdException w:name="List Bullet 2" w:semiHidden="1" w:unhideWhenUsed="1"/>
+    <w:lsdException w:name="List Bullet 3" w:semiHidden="1" w:unhideWhenUsed="1"/>
+    <w:lsdException w:name="List Bullet 4" w:semiHidden="1" w:unhideWhenUsed="1"/>
+    <w:lsdException w:name="List Bullet 5" w:semiHidden="1" w:unhideWhenUsed="1"/>
+    <w:lsdException w:name="List Number 2" w:semiHidden="1" w:unhideWhenUsed="1"/>
+    <w:lsdException w:name="List Number 3" w:semiHidden="1" w:unhideWhenUsed="1"/>
+    <w:lsdException w:name="List Number 4" w:semiHidden="1" w:unhideWhenUsed="1"/>
+    <w:lsdException w:name="List Number 5" w:semiHidden="1" w:unhideWhenUsed="1"/>
+    <w:lsdException w:name="Title" w:uiPriority="10" w:qFormat="1"/>
+    <w:lsdException w:name="Closing" w:semiHidden="1" w:unhideWhenUsed="1"/>
+    <w:lsdException w:name="Signature" w:semiHidden="1" w:unhideWhenUsed="1"/>
+    <w:lsdException w:name="Default Paragraph Font" w:semiHidden="1" w:uiPriority="1" w:unhideWhenUsed="1"/>
+    <w:lsdException w:name="Body Text" w:semiHidden="1" w:unhideWhenUsed="1"/>
+    <w:lsdException w:name="Body Text Indent" w:semiHidden="1" w:unhideWhenUsed="1"/>
+    <w:lsdException w:name="List Continue" w:semiHidden="1" w:unhideWhenUsed="1"/>
+    <w:lsdException w:name="List Continue 2" w:semiHidden="1" w:unhideWhenUsed="1"/>
+    <w:lsdException w:name="List Continue 3" w:semiHidden="1" w:unhideWhenUsed="1"/>
+    <w:lsdException w:name="List Continue 4" w:semiHidden="1" w:unhideWhenUsed="1"/>
+    <w:lsdException w:name="List Continue 5" w:semiHidden="1" w:unhideWhenUsed="1"/>
+    <w:lsdException w:name="Message Header" w:semiHidden="1" w:unhideWhenUsed="1"/>
+    <w:lsdException w:name="Subtitle" w:uiPriority="11" w:qFormat="1"/>
+    <w:lsdException w:name="Salutation" w:semiHidden="1" w:unhideWhenUsed="1"/>
+    <w:lsdException w:name="Date" w:semiHidden="1" w:unhideWhenUsed="1"/>
+    <w:lsdException w:name="Body Text First Indent" w:semiHidden="1" w:unhideWhenUsed="1"/>
+    <w:lsdException w:name="Body Text First Indent 2" w:semiHidden="1" w:unhideWhenUsed="1"/>
+    <w:lsdException w:name="Note Heading" w:semiHidden="1" w:unhideWhenUsed="1"/>
+    <w:lsdException w:name="Body Text 2" w:semiHidden="1" w:unhideWhenUsed="1"/>
+    <w:lsdException w:name="Body Text 3" w:semiHidden="1" w:unhideWhenUsed="1"/>
+    <w:lsdException w:name="Body Text Indent 2" w:semiHidden="1" w:unhideWhenUsed="1"/>
+    <w:lsdException w:name="Body Text Indent 3" w:semiHidden="1" w:unhideWhenUsed="1"/>
+    <w:lsdException w:name="Block Text" w:semiHidden="1" w:unhideWhenUsed="1"/>
+    <w:lsdException w:name="Hyperlink" w:unhideWhenUsed="1"/>
+    <w:lsdException w:name="FollowedHyperlink" w:semiHidden="1" w:unhideWhenUsed="1"/>
+    <w:lsdException w:name="Strong" w:uiPriority="22" w:qFormat="1"/>
+    <w:lsdException w:name="Emphasis" w:uiPriority="20" w:qFormat="1"/>
+    <w:lsdException w:name="Document Map" w:semiHidden="1" w:unhideWhenUsed="1"/>
+    <w:lsdException w:name="Plain Text" w:semiHidden="1" w:unhideWhenUsed="1"/>
+    <w:lsdException w:name="E-mail Signature" w:semiHidden="1" w:unhideWhenUsed="1"/>
+    <w:lsdException w:name="HTML Top of Form" w:semiHidden="1" w:unhideWhenUsed="1"/>
+    <w:lsdException w:name="HTML Bottom of Form" w:semiHidden="1" w:unhideWhenUsed="1"/>
+    <w:lsdException w:name="Normal (Web)" w:semiHidden="1" w:unhideWhenUsed="1"/>
+    <w:lsdException w:name="HTML Acronym" w:semiHidden="1" w:unhideWhenUsed="1"/>
+    <w:lsdException w:name="HTML Address" w:semiHidden="1" w:unhideWhenUsed="1"/>
+    <w:lsdException w:name="HTML Cite" w:semiHidden="1" w:unhideWhenUsed="1"/>
+    <w:lsdException w:name="HTML Code" w:semiHidden="1" w:unhideWhenUsed="1"/>
+    <w:lsdException w:name="HTML Definition" w:semiHidden="1" w:unhideWhenUsed="1"/>
+    <w:lsdException w:name="HTML Keyboard" w:semiHidden="1" w:unhideWhenUsed="1"/>
+    <w:lsdException w:name="HTML Preformatted" w:semiHidden="1" w:unhideWhenUsed="1"/>
+    <w:lsdException w:name="HTML Sample" w:semiHidden="1" w:unhideWhenUsed="1"/>
+    <w:lsdException w:name="HTML Typewriter" w:semiHidden="1" w:unhideWhenUsed="1"/>
+    <w:lsdException w:name="HTML Variable" w:semiHidden="1" w:unhideWhenUsed="1"/>
+    <w:lsdException w:name="Normal Table" w:semiHidden="1" w:unhideWhenUsed="1"/>
+    <w:lsdException w:name="annotation subject" w:semiHidden="1" w:unhideWhenUsed="1"/>
+    <w:lsdException w:name="No List" w:semiHidden="1" w:unhideWhenUsed="1"/>
+    <w:lsdException w:name="Outline List 1" w:semiHidden="1" w:unhideWhenUsed="1"/>
+    <w:lsdException w:name="Outline List 2" w:semiHidden="1" w:unhideWhenUsed="1"/>
+    <w:lsdException w:name="Outline List 3" w:semiHidden="1" w:unhideWhenUsed="1"/>
+    <w:lsdException w:name="Table Simple 1" w:semiHidden="1" w:unhideWhenUsed="1"/>
+    <w:lsdException w:name="Table Simple 2" w:semiHidden="1" w:unhideWhenUsed="1"/>
+    <w:lsdException w:name="Table Simple 3" w:semiHidden="1" w:unhideWhenUsed="1"/>
+    <w:lsdException w:name="Table Classic 1" w:semiHidden="1" w:unhideWhenUsed="1"/>
+    <w:lsdException w:name="Table Classic 2" w:semiHidden="1" w:unhideWhenUsed="1"/>
+    <w:lsdException w:name="Table Classic 3" w:semiHidden="1" w:unhideWhenUsed="1"/>
+    <w:lsdException w:name="Table Classic 4" w:semiHidden="1" w:unhideWhenUsed="1"/>
+    <w:lsdException w:name="Table Colorful 1" w:semiHidden="1" w:unhideWhenUsed="1"/>
+    <w:lsdException w:name="Table Colorful 2" w:semiHidden="1" w:unhideWhenUsed="1"/>
+    <w:lsdException w:name="Table Colorful 3" w:semiHidden="1" w:unhideWhenUsed="1"/>
+    <w:lsdException w:name="Table Columns 1" w:semiHidden="1" w:unhideWhenUsed="1"/>
+    <w:lsdException w:name="Table Columns 2" w:semiHidden="1" w:unhideWhenUsed="1"/>
+    <w:lsdException w:name="Table Columns 3" w:semiHidden="1" w:unhideWhenUsed="1"/>
+    <w:lsdException w:name="Table Columns 4" w:semiHidden="1" w:unhideWhenUsed="1"/>
+    <w:lsdException w:name="Table Columns 5" w:semiHidden="1" w:unhideWhenUsed="1"/>
+    <w:lsdException w:name="Table Grid 1" w:semiHidden="1" w:unhideWhenUsed="1"/>
+    <w:lsdException w:name="Table Grid 2" w:semiHidden="1" w:unhideWhenUsed="1"/>
+    <w:lsdException w:name="Table Grid 3" w:semiHidden="1" w:unhideWhenUsed="1"/>
+    <w:lsdException w:name="Table Grid 4" w:semiHidden="1" w:unhideWhenUsed="1"/>
+    <w:lsdException w:name="Table Grid 5" w:semiHidden="1" w:unhideWhenUsed="1"/>
+    <w:lsdException w:name="Table Grid 6" w:semiHidden="1" w:unhideWhenUsed="1"/>
+    <w:lsdException w:name="Table Grid 7" w:semiHidden="1" w:unhideWhenUsed="1"/>
+    <w:lsdException w:name="Table Grid 8" w:semiHidden="1" w:unhideWhenUsed="1"/>
+    <w:lsdException w:name="Table List 1" w:semiHidden="1" w:unhideWhenUsed="1"/>
+    <w:lsdException w:name="Table List 2" w:semiHidden="1" w:unhideWhenUsed="1"/>
+    <w:lsdException w:name="Table List 3" w:semiHidden="1" w:unhideWhenUsed="1"/>
+    <w:lsdException w:name="Table List 4" w:semiHidden="1" w:unhideWhenUsed="1"/>
+    <w:lsdException w:name="Table List 5" w:semiHidden="1" w:unhideWhenUsed="1"/>
+    <w:lsdException w:name="Table List 6" w:semiHidden="1" w:unhideWhenUsed="1"/>
+    <w:lsdException w:name="Table List 7" w:semiHidden="1" w:unhideWhenUsed="1"/>
+    <w:lsdException w:name="Table List 8" w:semiHidden="1" w:unhideWhenUsed="1"/>
+    <w:lsdException w:name="Table 3D effects 1" w:semiHidden="1" w:unhideWhenUsed="1"/>
+    <w:lsdException w:name="Table 3D effects 2" w:semiHidden="1" w:unhideWhenUsed="1"/>
+    <w:lsdException w:name="Table 3D effects 3" w:semiHidden="1" w:unhideWhenUsed="1"/>
+    <w:lsdException w:name="Table Contemporary" w:semiHidden="1" w:unhideWhenUsed="1"/>
+    <w:lsdException w:name="Table Elegant" w:semiHidden="1" w:unhideWhenUsed="1"/>
+    <w:lsdException w:name="Table Professional" w:semiHidden="1" w:unhideWhenUsed="1"/>
+    <w:lsdException w:name="Table Subtle 1" w:semiHidden="1" w:unhideWhenUsed="1"/>
+    <w:lsdException w:name="Table Subtle 2" w:semiHidden="1" w:unhideWhenUsed="1"/>
+    <w:lsdException w:name="Table Web 1" w:semiHidden="1" w:unhideWhenUsed="1"/>
+    <w:lsdException w:name="Table Web 2" w:semiHidden="1" w:unhideWhenUsed="1"/>
+    <w:lsdException w:name="Table Web 3" w:semiHidden="1" w:unhideWhenUsed="1"/>
+    <w:lsdException w:name="Balloon Text" w:semiHidden="1" w:unhideWhenUsed="1"/>
+    <w:lsdException w:name="Table Grid" w:uiPriority="39"/>
+    <w:lsdException w:name="Table Theme" w:semiHidden="1" w:unhideWhenUsed="1"/>
+    <w:lsdException w:name="Placeholder Text" w:semiHidden="1"/>
+    <w:lsdException w:name="Light Shading" w:uiPriority="60"/>
+    <w:lsdException w:name="Light List" w:uiPriority="61"/>
+    <w:lsdException w:name="Light Grid" w:uiPriority="62"/>
+    <w:lsdException w:name="Medium Shading 1" w:uiPriority="63"/>
+    <w:lsdException w:name="Medium Shading 2" w:uiPriority="64"/>
+    <w:lsdException w:name="Medium List 1" w:uiPriority="65"/>
+    <w:lsdException w:name="Medium List 2" w:uiPriority="66"/>
+    <w:lsdException w:name="Medium Grid 1" w:uiPriority="67"/>
+    <w:lsdException w:name="Medium Grid 2" w:uiPriority="68"/>
+    <w:lsdException w:name="Medium Grid 3" w:uiPriority="69"/>
+    <w:lsdException w:name="Dark List" w:uiPriority="70"/>
+    <w:lsdException w:name="Colorful Shading" w:uiPriority="71"/>
+    <w:lsdException w:name="Colorful List" w:uiPriority="72"/>
+    <w:lsdException w:name="Colorful Grid" w:uiPriority="73"/>
+    <w:lsdException w:name="Light Shading Accent 1" w:uiPriority="60"/>
+    <w:lsdException w:name="Light List Accent 1" w:uiPriority="61"/>
+    <w:lsdException w:name="Light Grid Accent 1" w:uiPriority="62"/>
+    <w:lsdException w:name="Medium Shading 1 Accent 1" w:uiPriority="63"/>
+    <w:lsdException w:name="Medium Shading 2 Accent 1" w:uiPriority="64"/>
+    <w:lsdException w:name="Medium List 1 Accent 1" w:uiPriority="65"/>
+    <w:lsdException w:name="Revision" w:semiHidden="1"/>
+    <w:lsdException w:name="List Paragraph" w:uiPriority="34" w:qFormat="1"/>
+    <w:lsdException w:name="Quote" w:uiPriority="29" w:qFormat="1"/>
+    <w:lsdException w:name="Intense Quote" w:uiPriority="30" w:qFormat="1"/>
+    <w:lsdException w:name="Medium List 2 Accent 1" w:uiPriority="66"/>
+    <w:lsdException w:name="Medium Grid 1 Accent 1" w:uiPriority="67"/>
+    <w:lsdException w:name="Medium Grid 2 Accent 1" w:uiPriority="68"/>
+    <w:lsdException w:name="Medium Grid 3 Accent 1" w:uiPriority="69"/>
+    <w:lsdException w:name="Dark List Accent 1" w:uiPriority="70"/>
+    <w:lsdException w:name="Colorful Shading Accent 1" w:uiPriority="71"/>
+    <w:lsdException w:name="Colorful List Accent 1" w:uiPriority="72"/>
+    <w:lsdException w:name="Colorful Grid Accent 1" w:uiPriority="73"/>
+    <w:lsdException w:name="Light Shading Accent 2" w:uiPriority="60"/>
+    <w:lsdException w:name="Light List Accent 2" w:uiPriority="61"/>
+    <w:lsdException w:name="Light Grid Accent 2" w:uiPriority="62"/>
+    <w:lsdException w:name="Medium Shading 1 Accent 2" w:uiPriority="63"/>
+    <w:lsdException w:name="Medium Shading 2 Accent 2" w:uiPriority="64"/>
+    <w:lsdException w:name="Medium List 1 Accent 2" w:uiPriority="65"/>
+    <w:lsdException w:name="Medium List 2 Accent 2" w:uiPriority="66"/>
+    <w:lsdException w:name="Medium Grid 1 Accent 2" w:uiPriority="67"/>
+    <w:lsdException w:name="Medium Grid 2 Accent 2" w:uiPriority="68"/>
+    <w:lsdException w:name="Medium Grid 3 Accent 2" w:uiPriority="69"/>
+    <w:lsdException w:name="Dark List Accent 2" w:uiPriority="70"/>
+    <w:lsdException w:name="Colorful Shading Accent 2" w:uiPriority="71"/>
+    <w:lsdException w:name="Colorful List Accent 2" w:uiPriority="72"/>
+    <w:lsdException w:name="Colorful Grid Accent 2" w:uiPriority="73"/>
+    <w:lsdException w:name="Light Shading Accent 3" w:uiPriority="60"/>
+    <w:lsdException w:name="Light List Accent 3" w:uiPriority="61"/>
+    <w:lsdException w:name="Light Grid Accent 3" w:uiPriority="62"/>
+    <w:lsdException w:name="Medium Shading 1 Accent 3" w:uiPriority="63"/>
+    <w:lsdException w:name="Medium Shading 2 Accent 3" w:uiPriority="64"/>
+    <w:lsdException w:name="Medium List 1 Accent 3" w:uiPriority="65"/>
+    <w:lsdException w:name="Medium List 2 Accent 3" w:uiPriority="66"/>
+    <w:lsdException w:name="Medium Grid 1 Accent 3" w:uiPriority="67"/>
+    <w:lsdException w:name="Medium Grid 2 Accent 3" w:uiPriority="68"/>
+    <w:lsdException w:name="Medium Grid 3 Accent 3" w:uiPriority="69"/>
+    <w:lsdException w:name="Dark List Accent 3" w:uiPriority="70"/>
+    <w:lsdException w:name="Colorful Shading Accent 3" w:uiPriority="71"/>
+    <w:lsdException w:name="Colorful List Accent 3" w:uiPriority="72"/>
+    <w:lsdException w:name="Colorful Grid Accent 3" w:uiPriority="73"/>
+    <w:lsdException w:name="Light Shading Accent 4" w:uiPriority="60"/>
+    <w:lsdException w:name="Light List Accent 4" w:uiPriority="61"/>
+    <w:lsdException w:name="Light Grid Accent 4" w:uiPriority="62"/>
+    <w:lsdException w:name="Medium Shading 1 Accent 4" w:uiPriority="63"/>
+    <w:lsdException w:name="Medium Shading 2 Accent 4" w:uiPriority="64"/>
+    <w:lsdException w:name="Medium List 1 Accent 4" w:uiPriority="65"/>
+    <w:lsdException w:name="Medium List 2 Accent 4" w:uiPriority="66"/>
+    <w:lsdException w:name="Medium Grid 1 Accent 4" w:uiPriority="67"/>
+    <w:lsdException w:name="Medium Grid 2 Accent 4" w:uiPriority="68"/>
+    <w:lsdException w:name="Medium Grid 3 Accent 4" w:uiPriority="69"/>
+    <w:lsdException w:name="Dark List Accent 4" w:uiPriority="70"/>
+    <w:lsdException w:name="Colorful Shading Accent 4" w:uiPriority="71"/>
+    <w:lsdException w:name="Colorful List Accent 4" w:uiPriority="72"/>
+    <w:lsdException w:name="Colorful Grid Accent 4" w:uiPriority="73"/>
+    <w:lsdException w:name="Light Shading Accent 5" w:uiPriority="60"/>
+    <w:lsdException w:name="Light List Accent 5" w:uiPriority="61"/>
+    <w:lsdException w:name="Light Grid Accent 5" w:uiPriority="62"/>
+    <w:lsdException w:name="Medium Shading 1 Accent 5" w:uiPriority="63"/>
+    <w:lsdException w:name="Medium Shading 2 Accent 5" w:uiPriority="64"/>
+    <w:lsdException w:name="Medium List 1 Accent 5" w:uiPriority="65"/>
+    <w:lsdException w:name="Medium List 2 Accent 5" w:uiPriority="66"/>
+    <w:lsdException w:name="Medium Grid 1 Accent 5" w:uiPriority="67"/>
+    <w:lsdException w:name="Medium Grid 2 Accent 5" w:uiPriority="68"/>
+    <w:lsdException w:name="Medium Grid 3 Accent 5" w:uiPriority="69"/>
+    <w:lsdException w:name="Dark List Accent 5" w:uiPriority="70"/>
+    <w:lsdException w:name="Colorful Shading Accent 5" w:uiPriority="71"/>
+    <w:lsdException w:name="Colorful List Accent 5" w:uiPriority="72"/>
+    <w:lsdException w:name="Colorful Grid Accent 5" w:uiPriority="73"/>
+    <w:lsdException w:name="Light Shading Accent 6" w:uiPriority="60"/>
+    <w:lsdException w:name="Light List Accent 6" w:uiPriority="61"/>
+    <w:lsdException w:name="Light Grid Accent 6" w:uiPriority="62"/>
+    <w:lsdException w:name="Medium Shading 1 Accent 6" w:uiPriority="63"/>
+    <w:lsdException w:name="Medium Shading 2 Accent 6" w:uiPriority="64"/>
+    <w:lsdException w:name="Medium List 1 Accent 6" w:uiPriority="65"/>
+    <w:lsdException w:name="Medium List 2 Accent 6" w:uiPriority="66"/>
+    <w:lsdException w:name="Medium Grid 1 Accent 6" w:uiPriority="67"/>
+    <w:lsdException w:name="Medium Grid 2 Accent 6" w:uiPriority="68"/>
+    <w:lsdException w:name="Medium Grid 3 Accent 6" w:uiPriority="69"/>
+    <w:lsdException w:name="Dark List Accent 6" w:uiPriority="70"/>
+    <w:lsdException w:name="Colorful Shading Accent 6" w:uiPriority="71"/>
+    <w:lsdException w:name="Colorful List Accent 6" w:uiPriority="72"/>
+    <w:lsdException w:name="Colorful Grid Accent 6" w:uiPriority="73"/>
+    <w:lsdException w:name="Subtle Emphasis" w:uiPriority="19" w:qFormat="1"/>
+    <w:lsdException w:name="Intense Emphasis" w:uiPriority="21" w:qFormat="1"/>
+    <w:lsdException w:name="Subtle Reference" w:uiPriority="31" w:qFormat="1"/>
+    <w:lsdException w:name="Intense Reference" w:uiPriority="32" w:qFormat="1"/>
+    <w:lsdException w:name="Book Title" w:uiPriority="33" w:qFormat="1"/>
+    <w:lsdException w:name="Bibliography" w:semiHidden="1" w:uiPriority="37" w:unhideWhenUsed="1"/>
+    <w:lsdException w:name="TOC Heading" w:semiHidden="1" w:uiPriority="39" w:unhideWhenUsed="1" w:qFormat="1"/>
+    <w:lsdException w:name="Plain Table 1" w:uiPriority="41"/>
+    <w:lsdException w:name="Plain Table 2" w:uiPriority="42"/>
+    <w:lsdException w:name="Plain Table 3" w:uiPriority="43"/>
+    <w:lsdException w:name="Plain Table 4" w:uiPriority="44"/>
+    <w:lsdException w:name="Plain Table 5" w:uiPriority="45"/>
+    <w:lsdException w:name="Grid Table Light" w:uiPriority="40"/>
+    <w:lsdException w:name="Grid Table 1 Light" w:uiPriority="46"/>
+    <w:lsdException w:name="Grid Table 2" w:uiPriority="47"/>
+    <w:lsdException w:name="Grid Table 3" w:uiPriority="48"/>
+    <w:lsdException w:name="Grid Table 4" w:uiPriority="49"/>
+    <w:lsdException w:name="Grid Table 5 Dark" w:uiPriority="50"/>
+    <w:lsdException w:name="Grid Table 6 Colorful" w:uiPriority="51"/>
+    <w:lsdException w:name="Grid Table 7 Colorful" w:uiPriority="52"/>
+    <w:lsdException w:name="Grid Table 1 Light Accent 1" w:uiPriority="46"/>
+    <w:lsdException w:name="Grid Table 2 Accent 1" w:uiPriority="47"/>
+    <w:lsdException w:name="Grid Table 3 Accent 1" w:uiPriority="48"/>
+    <w:lsdException w:name="Grid Table 4 Accent 1" w:uiPriority="49"/>
+    <w:lsdException w:name="Grid Table 5 Dark Accent 1" w:uiPriority="50"/>
+    <w:lsdException w:name="Grid Table 6 Colorful Accent 1" w:uiPriority="51"/>
+    <w:lsdException w:name="Grid Table 7 Colorful Accent 1" w:uiPriority="52"/>
+    <w:lsdException w:name="Grid Table 1 Light Accent 2" w:uiPriority="46"/>
+    <w:lsdException w:name="Grid Table 2 Accent 2" w:uiPriority="47"/>
+    <w:lsdException w:name="Grid Table 3 Accent 2" w:uiPriority="48"/>
+    <w:lsdException w:name="Grid Table 4 Accent 2" w:uiPriority="49"/>
+    <w:lsdException w:name="Grid Table 5 Dark Accent 2" w:uiPriority="50"/>
+    <w:lsdException w:name="Grid Table 6 Colorful Accent 2" w:uiPriority="51"/>
+    <w:lsdException w:name="Grid Table 7 Colorful Accent 2" w:uiPriority="52"/>
+    <w:lsdException w:name="Grid Table 1 Light Accent 3" w:uiPriority="46"/>
+    <w:lsdException w:name="Grid Table 2 Accent 3" w:uiPriority="47"/>
+    <w:lsdException w:name="Grid Table 3 Accent 3" w:uiPriority="48"/>
+    <w:lsdException w:name="Grid Table 4 Accent 3" w:uiPriority="49"/>
+    <w:lsdException w:name="Grid Table 5 Dark Accent 3" w:uiPriority="50"/>
+    <w:lsdException w:name="Grid Table 6 Colorful Accent 3" w:uiPriority="51"/>
+    <w:lsdException w:name="Grid Table 7 Colorful Accent 3" w:uiPriority="52"/>
+    <w:lsdException w:name="Grid Table 1 Light Accent 4" w:uiPriority="46"/>
+    <w:lsdException w:name="Grid Table 2 Accent 4" w:uiPriority="47"/>
+    <w:lsdException w:name="Grid Table 3 Accent 4" w:uiPriority="48"/>
+    <w:lsdException w:name="Grid Table 4 Accent 4" w:uiPriority="49"/>
+    <w:lsdException w:name="Grid Table 5 Dark Accent 4" w:uiPriority="50"/>
+    <w:lsdException w:name="Grid Table 6 Colorful Accent 4" w:uiPriority="51"/>
+    <w:lsdException w:name="Grid Table 7 Colorful Accent 4" w:uiPriority="52"/>
+    <w:lsdException w:name="Grid Table 1 Light Accent 5" w:uiPriority="46"/>
+    <w:lsdException w:name="Grid Table 2 Accent 5" w:uiPriority="47"/>
+    <w:lsdException w:name="Grid Table 3 Accent 5" w:uiPriority="48"/>
+    <w:lsdException w:name="Grid Table 4 Accent 5" w:uiPriority="49"/>
+    <w:lsdException w:name="Grid Table 5 Dark Accent 5" w:uiPriority="50"/>
+    <w:lsdException w:name="Grid Table 6 Colorful Accent 5" w:uiPriority="51"/>
+    <w:lsdException w:name="Grid Table 7 Colorful Accent 5" w:uiPriority="52"/>
+    <w:lsdException w:name="Grid Table 1 Light Accent 6" w:uiPriority="46"/>
+    <w:lsdException w:name="Grid Table 2 Accent 6" w:uiPriority="47"/>
+    <w:lsdException w:name="Grid Table 3 Accent 6" w:uiPriority="48"/>
+    <w:lsdException w:name="Grid Table 4 Accent 6" w:uiPriority="49"/>
+    <w:lsdException w:name="Grid Table 5 Dark Accent 6" w:uiPriority="50"/>
+    <w:lsdException w:name="Grid Table 6 Colorful Accent 6" w:uiPriority="51"/>
+    <w:lsdException w:name="Grid Table 7 Colorful Accent 6" w:uiPriority="52"/>
+    <w:lsdException w:name="List Table 1 Light" w:uiPriority="46"/>
+    <w:lsdException w:name="List Table 2" w:uiPriority="47"/>
+    <w:lsdException w:name="List Table 3" w:uiPriority="48"/>
+    <w:lsdException w:name="List Table 4" w:uiPriority="49"/>
+    <w:lsdException w:name="List Table 5 Dark" w:uiPriority="50"/>
+    <w:lsdException w:name="List Table 6 Colorful" w:uiPriority="51"/>
+    <w:lsdException w:name="List Table 7 Colorful" w:uiPriority="52"/>
+    <w:lsdException w:name="List Table 1 Light Accent 1" w:uiPriority="46"/>
+    <w:lsdException w:name="List Table 2 Accent 1" w:uiPriority="47"/>
+    <w:lsdException w:name="List Table 3 Accent 1" w:uiPriority="48"/>
+    <w:lsdException w:name="List Table 4 Accent 1" w:uiPriority="49"/>
+    <w:lsdException w:name="List Table 5 Dark Accent 1" w:uiPriority="50"/>
+    <w:lsdException w:name="List Table 6 Colorful Accent 1" w:uiPriority="51"/>
+    <w:lsdException w:name="List Table 7 Colorful Accent 1" w:uiPriority="52"/>
+    <w:lsdException w:name="List Table 1 Light Accent 2" w:uiPriority="46"/>
+    <w:lsdException w:name="List Table 2 Accent 2" w:uiPriority="47"/>
+    <w:lsdException w:name="List Table 3 Accent 2" w:uiPriority="48"/>
+    <w:lsdException w:name="List Table 4 Accent 2" w:uiPriority="49"/>
+    <w:lsdException w:name="List Table 5 Dark Accent 2" w:uiPriority="50"/>
+    <w:lsdException w:name="List Table 6 Colorful Accent 2" w:uiPriority="51"/>
+    <w:lsdException w:name="List Table 7 Colorful Accent 2" w:uiPriority="52"/>
+    <w:lsdException w:name="List Table 1 Light Accent 3" w:uiPriority="46"/>
+    <w:lsdException w:name="List Table 2 Accent 3" w:uiPriority="47"/>
+    <w:lsdException w:name="List Table 3 Accent 3" w:uiPriority="48"/>
+    <w:lsdException w:name="List Table 4 Accent 3" w:uiPriority="49"/>
+    <w:lsdException w:name="List Table 5 Dark Accent 3" w:uiPriority="50"/>
+    <w:lsdException w:name="List Table 6 Colorful Accent 3" w:uiPriority="51"/>
+    <w:lsdException w:name="List Table 7 Colorful Accent 3" w:uiPriority="52"/>
+    <w:lsdException w:name="List Table 1 Light Accent 4" w:uiPriority="46"/>
+    <w:lsdException w:name="List Table 2 Accent 4" w:uiPriority="47"/>
+    <w:lsdException w:name="List Table 3 Accent 4" w:uiPriority="48"/>
+    <w:lsdException w:name="List Table 4 Accent 4" w:uiPriority="49"/>
+    <w:lsdException w:name="List Table 5 Dark Accent 4" w:uiPriority="50"/>
+    <w:lsdException w:name="List Table 6 Colorful Accent 4" w:uiPriority="51"/>
+    <w:lsdException w:name="List Table 7 Colorful Accent 4" w:uiPriority="52"/>
+    <w:lsdException w:name="List Table 1 Light Accent 5" w:uiPriority="46"/>
+    <w:lsdException w:name="List Table 2 Accent 5" w:uiPriority="47"/>
+    <w:lsdException w:name="List Table 3 Accent 5" w:uiPriority="48"/>
+    <w:lsdException w:name="List Table 4 Accent 5" w:uiPriority="49"/>
+    <w:lsdException w:name="List Table 5 Dark Accent 5" w:uiPriority="50"/>
+    <w:lsdException w:name="List Table 6 Colorful Accent 5" w:uiPriority="51"/>
+    <w:lsdException w:name="List Table 7 Colorful Accent 5" w:uiPriority="52"/>
+    <w:lsdException w:name="List Table 1 Light Accent 6" w:uiPriority="46"/>
+    <w:lsdException w:name="List Table 2 Accent 6" w:uiPriority="47"/>
+    <w:lsdException w:name="List Table 3 Accent 6" w:uiPriority="48"/>
+    <w:lsdException w:name="List Table 4 Accent 6" w:uiPriority="49"/>
+    <w:lsdException w:name="List Table 5 Dark Accent 6" w:uiPriority="50"/>
+    <w:lsdException w:name="List Table 6 Colorful Accent 6" w:uiPriority="51"/>
+    <w:lsdException w:name="List Table 7 Colorful Accent 6" w:uiPriority="52"/>
+    <w:lsdException w:name="Mention" w:semiHidden="1" w:unhideWhenUsed="1"/>
+    <w:lsdException w:name="Smart Hyperlink" w:semiHidden="1" w:unhideWhenUsed="1"/>
+    <w:lsdException w:name="Hashtag" w:semiHidden="1" w:unhideWhenUsed="1"/>
+    <w:lsdException w:name="Unresolved Mention" w:semiHidden="1" w:unhideWhenUsed="1"/>
+    <w:lsdException w:name="Smart Link" w:semiHidden="1" w:unhideWhenUsed="1"/>
   </w:latentStyles>
-  <w:style w:type="paragraph" w:default="1" w:styleId="1">
+  <w:style w:type="paragraph" w:default="1" w:styleId="Normal">
     <w:name w:val="Normal"/>
     <w:qFormat/>
-    <w:uiPriority w:val="0"/>
     <w:pPr>
       <w:tabs>
         <w:tab w:val="left" w:pos="90"/>
@@ -6907,21 +7469,19 @@
       <w:jc w:val="both"/>
     </w:pPr>
     <w:rPr>
-      <w:rFonts w:ascii="Times New Roman" w:hAnsi="Times New Roman" w:eastAsia="Times New Roman" w:cs="Times New Roman"/>
-      <w:kern w:val="0"/>
+      <w:rFonts w:ascii="Times New Roman" w:hAnsi="Times New Roman" w:cs="Times New Roman"/>
       <w:sz w:val="26"/>
       <w:szCs w:val="24"/>
-      <w:lang w:val="vi" w:eastAsia="en-US" w:bidi="ar-SA"/>
-      <w14:ligatures w14:val="none"/>
+      <w:lang w:val="vi" w:eastAsia="en-US"/>
     </w:rPr>
   </w:style>
-  <w:style w:type="paragraph" w:styleId="2">
+  <w:style w:type="paragraph" w:styleId="Heading1">
     <w:name w:val="heading 1"/>
-    <w:basedOn w:val="1"/>
-    <w:next w:val="1"/>
-    <w:link w:val="27"/>
+    <w:basedOn w:val="Normal"/>
+    <w:next w:val="Normal"/>
+    <w:link w:val="Heading1Char"/>
+    <w:uiPriority w:val="9"/>
     <w:qFormat/>
-    <w:uiPriority w:val="9"/>
     <w:pPr>
       <w:keepNext/>
       <w:keepLines/>
@@ -6942,12 +7502,12 @@
       <w14:ligatures w14:val="standardContextual"/>
     </w:rPr>
   </w:style>
-  <w:style w:type="paragraph" w:styleId="3">
+  <w:style w:type="paragraph" w:styleId="Heading2">
     <w:name w:val="heading 2"/>
-    <w:basedOn w:val="1"/>
-    <w:link w:val="28"/>
+    <w:basedOn w:val="Normal"/>
+    <w:link w:val="Heading2Char"/>
+    <w:uiPriority w:val="9"/>
     <w:qFormat/>
-    <w:uiPriority w:val="9"/>
     <w:pPr>
       <w:tabs>
         <w:tab w:val="clear" w:pos="90"/>
@@ -6966,19 +7526,18 @@
       <w14:ligatures w14:val="standardContextual"/>
     </w:rPr>
   </w:style>
-  <w:style w:type="paragraph" w:styleId="4">
+  <w:style w:type="paragraph" w:styleId="Heading3">
     <w:name w:val="heading 3"/>
-    <w:basedOn w:val="1"/>
-    <w:next w:val="1"/>
-    <w:link w:val="29"/>
+    <w:basedOn w:val="Normal"/>
+    <w:next w:val="Normal"/>
+    <w:link w:val="Heading3Char"/>
+    <w:uiPriority w:val="9"/>
     <w:unhideWhenUsed/>
     <w:qFormat/>
-    <w:uiPriority w:val="9"/>
     <w:pPr>
       <w:keepNext/>
       <w:keepLines/>
       <w:numPr>
-        <w:ilvl w:val="0"/>
         <w:numId w:val="1"/>
       </w:numPr>
       <w:outlineLvl w:val="2"/>
@@ -6990,15 +7549,15 @@
       <w:lang w:val="pt-BR"/>
     </w:rPr>
   </w:style>
-  <w:style w:type="paragraph" w:styleId="5">
+  <w:style w:type="paragraph" w:styleId="Heading4">
     <w:name w:val="heading 4"/>
-    <w:basedOn w:val="1"/>
-    <w:next w:val="1"/>
-    <w:link w:val="50"/>
+    <w:basedOn w:val="Normal"/>
+    <w:next w:val="Normal"/>
+    <w:link w:val="Heading4Char"/>
+    <w:uiPriority w:val="9"/>
     <w:semiHidden/>
     <w:unhideWhenUsed/>
     <w:qFormat/>
-    <w:uiPriority w:val="9"/>
     <w:pPr>
       <w:keepNext/>
       <w:keepLines/>
@@ -7006,21 +7565,21 @@
       <w:outlineLvl w:val="3"/>
     </w:pPr>
     <w:rPr>
-      <w:rFonts w:asciiTheme="minorHAnsi" w:hAnsiTheme="minorHAnsi" w:eastAsiaTheme="majorEastAsia" w:cstheme="majorBidi"/>
+      <w:rFonts w:asciiTheme="minorHAnsi" w:eastAsiaTheme="majorEastAsia" w:hAnsiTheme="minorHAnsi" w:cstheme="majorBidi"/>
       <w:i/>
       <w:iCs/>
-      <w:color w:val="104862" w:themeColor="accent1" w:themeShade="BF"/>
+      <w:color w:val="0F4761" w:themeColor="accent1" w:themeShade="BF"/>
     </w:rPr>
   </w:style>
-  <w:style w:type="paragraph" w:styleId="6">
+  <w:style w:type="paragraph" w:styleId="Heading5">
     <w:name w:val="heading 5"/>
-    <w:basedOn w:val="1"/>
-    <w:next w:val="1"/>
-    <w:link w:val="51"/>
+    <w:basedOn w:val="Normal"/>
+    <w:next w:val="Normal"/>
+    <w:link w:val="Heading5Char"/>
+    <w:uiPriority w:val="9"/>
     <w:semiHidden/>
     <w:unhideWhenUsed/>
     <w:qFormat/>
-    <w:uiPriority w:val="9"/>
     <w:pPr>
       <w:keepNext/>
       <w:keepLines/>
@@ -7028,19 +7587,19 @@
       <w:outlineLvl w:val="4"/>
     </w:pPr>
     <w:rPr>
-      <w:rFonts w:asciiTheme="minorHAnsi" w:hAnsiTheme="minorHAnsi" w:eastAsiaTheme="majorEastAsia" w:cstheme="majorBidi"/>
-      <w:color w:val="104862" w:themeColor="accent1" w:themeShade="BF"/>
+      <w:rFonts w:asciiTheme="minorHAnsi" w:eastAsiaTheme="majorEastAsia" w:hAnsiTheme="minorHAnsi" w:cstheme="majorBidi"/>
+      <w:color w:val="0F4761" w:themeColor="accent1" w:themeShade="BF"/>
     </w:rPr>
   </w:style>
-  <w:style w:type="paragraph" w:styleId="7">
+  <w:style w:type="paragraph" w:styleId="Heading6">
     <w:name w:val="heading 6"/>
-    <w:basedOn w:val="1"/>
-    <w:next w:val="1"/>
-    <w:link w:val="52"/>
+    <w:basedOn w:val="Normal"/>
+    <w:next w:val="Normal"/>
+    <w:link w:val="Heading6Char"/>
+    <w:uiPriority w:val="9"/>
     <w:semiHidden/>
     <w:unhideWhenUsed/>
     <w:qFormat/>
-    <w:uiPriority w:val="9"/>
     <w:pPr>
       <w:keepNext/>
       <w:keepLines/>
@@ -7048,29 +7607,21 @@
       <w:outlineLvl w:val="5"/>
     </w:pPr>
     <w:rPr>
-      <w:rFonts w:asciiTheme="minorHAnsi" w:hAnsiTheme="minorHAnsi" w:eastAsiaTheme="majorEastAsia" w:cstheme="majorBidi"/>
+      <w:rFonts w:asciiTheme="minorHAnsi" w:eastAsiaTheme="majorEastAsia" w:hAnsiTheme="minorHAnsi" w:cstheme="majorBidi"/>
       <w:i/>
       <w:iCs/>
       <w:color w:val="595959" w:themeColor="text1" w:themeTint="A6"/>
-      <w14:textFill>
-        <w14:solidFill>
-          <w14:schemeClr w14:val="tx1">
-            <w14:lumMod w14:val="65000"/>
-            <w14:lumOff w14:val="35000"/>
-          </w14:schemeClr>
-        </w14:solidFill>
-      </w14:textFill>
     </w:rPr>
   </w:style>
-  <w:style w:type="paragraph" w:styleId="8">
+  <w:style w:type="paragraph" w:styleId="Heading7">
     <w:name w:val="heading 7"/>
-    <w:basedOn w:val="1"/>
-    <w:next w:val="1"/>
-    <w:link w:val="53"/>
+    <w:basedOn w:val="Normal"/>
+    <w:next w:val="Normal"/>
+    <w:link w:val="Heading7Char"/>
+    <w:uiPriority w:val="9"/>
     <w:semiHidden/>
     <w:unhideWhenUsed/>
     <w:qFormat/>
-    <w:uiPriority w:val="9"/>
     <w:pPr>
       <w:keepNext/>
       <w:keepLines/>
@@ -7078,27 +7629,19 @@
       <w:outlineLvl w:val="6"/>
     </w:pPr>
     <w:rPr>
-      <w:rFonts w:asciiTheme="minorHAnsi" w:hAnsiTheme="minorHAnsi" w:eastAsiaTheme="majorEastAsia" w:cstheme="majorBidi"/>
+      <w:rFonts w:asciiTheme="minorHAnsi" w:eastAsiaTheme="majorEastAsia" w:hAnsiTheme="minorHAnsi" w:cstheme="majorBidi"/>
       <w:color w:val="595959" w:themeColor="text1" w:themeTint="A6"/>
-      <w14:textFill>
-        <w14:solidFill>
-          <w14:schemeClr w14:val="tx1">
-            <w14:lumMod w14:val="65000"/>
-            <w14:lumOff w14:val="35000"/>
-          </w14:schemeClr>
-        </w14:solidFill>
-      </w14:textFill>
     </w:rPr>
   </w:style>
-  <w:style w:type="paragraph" w:styleId="9">
+  <w:style w:type="paragraph" w:styleId="Heading8">
     <w:name w:val="heading 8"/>
-    <w:basedOn w:val="1"/>
-    <w:next w:val="1"/>
-    <w:link w:val="54"/>
+    <w:basedOn w:val="Normal"/>
+    <w:next w:val="Normal"/>
+    <w:link w:val="Heading8Char"/>
+    <w:uiPriority w:val="9"/>
     <w:semiHidden/>
     <w:unhideWhenUsed/>
     <w:qFormat/>
-    <w:uiPriority w:val="9"/>
     <w:pPr>
       <w:keepNext/>
       <w:keepLines/>
@@ -7106,29 +7649,21 @@
       <w:outlineLvl w:val="7"/>
     </w:pPr>
     <w:rPr>
-      <w:rFonts w:asciiTheme="minorHAnsi" w:hAnsiTheme="minorHAnsi" w:eastAsiaTheme="majorEastAsia" w:cstheme="majorBidi"/>
+      <w:rFonts w:asciiTheme="minorHAnsi" w:eastAsiaTheme="majorEastAsia" w:hAnsiTheme="minorHAnsi" w:cstheme="majorBidi"/>
       <w:i/>
       <w:iCs/>
       <w:color w:val="262626" w:themeColor="text1" w:themeTint="D9"/>
-      <w14:textFill>
-        <w14:solidFill>
-          <w14:schemeClr w14:val="tx1">
-            <w14:lumMod w14:val="85000"/>
-            <w14:lumOff w14:val="15000"/>
-          </w14:schemeClr>
-        </w14:solidFill>
-      </w14:textFill>
     </w:rPr>
   </w:style>
-  <w:style w:type="paragraph" w:styleId="10">
+  <w:style w:type="paragraph" w:styleId="Heading9">
     <w:name w:val="heading 9"/>
-    <w:basedOn w:val="1"/>
-    <w:next w:val="1"/>
-    <w:link w:val="55"/>
+    <w:basedOn w:val="Normal"/>
+    <w:next w:val="Normal"/>
+    <w:link w:val="Heading9Char"/>
+    <w:uiPriority w:val="9"/>
     <w:semiHidden/>
     <w:unhideWhenUsed/>
     <w:qFormat/>
-    <w:uiPriority w:val="9"/>
     <w:pPr>
       <w:keepNext/>
       <w:keepLines/>
@@ -7136,30 +7671,23 @@
       <w:outlineLvl w:val="8"/>
     </w:pPr>
     <w:rPr>
-      <w:rFonts w:asciiTheme="minorHAnsi" w:hAnsiTheme="minorHAnsi" w:eastAsiaTheme="majorEastAsia" w:cstheme="majorBidi"/>
+      <w:rFonts w:asciiTheme="minorHAnsi" w:eastAsiaTheme="majorEastAsia" w:hAnsiTheme="minorHAnsi" w:cstheme="majorBidi"/>
       <w:color w:val="262626" w:themeColor="text1" w:themeTint="D9"/>
-      <w14:textFill>
-        <w14:solidFill>
-          <w14:schemeClr w14:val="tx1">
-            <w14:lumMod w14:val="85000"/>
-            <w14:lumOff w14:val="15000"/>
-          </w14:schemeClr>
-        </w14:solidFill>
-      </w14:textFill>
     </w:rPr>
   </w:style>
-  <w:style w:type="character" w:default="1" w:styleId="11">
+  <w:style w:type="character" w:default="1" w:styleId="DefaultParagraphFont">
     <w:name w:val="Default Paragraph Font"/>
+    <w:uiPriority w:val="1"/>
     <w:semiHidden/>
     <w:unhideWhenUsed/>
-    <w:uiPriority w:val="1"/>
   </w:style>
-  <w:style w:type="table" w:default="1" w:styleId="12">
+  <w:style w:type="table" w:default="1" w:styleId="TableNormal">
     <w:name w:val="Normal Table"/>
+    <w:uiPriority w:val="99"/>
     <w:semiHidden/>
     <w:unhideWhenUsed/>
-    <w:uiPriority w:val="99"/>
     <w:tblPr>
+      <w:tblInd w:w="0" w:type="dxa"/>
       <w:tblCellMar>
         <w:top w:w="0" w:type="dxa"/>
         <w:left w:w="108" w:type="dxa"/>
@@ -7168,103 +7696,92 @@
       </w:tblCellMar>
     </w:tblPr>
   </w:style>
-  <w:style w:type="paragraph" w:styleId="13">
+  <w:style w:type="numbering" w:default="1" w:styleId="NoList">
+    <w:name w:val="No List"/>
+    <w:uiPriority w:val="99"/>
+    <w:semiHidden/>
+    <w:unhideWhenUsed/>
+  </w:style>
+  <w:style w:type="paragraph" w:styleId="Footer">
     <w:name w:val="footer"/>
-    <w:basedOn w:val="1"/>
-    <w:link w:val="57"/>
+    <w:basedOn w:val="Normal"/>
+    <w:link w:val="FooterChar"/>
+    <w:uiPriority w:val="99"/>
     <w:unhideWhenUsed/>
-    <w:uiPriority w:val="99"/>
     <w:pPr>
       <w:tabs>
+        <w:tab w:val="clear" w:pos="90"/>
         <w:tab w:val="center" w:pos="4680"/>
         <w:tab w:val="right" w:pos="9360"/>
-        <w:tab w:val="clear" w:pos="90"/>
       </w:tabs>
       <w:spacing w:before="0" w:after="0" w:line="240" w:lineRule="auto"/>
     </w:pPr>
   </w:style>
-  <w:style w:type="paragraph" w:styleId="14">
+  <w:style w:type="paragraph" w:styleId="Header">
     <w:name w:val="header"/>
-    <w:basedOn w:val="1"/>
-    <w:link w:val="56"/>
+    <w:basedOn w:val="Normal"/>
+    <w:link w:val="HeaderChar"/>
+    <w:uiPriority w:val="99"/>
     <w:unhideWhenUsed/>
-    <w:uiPriority w:val="99"/>
     <w:pPr>
       <w:tabs>
+        <w:tab w:val="clear" w:pos="90"/>
         <w:tab w:val="center" w:pos="4680"/>
         <w:tab w:val="right" w:pos="9360"/>
-        <w:tab w:val="clear" w:pos="90"/>
       </w:tabs>
       <w:spacing w:before="0" w:after="0" w:line="240" w:lineRule="auto"/>
     </w:pPr>
   </w:style>
-  <w:style w:type="character" w:styleId="15">
+  <w:style w:type="character" w:styleId="Hyperlink">
     <w:name w:val="Hyperlink"/>
-    <w:basedOn w:val="11"/>
+    <w:basedOn w:val="DefaultParagraphFont"/>
+    <w:uiPriority w:val="99"/>
     <w:unhideWhenUsed/>
-    <w:uiPriority w:val="99"/>
     <w:rPr>
       <w:color w:val="467886" w:themeColor="hyperlink"/>
       <w:u w:val="single"/>
-      <w14:textFill>
-        <w14:solidFill>
-          <w14:schemeClr w14:val="hlink"/>
-        </w14:solidFill>
-      </w14:textFill>
     </w:rPr>
   </w:style>
-  <w:style w:type="paragraph" w:styleId="16">
+  <w:style w:type="paragraph" w:styleId="Subtitle">
     <w:name w:val="Subtitle"/>
-    <w:basedOn w:val="1"/>
-    <w:next w:val="1"/>
-    <w:link w:val="59"/>
+    <w:basedOn w:val="Normal"/>
+    <w:next w:val="Normal"/>
+    <w:link w:val="SubtitleChar"/>
+    <w:uiPriority w:val="11"/>
     <w:qFormat/>
-    <w:uiPriority w:val="11"/>
     <w:pPr>
       <w:spacing w:after="160"/>
-      <w:ind w:firstLine="720"/>
     </w:pPr>
     <w:rPr>
-      <w:rFonts w:asciiTheme="minorHAnsi" w:hAnsiTheme="minorHAnsi" w:eastAsiaTheme="majorEastAsia" w:cstheme="majorBidi"/>
+      <w:rFonts w:asciiTheme="minorHAnsi" w:eastAsiaTheme="majorEastAsia" w:hAnsiTheme="minorHAnsi" w:cstheme="majorBidi"/>
       <w:color w:val="595959" w:themeColor="text1" w:themeTint="A6"/>
       <w:spacing w:val="15"/>
       <w:sz w:val="28"/>
       <w:szCs w:val="28"/>
-      <w14:textFill>
-        <w14:solidFill>
-          <w14:schemeClr w14:val="tx1">
-            <w14:lumMod w14:val="65000"/>
-            <w14:lumOff w14:val="35000"/>
-          </w14:schemeClr>
-        </w14:solidFill>
-      </w14:textFill>
     </w:rPr>
   </w:style>
-  <w:style w:type="table" w:styleId="17">
+  <w:style w:type="table" w:styleId="TableGrid">
     <w:name w:val="Table Grid"/>
-    <w:basedOn w:val="12"/>
+    <w:basedOn w:val="TableNormal"/>
     <w:uiPriority w:val="39"/>
-    <w:pPr>
-      <w:spacing w:after="0" w:line="240" w:lineRule="auto"/>
-    </w:pPr>
     <w:tblPr>
       <w:tblBorders>
-        <w:top w:val="single" w:color="auto" w:sz="4" w:space="0"/>
-        <w:left w:val="single" w:color="auto" w:sz="4" w:space="0"/>
-        <w:bottom w:val="single" w:color="auto" w:sz="4" w:space="0"/>
-        <w:right w:val="single" w:color="auto" w:sz="4" w:space="0"/>
-        <w:insideH w:val="single" w:color="auto" w:sz="4" w:space="0"/>
-        <w:insideV w:val="single" w:color="auto" w:sz="4" w:space="0"/>
+        <w:top w:val="single" w:sz="4" w:space="0" w:color="auto"/>
+        <w:left w:val="single" w:sz="4" w:space="0" w:color="auto"/>
+        <w:bottom w:val="single" w:sz="4" w:space="0" w:color="auto"/>
+        <w:right w:val="single" w:sz="4" w:space="0" w:color="auto"/>
+        <w:insideH w:val="single" w:sz="4" w:space="0" w:color="auto"/>
+        <w:insideV w:val="single" w:sz="4" w:space="0" w:color="auto"/>
       </w:tblBorders>
     </w:tblPr>
   </w:style>
-  <w:style w:type="paragraph" w:styleId="18">
+  <w:style w:type="paragraph" w:styleId="TableofFigures">
     <w:name w:val="table of figures"/>
-    <w:basedOn w:val="1"/>
-    <w:next w:val="1"/>
+    <w:basedOn w:val="Normal"/>
+    <w:next w:val="Normal"/>
+    <w:uiPriority w:val="99"/>
     <w:unhideWhenUsed/>
     <w:qFormat/>
-    <w:uiPriority w:val="99"/>
     <w:pPr>
       <w:tabs>
         <w:tab w:val="clear" w:pos="90"/>
@@ -7272,32 +7789,32 @@
       <w:spacing w:after="0"/>
     </w:pPr>
   </w:style>
-  <w:style w:type="paragraph" w:styleId="19">
+  <w:style w:type="paragraph" w:styleId="Title">
     <w:name w:val="Title"/>
-    <w:basedOn w:val="1"/>
-    <w:next w:val="1"/>
-    <w:link w:val="58"/>
+    <w:basedOn w:val="Normal"/>
+    <w:next w:val="Normal"/>
+    <w:link w:val="TitleChar"/>
+    <w:uiPriority w:val="10"/>
     <w:qFormat/>
-    <w:uiPriority w:val="10"/>
     <w:pPr>
       <w:spacing w:before="0" w:after="80" w:line="240" w:lineRule="auto"/>
       <w:contextualSpacing/>
     </w:pPr>
     <w:rPr>
-      <w:rFonts w:asciiTheme="majorHAnsi" w:hAnsiTheme="majorHAnsi" w:eastAsiaTheme="majorEastAsia" w:cstheme="majorBidi"/>
+      <w:rFonts w:asciiTheme="majorHAnsi" w:eastAsiaTheme="majorEastAsia" w:hAnsiTheme="majorHAnsi" w:cstheme="majorBidi"/>
       <w:spacing w:val="-10"/>
       <w:kern w:val="28"/>
       <w:sz w:val="56"/>
       <w:szCs w:val="56"/>
     </w:rPr>
   </w:style>
-  <w:style w:type="paragraph" w:styleId="20">
+  <w:style w:type="paragraph" w:styleId="TOC1">
     <w:name w:val="toc 1"/>
-    <w:basedOn w:val="1"/>
-    <w:next w:val="1"/>
+    <w:basedOn w:val="Normal"/>
+    <w:next w:val="Normal"/>
     <w:autoRedefine/>
+    <w:uiPriority w:val="39"/>
     <w:unhideWhenUsed/>
-    <w:uiPriority w:val="39"/>
     <w:pPr>
       <w:tabs>
         <w:tab w:val="clear" w:pos="90"/>
@@ -7307,13 +7824,13 @@
       <w:jc w:val="left"/>
     </w:pPr>
   </w:style>
-  <w:style w:type="paragraph" w:styleId="21">
+  <w:style w:type="paragraph" w:styleId="TOC2">
     <w:name w:val="toc 2"/>
-    <w:basedOn w:val="1"/>
-    <w:next w:val="1"/>
+    <w:basedOn w:val="Normal"/>
+    <w:next w:val="Normal"/>
     <w:autoRedefine/>
+    <w:uiPriority w:val="39"/>
     <w:unhideWhenUsed/>
-    <w:uiPriority w:val="39"/>
     <w:pPr>
       <w:tabs>
         <w:tab w:val="clear" w:pos="90"/>
@@ -7322,13 +7839,13 @@
       <w:ind w:left="261" w:firstLine="0"/>
     </w:pPr>
   </w:style>
-  <w:style w:type="paragraph" w:styleId="22">
+  <w:style w:type="paragraph" w:styleId="TOC3">
     <w:name w:val="toc 3"/>
-    <w:basedOn w:val="1"/>
-    <w:next w:val="1"/>
+    <w:basedOn w:val="Normal"/>
+    <w:next w:val="Normal"/>
     <w:autoRedefine/>
+    <w:uiPriority w:val="39"/>
     <w:unhideWhenUsed/>
-    <w:uiPriority w:val="39"/>
     <w:pPr>
       <w:tabs>
         <w:tab w:val="clear" w:pos="90"/>
@@ -7338,32 +7855,28 @@
       <w:jc w:val="left"/>
     </w:pPr>
   </w:style>
-  <w:style w:type="paragraph" w:customStyle="1" w:styleId="23">
+  <w:style w:type="paragraph" w:customStyle="1" w:styleId="0-NoiDung">
     <w:name w:val="0-NoiDung"/>
-    <w:basedOn w:val="1"/>
-    <w:link w:val="24"/>
+    <w:basedOn w:val="Normal"/>
+    <w:link w:val="0-NoiDungChar"/>
     <w:qFormat/>
-    <w:uiPriority w:val="0"/>
   </w:style>
-  <w:style w:type="character" w:customStyle="1" w:styleId="24">
+  <w:style w:type="character" w:customStyle="1" w:styleId="0-NoiDungChar">
     <w:name w:val="0-NoiDung Char"/>
-    <w:basedOn w:val="11"/>
-    <w:link w:val="23"/>
-    <w:uiPriority w:val="0"/>
+    <w:basedOn w:val="DefaultParagraphFont"/>
+    <w:link w:val="0-NoiDung"/>
     <w:rPr>
       <w:rFonts w:ascii="Times New Roman" w:hAnsi="Times New Roman"/>
       <w:sz w:val="26"/>
     </w:rPr>
   </w:style>
-  <w:style w:type="paragraph" w:customStyle="1" w:styleId="25">
+  <w:style w:type="paragraph" w:customStyle="1" w:styleId="1-Bulltet">
     <w:name w:val="1-Bulltet"/>
-    <w:basedOn w:val="1"/>
-    <w:link w:val="26"/>
+    <w:basedOn w:val="Normal"/>
+    <w:link w:val="1-BulltetChar"/>
     <w:qFormat/>
-    <w:uiPriority w:val="0"/>
     <w:pPr>
       <w:numPr>
-        <w:ilvl w:val="0"/>
         <w:numId w:val="2"/>
       </w:numPr>
       <w:ind w:hanging="360"/>
@@ -7373,12 +7886,11 @@
       <w:szCs w:val="21"/>
     </w:rPr>
   </w:style>
-  <w:style w:type="character" w:customStyle="1" w:styleId="26">
+  <w:style w:type="character" w:customStyle="1" w:styleId="1-BulltetChar">
     <w:name w:val="1-Bulltet Char"/>
-    <w:basedOn w:val="11"/>
-    <w:link w:val="25"/>
+    <w:basedOn w:val="DefaultParagraphFont"/>
+    <w:link w:val="1-Bulltet"/>
     <w:qFormat/>
-    <w:uiPriority w:val="0"/>
     <w:rPr>
       <w:rFonts w:ascii="Times New Roman" w:hAnsi="Times New Roman"/>
       <w:color w:val="131314"/>
@@ -7386,22 +7898,22 @@
       <w:szCs w:val="21"/>
     </w:rPr>
   </w:style>
-  <w:style w:type="character" w:customStyle="1" w:styleId="27">
+  <w:style w:type="character" w:customStyle="1" w:styleId="Heading1Char">
     <w:name w:val="Heading 1 Char"/>
-    <w:basedOn w:val="11"/>
-    <w:link w:val="2"/>
+    <w:basedOn w:val="DefaultParagraphFont"/>
+    <w:link w:val="Heading1"/>
     <w:uiPriority w:val="9"/>
     <w:rPr>
-      <w:rFonts w:ascii="Times New Roman" w:hAnsi="Times New Roman" w:eastAsiaTheme="majorEastAsia" w:cstheme="majorBidi"/>
+      <w:rFonts w:ascii="Times New Roman" w:eastAsiaTheme="majorEastAsia" w:hAnsi="Times New Roman" w:cstheme="majorBidi"/>
       <w:b/>
       <w:sz w:val="26"/>
       <w:szCs w:val="32"/>
     </w:rPr>
   </w:style>
-  <w:style w:type="character" w:customStyle="1" w:styleId="28">
+  <w:style w:type="character" w:customStyle="1" w:styleId="Heading2Char">
     <w:name w:val="Heading 2 Char"/>
-    <w:basedOn w:val="11"/>
-    <w:link w:val="3"/>
+    <w:basedOn w:val="DefaultParagraphFont"/>
+    <w:link w:val="Heading2"/>
     <w:uiPriority w:val="9"/>
     <w:rPr>
       <w:rFonts w:ascii="Times New Roman" w:hAnsi="Times New Roman" w:cs="Times New Roman"/>
@@ -7411,13 +7923,13 @@
       <w:szCs w:val="36"/>
     </w:rPr>
   </w:style>
-  <w:style w:type="character" w:customStyle="1" w:styleId="29">
+  <w:style w:type="character" w:customStyle="1" w:styleId="Heading3Char">
     <w:name w:val="Heading 3 Char"/>
-    <w:basedOn w:val="11"/>
-    <w:link w:val="4"/>
+    <w:basedOn w:val="DefaultParagraphFont"/>
+    <w:link w:val="Heading3"/>
     <w:uiPriority w:val="9"/>
     <w:rPr>
-      <w:rFonts w:ascii="Times New Roman" w:hAnsi="Times New Roman" w:eastAsia="Arial" w:cs="Arial"/>
+      <w:rFonts w:ascii="Times New Roman" w:eastAsia="Arial" w:hAnsi="Times New Roman" w:cs="Arial"/>
       <w:b/>
       <w:color w:val="434343"/>
       <w:kern w:val="0"/>
@@ -7426,12 +7938,11 @@
       <w14:ligatures w14:val="none"/>
     </w:rPr>
   </w:style>
-  <w:style w:type="paragraph" w:customStyle="1" w:styleId="30">
+  <w:style w:type="paragraph" w:customStyle="1" w:styleId="2-Bulltetcon">
     <w:name w:val="2-Bulltet con"/>
-    <w:basedOn w:val="1"/>
-    <w:link w:val="31"/>
+    <w:basedOn w:val="Normal"/>
+    <w:link w:val="2-BulltetconChar"/>
     <w:qFormat/>
-    <w:uiPriority w:val="0"/>
     <w:pPr>
       <w:tabs>
         <w:tab w:val="left" w:pos="720"/>
@@ -7444,11 +7955,10 @@
       <w:szCs w:val="21"/>
     </w:rPr>
   </w:style>
-  <w:style w:type="character" w:customStyle="1" w:styleId="31">
+  <w:style w:type="character" w:customStyle="1" w:styleId="2-BulltetconChar">
     <w:name w:val="2-Bulltet con Char"/>
-    <w:basedOn w:val="11"/>
-    <w:link w:val="30"/>
-    <w:uiPriority w:val="0"/>
+    <w:basedOn w:val="DefaultParagraphFont"/>
+    <w:link w:val="2-Bulltetcon"/>
     <w:rPr>
       <w:rFonts w:ascii="Times New Roman" w:hAnsi="Times New Roman"/>
       <w:bCs/>
@@ -7457,11 +7967,10 @@
       <w:szCs w:val="21"/>
     </w:rPr>
   </w:style>
-  <w:style w:type="paragraph" w:customStyle="1" w:styleId="32">
+  <w:style w:type="paragraph" w:customStyle="1" w:styleId="bullet10">
     <w:name w:val="bullet1"/>
-    <w:basedOn w:val="1"/>
+    <w:basedOn w:val="Normal"/>
     <w:qFormat/>
-    <w:uiPriority w:val="0"/>
     <w:pPr>
       <w:ind w:firstLine="0"/>
     </w:pPr>
@@ -7469,11 +7978,10 @@
       <w:lang w:val="en-US"/>
     </w:rPr>
   </w:style>
-  <w:style w:type="paragraph" w:customStyle="1" w:styleId="33">
+  <w:style w:type="paragraph" w:customStyle="1" w:styleId="bullet20">
     <w:name w:val="bullet2"/>
-    <w:basedOn w:val="1"/>
+    <w:basedOn w:val="Normal"/>
     <w:qFormat/>
-    <w:uiPriority w:val="0"/>
     <w:pPr>
       <w:ind w:firstLine="0"/>
     </w:pPr>
@@ -7484,11 +7992,10 @@
       <w:lang w:val="en-US"/>
     </w:rPr>
   </w:style>
-  <w:style w:type="paragraph" w:customStyle="1" w:styleId="34">
+  <w:style w:type="paragraph" w:customStyle="1" w:styleId="Tieude1">
     <w:name w:val="Tieu de 1."/>
-    <w:basedOn w:val="1"/>
+    <w:basedOn w:val="Normal"/>
     <w:qFormat/>
-    <w:uiPriority w:val="0"/>
     <w:pPr>
       <w:ind w:firstLine="0"/>
       <w:outlineLvl w:val="0"/>
@@ -7498,11 +8005,10 @@
       <w:lang w:val="en-US"/>
     </w:rPr>
   </w:style>
-  <w:style w:type="paragraph" w:customStyle="1" w:styleId="35">
+  <w:style w:type="paragraph" w:customStyle="1" w:styleId="Tieude11">
     <w:name w:val="Tieu de 1.1"/>
-    <w:basedOn w:val="1"/>
+    <w:basedOn w:val="Normal"/>
     <w:qFormat/>
-    <w:uiPriority w:val="0"/>
     <w:pPr>
       <w:ind w:firstLine="0"/>
       <w:outlineLvl w:val="1"/>
@@ -7512,23 +8018,20 @@
       <w:lang w:val="en-US"/>
     </w:rPr>
   </w:style>
-  <w:style w:type="paragraph" w:customStyle="1" w:styleId="36">
+  <w:style w:type="paragraph" w:customStyle="1" w:styleId="Tieude1110">
     <w:name w:val="Tieu de 1.1.1"/>
-    <w:basedOn w:val="35"/>
+    <w:basedOn w:val="Tieude11"/>
     <w:qFormat/>
-    <w:uiPriority w:val="0"/>
     <w:pPr>
       <w:outlineLvl w:val="2"/>
     </w:pPr>
   </w:style>
-  <w:style w:type="paragraph" w:customStyle="1" w:styleId="37">
+  <w:style w:type="paragraph" w:customStyle="1" w:styleId="Bullet1">
     <w:name w:val="Bullet1"/>
-    <w:basedOn w:val="1"/>
+    <w:basedOn w:val="Normal"/>
     <w:qFormat/>
-    <w:uiPriority w:val="0"/>
     <w:pPr>
       <w:numPr>
-        <w:ilvl w:val="0"/>
         <w:numId w:val="3"/>
       </w:numPr>
       <w:spacing w:line="360" w:lineRule="auto"/>
@@ -7537,11 +8040,10 @@
       <w:lang w:val="en-US"/>
     </w:rPr>
   </w:style>
-  <w:style w:type="paragraph" w:customStyle="1" w:styleId="38">
+  <w:style w:type="paragraph" w:customStyle="1" w:styleId="Bullet2">
     <w:name w:val="Bullet2"/>
-    <w:basedOn w:val="37"/>
+    <w:basedOn w:val="Bullet1"/>
     <w:qFormat/>
-    <w:uiPriority w:val="0"/>
     <w:pPr>
       <w:numPr>
         <w:numId w:val="4"/>
@@ -7551,11 +8053,10 @@
       <w:bCs/>
     </w:rPr>
   </w:style>
-  <w:style w:type="paragraph" w:customStyle="1" w:styleId="39">
+  <w:style w:type="paragraph" w:customStyle="1" w:styleId="TieudeHinh">
     <w:name w:val="Tieu de Hinh"/>
-    <w:basedOn w:val="1"/>
+    <w:basedOn w:val="Normal"/>
     <w:qFormat/>
-    <w:uiPriority w:val="0"/>
     <w:pPr>
       <w:jc w:val="center"/>
       <w:outlineLvl w:val="4"/>
@@ -7564,20 +8065,18 @@
       <w:i/>
     </w:rPr>
   </w:style>
-  <w:style w:type="paragraph" w:customStyle="1" w:styleId="40">
+  <w:style w:type="paragraph" w:customStyle="1" w:styleId="NoiDung">
     <w:name w:val="NoiDung"/>
-    <w:basedOn w:val="1"/>
+    <w:basedOn w:val="Normal"/>
     <w:qFormat/>
-    <w:uiPriority w:val="0"/>
     <w:rPr>
       <w:lang w:val="en-US"/>
     </w:rPr>
   </w:style>
-  <w:style w:type="paragraph" w:customStyle="1" w:styleId="41">
+  <w:style w:type="paragraph" w:customStyle="1" w:styleId="TieuDe10">
     <w:name w:val="TieuDe1."/>
-    <w:basedOn w:val="1"/>
+    <w:basedOn w:val="Normal"/>
     <w:qFormat/>
-    <w:uiPriority w:val="0"/>
     <w:pPr>
       <w:ind w:firstLine="0"/>
       <w:jc w:val="left"/>
@@ -7588,11 +8087,10 @@
       <w:lang w:val="en-US"/>
     </w:rPr>
   </w:style>
-  <w:style w:type="paragraph" w:customStyle="1" w:styleId="42">
+  <w:style w:type="paragraph" w:customStyle="1" w:styleId="TieuDe110">
     <w:name w:val="TieuDe1.1"/>
-    <w:basedOn w:val="1"/>
+    <w:basedOn w:val="Normal"/>
     <w:qFormat/>
-    <w:uiPriority w:val="0"/>
     <w:pPr>
       <w:ind w:firstLine="0"/>
       <w:jc w:val="left"/>
@@ -7603,19 +8101,15 @@
       <w:lang w:val="en-US"/>
     </w:rPr>
   </w:style>
-  <w:style w:type="paragraph" w:customStyle="1" w:styleId="43">
+  <w:style w:type="paragraph" w:customStyle="1" w:styleId="TieuDe111">
     <w:name w:val="TieuDe1.1.1"/>
-    <w:basedOn w:val="44"/>
+    <w:basedOn w:val="ListParagraph"/>
     <w:qFormat/>
-    <w:uiPriority w:val="0"/>
     <w:pPr>
       <w:numPr>
         <w:ilvl w:val="2"/>
         <w:numId w:val="5"/>
       </w:numPr>
-      <w:tabs>
-        <w:tab w:val="left" w:pos="90"/>
-      </w:tabs>
       <w:outlineLvl w:val="2"/>
     </w:pPr>
     <w:rPr>
@@ -7624,21 +8118,20 @@
       <w:lang w:val="en-US"/>
     </w:rPr>
   </w:style>
-  <w:style w:type="paragraph" w:styleId="44">
+  <w:style w:type="paragraph" w:styleId="ListParagraph">
     <w:name w:val="List Paragraph"/>
-    <w:basedOn w:val="1"/>
+    <w:basedOn w:val="Normal"/>
+    <w:uiPriority w:val="34"/>
     <w:qFormat/>
-    <w:uiPriority w:val="34"/>
     <w:pPr>
       <w:ind w:left="720"/>
       <w:contextualSpacing/>
     </w:pPr>
   </w:style>
-  <w:style w:type="paragraph" w:customStyle="1" w:styleId="45">
+  <w:style w:type="paragraph" w:customStyle="1" w:styleId="Hinh">
     <w:name w:val="Hinh"/>
-    <w:basedOn w:val="1"/>
+    <w:basedOn w:val="Normal"/>
     <w:qFormat/>
-    <w:uiPriority w:val="0"/>
     <w:pPr>
       <w:ind w:firstLine="0"/>
       <w:jc w:val="center"/>
@@ -7649,28 +8142,25 @@
       <w:lang w:val="en-US"/>
     </w:rPr>
   </w:style>
-  <w:style w:type="paragraph" w:customStyle="1" w:styleId="46">
+  <w:style w:type="paragraph" w:customStyle="1" w:styleId="bullet">
     <w:name w:val="bullet"/>
-    <w:basedOn w:val="37"/>
+    <w:basedOn w:val="Bullet1"/>
     <w:qFormat/>
-    <w:uiPriority w:val="0"/>
     <w:pPr>
       <w:numPr>
         <w:numId w:val="0"/>
       </w:numPr>
     </w:pPr>
   </w:style>
-  <w:style w:type="paragraph" w:customStyle="1" w:styleId="47">
+  <w:style w:type="paragraph" w:customStyle="1" w:styleId="0NoiDung">
     <w:name w:val="0.NoiDung"/>
-    <w:basedOn w:val="1"/>
+    <w:basedOn w:val="Normal"/>
     <w:qFormat/>
-    <w:uiPriority w:val="0"/>
   </w:style>
-  <w:style w:type="paragraph" w:customStyle="1" w:styleId="48">
+  <w:style w:type="paragraph" w:customStyle="1" w:styleId="Bullet0">
     <w:name w:val="Bullet"/>
-    <w:basedOn w:val="44"/>
+    <w:basedOn w:val="ListParagraph"/>
     <w:qFormat/>
-    <w:uiPriority w:val="0"/>
     <w:pPr>
       <w:ind w:left="717" w:hanging="360"/>
     </w:pPr>
@@ -7679,11 +8169,10 @@
       <w:lang w:val="en-US"/>
     </w:rPr>
   </w:style>
-  <w:style w:type="paragraph" w:customStyle="1" w:styleId="49">
+  <w:style w:type="paragraph" w:customStyle="1" w:styleId="TieuDeHinh0">
     <w:name w:val="TieuDeHinh"/>
-    <w:basedOn w:val="1"/>
+    <w:basedOn w:val="Normal"/>
     <w:qFormat/>
-    <w:uiPriority w:val="0"/>
     <w:pPr>
       <w:jc w:val="center"/>
     </w:pPr>
@@ -7691,44 +8180,44 @@
       <w:i/>
     </w:rPr>
   </w:style>
-  <w:style w:type="character" w:customStyle="1" w:styleId="50">
+  <w:style w:type="character" w:customStyle="1" w:styleId="Heading4Char">
     <w:name w:val="Heading 4 Char"/>
-    <w:basedOn w:val="11"/>
-    <w:link w:val="5"/>
+    <w:basedOn w:val="DefaultParagraphFont"/>
+    <w:link w:val="Heading4"/>
+    <w:uiPriority w:val="9"/>
     <w:semiHidden/>
-    <w:uiPriority w:val="9"/>
     <w:rPr>
       <w:rFonts w:eastAsiaTheme="majorEastAsia" w:cstheme="majorBidi"/>
       <w:i/>
       <w:iCs/>
-      <w:color w:val="104862" w:themeColor="accent1" w:themeShade="BF"/>
+      <w:color w:val="0F4761" w:themeColor="accent1" w:themeShade="BF"/>
       <w:kern w:val="0"/>
       <w:sz w:val="26"/>
       <w:lang w:val="vi"/>
       <w14:ligatures w14:val="none"/>
     </w:rPr>
   </w:style>
-  <w:style w:type="character" w:customStyle="1" w:styleId="51">
+  <w:style w:type="character" w:customStyle="1" w:styleId="Heading5Char">
     <w:name w:val="Heading 5 Char"/>
-    <w:basedOn w:val="11"/>
-    <w:link w:val="6"/>
+    <w:basedOn w:val="DefaultParagraphFont"/>
+    <w:link w:val="Heading5"/>
+    <w:uiPriority w:val="9"/>
     <w:semiHidden/>
-    <w:uiPriority w:val="9"/>
     <w:rPr>
       <w:rFonts w:eastAsiaTheme="majorEastAsia" w:cstheme="majorBidi"/>
-      <w:color w:val="104862" w:themeColor="accent1" w:themeShade="BF"/>
+      <w:color w:val="0F4761" w:themeColor="accent1" w:themeShade="BF"/>
       <w:kern w:val="0"/>
       <w:sz w:val="26"/>
       <w:lang w:val="vi"/>
       <w14:ligatures w14:val="none"/>
     </w:rPr>
   </w:style>
-  <w:style w:type="character" w:customStyle="1" w:styleId="52">
+  <w:style w:type="character" w:customStyle="1" w:styleId="Heading6Char">
     <w:name w:val="Heading 6 Char"/>
-    <w:basedOn w:val="11"/>
-    <w:link w:val="7"/>
+    <w:basedOn w:val="DefaultParagraphFont"/>
+    <w:link w:val="Heading6"/>
+    <w:uiPriority w:val="9"/>
     <w:semiHidden/>
-    <w:uiPriority w:val="9"/>
     <w:rPr>
       <w:rFonts w:eastAsiaTheme="majorEastAsia" w:cstheme="majorBidi"/>
       <w:i/>
@@ -7737,46 +8226,30 @@
       <w:kern w:val="0"/>
       <w:sz w:val="26"/>
       <w:lang w:val="vi"/>
-      <w14:textFill>
-        <w14:solidFill>
-          <w14:schemeClr w14:val="tx1">
-            <w14:lumMod w14:val="65000"/>
-            <w14:lumOff w14:val="35000"/>
-          </w14:schemeClr>
-        </w14:solidFill>
-      </w14:textFill>
       <w14:ligatures w14:val="none"/>
     </w:rPr>
   </w:style>
-  <w:style w:type="character" w:customStyle="1" w:styleId="53">
+  <w:style w:type="character" w:customStyle="1" w:styleId="Heading7Char">
     <w:name w:val="Heading 7 Char"/>
-    <w:basedOn w:val="11"/>
-    <w:link w:val="8"/>
+    <w:basedOn w:val="DefaultParagraphFont"/>
+    <w:link w:val="Heading7"/>
+    <w:uiPriority w:val="9"/>
     <w:semiHidden/>
-    <w:uiPriority w:val="9"/>
     <w:rPr>
       <w:rFonts w:eastAsiaTheme="majorEastAsia" w:cstheme="majorBidi"/>
       <w:color w:val="595959" w:themeColor="text1" w:themeTint="A6"/>
       <w:kern w:val="0"/>
       <w:sz w:val="26"/>
       <w:lang w:val="vi"/>
-      <w14:textFill>
-        <w14:solidFill>
-          <w14:schemeClr w14:val="tx1">
-            <w14:lumMod w14:val="65000"/>
-            <w14:lumOff w14:val="35000"/>
-          </w14:schemeClr>
-        </w14:solidFill>
-      </w14:textFill>
       <w14:ligatures w14:val="none"/>
     </w:rPr>
   </w:style>
-  <w:style w:type="character" w:customStyle="1" w:styleId="54">
+  <w:style w:type="character" w:customStyle="1" w:styleId="Heading8Char">
     <w:name w:val="Heading 8 Char"/>
-    <w:basedOn w:val="11"/>
-    <w:link w:val="9"/>
+    <w:basedOn w:val="DefaultParagraphFont"/>
+    <w:link w:val="Heading8"/>
+    <w:uiPriority w:val="9"/>
     <w:semiHidden/>
-    <w:uiPriority w:val="9"/>
     <w:rPr>
       <w:rFonts w:eastAsiaTheme="majorEastAsia" w:cstheme="majorBidi"/>
       <w:i/>
@@ -7785,44 +8258,28 @@
       <w:kern w:val="0"/>
       <w:sz w:val="26"/>
       <w:lang w:val="vi"/>
-      <w14:textFill>
-        <w14:solidFill>
-          <w14:schemeClr w14:val="tx1">
-            <w14:lumMod w14:val="85000"/>
-            <w14:lumOff w14:val="15000"/>
-          </w14:schemeClr>
-        </w14:solidFill>
-      </w14:textFill>
       <w14:ligatures w14:val="none"/>
     </w:rPr>
   </w:style>
-  <w:style w:type="character" w:customStyle="1" w:styleId="55">
+  <w:style w:type="character" w:customStyle="1" w:styleId="Heading9Char">
     <w:name w:val="Heading 9 Char"/>
-    <w:basedOn w:val="11"/>
-    <w:link w:val="10"/>
+    <w:basedOn w:val="DefaultParagraphFont"/>
+    <w:link w:val="Heading9"/>
+    <w:uiPriority w:val="9"/>
     <w:semiHidden/>
-    <w:uiPriority w:val="9"/>
     <w:rPr>
       <w:rFonts w:eastAsiaTheme="majorEastAsia" w:cstheme="majorBidi"/>
       <w:color w:val="262626" w:themeColor="text1" w:themeTint="D9"/>
       <w:kern w:val="0"/>
       <w:sz w:val="26"/>
       <w:lang w:val="vi"/>
-      <w14:textFill>
-        <w14:solidFill>
-          <w14:schemeClr w14:val="tx1">
-            <w14:lumMod w14:val="85000"/>
-            <w14:lumOff w14:val="15000"/>
-          </w14:schemeClr>
-        </w14:solidFill>
-      </w14:textFill>
       <w14:ligatures w14:val="none"/>
     </w:rPr>
   </w:style>
-  <w:style w:type="character" w:customStyle="1" w:styleId="56">
+  <w:style w:type="character" w:customStyle="1" w:styleId="HeaderChar">
     <w:name w:val="Header Char"/>
-    <w:basedOn w:val="11"/>
-    <w:link w:val="14"/>
+    <w:basedOn w:val="DefaultParagraphFont"/>
+    <w:link w:val="Header"/>
     <w:uiPriority w:val="99"/>
     <w:rPr>
       <w:rFonts w:ascii="Times New Roman" w:hAnsi="Times New Roman" w:cs="Times New Roman"/>
@@ -7832,10 +8289,10 @@
       <w14:ligatures w14:val="none"/>
     </w:rPr>
   </w:style>
-  <w:style w:type="character" w:customStyle="1" w:styleId="57">
+  <w:style w:type="character" w:customStyle="1" w:styleId="FooterChar">
     <w:name w:val="Footer Char"/>
-    <w:basedOn w:val="11"/>
-    <w:link w:val="13"/>
+    <w:basedOn w:val="DefaultParagraphFont"/>
+    <w:link w:val="Footer"/>
     <w:uiPriority w:val="99"/>
     <w:rPr>
       <w:rFonts w:ascii="Times New Roman" w:hAnsi="Times New Roman" w:cs="Times New Roman"/>
@@ -7845,13 +8302,13 @@
       <w14:ligatures w14:val="none"/>
     </w:rPr>
   </w:style>
-  <w:style w:type="character" w:customStyle="1" w:styleId="58">
+  <w:style w:type="character" w:customStyle="1" w:styleId="TitleChar">
     <w:name w:val="Title Char"/>
-    <w:basedOn w:val="11"/>
-    <w:link w:val="19"/>
+    <w:basedOn w:val="DefaultParagraphFont"/>
+    <w:link w:val="Title"/>
     <w:uiPriority w:val="10"/>
     <w:rPr>
-      <w:rFonts w:asciiTheme="majorHAnsi" w:hAnsiTheme="majorHAnsi" w:eastAsiaTheme="majorEastAsia" w:cstheme="majorBidi"/>
+      <w:rFonts w:asciiTheme="majorHAnsi" w:eastAsiaTheme="majorEastAsia" w:hAnsiTheme="majorHAnsi" w:cstheme="majorBidi"/>
       <w:spacing w:val="-10"/>
       <w:kern w:val="28"/>
       <w:sz w:val="56"/>
@@ -7860,10 +8317,10 @@
       <w14:ligatures w14:val="none"/>
     </w:rPr>
   </w:style>
-  <w:style w:type="character" w:customStyle="1" w:styleId="59">
+  <w:style w:type="character" w:customStyle="1" w:styleId="SubtitleChar">
     <w:name w:val="Subtitle Char"/>
-    <w:basedOn w:val="11"/>
-    <w:link w:val="16"/>
+    <w:basedOn w:val="DefaultParagraphFont"/>
+    <w:link w:val="Subtitle"/>
     <w:uiPriority w:val="11"/>
     <w:rPr>
       <w:rFonts w:eastAsiaTheme="majorEastAsia" w:cstheme="majorBidi"/>
@@ -7873,24 +8330,16 @@
       <w:sz w:val="28"/>
       <w:szCs w:val="28"/>
       <w:lang w:val="vi"/>
-      <w14:textFill>
-        <w14:solidFill>
-          <w14:schemeClr w14:val="tx1">
-            <w14:lumMod w14:val="65000"/>
-            <w14:lumOff w14:val="35000"/>
-          </w14:schemeClr>
-        </w14:solidFill>
-      </w14:textFill>
       <w14:ligatures w14:val="none"/>
     </w:rPr>
   </w:style>
-  <w:style w:type="paragraph" w:styleId="60">
+  <w:style w:type="paragraph" w:styleId="Quote">
     <w:name w:val="Quote"/>
-    <w:basedOn w:val="1"/>
-    <w:next w:val="1"/>
-    <w:link w:val="61"/>
+    <w:basedOn w:val="Normal"/>
+    <w:next w:val="Normal"/>
+    <w:link w:val="QuoteChar"/>
+    <w:uiPriority w:val="29"/>
     <w:qFormat/>
-    <w:uiPriority w:val="29"/>
     <w:pPr>
       <w:spacing w:before="160" w:after="160"/>
       <w:jc w:val="center"/>
@@ -7899,20 +8348,12 @@
       <w:i/>
       <w:iCs/>
       <w:color w:val="404040" w:themeColor="text1" w:themeTint="BF"/>
-      <w14:textFill>
-        <w14:solidFill>
-          <w14:schemeClr w14:val="tx1">
-            <w14:lumMod w14:val="75000"/>
-            <w14:lumOff w14:val="25000"/>
-          </w14:schemeClr>
-        </w14:solidFill>
-      </w14:textFill>
     </w:rPr>
   </w:style>
-  <w:style w:type="character" w:customStyle="1" w:styleId="61">
+  <w:style w:type="character" w:customStyle="1" w:styleId="QuoteChar">
     <w:name w:val="Quote Char"/>
-    <w:basedOn w:val="11"/>
-    <w:link w:val="60"/>
+    <w:basedOn w:val="DefaultParagraphFont"/>
+    <w:link w:val="Quote"/>
     <w:uiPriority w:val="29"/>
     <w:rPr>
       <w:rFonts w:ascii="Times New Roman" w:hAnsi="Times New Roman" w:cs="Times New Roman"/>
@@ -7922,28 +8363,20 @@
       <w:kern w:val="0"/>
       <w:sz w:val="26"/>
       <w:lang w:val="vi"/>
-      <w14:textFill>
-        <w14:solidFill>
-          <w14:schemeClr w14:val="tx1">
-            <w14:lumMod w14:val="75000"/>
-            <w14:lumOff w14:val="25000"/>
-          </w14:schemeClr>
-        </w14:solidFill>
-      </w14:textFill>
       <w14:ligatures w14:val="none"/>
     </w:rPr>
   </w:style>
-  <w:style w:type="paragraph" w:styleId="62">
+  <w:style w:type="paragraph" w:styleId="IntenseQuote">
     <w:name w:val="Intense Quote"/>
-    <w:basedOn w:val="1"/>
-    <w:next w:val="1"/>
-    <w:link w:val="63"/>
+    <w:basedOn w:val="Normal"/>
+    <w:next w:val="Normal"/>
+    <w:link w:val="IntenseQuoteChar"/>
+    <w:uiPriority w:val="30"/>
     <w:qFormat/>
-    <w:uiPriority w:val="30"/>
     <w:pPr>
       <w:pBdr>
-        <w:top w:val="single" w:color="0F4761" w:themeColor="accent1" w:themeShade="BF" w:sz="4" w:space="10"/>
-        <w:bottom w:val="single" w:color="0F4761" w:themeColor="accent1" w:themeShade="BF" w:sz="4" w:space="10"/>
+        <w:top w:val="single" w:sz="4" w:space="10" w:color="0F4761" w:themeColor="accent1" w:themeShade="BF"/>
+        <w:bottom w:val="single" w:sz="4" w:space="10" w:color="0F4761" w:themeColor="accent1" w:themeShade="BF"/>
       </w:pBdr>
       <w:spacing w:before="360" w:after="360"/>
       <w:ind w:left="864" w:right="864"/>
@@ -7952,67 +8385,67 @@
     <w:rPr>
       <w:i/>
       <w:iCs/>
-      <w:color w:val="104862" w:themeColor="accent1" w:themeShade="BF"/>
+      <w:color w:val="0F4761" w:themeColor="accent1" w:themeShade="BF"/>
     </w:rPr>
   </w:style>
-  <w:style w:type="character" w:customStyle="1" w:styleId="63">
+  <w:style w:type="character" w:customStyle="1" w:styleId="IntenseQuoteChar">
     <w:name w:val="Intense Quote Char"/>
-    <w:basedOn w:val="11"/>
-    <w:link w:val="62"/>
+    <w:basedOn w:val="DefaultParagraphFont"/>
+    <w:link w:val="IntenseQuote"/>
     <w:uiPriority w:val="30"/>
     <w:rPr>
       <w:rFonts w:ascii="Times New Roman" w:hAnsi="Times New Roman" w:cs="Times New Roman"/>
       <w:i/>
       <w:iCs/>
-      <w:color w:val="104862" w:themeColor="accent1" w:themeShade="BF"/>
+      <w:color w:val="0F4761" w:themeColor="accent1" w:themeShade="BF"/>
       <w:kern w:val="0"/>
       <w:sz w:val="26"/>
       <w:lang w:val="vi"/>
       <w14:ligatures w14:val="none"/>
     </w:rPr>
   </w:style>
-  <w:style w:type="character" w:customStyle="1" w:styleId="64">
-    <w:name w:val="Intense Emphasis"/>
-    <w:basedOn w:val="11"/>
+  <w:style w:type="character" w:customStyle="1" w:styleId="IntenseEmphasis1">
+    <w:name w:val="Intense Emphasis1"/>
+    <w:basedOn w:val="DefaultParagraphFont"/>
+    <w:uiPriority w:val="21"/>
     <w:qFormat/>
-    <w:uiPriority w:val="21"/>
     <w:rPr>
       <w:i/>
       <w:iCs/>
-      <w:color w:val="104862" w:themeColor="accent1" w:themeShade="BF"/>
+      <w:color w:val="0F4761" w:themeColor="accent1" w:themeShade="BF"/>
     </w:rPr>
   </w:style>
-  <w:style w:type="character" w:customStyle="1" w:styleId="65">
-    <w:name w:val="Intense Reference"/>
-    <w:basedOn w:val="11"/>
+  <w:style w:type="character" w:customStyle="1" w:styleId="IntenseReference1">
+    <w:name w:val="Intense Reference1"/>
+    <w:basedOn w:val="DefaultParagraphFont"/>
+    <w:uiPriority w:val="32"/>
     <w:qFormat/>
-    <w:uiPriority w:val="32"/>
     <w:rPr>
       <w:b/>
       <w:bCs/>
       <w:smallCaps/>
-      <w:color w:val="104862" w:themeColor="accent1" w:themeShade="BF"/>
+      <w:color w:val="0F4761" w:themeColor="accent1" w:themeShade="BF"/>
       <w:spacing w:val="5"/>
     </w:rPr>
   </w:style>
-  <w:style w:type="character" w:customStyle="1" w:styleId="66">
-    <w:name w:val="Unresolved Mention"/>
-    <w:basedOn w:val="11"/>
+  <w:style w:type="character" w:customStyle="1" w:styleId="UnresolvedMention1">
+    <w:name w:val="Unresolved Mention1"/>
+    <w:basedOn w:val="DefaultParagraphFont"/>
+    <w:uiPriority w:val="99"/>
     <w:semiHidden/>
     <w:unhideWhenUsed/>
-    <w:uiPriority w:val="99"/>
     <w:rPr>
       <w:color w:val="605E5C"/>
       <w:shd w:val="clear" w:color="auto" w:fill="E1DFDD"/>
     </w:rPr>
   </w:style>
-  <w:style w:type="paragraph" w:customStyle="1" w:styleId="67">
-    <w:name w:val="TOC Heading"/>
-    <w:basedOn w:val="2"/>
-    <w:next w:val="1"/>
+  <w:style w:type="paragraph" w:customStyle="1" w:styleId="TOCHeading1">
+    <w:name w:val="TOC Heading1"/>
+    <w:basedOn w:val="Heading1"/>
+    <w:next w:val="Normal"/>
+    <w:uiPriority w:val="39"/>
     <w:unhideWhenUsed/>
     <w:qFormat/>
-    <w:uiPriority w:val="39"/>
     <w:pPr>
       <w:spacing w:before="240" w:line="259" w:lineRule="auto"/>
       <w:outlineLvl w:val="9"/>
@@ -8020,7 +8453,7 @@
     <w:rPr>
       <w:rFonts w:asciiTheme="majorHAnsi" w:hAnsiTheme="majorHAnsi"/>
       <w:b w:val="0"/>
-      <w:color w:val="104862" w:themeColor="accent1" w:themeShade="BF"/>
+      <w:color w:val="0F4761" w:themeColor="accent1" w:themeShade="BF"/>
       <w:kern w:val="0"/>
       <w:sz w:val="32"/>
       <w14:ligatures w14:val="none"/>
@@ -8301,6 +8734,7 @@
       </a:style>
     </a:lnDef>
   </a:objectDefaults>
+  <a:extraClrSchemeLst/>
 </a:theme>
 </file>
 
@@ -8310,6 +8744,8 @@
 
 <file path=customXml/itemProps1.xml><?xml version="1.0" encoding="utf-8"?>
 <ds:datastoreItem xmlns:ds="http://schemas.openxmlformats.org/officeDocument/2006/customXml" ds:itemID="{8A092BE1-D4D7-46CB-95B6-D5087F3661AB}">
-  <ds:schemaRefs/>
+  <ds:schemaRefs>
+    <ds:schemaRef ds:uri="http://schemas.openxmlformats.org/officeDocument/2006/bibliography"/>
+  </ds:schemaRefs>
 </ds:datastoreItem>
 </file>
--- a/Bao_cao_Assignment1_FER202_LaptopStore_Group6_v2.docx
+++ b/Bao_cao_Assignment1_FER202_LaptopStore_Group6_v2.docx
@@ -4649,15 +4649,7 @@
         <w:rPr>
           <w:sz w:val="24"/>
         </w:rPr>
-        <w:t xml:space="preserve">Commit hooks (Issue #15): feat(hooks): add useDebounce hook; feat(hooks): add </w:t>
-      </w:r>
-      <w:bookmarkStart w:id="37" w:name="_GoBack"/>
-      <w:bookmarkEnd w:id="37"/>
-      <w:r>
-        <w:rPr>
-          <w:sz w:val="24"/>
-        </w:rPr>
-        <w:t>useAxios with abort, refetch and setData.</w:t>
+        <w:t>Commit hooks (Issue #15): feat(hooks): add useDebounce hook; feat(hooks): add useAxios with abort, refetch and setData.</w:t>
       </w:r>
       <w:r>
         <w:rPr>
@@ -4677,6 +4669,172 @@
           <w:lang w:val="en-US"/>
         </w:rPr>
       </w:pPr>
+      <w:r>
+        <w:drawing>
+          <wp:inline distT="0" distB="0" distL="114300" distR="114300">
+            <wp:extent cx="5942330" cy="4547870"/>
+            <wp:effectExtent l="0" t="0" r="1270" b="8890"/>
+            <wp:docPr id="15" name="Picture 1"/>
+            <wp:cNvGraphicFramePr>
+              <a:graphicFrameLocks xmlns:a="http://schemas.openxmlformats.org/drawingml/2006/main" noChangeAspect="1"/>
+            </wp:cNvGraphicFramePr>
+            <a:graphic xmlns:a="http://schemas.openxmlformats.org/drawingml/2006/main">
+              <a:graphicData uri="http://schemas.openxmlformats.org/drawingml/2006/picture">
+                <pic:pic xmlns:pic="http://schemas.openxmlformats.org/drawingml/2006/picture">
+                  <pic:nvPicPr>
+                    <pic:cNvPr id="15" name="Picture 1"/>
+                    <pic:cNvPicPr>
+                      <a:picLocks noChangeAspect="1"/>
+                    </pic:cNvPicPr>
+                  </pic:nvPicPr>
+                  <pic:blipFill>
+                    <a:blip r:embed="rId22"/>
+                    <a:stretch>
+                      <a:fillRect/>
+                    </a:stretch>
+                  </pic:blipFill>
+                  <pic:spPr>
+                    <a:xfrm>
+                      <a:off x="0" y="0"/>
+                      <a:ext cx="5942330" cy="4547870"/>
+                    </a:xfrm>
+                    <a:prstGeom prst="rect">
+                      <a:avLst/>
+                    </a:prstGeom>
+                    <a:noFill/>
+                    <a:ln>
+                      <a:noFill/>
+                    </a:ln>
+                  </pic:spPr>
+                </pic:pic>
+              </a:graphicData>
+            </a:graphic>
+          </wp:inline>
+        </w:drawing>
+      </w:r>
+    </w:p>
+    <w:p>
+      <w:pPr>
+        <w:spacing w:before="0" w:after="120" w:line="276" w:lineRule="auto"/>
+        <w:rPr>
+          <w:rFonts w:hint="default"/>
+          <w:sz w:val="24"/>
+          <w:lang w:val="en-US"/>
+        </w:rPr>
+      </w:pPr>
+      <w:r>
+        <w:rPr>
+          <w:rFonts w:hint="default"/>
+          <w:sz w:val="24"/>
+          <w:lang w:val="en-US"/>
+        </w:rPr>
+        <w:br w:type="textWrapping"/>
+      </w:r>
+      <w:r>
+        <w:rPr>
+          <w:rFonts w:hint="default"/>
+          <w:sz w:val="24"/>
+          <w:lang w:val="en-US"/>
+        </w:rPr>
+        <w:tab/>
+      </w:r>
+      <w:r>
+        <w:drawing>
+          <wp:inline distT="0" distB="0" distL="114300" distR="114300">
+            <wp:extent cx="5930900" cy="2713355"/>
+            <wp:effectExtent l="0" t="0" r="12700" b="14605"/>
+            <wp:docPr id="17" name="Picture 3"/>
+            <wp:cNvGraphicFramePr>
+              <a:graphicFrameLocks xmlns:a="http://schemas.openxmlformats.org/drawingml/2006/main" noChangeAspect="1"/>
+            </wp:cNvGraphicFramePr>
+            <a:graphic xmlns:a="http://schemas.openxmlformats.org/drawingml/2006/main">
+              <a:graphicData uri="http://schemas.openxmlformats.org/drawingml/2006/picture">
+                <pic:pic xmlns:pic="http://schemas.openxmlformats.org/drawingml/2006/picture">
+                  <pic:nvPicPr>
+                    <pic:cNvPr id="17" name="Picture 3"/>
+                    <pic:cNvPicPr>
+                      <a:picLocks noChangeAspect="1"/>
+                    </pic:cNvPicPr>
+                  </pic:nvPicPr>
+                  <pic:blipFill>
+                    <a:blip r:embed="rId23"/>
+                    <a:stretch>
+                      <a:fillRect/>
+                    </a:stretch>
+                  </pic:blipFill>
+                  <pic:spPr>
+                    <a:xfrm>
+                      <a:off x="0" y="0"/>
+                      <a:ext cx="5930900" cy="2713355"/>
+                    </a:xfrm>
+                    <a:prstGeom prst="rect">
+                      <a:avLst/>
+                    </a:prstGeom>
+                    <a:noFill/>
+                    <a:ln>
+                      <a:noFill/>
+                    </a:ln>
+                  </pic:spPr>
+                </pic:pic>
+              </a:graphicData>
+            </a:graphic>
+          </wp:inline>
+        </w:drawing>
+      </w:r>
+      <w:r>
+        <w:rPr>
+          <w:rFonts w:hint="default"/>
+          <w:sz w:val="24"/>
+          <w:lang w:val="en-US"/>
+        </w:rPr>
+        <w:tab/>
+      </w:r>
+      <w:r>
+        <w:drawing>
+          <wp:inline distT="0" distB="0" distL="114300" distR="114300">
+            <wp:extent cx="5941060" cy="3007360"/>
+            <wp:effectExtent l="0" t="0" r="2540" b="10160"/>
+            <wp:docPr id="16" name="Picture 2"/>
+            <wp:cNvGraphicFramePr>
+              <a:graphicFrameLocks xmlns:a="http://schemas.openxmlformats.org/drawingml/2006/main" noChangeAspect="1"/>
+            </wp:cNvGraphicFramePr>
+            <a:graphic xmlns:a="http://schemas.openxmlformats.org/drawingml/2006/main">
+              <a:graphicData uri="http://schemas.openxmlformats.org/drawingml/2006/picture">
+                <pic:pic xmlns:pic="http://schemas.openxmlformats.org/drawingml/2006/picture">
+                  <pic:nvPicPr>
+                    <pic:cNvPr id="16" name="Picture 2"/>
+                    <pic:cNvPicPr>
+                      <a:picLocks noChangeAspect="1"/>
+                    </pic:cNvPicPr>
+                  </pic:nvPicPr>
+                  <pic:blipFill>
+                    <a:blip r:embed="rId24"/>
+                    <a:stretch>
+                      <a:fillRect/>
+                    </a:stretch>
+                  </pic:blipFill>
+                  <pic:spPr>
+                    <a:xfrm>
+                      <a:off x="0" y="0"/>
+                      <a:ext cx="5941060" cy="3007360"/>
+                    </a:xfrm>
+                    <a:prstGeom prst="rect">
+                      <a:avLst/>
+                    </a:prstGeom>
+                    <a:noFill/>
+                    <a:ln>
+                      <a:noFill/>
+                    </a:ln>
+                  </pic:spPr>
+                </pic:pic>
+              </a:graphicData>
+            </a:graphic>
+          </wp:inline>
+        </w:drawing>
+      </w:r>
+      <w:r>
+        <w:br w:type="textWrapping"/>
+      </w:r>
     </w:p>
     <w:p>
       <w:pPr>
@@ -4708,6 +4866,9 @@
     <w:p>
       <w:pPr>
         <w:spacing w:before="0" w:after="120" w:line="276" w:lineRule="auto"/>
+        <w:rPr>
+          <w:sz w:val="24"/>
+        </w:rPr>
       </w:pPr>
       <w:r>
         <w:rPr>
@@ -4715,6 +4876,14 @@
         </w:rPr>
         <w:t>LoadingSpinner, EmptyState, ErrorAlert, Badge, Pagination/AppPagination. Commit: feat(ui): add common components (spinner, empty state, badge, pagination).</w:t>
       </w:r>
+    </w:p>
+    <w:p>
+      <w:pPr>
+        <w:spacing w:before="0" w:after="120" w:line="276" w:lineRule="auto"/>
+        <w:rPr>
+          <w:sz w:val="24"/>
+        </w:rPr>
+      </w:pPr>
     </w:p>
     <w:p>
       <w:pPr>
@@ -4876,6 +5045,9 @@
     <w:p>
       <w:pPr>
         <w:spacing w:before="0" w:after="120" w:line="276" w:lineRule="auto"/>
+        <w:rPr>
+          <w:sz w:val="24"/>
+        </w:rPr>
       </w:pPr>
       <w:r>
         <w:rPr>
@@ -4886,6 +5058,103 @@
     </w:p>
     <w:p>
       <w:pPr>
+        <w:spacing w:before="0" w:after="120" w:line="276" w:lineRule="auto"/>
+        <w:rPr>
+          <w:sz w:val="24"/>
+        </w:rPr>
+      </w:pPr>
+      <w:r>
+        <w:drawing>
+          <wp:inline distT="0" distB="0" distL="114300" distR="114300">
+            <wp:extent cx="5940425" cy="2944495"/>
+            <wp:effectExtent l="0" t="0" r="3175" b="12065"/>
+            <wp:docPr id="18" name="Picture 4"/>
+            <wp:cNvGraphicFramePr>
+              <a:graphicFrameLocks xmlns:a="http://schemas.openxmlformats.org/drawingml/2006/main" noChangeAspect="1"/>
+            </wp:cNvGraphicFramePr>
+            <a:graphic xmlns:a="http://schemas.openxmlformats.org/drawingml/2006/main">
+              <a:graphicData uri="http://schemas.openxmlformats.org/drawingml/2006/picture">
+                <pic:pic xmlns:pic="http://schemas.openxmlformats.org/drawingml/2006/picture">
+                  <pic:nvPicPr>
+                    <pic:cNvPr id="18" name="Picture 4"/>
+                    <pic:cNvPicPr>
+                      <a:picLocks noChangeAspect="1"/>
+                    </pic:cNvPicPr>
+                  </pic:nvPicPr>
+                  <pic:blipFill>
+                    <a:blip r:embed="rId25"/>
+                    <a:stretch>
+                      <a:fillRect/>
+                    </a:stretch>
+                  </pic:blipFill>
+                  <pic:spPr>
+                    <a:xfrm>
+                      <a:off x="0" y="0"/>
+                      <a:ext cx="5940425" cy="2944495"/>
+                    </a:xfrm>
+                    <a:prstGeom prst="rect">
+                      <a:avLst/>
+                    </a:prstGeom>
+                    <a:noFill/>
+                    <a:ln>
+                      <a:noFill/>
+                    </a:ln>
+                  </pic:spPr>
+                </pic:pic>
+              </a:graphicData>
+            </a:graphic>
+          </wp:inline>
+        </w:drawing>
+      </w:r>
+      <w:r>
+        <w:br w:type="textWrapping"/>
+      </w:r>
+      <w:r>
+        <w:drawing>
+          <wp:inline distT="0" distB="0" distL="114300" distR="114300">
+            <wp:extent cx="5940425" cy="2930525"/>
+            <wp:effectExtent l="0" t="0" r="3175" b="10795"/>
+            <wp:docPr id="19" name="Picture 5"/>
+            <wp:cNvGraphicFramePr>
+              <a:graphicFrameLocks xmlns:a="http://schemas.openxmlformats.org/drawingml/2006/main" noChangeAspect="1"/>
+            </wp:cNvGraphicFramePr>
+            <a:graphic xmlns:a="http://schemas.openxmlformats.org/drawingml/2006/main">
+              <a:graphicData uri="http://schemas.openxmlformats.org/drawingml/2006/picture">
+                <pic:pic xmlns:pic="http://schemas.openxmlformats.org/drawingml/2006/picture">
+                  <pic:nvPicPr>
+                    <pic:cNvPr id="19" name="Picture 5"/>
+                    <pic:cNvPicPr>
+                      <a:picLocks noChangeAspect="1"/>
+                    </pic:cNvPicPr>
+                  </pic:nvPicPr>
+                  <pic:blipFill>
+                    <a:blip r:embed="rId26"/>
+                    <a:stretch>
+                      <a:fillRect/>
+                    </a:stretch>
+                  </pic:blipFill>
+                  <pic:spPr>
+                    <a:xfrm>
+                      <a:off x="0" y="0"/>
+                      <a:ext cx="5940425" cy="2930525"/>
+                    </a:xfrm>
+                    <a:prstGeom prst="rect">
+                      <a:avLst/>
+                    </a:prstGeom>
+                    <a:noFill/>
+                    <a:ln>
+                      <a:noFill/>
+                    </a:ln>
+                  </pic:spPr>
+                </pic:pic>
+              </a:graphicData>
+            </a:graphic>
+          </wp:inline>
+        </w:drawing>
+      </w:r>
+    </w:p>
+    <w:p>
+      <w:pPr>
         <w:pStyle w:val="3"/>
       </w:pPr>
       <w:bookmarkStart w:id="22" w:name="_Toc244045515"/>
@@ -4911,6 +5180,9 @@
     <w:p>
       <w:pPr>
         <w:spacing w:before="0" w:after="120" w:line="276" w:lineRule="auto"/>
+        <w:rPr>
+          <w:sz w:val="24"/>
+        </w:rPr>
       </w:pPr>
       <w:r>
         <w:rPr>
@@ -4921,6 +5193,57 @@
     </w:p>
     <w:p>
       <w:pPr>
+        <w:spacing w:before="0" w:after="120" w:line="276" w:lineRule="auto"/>
+        <w:rPr>
+          <w:sz w:val="24"/>
+        </w:rPr>
+      </w:pPr>
+      <w:r>
+        <w:drawing>
+          <wp:inline distT="0" distB="0" distL="114300" distR="114300">
+            <wp:extent cx="5930265" cy="2896235"/>
+            <wp:effectExtent l="0" t="0" r="13335" b="14605"/>
+            <wp:docPr id="20" name="Picture 6"/>
+            <wp:cNvGraphicFramePr>
+              <a:graphicFrameLocks xmlns:a="http://schemas.openxmlformats.org/drawingml/2006/main" noChangeAspect="1"/>
+            </wp:cNvGraphicFramePr>
+            <a:graphic xmlns:a="http://schemas.openxmlformats.org/drawingml/2006/main">
+              <a:graphicData uri="http://schemas.openxmlformats.org/drawingml/2006/picture">
+                <pic:pic xmlns:pic="http://schemas.openxmlformats.org/drawingml/2006/picture">
+                  <pic:nvPicPr>
+                    <pic:cNvPr id="20" name="Picture 6"/>
+                    <pic:cNvPicPr>
+                      <a:picLocks noChangeAspect="1"/>
+                    </pic:cNvPicPr>
+                  </pic:nvPicPr>
+                  <pic:blipFill>
+                    <a:blip r:embed="rId27"/>
+                    <a:stretch>
+                      <a:fillRect/>
+                    </a:stretch>
+                  </pic:blipFill>
+                  <pic:spPr>
+                    <a:xfrm>
+                      <a:off x="0" y="0"/>
+                      <a:ext cx="5930265" cy="2896235"/>
+                    </a:xfrm>
+                    <a:prstGeom prst="rect">
+                      <a:avLst/>
+                    </a:prstGeom>
+                    <a:noFill/>
+                    <a:ln>
+                      <a:noFill/>
+                    </a:ln>
+                  </pic:spPr>
+                </pic:pic>
+              </a:graphicData>
+            </a:graphic>
+          </wp:inline>
+        </w:drawing>
+      </w:r>
+    </w:p>
+    <w:p>
+      <w:pPr>
         <w:pStyle w:val="3"/>
       </w:pPr>
       <w:bookmarkStart w:id="23" w:name="_Toc244045516"/>
@@ -4935,6 +5258,11 @@
     <w:p>
       <w:pPr>
         <w:spacing w:before="0" w:after="120" w:line="276" w:lineRule="auto"/>
+        <w:rPr>
+          <w:rFonts w:hint="default"/>
+          <w:sz w:val="24"/>
+          <w:lang w:val="en-US"/>
+        </w:rPr>
       </w:pPr>
       <w:r>
         <w:rPr>
@@ -4942,6 +5270,113 @@
         </w:rPr>
         <w:t>Bộ lọc / sắp xếp / trang đồng bộ URL (?brandId=&amp;ram=&amp;page=&amp;sort=...), chia sẻ link giữ trạng thái lọc.</w:t>
       </w:r>
+      <w:r>
+        <w:rPr>
+          <w:rFonts w:hint="default"/>
+          <w:sz w:val="24"/>
+          <w:lang w:val="en-US"/>
+        </w:rPr>
+        <w:t xml:space="preserve"> </w:t>
+      </w:r>
+    </w:p>
+    <w:p>
+      <w:pPr>
+        <w:spacing w:before="0" w:after="120" w:line="276" w:lineRule="auto"/>
+        <w:rPr>
+          <w:rFonts w:hint="default"/>
+          <w:sz w:val="24"/>
+          <w:lang w:val="en-US"/>
+        </w:rPr>
+      </w:pPr>
+      <w:r>
+        <w:drawing>
+          <wp:inline distT="0" distB="0" distL="114300" distR="114300">
+            <wp:extent cx="5937250" cy="2906395"/>
+            <wp:effectExtent l="0" t="0" r="6350" b="4445"/>
+            <wp:docPr id="21" name="Picture 7"/>
+            <wp:cNvGraphicFramePr>
+              <a:graphicFrameLocks xmlns:a="http://schemas.openxmlformats.org/drawingml/2006/main" noChangeAspect="1"/>
+            </wp:cNvGraphicFramePr>
+            <a:graphic xmlns:a="http://schemas.openxmlformats.org/drawingml/2006/main">
+              <a:graphicData uri="http://schemas.openxmlformats.org/drawingml/2006/picture">
+                <pic:pic xmlns:pic="http://schemas.openxmlformats.org/drawingml/2006/picture">
+                  <pic:nvPicPr>
+                    <pic:cNvPr id="21" name="Picture 7"/>
+                    <pic:cNvPicPr>
+                      <a:picLocks noChangeAspect="1"/>
+                    </pic:cNvPicPr>
+                  </pic:nvPicPr>
+                  <pic:blipFill>
+                    <a:blip r:embed="rId28"/>
+                    <a:stretch>
+                      <a:fillRect/>
+                    </a:stretch>
+                  </pic:blipFill>
+                  <pic:spPr>
+                    <a:xfrm>
+                      <a:off x="0" y="0"/>
+                      <a:ext cx="5937250" cy="2906395"/>
+                    </a:xfrm>
+                    <a:prstGeom prst="rect">
+                      <a:avLst/>
+                    </a:prstGeom>
+                    <a:noFill/>
+                    <a:ln>
+                      <a:noFill/>
+                    </a:ln>
+                  </pic:spPr>
+                </pic:pic>
+              </a:graphicData>
+            </a:graphic>
+          </wp:inline>
+        </w:drawing>
+      </w:r>
+      <w:r>
+        <w:br w:type="textWrapping"/>
+      </w:r>
+      <w:r>
+        <w:drawing>
+          <wp:inline distT="0" distB="0" distL="114300" distR="114300">
+            <wp:extent cx="5937250" cy="3609975"/>
+            <wp:effectExtent l="0" t="0" r="6350" b="1905"/>
+            <wp:docPr id="23" name="Picture 9"/>
+            <wp:cNvGraphicFramePr>
+              <a:graphicFrameLocks xmlns:a="http://schemas.openxmlformats.org/drawingml/2006/main" noChangeAspect="1"/>
+            </wp:cNvGraphicFramePr>
+            <a:graphic xmlns:a="http://schemas.openxmlformats.org/drawingml/2006/main">
+              <a:graphicData uri="http://schemas.openxmlformats.org/drawingml/2006/picture">
+                <pic:pic xmlns:pic="http://schemas.openxmlformats.org/drawingml/2006/picture">
+                  <pic:nvPicPr>
+                    <pic:cNvPr id="23" name="Picture 9"/>
+                    <pic:cNvPicPr>
+                      <a:picLocks noChangeAspect="1"/>
+                    </pic:cNvPicPr>
+                  </pic:nvPicPr>
+                  <pic:blipFill>
+                    <a:blip r:embed="rId29"/>
+                    <a:stretch>
+                      <a:fillRect/>
+                    </a:stretch>
+                  </pic:blipFill>
+                  <pic:spPr>
+                    <a:xfrm>
+                      <a:off x="0" y="0"/>
+                      <a:ext cx="5937250" cy="3609975"/>
+                    </a:xfrm>
+                    <a:prstGeom prst="rect">
+                      <a:avLst/>
+                    </a:prstGeom>
+                    <a:noFill/>
+                    <a:ln>
+                      <a:noFill/>
+                    </a:ln>
+                  </pic:spPr>
+                </pic:pic>
+              </a:graphicData>
+            </a:graphic>
+          </wp:inline>
+        </w:drawing>
+      </w:r>
     </w:p>
     <w:p>
       <w:pPr>
@@ -4959,6 +5394,9 @@
     <w:p>
       <w:pPr>
         <w:spacing w:before="0" w:after="120" w:line="276" w:lineRule="auto"/>
+        <w:rPr>
+          <w:sz w:val="24"/>
+        </w:rPr>
       </w:pPr>
       <w:r>
         <w:rPr>
@@ -4969,6 +5407,103 @@
     </w:p>
     <w:p>
       <w:pPr>
+        <w:spacing w:before="0" w:after="120" w:line="276" w:lineRule="auto"/>
+        <w:rPr>
+          <w:sz w:val="24"/>
+        </w:rPr>
+      </w:pPr>
+      <w:r>
+        <w:drawing>
+          <wp:inline distT="0" distB="0" distL="114300" distR="114300">
+            <wp:extent cx="5934710" cy="3041015"/>
+            <wp:effectExtent l="0" t="0" r="8890" b="6985"/>
+            <wp:docPr id="24" name="Picture 10"/>
+            <wp:cNvGraphicFramePr>
+              <a:graphicFrameLocks xmlns:a="http://schemas.openxmlformats.org/drawingml/2006/main" noChangeAspect="1"/>
+            </wp:cNvGraphicFramePr>
+            <a:graphic xmlns:a="http://schemas.openxmlformats.org/drawingml/2006/main">
+              <a:graphicData uri="http://schemas.openxmlformats.org/drawingml/2006/picture">
+                <pic:pic xmlns:pic="http://schemas.openxmlformats.org/drawingml/2006/picture">
+                  <pic:nvPicPr>
+                    <pic:cNvPr id="24" name="Picture 10"/>
+                    <pic:cNvPicPr>
+                      <a:picLocks noChangeAspect="1"/>
+                    </pic:cNvPicPr>
+                  </pic:nvPicPr>
+                  <pic:blipFill>
+                    <a:blip r:embed="rId30"/>
+                    <a:stretch>
+                      <a:fillRect/>
+                    </a:stretch>
+                  </pic:blipFill>
+                  <pic:spPr>
+                    <a:xfrm>
+                      <a:off x="0" y="0"/>
+                      <a:ext cx="5934710" cy="3041015"/>
+                    </a:xfrm>
+                    <a:prstGeom prst="rect">
+                      <a:avLst/>
+                    </a:prstGeom>
+                    <a:noFill/>
+                    <a:ln>
+                      <a:noFill/>
+                    </a:ln>
+                  </pic:spPr>
+                </pic:pic>
+              </a:graphicData>
+            </a:graphic>
+          </wp:inline>
+        </w:drawing>
+      </w:r>
+      <w:r>
+        <w:br w:type="textWrapping"/>
+      </w:r>
+      <w:r>
+        <w:drawing>
+          <wp:inline distT="0" distB="0" distL="114300" distR="114300">
+            <wp:extent cx="5935345" cy="2914015"/>
+            <wp:effectExtent l="0" t="0" r="8255" b="12065"/>
+            <wp:docPr id="25" name="Picture 11"/>
+            <wp:cNvGraphicFramePr>
+              <a:graphicFrameLocks xmlns:a="http://schemas.openxmlformats.org/drawingml/2006/main" noChangeAspect="1"/>
+            </wp:cNvGraphicFramePr>
+            <a:graphic xmlns:a="http://schemas.openxmlformats.org/drawingml/2006/main">
+              <a:graphicData uri="http://schemas.openxmlformats.org/drawingml/2006/picture">
+                <pic:pic xmlns:pic="http://schemas.openxmlformats.org/drawingml/2006/picture">
+                  <pic:nvPicPr>
+                    <pic:cNvPr id="25" name="Picture 11"/>
+                    <pic:cNvPicPr>
+                      <a:picLocks noChangeAspect="1"/>
+                    </pic:cNvPicPr>
+                  </pic:nvPicPr>
+                  <pic:blipFill>
+                    <a:blip r:embed="rId31"/>
+                    <a:stretch>
+                      <a:fillRect/>
+                    </a:stretch>
+                  </pic:blipFill>
+                  <pic:spPr>
+                    <a:xfrm>
+                      <a:off x="0" y="0"/>
+                      <a:ext cx="5935345" cy="2914015"/>
+                    </a:xfrm>
+                    <a:prstGeom prst="rect">
+                      <a:avLst/>
+                    </a:prstGeom>
+                    <a:noFill/>
+                    <a:ln>
+                      <a:noFill/>
+                    </a:ln>
+                  </pic:spPr>
+                </pic:pic>
+              </a:graphicData>
+            </a:graphic>
+          </wp:inline>
+        </w:drawing>
+      </w:r>
+    </w:p>
+    <w:p>
+      <w:pPr>
         <w:pStyle w:val="3"/>
       </w:pPr>
       <w:bookmarkStart w:id="25" w:name="_Toc244045518"/>
@@ -5005,13 +5540,69 @@
     <w:p>
       <w:pPr>
         <w:spacing w:before="0" w:after="120" w:line="276" w:lineRule="auto"/>
-      </w:pPr>
-      <w:r>
         <w:rPr>
           <w:i/>
           <w:sz w:val="22"/>
         </w:rPr>
+      </w:pPr>
+      <w:r>
+        <w:rPr>
+          <w:i/>
+          <w:sz w:val="22"/>
+        </w:rPr>
         <w:t>[Chèn ảnh: bảng route / màn 404 / redirect khi chưa login]</w:t>
+      </w:r>
+    </w:p>
+    <w:p>
+      <w:pPr>
+        <w:spacing w:before="0" w:after="120" w:line="276" w:lineRule="auto"/>
+        <w:rPr>
+          <w:i/>
+          <w:sz w:val="22"/>
+        </w:rPr>
+      </w:pPr>
+      <w:r>
+        <w:drawing>
+          <wp:inline distT="0" distB="0" distL="114300" distR="114300">
+            <wp:extent cx="5936615" cy="2870835"/>
+            <wp:effectExtent l="0" t="0" r="6985" b="9525"/>
+            <wp:docPr id="26" name="Picture 12"/>
+            <wp:cNvGraphicFramePr>
+              <a:graphicFrameLocks xmlns:a="http://schemas.openxmlformats.org/drawingml/2006/main" noChangeAspect="1"/>
+            </wp:cNvGraphicFramePr>
+            <a:graphic xmlns:a="http://schemas.openxmlformats.org/drawingml/2006/main">
+              <a:graphicData uri="http://schemas.openxmlformats.org/drawingml/2006/picture">
+                <pic:pic xmlns:pic="http://schemas.openxmlformats.org/drawingml/2006/picture">
+                  <pic:nvPicPr>
+                    <pic:cNvPr id="26" name="Picture 12"/>
+                    <pic:cNvPicPr>
+                      <a:picLocks noChangeAspect="1"/>
+                    </pic:cNvPicPr>
+                  </pic:nvPicPr>
+                  <pic:blipFill>
+                    <a:blip r:embed="rId32"/>
+                    <a:stretch>
+                      <a:fillRect/>
+                    </a:stretch>
+                  </pic:blipFill>
+                  <pic:spPr>
+                    <a:xfrm>
+                      <a:off x="0" y="0"/>
+                      <a:ext cx="5936615" cy="2870835"/>
+                    </a:xfrm>
+                    <a:prstGeom prst="rect">
+                      <a:avLst/>
+                    </a:prstGeom>
+                    <a:noFill/>
+                    <a:ln>
+                      <a:noFill/>
+                    </a:ln>
+                  </pic:spPr>
+                </pic:pic>
+              </a:graphicData>
+            </a:graphic>
+          </wp:inline>
+        </w:drawing>
       </w:r>
     </w:p>
     <w:p>
@@ -5290,7 +5881,7 @@
           <w:sz w:val="28"/>
           <w:lang w:val="fr-FR"/>
         </w:rPr>
-        <w:t>9.1. Bộ request API gợi ý</w:t>
+        <w:t xml:space="preserve"> Bộ request API gợi ý</w:t>
       </w:r>
       <w:bookmarkEnd w:id="33"/>
     </w:p>
@@ -5489,149 +6080,148 @@
     <w:p>
       <w:pPr>
         <w:spacing w:before="0" w:after="120" w:line="276" w:lineRule="auto"/>
-      </w:pPr>
-      <w:r>
-        <w:rPr>
-          <w:sz w:val="24"/>
-        </w:rPr>
-        <w:t>base = http://localhost:3001</w:t>
+        <w:rPr>
+          <w:sz w:val="24"/>
+        </w:rPr>
+      </w:pPr>
+      <w:r>
+        <w:rPr>
+          <w:sz w:val="24"/>
+        </w:rPr>
+        <w:t xml:space="preserve">base = </w:t>
+      </w:r>
+      <w:r>
+        <w:rPr>
+          <w:sz w:val="24"/>
+        </w:rPr>
+        <w:fldChar w:fldCharType="begin"/>
+      </w:r>
+      <w:r>
+        <w:rPr>
+          <w:sz w:val="24"/>
+        </w:rPr>
+        <w:instrText xml:space="preserve"> HYPERLINK "http://localhost:3001" </w:instrText>
+      </w:r>
+      <w:r>
+        <w:rPr>
+          <w:sz w:val="24"/>
+        </w:rPr>
+        <w:fldChar w:fldCharType="separate"/>
+      </w:r>
+      <w:r>
+        <w:rPr>
+          <w:rStyle w:val="15"/>
+          <w:sz w:val="24"/>
+        </w:rPr>
+        <w:t>http://localhost:3001</w:t>
+      </w:r>
+      <w:r>
+        <w:rPr>
+          <w:sz w:val="24"/>
+        </w:rPr>
+        <w:fldChar w:fldCharType="end"/>
       </w:r>
     </w:p>
     <w:p>
       <w:pPr>
         <w:spacing w:before="0" w:after="120" w:line="276" w:lineRule="auto"/>
-      </w:pPr>
-      <w:r>
-        <w:rPr>
-          <w:i/>
-          <w:sz w:val="22"/>
-        </w:rPr>
-        <w:t>[Chèn ảnh Postman: Collection + vài response 200]</w:t>
-      </w:r>
-    </w:p>
-    <w:p>
-      <w:pPr>
-        <w:pStyle w:val="3"/>
-        <w:rPr>
-          <w:lang w:val="vi"/>
-        </w:rPr>
+        <w:rPr>
+          <w:sz w:val="24"/>
+        </w:rPr>
+      </w:pPr>
+      <w:r>
+        <w:drawing>
+          <wp:inline distT="0" distB="0" distL="114300" distR="114300">
+            <wp:extent cx="5935345" cy="2900045"/>
+            <wp:effectExtent l="0" t="0" r="8255" b="10795"/>
+            <wp:docPr id="27" name="Picture 13"/>
+            <wp:cNvGraphicFramePr>
+              <a:graphicFrameLocks xmlns:a="http://schemas.openxmlformats.org/drawingml/2006/main" noChangeAspect="1"/>
+            </wp:cNvGraphicFramePr>
+            <a:graphic xmlns:a="http://schemas.openxmlformats.org/drawingml/2006/main">
+              <a:graphicData uri="http://schemas.openxmlformats.org/drawingml/2006/picture">
+                <pic:pic xmlns:pic="http://schemas.openxmlformats.org/drawingml/2006/picture">
+                  <pic:nvPicPr>
+                    <pic:cNvPr id="27" name="Picture 13"/>
+                    <pic:cNvPicPr>
+                      <a:picLocks noChangeAspect="1"/>
+                    </pic:cNvPicPr>
+                  </pic:nvPicPr>
+                  <pic:blipFill>
+                    <a:blip r:embed="rId33"/>
+                    <a:stretch>
+                      <a:fillRect/>
+                    </a:stretch>
+                  </pic:blipFill>
+                  <pic:spPr>
+                    <a:xfrm>
+                      <a:off x="0" y="0"/>
+                      <a:ext cx="5935345" cy="2900045"/>
+                    </a:xfrm>
+                    <a:prstGeom prst="rect">
+                      <a:avLst/>
+                    </a:prstGeom>
+                    <a:noFill/>
+                    <a:ln>
+                      <a:noFill/>
+                    </a:ln>
+                  </pic:spPr>
+                </pic:pic>
+              </a:graphicData>
+            </a:graphic>
+          </wp:inline>
+        </w:drawing>
+      </w:r>
+    </w:p>
+    <w:p>
+      <w:pPr>
+        <w:spacing w:before="0" w:after="120" w:line="276" w:lineRule="auto"/>
       </w:pPr>
       <w:bookmarkStart w:id="34" w:name="_Toc244045527"/>
       <w:r>
-        <w:rPr>
-          <w:sz w:val="28"/>
-          <w:lang w:val="vi"/>
-        </w:rPr>
-        <w:t>9.2. Kịch bản UI (tóm tắt)</w:t>
+        <w:drawing>
+          <wp:inline distT="0" distB="0" distL="114300" distR="114300">
+            <wp:extent cx="5937885" cy="4164330"/>
+            <wp:effectExtent l="0" t="0" r="5715" b="11430"/>
+            <wp:docPr id="28" name="Picture 14"/>
+            <wp:cNvGraphicFramePr>
+              <a:graphicFrameLocks xmlns:a="http://schemas.openxmlformats.org/drawingml/2006/main" noChangeAspect="1"/>
+            </wp:cNvGraphicFramePr>
+            <a:graphic xmlns:a="http://schemas.openxmlformats.org/drawingml/2006/main">
+              <a:graphicData uri="http://schemas.openxmlformats.org/drawingml/2006/picture">
+                <pic:pic xmlns:pic="http://schemas.openxmlformats.org/drawingml/2006/picture">
+                  <pic:nvPicPr>
+                    <pic:cNvPr id="28" name="Picture 14"/>
+                    <pic:cNvPicPr>
+                      <a:picLocks noChangeAspect="1"/>
+                    </pic:cNvPicPr>
+                  </pic:nvPicPr>
+                  <pic:blipFill>
+                    <a:blip r:embed="rId34"/>
+                    <a:stretch>
+                      <a:fillRect/>
+                    </a:stretch>
+                  </pic:blipFill>
+                  <pic:spPr>
+                    <a:xfrm>
+                      <a:off x="0" y="0"/>
+                      <a:ext cx="5937885" cy="4164330"/>
+                    </a:xfrm>
+                    <a:prstGeom prst="rect">
+                      <a:avLst/>
+                    </a:prstGeom>
+                    <a:noFill/>
+                    <a:ln>
+                      <a:noFill/>
+                    </a:ln>
+                  </pic:spPr>
+                </pic:pic>
+              </a:graphicData>
+            </a:graphic>
+          </wp:inline>
+        </w:drawing>
       </w:r>
       <w:bookmarkEnd w:id="34"/>
-    </w:p>
-    <w:p>
-      <w:pPr>
-        <w:pStyle w:val="44"/>
-        <w:spacing w:line="276" w:lineRule="auto"/>
-      </w:pPr>
-      <w:r>
-        <w:rPr>
-          <w:sz w:val="24"/>
-        </w:rPr>
-        <w:t>Đăng nhập admin / customer; phân quyền đúng</w:t>
-      </w:r>
-    </w:p>
-    <w:p>
-      <w:pPr>
-        <w:pStyle w:val="44"/>
-        <w:spacing w:line="276" w:lineRule="auto"/>
-      </w:pPr>
-      <w:r>
-        <w:rPr>
-          <w:sz w:val="24"/>
-        </w:rPr>
-        <w:t>Lọc, sắp xếp, phân trang, tìm kiếm có gợi ý</w:t>
-      </w:r>
-    </w:p>
-    <w:p>
-      <w:pPr>
-        <w:pStyle w:val="44"/>
-        <w:spacing w:line="276" w:lineRule="auto"/>
-      </w:pPr>
-      <w:r>
-        <w:rPr>
-          <w:sz w:val="24"/>
-        </w:rPr>
-        <w:t>Chi tiết laptop + đánh giá</w:t>
-      </w:r>
-    </w:p>
-    <w:p>
-      <w:pPr>
-        <w:pStyle w:val="44"/>
-        <w:spacing w:line="276" w:lineRule="auto"/>
-      </w:pPr>
-      <w:r>
-        <w:rPr>
-          <w:sz w:val="24"/>
-        </w:rPr>
-        <w:t>Thêm giỏ, không vượt stock, hết hàng không thêm được</w:t>
-      </w:r>
-    </w:p>
-    <w:p>
-      <w:pPr>
-        <w:pStyle w:val="44"/>
-        <w:spacing w:line="276" w:lineRule="auto"/>
-      </w:pPr>
-      <w:r>
-        <w:rPr>
-          <w:sz w:val="24"/>
-        </w:rPr>
-        <w:t>Checkout tạo order; huỷ đơn; admin đổi trạng thái</w:t>
-      </w:r>
-    </w:p>
-    <w:p>
-      <w:pPr>
-        <w:pStyle w:val="44"/>
-        <w:spacing w:line="276" w:lineRule="auto"/>
-      </w:pPr>
-      <w:r>
-        <w:rPr>
-          <w:sz w:val="24"/>
-        </w:rPr>
-        <w:t>Admin CRUD laptop; sửa stock; xoá / xoá hàng loạt</w:t>
-      </w:r>
-    </w:p>
-    <w:p>
-      <w:pPr>
-        <w:pStyle w:val="44"/>
-        <w:spacing w:line="276" w:lineRule="auto"/>
-      </w:pPr>
-      <w:r>
-        <w:rPr>
-          <w:sz w:val="24"/>
-        </w:rPr>
-        <w:t>Responsive 375px và ≥ 1200px; Console không lỗi đỏ</w:t>
-      </w:r>
-    </w:p>
-    <w:p>
-      <w:pPr>
-        <w:spacing w:before="0" w:after="120" w:line="276" w:lineRule="auto"/>
-      </w:pPr>
-      <w:r>
-        <w:rPr>
-          <w:sz w:val="24"/>
-        </w:rPr>
-        <w:t>Báo cáo chi tiết: docs/TEST_REPORT.md (khi hoàn thành Issue #33). Video demo 3–5 phút đính kèm README.</w:t>
-      </w:r>
-    </w:p>
-    <w:p>
-      <w:pPr>
-        <w:spacing w:before="0" w:after="120" w:line="276" w:lineRule="auto"/>
-      </w:pPr>
-      <w:r>
-        <w:rPr>
-          <w:i/>
-          <w:sz w:val="22"/>
-        </w:rPr>
-        <w:t>[Chèn ảnh: vài bước test UI + link video]</w:t>
-      </w:r>
     </w:p>
     <w:p>
       <w:pPr>
@@ -5684,6 +6274,8 @@
         </w:rPr>
         <w:t>Checklist quy trình:</w:t>
       </w:r>
+      <w:bookmarkStart w:id="37" w:name="_GoBack"/>
+      <w:bookmarkEnd w:id="37"/>
     </w:p>
     <w:p>
       <w:pPr>
@@ -5731,18 +6323,6 @@
           <w:sz w:val="24"/>
         </w:rPr>
         <w:t>[ ] Release v1.0.0 (tag, GitHub Release, back-merge) — cuối Sprint 4</w:t>
-      </w:r>
-    </w:p>
-    <w:p>
-      <w:pPr>
-        <w:spacing w:before="0" w:after="120" w:line="276" w:lineRule="auto"/>
-      </w:pPr>
-      <w:r>
-        <w:rPr>
-          <w:i/>
-          <w:sz w:val="22"/>
-        </w:rPr>
-        <w:t>[Chèn ảnh: Project board; 1 PR có review; Insights → Network; Contributors; trang Release]</w:t>
       </w:r>
     </w:p>
     <w:p>
@@ -6661,9 +7241,9 @@
     <w:lsdException w:uiPriority="99" w:name="index 7"/>
     <w:lsdException w:uiPriority="99" w:name="index 8"/>
     <w:lsdException w:uiPriority="99" w:name="index 9"/>
-    <w:lsdException w:uiPriority="39" w:semiHidden="0" w:name="toc 1"/>
-    <w:lsdException w:uiPriority="39" w:semiHidden="0" w:name="toc 2"/>
-    <w:lsdException w:uiPriority="39" w:semiHidden="0" w:name="toc 3"/>
+    <w:lsdException w:qFormat="1" w:uiPriority="39" w:semiHidden="0" w:name="toc 1"/>
+    <w:lsdException w:qFormat="1" w:uiPriority="39" w:semiHidden="0" w:name="toc 2"/>
+    <w:lsdException w:qFormat="1" w:uiPriority="39" w:semiHidden="0" w:name="toc 3"/>
     <w:lsdException w:uiPriority="39" w:name="toc 4"/>
     <w:lsdException w:uiPriority="39" w:name="toc 5"/>
     <w:lsdException w:uiPriority="39" w:name="toc 6"/>
@@ -6674,7 +7254,7 @@
     <w:lsdException w:uiPriority="99" w:name="footnote text"/>
     <w:lsdException w:uiPriority="99" w:name="annotation text"/>
     <w:lsdException w:uiPriority="99" w:semiHidden="0" w:name="header"/>
-    <w:lsdException w:uiPriority="99" w:semiHidden="0" w:name="footer"/>
+    <w:lsdException w:qFormat="1" w:uiPriority="99" w:semiHidden="0" w:name="footer"/>
     <w:lsdException w:uiPriority="99" w:name="index heading"/>
     <w:lsdException w:qFormat="1" w:uiPriority="35" w:name="caption"/>
     <w:lsdException w:qFormat="1" w:uiPriority="99" w:semiHidden="0" w:name="table of figures"/>
@@ -6707,7 +7287,7 @@
     <w:lsdException w:qFormat="1" w:unhideWhenUsed="0" w:uiPriority="10" w:semiHidden="0" w:name="Title"/>
     <w:lsdException w:uiPriority="99" w:name="Closing"/>
     <w:lsdException w:uiPriority="99" w:name="Signature"/>
-    <w:lsdException w:uiPriority="1" w:name="Default Paragraph Font"/>
+    <w:lsdException w:qFormat="1" w:uiPriority="1" w:name="Default Paragraph Font"/>
     <w:lsdException w:uiPriority="99" w:name="Body Text"/>
     <w:lsdException w:uiPriority="99" w:name="Body Text Indent"/>
     <w:lsdException w:uiPriority="99" w:name="List Continue"/>
@@ -6727,7 +7307,7 @@
     <w:lsdException w:uiPriority="99" w:name="Body Text Indent 2"/>
     <w:lsdException w:uiPriority="99" w:name="Body Text Indent 3"/>
     <w:lsdException w:uiPriority="99" w:name="Block Text"/>
-    <w:lsdException w:uiPriority="99" w:semiHidden="0" w:name="Hyperlink"/>
+    <w:lsdException w:qFormat="1" w:uiPriority="99" w:semiHidden="0" w:name="Hyperlink"/>
     <w:lsdException w:uiPriority="99" w:name="FollowedHyperlink"/>
     <w:lsdException w:qFormat="1" w:unhideWhenUsed="0" w:uiPriority="22" w:semiHidden="0" w:name="Strong"/>
     <w:lsdException w:qFormat="1" w:unhideWhenUsed="0" w:uiPriority="20" w:semiHidden="0" w:name="Emphasis"/>
@@ -6790,7 +7370,7 @@
     <w:lsdException w:uiPriority="99" w:name="Table Web 2"/>
     <w:lsdException w:uiPriority="99" w:name="Table Web 3"/>
     <w:lsdException w:uiPriority="99" w:name="Balloon Text"/>
-    <w:lsdException w:unhideWhenUsed="0" w:uiPriority="39" w:semiHidden="0" w:name="Table Grid"/>
+    <w:lsdException w:qFormat="1" w:unhideWhenUsed="0" w:uiPriority="39" w:semiHidden="0" w:name="Table Grid"/>
     <w:lsdException w:uiPriority="99" w:name="Table Theme"/>
     <w:lsdException w:unhideWhenUsed="0" w:uiPriority="60" w:semiHidden="0" w:name="Light Shading"/>
     <w:lsdException w:unhideWhenUsed="0" w:uiPriority="61" w:semiHidden="0" w:name="Light List"/>
@@ -7152,6 +7732,7 @@
     <w:name w:val="Default Paragraph Font"/>
     <w:semiHidden/>
     <w:unhideWhenUsed/>
+    <w:qFormat/>
     <w:uiPriority w:val="1"/>
   </w:style>
   <w:style w:type="table" w:default="1" w:styleId="12">
@@ -7173,6 +7754,7 @@
     <w:basedOn w:val="1"/>
     <w:link w:val="57"/>
     <w:unhideWhenUsed/>
+    <w:qFormat/>
     <w:uiPriority w:val="99"/>
     <w:pPr>
       <w:tabs>
@@ -7202,6 +7784,7 @@
     <w:name w:val="Hyperlink"/>
     <w:basedOn w:val="11"/>
     <w:unhideWhenUsed/>
+    <w:qFormat/>
     <w:uiPriority w:val="99"/>
     <w:rPr>
       <w:color w:val="467886" w:themeColor="hyperlink"/>
@@ -7243,6 +7826,7 @@
   <w:style w:type="table" w:styleId="17">
     <w:name w:val="Table Grid"/>
     <w:basedOn w:val="12"/>
+    <w:qFormat/>
     <w:uiPriority w:val="39"/>
     <w:pPr>
       <w:spacing w:after="0" w:line="240" w:lineRule="auto"/>
@@ -7297,6 +7881,7 @@
     <w:next w:val="1"/>
     <w:autoRedefine/>
     <w:unhideWhenUsed/>
+    <w:qFormat/>
     <w:uiPriority w:val="39"/>
     <w:pPr>
       <w:tabs>
@@ -7313,6 +7898,7 @@
     <w:next w:val="1"/>
     <w:autoRedefine/>
     <w:unhideWhenUsed/>
+    <w:qFormat/>
     <w:uiPriority w:val="39"/>
     <w:pPr>
       <w:tabs>
@@ -7328,6 +7914,7 @@
     <w:next w:val="1"/>
     <w:autoRedefine/>
     <w:unhideWhenUsed/>
+    <w:qFormat/>
     <w:uiPriority w:val="39"/>
     <w:pPr>
       <w:tabs>
@@ -7349,6 +7936,7 @@
     <w:name w:val="0-NoiDung Char"/>
     <w:basedOn w:val="11"/>
     <w:link w:val="23"/>
+    <w:qFormat/>
     <w:uiPriority w:val="0"/>
     <w:rPr>
       <w:rFonts w:ascii="Times New Roman" w:hAnsi="Times New Roman"/>
@@ -7390,6 +7978,7 @@
     <w:name w:val="Heading 1 Char"/>
     <w:basedOn w:val="11"/>
     <w:link w:val="2"/>
+    <w:qFormat/>
     <w:uiPriority w:val="9"/>
     <w:rPr>
       <w:rFonts w:ascii="Times New Roman" w:hAnsi="Times New Roman" w:eastAsiaTheme="majorEastAsia" w:cstheme="majorBidi"/>
@@ -7402,6 +7991,7 @@
     <w:name w:val="Heading 2 Char"/>
     <w:basedOn w:val="11"/>
     <w:link w:val="3"/>
+    <w:qFormat/>
     <w:uiPriority w:val="9"/>
     <w:rPr>
       <w:rFonts w:ascii="Times New Roman" w:hAnsi="Times New Roman" w:cs="Times New Roman"/>
@@ -7415,6 +8005,7 @@
     <w:name w:val="Heading 3 Char"/>
     <w:basedOn w:val="11"/>
     <w:link w:val="4"/>
+    <w:qFormat/>
     <w:uiPriority w:val="9"/>
     <w:rPr>
       <w:rFonts w:ascii="Times New Roman" w:hAnsi="Times New Roman" w:eastAsia="Arial" w:cs="Arial"/>
@@ -7448,6 +8039,7 @@
     <w:name w:val="2-Bulltet con Char"/>
     <w:basedOn w:val="11"/>
     <w:link w:val="30"/>
+    <w:qFormat/>
     <w:uiPriority w:val="0"/>
     <w:rPr>
       <w:rFonts w:ascii="Times New Roman" w:hAnsi="Times New Roman"/>
@@ -7696,6 +8288,7 @@
     <w:basedOn w:val="11"/>
     <w:link w:val="5"/>
     <w:semiHidden/>
+    <w:qFormat/>
     <w:uiPriority w:val="9"/>
     <w:rPr>
       <w:rFonts w:eastAsiaTheme="majorEastAsia" w:cstheme="majorBidi"/>
@@ -7713,6 +8306,7 @@
     <w:basedOn w:val="11"/>
     <w:link w:val="6"/>
     <w:semiHidden/>
+    <w:qFormat/>
     <w:uiPriority w:val="9"/>
     <w:rPr>
       <w:rFonts w:eastAsiaTheme="majorEastAsia" w:cstheme="majorBidi"/>
@@ -7728,6 +8322,7 @@
     <w:basedOn w:val="11"/>
     <w:link w:val="7"/>
     <w:semiHidden/>
+    <w:qFormat/>
     <w:uiPriority w:val="9"/>
     <w:rPr>
       <w:rFonts w:eastAsiaTheme="majorEastAsia" w:cstheme="majorBidi"/>
@@ -7753,6 +8348,7 @@
     <w:basedOn w:val="11"/>
     <w:link w:val="8"/>
     <w:semiHidden/>
+    <w:qFormat/>
     <w:uiPriority w:val="9"/>
     <w:rPr>
       <w:rFonts w:eastAsiaTheme="majorEastAsia" w:cstheme="majorBidi"/>
@@ -7776,6 +8372,7 @@
     <w:basedOn w:val="11"/>
     <w:link w:val="9"/>
     <w:semiHidden/>
+    <w:qFormat/>
     <w:uiPriority w:val="9"/>
     <w:rPr>
       <w:rFonts w:eastAsiaTheme="majorEastAsia" w:cstheme="majorBidi"/>
@@ -7801,6 +8398,7 @@
     <w:basedOn w:val="11"/>
     <w:link w:val="10"/>
     <w:semiHidden/>
+    <w:qFormat/>
     <w:uiPriority w:val="9"/>
     <w:rPr>
       <w:rFonts w:eastAsiaTheme="majorEastAsia" w:cstheme="majorBidi"/>
@@ -7823,6 +8421,7 @@
     <w:name w:val="Header Char"/>
     <w:basedOn w:val="11"/>
     <w:link w:val="14"/>
+    <w:qFormat/>
     <w:uiPriority w:val="99"/>
     <w:rPr>
       <w:rFonts w:ascii="Times New Roman" w:hAnsi="Times New Roman" w:cs="Times New Roman"/>
@@ -7836,6 +8435,7 @@
     <w:name w:val="Footer Char"/>
     <w:basedOn w:val="11"/>
     <w:link w:val="13"/>
+    <w:qFormat/>
     <w:uiPriority w:val="99"/>
     <w:rPr>
       <w:rFonts w:ascii="Times New Roman" w:hAnsi="Times New Roman" w:cs="Times New Roman"/>
@@ -7849,6 +8449,7 @@
     <w:name w:val="Title Char"/>
     <w:basedOn w:val="11"/>
     <w:link w:val="19"/>
+    <w:qFormat/>
     <w:uiPriority w:val="10"/>
     <w:rPr>
       <w:rFonts w:asciiTheme="majorHAnsi" w:hAnsiTheme="majorHAnsi" w:eastAsiaTheme="majorEastAsia" w:cstheme="majorBidi"/>
@@ -7864,6 +8465,7 @@
     <w:name w:val="Subtitle Char"/>
     <w:basedOn w:val="11"/>
     <w:link w:val="16"/>
+    <w:qFormat/>
     <w:uiPriority w:val="11"/>
     <w:rPr>
       <w:rFonts w:eastAsiaTheme="majorEastAsia" w:cstheme="majorBidi"/>
@@ -7913,6 +8515,7 @@
     <w:name w:val="Quote Char"/>
     <w:basedOn w:val="11"/>
     <w:link w:val="60"/>
+    <w:qFormat/>
     <w:uiPriority w:val="29"/>
     <w:rPr>
       <w:rFonts w:ascii="Times New Roman" w:hAnsi="Times New Roman" w:cs="Times New Roman"/>
@@ -7959,6 +8562,7 @@
     <w:name w:val="Intense Quote Char"/>
     <w:basedOn w:val="11"/>
     <w:link w:val="62"/>
+    <w:qFormat/>
     <w:uiPriority w:val="30"/>
     <w:rPr>
       <w:rFonts w:ascii="Times New Roman" w:hAnsi="Times New Roman" w:cs="Times New Roman"/>
@@ -8000,6 +8604,7 @@
     <w:basedOn w:val="11"/>
     <w:semiHidden/>
     <w:unhideWhenUsed/>
+    <w:qFormat/>
     <w:uiPriority w:val="99"/>
     <w:rPr>
       <w:color w:val="605E5C"/>
